--- a/SDS Document Code.docx
+++ b/SDS Document Code.docx
@@ -97,28 +97,12 @@
     </w:p>
     <w:p>
       <w:r>
-        <w:t xml:space="preserve">  usecase "Cancel Order\</w:t>
-      </w:r>
-      <w:proofErr w:type="gramStart"/>
-      <w:r>
-        <w:t>n(</w:t>
-      </w:r>
-      <w:proofErr w:type="gramEnd"/>
-      <w:r>
-        <w:t>within 5 min)" as UC3a</w:t>
-      </w:r>
-    </w:p>
-    <w:p>
-      <w:r>
-        <w:t xml:space="preserve">  usecase "Make Payment\</w:t>
-      </w:r>
-      <w:proofErr w:type="gramStart"/>
-      <w:r>
-        <w:t>n(</w:t>
-      </w:r>
-      <w:proofErr w:type="gramEnd"/>
-      <w:r>
-        <w:t>Card / Wallet / COD)" as UC4</w:t>
+        <w:t xml:space="preserve">  usecase "Cancel Order\n(within 5 min)" as UC3a</w:t>
+      </w:r>
+    </w:p>
+    <w:p>
+      <w:r>
+        <w:t xml:space="preserve">  usecase "Make Payment\n(Card / Wallet / COD)" as UC4</w:t>
       </w:r>
     </w:p>
     <w:p>
@@ -138,15 +122,7 @@
     </w:p>
     <w:p>
       <w:r>
-        <w:t xml:space="preserve">  usecase "Manage Wallet\</w:t>
-      </w:r>
-      <w:proofErr w:type="gramStart"/>
-      <w:r>
-        <w:t>n(</w:t>
-      </w:r>
-      <w:proofErr w:type="gramEnd"/>
-      <w:r>
-        <w:t>Add / Withdraw)" as UC8</w:t>
+        <w:t xml:space="preserve">  usecase "Manage Wallet\n(Add / Withdraw)" as UC8</w:t>
       </w:r>
     </w:p>
     <w:p>
@@ -182,15 +158,7 @@
     </w:p>
     <w:p>
       <w:r>
-        <w:t xml:space="preserve">  usecase "Follow Optimized Route\</w:t>
-      </w:r>
-      <w:proofErr w:type="gramStart"/>
-      <w:r>
-        <w:t>n(</w:t>
-      </w:r>
-      <w:proofErr w:type="gramEnd"/>
-      <w:r>
-        <w:t>Pickup &amp; Delivery)" as UC13</w:t>
+        <w:t xml:space="preserve">  usecase "Follow Optimized Route\n(Pickup &amp; Delivery)" as UC13</w:t>
       </w:r>
     </w:p>
     <w:p>
@@ -200,15 +168,7 @@
     </w:p>
     <w:p>
       <w:r>
-        <w:t xml:space="preserve">  usecase "Update Product Price / Stock\</w:t>
-      </w:r>
-      <w:proofErr w:type="gramStart"/>
-      <w:r>
-        <w:t>n(</w:t>
-      </w:r>
-      <w:proofErr w:type="gramEnd"/>
-      <w:r>
-        <w:t>At Shop)" as UC14</w:t>
+        <w:t xml:space="preserve">  usecase "Update Product Price / Stock\n(At Shop)" as UC14</w:t>
       </w:r>
     </w:p>
     <w:p>
@@ -223,15 +183,7 @@
     </w:p>
     <w:p>
       <w:r>
-        <w:t xml:space="preserve">  usecase "Report Incident\</w:t>
-      </w:r>
-      <w:proofErr w:type="gramStart"/>
-      <w:r>
-        <w:t>n(</w:t>
-      </w:r>
-      <w:proofErr w:type="gramEnd"/>
-      <w:r>
-        <w:t>Deviation, Vehicle, Health)" as UC17</w:t>
+        <w:t xml:space="preserve">  usecase "Report Incident\n(Deviation, Vehicle, Health)" as UC17</w:t>
       </w:r>
     </w:p>
     <w:p>
@@ -262,15 +214,7 @@
     </w:p>
     <w:p>
       <w:r>
-        <w:t xml:space="preserve">  usecase "Set Configuration\</w:t>
-      </w:r>
-      <w:proofErr w:type="gramStart"/>
-      <w:r>
-        <w:t>n(</w:t>
-      </w:r>
-      <w:proofErr w:type="gramEnd"/>
-      <w:r>
-        <w:t>Fees, Commissions, Timings)" as UC22</w:t>
+        <w:t xml:space="preserve">  usecase "Set Configuration\n(Fees, Commissions, Timings)" as UC22</w:t>
       </w:r>
     </w:p>
     <w:p>
@@ -280,15 +224,7 @@
     </w:p>
     <w:p>
       <w:r>
-        <w:t xml:space="preserve">  usecase "Monitor Live Map &amp; Routes\</w:t>
-      </w:r>
-      <w:proofErr w:type="gramStart"/>
-      <w:r>
-        <w:t>n(</w:t>
-      </w:r>
-      <w:proofErr w:type="gramEnd"/>
-      <w:r>
-        <w:t>Animate Order, Intervene)" as UC23a</w:t>
+        <w:t xml:space="preserve">  usecase "Monitor Live Map &amp; Routes\n(Animate Order, Intervene)" as UC23a</w:t>
       </w:r>
     </w:p>
     <w:p>
@@ -313,15 +249,7 @@
     </w:p>
     <w:p>
       <w:r>
-        <w:t xml:space="preserve">  usecase "Manage Rider Accounts\</w:t>
-      </w:r>
-      <w:proofErr w:type="gramStart"/>
-      <w:r>
-        <w:t>n(</w:t>
-      </w:r>
-      <w:proofErr w:type="gramEnd"/>
-      <w:r>
-        <w:t>Close, Fine)" as UC27</w:t>
+        <w:t xml:space="preserve">  usecase "Manage Rider Accounts\n(Close, Fine)" as UC27</w:t>
       </w:r>
     </w:p>
     <w:p>
@@ -469,15 +397,7 @@
     </w:p>
     <w:p>
       <w:r>
-        <w:t>R --&gt; UC</w:t>
-      </w:r>
-      <w:proofErr w:type="gramStart"/>
-      <w:r>
-        <w:t>2 :</w:t>
-      </w:r>
-      <w:proofErr w:type="gramEnd"/>
-      <w:r>
-        <w:t xml:space="preserve"> "(Login)"</w:t>
+        <w:t>R --&gt; UC2 : "(Login)"</w:t>
       </w:r>
     </w:p>
     <w:p/>
@@ -559,15 +479,7 @@
     </w:p>
     <w:p>
       <w:r>
-        <w:t>CL --&gt; UC</w:t>
-      </w:r>
-      <w:proofErr w:type="gramStart"/>
-      <w:r>
-        <w:t>2 :</w:t>
-      </w:r>
-      <w:proofErr w:type="gramEnd"/>
-      <w:r>
-        <w:t xml:space="preserve"> "(Login)"</w:t>
+        <w:t>CL --&gt; UC2 : "(Login)"</w:t>
       </w:r>
     </w:p>
     <w:p/>
@@ -578,145 +490,57 @@
     </w:p>
     <w:p>
       <w:r>
-        <w:t xml:space="preserve">UC4 --&gt; </w:t>
-      </w:r>
-      <w:proofErr w:type="gramStart"/>
-      <w:r>
-        <w:t>PG :</w:t>
-      </w:r>
-      <w:proofErr w:type="gramEnd"/>
-      <w:r>
-        <w:t xml:space="preserve"> "Tokenize / Process"</w:t>
-      </w:r>
-    </w:p>
-    <w:p>
-      <w:r>
-        <w:t xml:space="preserve">UC13 --&gt; </w:t>
-      </w:r>
-      <w:proofErr w:type="gramStart"/>
-      <w:r>
-        <w:t>GM :</w:t>
-      </w:r>
-      <w:proofErr w:type="gramEnd"/>
-      <w:r>
-        <w:t xml:space="preserve"> "Route Calculation"</w:t>
-      </w:r>
-    </w:p>
-    <w:p>
-      <w:r>
-        <w:t xml:space="preserve">UC5 --&gt; </w:t>
-      </w:r>
-      <w:proofErr w:type="gramStart"/>
-      <w:r>
-        <w:t>GM :</w:t>
-      </w:r>
-      <w:proofErr w:type="gramEnd"/>
-      <w:r>
-        <w:t xml:space="preserve"> "Live Tracking"</w:t>
-      </w:r>
-    </w:p>
-    <w:p>
-      <w:r>
-        <w:t xml:space="preserve">UC19 --&gt; </w:t>
-      </w:r>
-      <w:proofErr w:type="gramStart"/>
-      <w:r>
-        <w:t>GM :</w:t>
-      </w:r>
-      <w:proofErr w:type="gramEnd"/>
-      <w:r>
-        <w:t xml:space="preserve"> "Geocoding / Reachability"</w:t>
-      </w:r>
-    </w:p>
-    <w:p>
-      <w:r>
-        <w:t xml:space="preserve">UC2 --&gt; </w:t>
-      </w:r>
-      <w:proofErr w:type="gramStart"/>
-      <w:r>
-        <w:t>NS :</w:t>
-      </w:r>
-      <w:proofErr w:type="gramEnd"/>
-      <w:r>
-        <w:t xml:space="preserve"> "Send OTP / Email"</w:t>
-      </w:r>
-    </w:p>
-    <w:p>
-      <w:r>
-        <w:t xml:space="preserve">UC4 --&gt; </w:t>
-      </w:r>
-      <w:proofErr w:type="gramStart"/>
-      <w:r>
-        <w:t>NS :</w:t>
-      </w:r>
-      <w:proofErr w:type="gramEnd"/>
-      <w:r>
-        <w:t xml:space="preserve"> "Payment Receipt"</w:t>
-      </w:r>
-    </w:p>
-    <w:p>
-      <w:r>
-        <w:t xml:space="preserve">UC5 --&gt; </w:t>
-      </w:r>
-      <w:proofErr w:type="gramStart"/>
-      <w:r>
-        <w:t>NS :</w:t>
-      </w:r>
-      <w:proofErr w:type="gramEnd"/>
-      <w:r>
-        <w:t xml:space="preserve"> "Status Notifications"</w:t>
-      </w:r>
-    </w:p>
-    <w:p>
-      <w:r>
-        <w:t xml:space="preserve">UC6 --&gt; </w:t>
-      </w:r>
-      <w:proofErr w:type="gramStart"/>
-      <w:r>
-        <w:t>CS :</w:t>
-      </w:r>
-      <w:proofErr w:type="gramEnd"/>
-      <w:r>
-        <w:t xml:space="preserve"> "Upload Images"</w:t>
-      </w:r>
-    </w:p>
-    <w:p>
-      <w:r>
-        <w:t xml:space="preserve">UC11 --&gt; </w:t>
-      </w:r>
-      <w:proofErr w:type="gramStart"/>
-      <w:r>
-        <w:t>CS :</w:t>
-      </w:r>
-      <w:proofErr w:type="gramEnd"/>
-      <w:r>
-        <w:t xml:space="preserve"> "Upload ID / Vehicle Images"</w:t>
-      </w:r>
-    </w:p>
-    <w:p>
-      <w:r>
-        <w:t xml:space="preserve">UC14 --&gt; </w:t>
-      </w:r>
-      <w:proofErr w:type="gramStart"/>
-      <w:r>
-        <w:t>CS :</w:t>
-      </w:r>
-      <w:proofErr w:type="gramEnd"/>
-      <w:r>
-        <w:t xml:space="preserve"> "Upload Bill Image"</w:t>
-      </w:r>
-    </w:p>
-    <w:p>
-      <w:r>
-        <w:t xml:space="preserve">UC24 --&gt; </w:t>
-      </w:r>
-      <w:proofErr w:type="gramStart"/>
-      <w:r>
-        <w:t>CS :</w:t>
-      </w:r>
-      <w:proofErr w:type="gramEnd"/>
-      <w:r>
-        <w:t xml:space="preserve"> "View Complaint Images"</w:t>
+        <w:t>UC4 --&gt; PG : "Tokenize / Process"</w:t>
+      </w:r>
+    </w:p>
+    <w:p>
+      <w:r>
+        <w:t>UC13 --&gt; GM : "Route Calculation"</w:t>
+      </w:r>
+    </w:p>
+    <w:p>
+      <w:r>
+        <w:t>UC5 --&gt; GM : "Live Tracking"</w:t>
+      </w:r>
+    </w:p>
+    <w:p>
+      <w:r>
+        <w:t>UC19 --&gt; GM : "Geocoding / Reachability"</w:t>
+      </w:r>
+    </w:p>
+    <w:p>
+      <w:r>
+        <w:t>UC2 --&gt; NS : "Send OTP / Email"</w:t>
+      </w:r>
+    </w:p>
+    <w:p>
+      <w:r>
+        <w:t>UC4 --&gt; NS : "Payment Receipt"</w:t>
+      </w:r>
+    </w:p>
+    <w:p>
+      <w:r>
+        <w:t>UC5 --&gt; NS : "Status Notifications"</w:t>
+      </w:r>
+    </w:p>
+    <w:p>
+      <w:r>
+        <w:t>UC6 --&gt; CS : "Upload Images"</w:t>
+      </w:r>
+    </w:p>
+    <w:p>
+      <w:r>
+        <w:t>UC11 --&gt; CS : "Upload ID / Vehicle Images"</w:t>
+      </w:r>
+    </w:p>
+    <w:p>
+      <w:r>
+        <w:t>UC14 --&gt; CS : "Upload Bill Image"</w:t>
+      </w:r>
+    </w:p>
+    <w:p>
+      <w:r>
+        <w:t>UC24 --&gt; CS : "View Complaint Images"</w:t>
       </w:r>
     </w:p>
     <w:p>
@@ -759,13 +583,8 @@
       </w:r>
     </w:p>
     <w:p>
-      <w:proofErr w:type="gramStart"/>
-      <w:r>
-        <w:t>!theme</w:t>
-      </w:r>
-      <w:proofErr w:type="gramEnd"/>
-      <w:r>
-        <w:t xml:space="preserve"> plain</w:t>
+      <w:r>
+        <w:t>!theme plain</w:t>
       </w:r>
     </w:p>
     <w:p>
@@ -842,15 +661,7 @@
     </w:p>
     <w:p>
       <w:r>
-        <w:t xml:space="preserve">    Gateway -&gt; ClientSvc: </w:t>
-      </w:r>
-      <w:proofErr w:type="gramStart"/>
-      <w:r>
-        <w:t>getActiveRiderAgreement(</w:t>
-      </w:r>
-      <w:proofErr w:type="gramEnd"/>
-      <w:r>
-        <w:t>)</w:t>
+        <w:t xml:space="preserve">    Gateway -&gt; ClientSvc: getActiveRiderAgreement()</w:t>
       </w:r>
     </w:p>
     <w:p>
@@ -875,15 +686,7 @@
     </w:p>
     <w:p>
       <w:r>
-        <w:t xml:space="preserve">    App --&gt; Rider: Display form with fields:\n- Full Name, Address, WhatsApp Number\n- Vehicle Full Name+Model, Plate Number\n- Fuel Consumption (litres/</w:t>
-      </w:r>
-      <w:proofErr w:type="gramStart"/>
-      <w:r>
-        <w:t>km)\</w:t>
-      </w:r>
-      <w:proofErr w:type="gramEnd"/>
-      <w:r>
-        <w:t>n- Vehicle Picture, ID Card (both sides), Rider Image\n- Email, Password\n- Age Confirmation (checkbox / ID parsing, NFR-19)\nand active Rider Agreement (FR-CL-33)</w:t>
+        <w:t xml:space="preserve">    App --&gt; Rider: Display form with fields:\n- Full Name, Address, WhatsApp Number\n- Vehicle Full Name+Model, Plate Number\n- Fuel Consumption (litres/km)\n- Vehicle Picture, ID Card (both sides), Rider Image\n- Email, Password\n- Age Confirmation (checkbox / ID parsing, NFR-19)\nand active Rider Agreement (FR-CL-33)</w:t>
       </w:r>
     </w:p>
     <w:p/>
@@ -900,15 +703,7 @@
     </w:p>
     <w:p>
       <w:r>
-        <w:t xml:space="preserve">    note right of App: Validate:\n- Email format, password strength (SEC-</w:t>
-      </w:r>
-      <w:proofErr w:type="gramStart"/>
-      <w:r>
-        <w:t>07)\</w:t>
-      </w:r>
-      <w:proofErr w:type="gramEnd"/>
-      <w:r>
-        <w:t>n- Fuel consumption &gt; 0 (FR-R-01)\n- Image formats (JPEG/PNG) &amp; size limits</w:t>
+        <w:t xml:space="preserve">    note right of App: Validate:\n- Email format, password strength (SEC-07)\n- Fuel consumption &gt; 0 (FR-R-01)\n- Image formats (JPEG/PNG) &amp; size limits</w:t>
       </w:r>
     </w:p>
     <w:p>
@@ -1036,15 +831,7 @@
     </w:p>
     <w:p>
       <w:r>
-        <w:t xml:space="preserve">    RiderSvc -&gt; Storage: </w:t>
-      </w:r>
-      <w:proofErr w:type="gramStart"/>
-      <w:r>
-        <w:t>uploadImages(</w:t>
-      </w:r>
-      <w:proofErr w:type="gramEnd"/>
-      <w:r>
-        <w:t>vehicle, ID card, rider photo)</w:t>
+        <w:t xml:space="preserve">    RiderSvc -&gt; Storage: uploadImages(vehicle, ID card, rider photo)</w:t>
       </w:r>
     </w:p>
     <w:p>
@@ -1151,15 +938,7 @@
     </w:p>
     <w:p>
       <w:r>
-        <w:t xml:space="preserve">    RiderSvc -&gt; ClientSvc: </w:t>
-      </w:r>
-      <w:proofErr w:type="gramStart"/>
-      <w:r>
-        <w:t>logAction(</w:t>
-      </w:r>
-      <w:proofErr w:type="gramEnd"/>
-      <w:r>
-        <w:t>"RIDER_APPLICATION_SUBMITTED", riderId)</w:t>
+        <w:t xml:space="preserve">    RiderSvc -&gt; ClientSvc: logAction("RIDER_APPLICATION_SUBMITTED", riderId)</w:t>
       </w:r>
     </w:p>
     <w:p>
@@ -1185,15 +964,7 @@
     </w:p>
     <w:p>
       <w:r>
-        <w:t xml:space="preserve">    RiderSvc -&gt; NotifySvc: </w:t>
-      </w:r>
-      <w:proofErr w:type="gramStart"/>
-      <w:r>
-        <w:t>sendEmail(</w:t>
-      </w:r>
-      <w:proofErr w:type="gramEnd"/>
-      <w:r>
-        <w:t>to=Rider, template="application_received")</w:t>
+        <w:t xml:space="preserve">    RiderSvc -&gt; NotifySvc: sendEmail(to=Rider, template="application_received")</w:t>
       </w:r>
     </w:p>
     <w:p>
@@ -1214,15 +985,7 @@
     <w:p/>
     <w:p>
       <w:r>
-        <w:t xml:space="preserve">    RiderSvc -&gt; NotifySvc: </w:t>
-      </w:r>
-      <w:proofErr w:type="gramStart"/>
-      <w:r>
-        <w:t>sendNotification(</w:t>
-      </w:r>
-      <w:proofErr w:type="gramEnd"/>
-      <w:r>
-        <w:t>to=All Clients,\n"New rider application from [Name] is pending approval.")</w:t>
+        <w:t xml:space="preserve">    RiderSvc -&gt; NotifySvc: sendNotification(to=All Clients,\n"New rider application from [Name] is pending approval.")</w:t>
       </w:r>
     </w:p>
     <w:p>
@@ -1311,15 +1074,7 @@
     <w:p>
       <w:r>
         <w:lastRenderedPageBreak/>
-        <w:t xml:space="preserve">    Gateway -&gt; RiderSvc: </w:t>
-      </w:r>
-      <w:proofErr w:type="gramStart"/>
-      <w:r>
-        <w:t>getPendingRiders(</w:t>
-      </w:r>
-      <w:proofErr w:type="gramEnd"/>
-      <w:r>
-        <w:t>)</w:t>
+        <w:t xml:space="preserve">    Gateway -&gt; RiderSvc: getPendingRiders()</w:t>
       </w:r>
     </w:p>
     <w:p>
@@ -1437,15 +1192,7 @@
     </w:p>
     <w:p>
       <w:r>
-        <w:t xml:space="preserve">        Gateway -&gt; RiderSvc: </w:t>
-      </w:r>
-      <w:proofErr w:type="gramStart"/>
-      <w:r>
-        <w:t>approveRider(</w:t>
-      </w:r>
-      <w:proofErr w:type="gramEnd"/>
-      <w:r>
-        <w:t>riderId, clientId, fixedMileage)</w:t>
+        <w:t xml:space="preserve">        Gateway -&gt; RiderSvc: approveRider(riderId, clientId, fixedMileage)</w:t>
       </w:r>
     </w:p>
     <w:p>
@@ -1461,15 +1208,7 @@
     <w:p>
       <w:r>
         <w:lastRenderedPageBreak/>
-        <w:t xml:space="preserve">        RiderSvc -&gt; RiderSvc: Update status = APPROVED, approved_at = </w:t>
-      </w:r>
-      <w:proofErr w:type="gramStart"/>
-      <w:r>
-        <w:t>NOW(</w:t>
-      </w:r>
-      <w:proofErr w:type="gramEnd"/>
-      <w:r>
-        <w:t>), approved_by = clientId</w:t>
+        <w:t xml:space="preserve">        RiderSvc -&gt; RiderSvc: Update status = APPROVED, approved_at = NOW(), approved_by = clientId</w:t>
       </w:r>
     </w:p>
     <w:p>
@@ -1485,15 +1224,7 @@
     </w:p>
     <w:p>
       <w:r>
-        <w:t xml:space="preserve">        RiderSvc -&gt; ClientSvc: </w:t>
-      </w:r>
-      <w:proofErr w:type="gramStart"/>
-      <w:r>
-        <w:t>logAction(</w:t>
-      </w:r>
-      <w:proofErr w:type="gramEnd"/>
-      <w:r>
-        <w:t>"RIDER_APPROVED", clientId, riderId, fixedMileage)</w:t>
+        <w:t xml:space="preserve">        RiderSvc -&gt; ClientSvc: logAction("RIDER_APPROVED", clientId, riderId, fixedMileage)</w:t>
       </w:r>
     </w:p>
     <w:p>
@@ -1519,15 +1250,7 @@
     </w:p>
     <w:p>
       <w:r>
-        <w:t xml:space="preserve">        RiderSvc -&gt; NotifySvc: </w:t>
-      </w:r>
-      <w:proofErr w:type="gramStart"/>
-      <w:r>
-        <w:t>sendEmail(</w:t>
-      </w:r>
-      <w:proofErr w:type="gramEnd"/>
-      <w:r>
-        <w:t>to=Rider, template="rider_approved")</w:t>
+        <w:t xml:space="preserve">        RiderSvc -&gt; NotifySvc: sendEmail(to=Rider, template="rider_approved")</w:t>
       </w:r>
     </w:p>
     <w:p>
@@ -1594,15 +1317,7 @@
     </w:p>
     <w:p>
       <w:r>
-        <w:t xml:space="preserve">        Gateway -&gt; RiderSvc: </w:t>
-      </w:r>
-      <w:proofErr w:type="gramStart"/>
-      <w:r>
-        <w:t>rejectRider(</w:t>
-      </w:r>
-      <w:proofErr w:type="gramEnd"/>
-      <w:r>
-        <w:t>riderId, clientId, reason)</w:t>
+        <w:t xml:space="preserve">        Gateway -&gt; RiderSvc: rejectRider(riderId, clientId, reason)</w:t>
       </w:r>
     </w:p>
     <w:p>
@@ -1623,15 +1338,7 @@
     </w:p>
     <w:p>
       <w:r>
-        <w:t xml:space="preserve">        RiderSvc -&gt; ClientSvc: </w:t>
-      </w:r>
-      <w:proofErr w:type="gramStart"/>
-      <w:r>
-        <w:t>logAction(</w:t>
-      </w:r>
-      <w:proofErr w:type="gramEnd"/>
-      <w:r>
-        <w:t>"RIDER_REJECTED", clientId, riderId, reason)</w:t>
+        <w:t xml:space="preserve">        RiderSvc -&gt; ClientSvc: logAction("RIDER_REJECTED", clientId, riderId, reason)</w:t>
       </w:r>
     </w:p>
     <w:p>
@@ -1657,15 +1364,7 @@
     </w:p>
     <w:p>
       <w:r>
-        <w:t xml:space="preserve">        RiderSvc -&gt; NotifySvc: </w:t>
-      </w:r>
-      <w:proofErr w:type="gramStart"/>
-      <w:r>
-        <w:t>sendEmail(</w:t>
-      </w:r>
-      <w:proofErr w:type="gramEnd"/>
-      <w:r>
-        <w:t>to=Rider, template="rider_rejected", reason=reason)</w:t>
+        <w:t xml:space="preserve">        RiderSvc -&gt; NotifySvc: sendEmail(to=Rider, template="rider_rejected", reason=reason)</w:t>
       </w:r>
     </w:p>
     <w:p>
@@ -1712,15 +1411,7 @@
     <w:p/>
     <w:p>
       <w:r>
-        <w:t xml:space="preserve">        note over NotifySvc: Email: "We regret to inform you that your rider application has not been approved."\</w:t>
-      </w:r>
-      <w:proofErr w:type="gramStart"/>
-      <w:r>
-        <w:t>n(</w:t>
-      </w:r>
-      <w:proofErr w:type="gramEnd"/>
-      <w:r>
-        <w:t>Reason included if provided)</w:t>
+        <w:t xml:space="preserve">        note over NotifySvc: Email: "We regret to inform you that your rider application has not been approved."\n(Reason included if provided)</w:t>
       </w:r>
     </w:p>
     <w:p>
@@ -1827,13 +1518,8 @@
       </w:r>
     </w:p>
     <w:p>
-      <w:proofErr w:type="gramStart"/>
-      <w:r>
-        <w:t>!theme</w:t>
-      </w:r>
-      <w:proofErr w:type="gramEnd"/>
-      <w:r>
-        <w:t xml:space="preserve"> plain</w:t>
+      <w:r>
+        <w:t>!theme plain</w:t>
       </w:r>
     </w:p>
     <w:p>
@@ -1900,15 +1586,7 @@
     </w:p>
     <w:p>
       <w:r>
-        <w:t xml:space="preserve">    Rider -&gt; App: Opens "Available Orders" screen\</w:t>
-      </w:r>
-      <w:proofErr w:type="gramStart"/>
-      <w:r>
-        <w:t>n(</w:t>
-      </w:r>
-      <w:proofErr w:type="gramEnd"/>
-      <w:r>
-        <w:t>Trigger: manual or push notification FR-RA-01/02)</w:t>
+        <w:t xml:space="preserve">    Rider -&gt; App: Opens "Available Orders" screen\n(Trigger: manual or push notification FR-RA-01/02)</w:t>
       </w:r>
     </w:p>
     <w:p>
@@ -2019,15 +1697,7 @@
     <w:p/>
     <w:p>
       <w:r>
-        <w:t xml:space="preserve">    DispatchSvc -&gt; OrderSvc: </w:t>
-      </w:r>
-      <w:proofErr w:type="gramStart"/>
-      <w:r>
-        <w:t>getEligibleOrders(</w:t>
-      </w:r>
-      <w:proofErr w:type="gramEnd"/>
-      <w:r>
-        <w:t>baseId, currentTime, closeTime)</w:t>
+        <w:t xml:space="preserve">    DispatchSvc -&gt; OrderSvc: getEligibleOrders(baseId, currentTime, closeTime)</w:t>
       </w:r>
     </w:p>
     <w:p>
@@ -2064,15 +1734,7 @@
     </w:p>
     <w:p>
       <w:r>
-        <w:t xml:space="preserve">    note right of DispatchSvc: Includes escalated orders\n(FR-RA-02) after 15 min\</w:t>
-      </w:r>
-      <w:proofErr w:type="gramStart"/>
-      <w:r>
-        <w:t>n(</w:t>
-      </w:r>
-      <w:proofErr w:type="gramEnd"/>
-      <w:r>
-        <w:t>standard + hidden fees)</w:t>
+        <w:t xml:space="preserve">    note right of DispatchSvc: Includes escalated orders\n(FR-RA-02) after 15 min\n(standard + hidden fees)</w:t>
       </w:r>
     </w:p>
     <w:p/>
@@ -2125,15 +1787,7 @@
     </w:p>
     <w:p>
       <w:r>
-        <w:t xml:space="preserve">    Gateway -&gt; DispatchSvc: </w:t>
-      </w:r>
-      <w:proofErr w:type="gramStart"/>
-      <w:r>
-        <w:t>previewTripSelection(</w:t>
-      </w:r>
-      <w:proofErr w:type="gramEnd"/>
-      <w:r>
-        <w:t>riderId, orderIds)</w:t>
+        <w:t xml:space="preserve">    Gateway -&gt; DispatchSvc: previewTripSelection(riderId, orderIds)</w:t>
       </w:r>
     </w:p>
     <w:p>
@@ -2268,15 +1922,7 @@
     </w:p>
     <w:p>
       <w:r>
-        <w:t xml:space="preserve">    DispatchSvc -&gt; TripSvc: </w:t>
-      </w:r>
-      <w:proofErr w:type="gramStart"/>
-      <w:r>
-        <w:t>calculateRoute(</w:t>
-      </w:r>
-      <w:proofErr w:type="gramEnd"/>
-      <w:r>
-        <w:t>riderId, orderIds, shopLocations, deliveryLocations)</w:t>
+        <w:t xml:space="preserve">    DispatchSvc -&gt; TripSvc: calculateRoute(riderId, orderIds, shopLocations, deliveryLocations)</w:t>
       </w:r>
     </w:p>
     <w:p>
@@ -2313,15 +1959,7 @@
     <w:p/>
     <w:p>
       <w:r>
-        <w:t xml:space="preserve">    TripSvc -&gt; GMaps: </w:t>
-      </w:r>
-      <w:proofErr w:type="gramStart"/>
-      <w:r>
-        <w:t>getOptimizedRoute(</w:t>
-      </w:r>
-      <w:proofErr w:type="gramEnd"/>
-      <w:r>
-        <w:t>waypoints: shops + customers)</w:t>
+        <w:t xml:space="preserve">    TripSvc -&gt; GMaps: getOptimizedRoute(waypoints: shops + customers)</w:t>
       </w:r>
     </w:p>
     <w:p>
@@ -2462,15 +2100,7 @@
     </w:p>
     <w:p>
       <w:r>
-        <w:t xml:space="preserve">    TripSvc -&gt; TripSvc: Calculate total </w:t>
-      </w:r>
-      <w:proofErr w:type="gramStart"/>
-      <w:r>
-        <w:t>profit:\n(</w:t>
-      </w:r>
-      <w:proofErr w:type="gramEnd"/>
-      <w:r>
-        <w:t>Standard Delivery Fees + Commission + Hidden Fees) – Fuel Cost (FR-CL-19)</w:t>
+        <w:t xml:space="preserve">    TripSvc -&gt; TripSvc: Calculate total profit:\n(Standard Delivery Fees + Commission + Hidden Fees) – Fuel Cost (FR-CL-19)</w:t>
       </w:r>
     </w:p>
     <w:p/>
@@ -2523,15 +2153,7 @@
     </w:p>
     <w:p>
       <w:r>
-        <w:t xml:space="preserve">    Gateway -&gt; DispatchSvc: </w:t>
-      </w:r>
-      <w:proofErr w:type="gramStart"/>
-      <w:r>
-        <w:t>acceptTrip(</w:t>
-      </w:r>
-      <w:proofErr w:type="gramEnd"/>
-      <w:r>
-        <w:t>riderId, orderIds)</w:t>
+        <w:t xml:space="preserve">    Gateway -&gt; DispatchSvc: acceptTrip(riderId, orderIds)</w:t>
       </w:r>
     </w:p>
     <w:p>
@@ -2547,15 +2169,7 @@
     </w:p>
     <w:p>
       <w:r>
-        <w:t xml:space="preserve">    DispatchSvc -&gt; OrderSvc: </w:t>
-      </w:r>
-      <w:proofErr w:type="gramStart"/>
-      <w:r>
-        <w:t>lockOrdersToRider(</w:t>
-      </w:r>
-      <w:proofErr w:type="gramEnd"/>
-      <w:r>
-        <w:t>orderIds, riderId)</w:t>
+        <w:t xml:space="preserve">    DispatchSvc -&gt; OrderSvc: lockOrdersToRider(orderIds, riderId)</w:t>
       </w:r>
     </w:p>
     <w:p>
@@ -2582,15 +2196,7 @@
     <w:p/>
     <w:p>
       <w:r>
-        <w:t xml:space="preserve">    DispatchSvc -&gt; RiderSvc: </w:t>
-      </w:r>
-      <w:proofErr w:type="gramStart"/>
-      <w:r>
-        <w:t>updateCarriedCash(</w:t>
-      </w:r>
-      <w:proofErr w:type="gramEnd"/>
-      <w:r>
-        <w:t>riderId, totalCOD)</w:t>
+        <w:t xml:space="preserve">    DispatchSvc -&gt; RiderSvc: updateCarriedCash(riderId, totalCOD)</w:t>
       </w:r>
     </w:p>
     <w:p>
@@ -2612,15 +2218,7 @@
     <w:p/>
     <w:p>
       <w:r>
-        <w:t xml:space="preserve">    DispatchSvc -&gt; TripSvc: </w:t>
-      </w:r>
-      <w:proofErr w:type="gramStart"/>
-      <w:r>
-        <w:t>createTrip(</w:t>
-      </w:r>
-      <w:proofErr w:type="gramEnd"/>
-      <w:r>
-        <w:t>riderId, orderIds, routeDetails, fuelCost, profit)</w:t>
+        <w:t xml:space="preserve">    DispatchSvc -&gt; TripSvc: createTrip(riderId, orderIds, routeDetails, fuelCost, profit)</w:t>
       </w:r>
     </w:p>
     <w:p>
@@ -2656,15 +2254,7 @@
     </w:p>
     <w:p>
       <w:r>
-        <w:t xml:space="preserve">    DispatchSvc -&gt; ClientSvc: </w:t>
-      </w:r>
-      <w:proofErr w:type="gramStart"/>
-      <w:r>
-        <w:t>logAction(</w:t>
-      </w:r>
-      <w:proofErr w:type="gramEnd"/>
-      <w:r>
-        <w:t>"TRIP_ACCEPTED", riderId, orderIds, timestamp)</w:t>
+        <w:t xml:space="preserve">    DispatchSvc -&gt; ClientSvc: logAction("TRIP_ACCEPTED", riderId, orderIds, timestamp)</w:t>
       </w:r>
     </w:p>
     <w:p>
@@ -2830,13 +2420,8 @@
       </w:r>
     </w:p>
     <w:p>
-      <w:proofErr w:type="gramStart"/>
-      <w:r>
-        <w:t>!theme</w:t>
-      </w:r>
-      <w:proofErr w:type="gramEnd"/>
-      <w:r>
-        <w:t xml:space="preserve"> plain</w:t>
+      <w:r>
+        <w:t>!theme plain</w:t>
       </w:r>
     </w:p>
     <w:p>
@@ -2960,15 +2545,7 @@
     <w:p/>
     <w:p>
       <w:r>
-        <w:t xml:space="preserve">    loop </w:t>
-      </w:r>
-      <w:proofErr w:type="gramStart"/>
-      <w:r>
-        <w:t>For</w:t>
-      </w:r>
-      <w:proofErr w:type="gramEnd"/>
-      <w:r>
-        <w:t xml:space="preserve"> each stop in sequence</w:t>
+        <w:t xml:space="preserve">    loop For each stop in sequence</w:t>
       </w:r>
     </w:p>
     <w:p>
@@ -2983,15 +2560,7 @@
     </w:p>
     <w:p>
       <w:r>
-        <w:t xml:space="preserve">            note over App, TripSvc: Fuel cost accumulates for this leg (FR-CL-</w:t>
-      </w:r>
-      <w:proofErr w:type="gramStart"/>
-      <w:r>
-        <w:t>26)\</w:t>
-      </w:r>
-      <w:proofErr w:type="gramEnd"/>
-      <w:r>
-        <w:t>nNot shown to Rider (FR-R-08)</w:t>
+        <w:t xml:space="preserve">            note over App, TripSvc: Fuel cost accumulates for this leg (FR-CL-26)\nNot shown to Rider (FR-R-08)</w:t>
       </w:r>
     </w:p>
     <w:p/>
@@ -3007,15 +2576,7 @@
     </w:p>
     <w:p>
       <w:r>
-        <w:t xml:space="preserve">            Gateway -&gt; TripSvc: </w:t>
-      </w:r>
-      <w:proofErr w:type="gramStart"/>
-      <w:r>
-        <w:t>getShopChecklist(</w:t>
-      </w:r>
-      <w:proofErr w:type="gramEnd"/>
-      <w:r>
-        <w:t>tripId, shopId)</w:t>
+        <w:t xml:space="preserve">            Gateway -&gt; TripSvc: getShopChecklist(tripId, shopId)</w:t>
       </w:r>
     </w:p>
     <w:p>
@@ -3025,15 +2586,7 @@
     </w:p>
     <w:p>
       <w:r>
-        <w:t xml:space="preserve">            TripSvc -&gt; OrderSvc: </w:t>
-      </w:r>
-      <w:proofErr w:type="gramStart"/>
-      <w:r>
-        <w:t>getExpectedBill(</w:t>
-      </w:r>
-      <w:proofErr w:type="gramEnd"/>
-      <w:r>
-        <w:t>shopId, orderIds)</w:t>
+        <w:t xml:space="preserve">            TripSvc -&gt; OrderSvc: getExpectedBill(shopId, orderIds)</w:t>
       </w:r>
     </w:p>
     <w:p>
@@ -3095,15 +2648,7 @@
     </w:p>
     <w:p>
       <w:r>
-        <w:t xml:space="preserve">                Gateway -&gt; TripSvc: </w:t>
-      </w:r>
-      <w:proofErr w:type="gramStart"/>
-      <w:r>
-        <w:t>markShopComplete(</w:t>
-      </w:r>
-      <w:proofErr w:type="gramEnd"/>
-      <w:r>
-        <w:t>tripId, shopId)</w:t>
+        <w:t xml:space="preserve">                Gateway -&gt; TripSvc: markShopComplete(tripId, shopId)</w:t>
       </w:r>
     </w:p>
     <w:p>
@@ -3148,15 +2693,7 @@
     </w:p>
     <w:p>
       <w:r>
-        <w:t xml:space="preserve">                Gateway -&gt; TripSvc: </w:t>
-      </w:r>
-      <w:proofErr w:type="gramStart"/>
-      <w:r>
-        <w:t>handleUnavailableProduct(</w:t>
-      </w:r>
-      <w:proofErr w:type="gramEnd"/>
-      <w:r>
-        <w:t>tripId, productId, shopId)</w:t>
+        <w:t xml:space="preserve">                Gateway -&gt; TripSvc: handleUnavailableProduct(tripId, productId, shopId)</w:t>
       </w:r>
     </w:p>
     <w:p>
@@ -3166,15 +2703,7 @@
     </w:p>
     <w:p>
       <w:r>
-        <w:t xml:space="preserve">                TripSvc -&gt; OrderSvc: </w:t>
-      </w:r>
-      <w:proofErr w:type="gramStart"/>
-      <w:r>
-        <w:t>findAlternativeShop(</w:t>
-      </w:r>
-      <w:proofErr w:type="gramEnd"/>
-      <w:r>
-        <w:t>productId, orderIds, costLimit)</w:t>
+        <w:t xml:space="preserve">                TripSvc -&gt; OrderSvc: findAlternativeShop(productId, orderIds, costLimit)</w:t>
       </w:r>
     </w:p>
     <w:p>
@@ -3214,15 +2743,7 @@
     </w:p>
     <w:p>
       <w:r>
-        <w:t xml:space="preserve">                    TripSvc -&gt; GMaps: </w:t>
-      </w:r>
-      <w:proofErr w:type="gramStart"/>
-      <w:r>
-        <w:t>getOptimizedRoute(</w:t>
-      </w:r>
-      <w:proofErr w:type="gramEnd"/>
-      <w:r>
-        <w:t>updated waypoints)</w:t>
+        <w:t xml:space="preserve">                    TripSvc -&gt; GMaps: getOptimizedRoute(updated waypoints)</w:t>
       </w:r>
     </w:p>
     <w:p>
@@ -3268,15 +2789,7 @@
     </w:p>
     <w:p>
       <w:r>
-        <w:t xml:space="preserve">                    TripSvc -&gt; OrderSvc: </w:t>
-      </w:r>
-      <w:proofErr w:type="gramStart"/>
-      <w:r>
-        <w:t>updateOrderRemoveProduct(</w:t>
-      </w:r>
-      <w:proofErr w:type="gramEnd"/>
-      <w:r>
-        <w:t>orderId, productId)</w:t>
+        <w:t xml:space="preserve">                    TripSvc -&gt; OrderSvc: updateOrderRemoveProduct(orderId, productId)</w:t>
       </w:r>
     </w:p>
     <w:p>
@@ -3296,15 +2809,7 @@
     </w:p>
     <w:p>
       <w:r>
-        <w:t xml:space="preserve">                    TripSvc -&gt; NotifySvc: </w:t>
-      </w:r>
-      <w:proofErr w:type="gramStart"/>
-      <w:r>
-        <w:t>sendNotification(</w:t>
-      </w:r>
-      <w:proofErr w:type="gramEnd"/>
-      <w:r>
-        <w:t>customerId, "Product unavailable, removed from order") (FR-C-24)</w:t>
+        <w:t xml:space="preserve">                    TripSvc -&gt; NotifySvc: sendNotification(customerId, "Product unavailable, removed from order") (FR-C-24)</w:t>
       </w:r>
     </w:p>
     <w:p>
@@ -3329,15 +2834,7 @@
     </w:p>
     <w:p>
       <w:r>
-        <w:t xml:space="preserve">                    TripSvc -&gt; GMaps: </w:t>
-      </w:r>
-      <w:proofErr w:type="gramStart"/>
-      <w:r>
-        <w:t>getOptimizedRoute(</w:t>
-      </w:r>
-      <w:proofErr w:type="gramEnd"/>
-      <w:r>
-        <w:t>updated waypoints)</w:t>
+        <w:t xml:space="preserve">                    TripSvc -&gt; GMaps: getOptimizedRoute(updated waypoints)</w:t>
       </w:r>
     </w:p>
     <w:p>
@@ -3404,15 +2901,7 @@
     </w:p>
     <w:p>
       <w:r>
-        <w:t xml:space="preserve">                Gateway -&gt; OrderSvc: </w:t>
-      </w:r>
-      <w:proofErr w:type="gramStart"/>
-      <w:r>
-        <w:t>confirmProductAvailability(</w:t>
-      </w:r>
-      <w:proofErr w:type="gramEnd"/>
-      <w:r>
-        <w:t>productId, shopId)</w:t>
+        <w:t xml:space="preserve">                Gateway -&gt; OrderSvc: confirmProductAvailability(productId, shopId)</w:t>
       </w:r>
     </w:p>
     <w:p>
@@ -3561,15 +3050,7 @@
     </w:p>
     <w:p>
       <w:r>
-        <w:t xml:space="preserve">            Gateway -&gt; TripSvc: </w:t>
-      </w:r>
-      <w:proofErr w:type="gramStart"/>
-      <w:r>
-        <w:t>markOrderProcessed(</w:t>
-      </w:r>
-      <w:proofErr w:type="gramEnd"/>
-      <w:r>
-        <w:t>tripId, orderId, paymentReceived)</w:t>
+        <w:t xml:space="preserve">            Gateway -&gt; TripSvc: markOrderProcessed(tripId, orderId, paymentReceived)</w:t>
       </w:r>
     </w:p>
     <w:p>
@@ -3590,15 +3071,7 @@
     </w:p>
     <w:p>
       <w:r>
-        <w:t xml:space="preserve">                TripSvc -&gt; RiderSvc: </w:t>
-      </w:r>
-      <w:proofErr w:type="gramStart"/>
-      <w:r>
-        <w:t>incrementCarriedCash(</w:t>
-      </w:r>
-      <w:proofErr w:type="gramEnd"/>
-      <w:r>
-        <w:t>riderId, orderTotal)</w:t>
+        <w:t xml:space="preserve">                TripSvc -&gt; RiderSvc: incrementCarriedCash(riderId, orderTotal)</w:t>
       </w:r>
     </w:p>
     <w:p>
@@ -3668,15 +3141,7 @@
     </w:p>
     <w:p>
       <w:r>
-        <w:t xml:space="preserve">                    note over App, Rider: Rider navigates to base, deposits </w:t>
-      </w:r>
-      <w:proofErr w:type="gramStart"/>
-      <w:r>
-        <w:t>cash,\</w:t>
-      </w:r>
-      <w:proofErr w:type="gramEnd"/>
-      <w:r>
-        <w:t>nand then continues with remaining deliveries</w:t>
+        <w:t xml:space="preserve">                    note over App, Rider: Rider navigates to base, deposits cash,\nand then continues with remaining deliveries</w:t>
       </w:r>
     </w:p>
     <w:p>
@@ -3912,15 +3377,7 @@
     </w:p>
     <w:p>
       <w:r>
-        <w:t xml:space="preserve">    TripSvc -&gt; GMaps: </w:t>
-      </w:r>
-      <w:proofErr w:type="gramStart"/>
-      <w:r>
-        <w:t>getOptimizedRoute(</w:t>
-      </w:r>
-      <w:proofErr w:type="gramEnd"/>
-      <w:r>
-        <w:t>updated waypoints)</w:t>
+        <w:t xml:space="preserve">    TripSvc -&gt; GMaps: getOptimizedRoute(updated waypoints)</w:t>
       </w:r>
     </w:p>
     <w:p>
@@ -3975,15 +3432,7 @@
     </w:p>
     <w:p>
       <w:r>
-        <w:t xml:space="preserve">    Gateway -&gt; RiderSvc: </w:t>
-      </w:r>
-      <w:proofErr w:type="gramStart"/>
-      <w:r>
-        <w:t>resetCarriedCash(</w:t>
-      </w:r>
-      <w:proofErr w:type="gramEnd"/>
-      <w:r>
-        <w:t>riderId, amount)</w:t>
+        <w:t xml:space="preserve">    Gateway -&gt; RiderSvc: resetCarriedCash(riderId, amount)</w:t>
       </w:r>
     </w:p>
     <w:p>
@@ -4078,13 +3527,8 @@
       </w:r>
     </w:p>
     <w:p>
-      <w:proofErr w:type="gramStart"/>
-      <w:r>
-        <w:t>!theme</w:t>
-      </w:r>
-      <w:proofErr w:type="gramEnd"/>
-      <w:r>
-        <w:t xml:space="preserve"> plain</w:t>
+      <w:r>
+        <w:t>!theme plain</w:t>
       </w:r>
     </w:p>
     <w:p>
@@ -4169,28 +3613,12 @@
     <w:p/>
     <w:p>
       <w:r>
-        <w:t xml:space="preserve">    App -&gt; Gateway: POST /products/{productId}/confirm-availability\</w:t>
-      </w:r>
-      <w:proofErr w:type="gramStart"/>
-      <w:r>
-        <w:t>n(</w:t>
-      </w:r>
-      <w:proofErr w:type="gramEnd"/>
-      <w:r>
-        <w:t>shopId, quantity, location)</w:t>
-      </w:r>
-    </w:p>
-    <w:p>
-      <w:r>
-        <w:t xml:space="preserve">    Gateway -&gt; ProductSvc: </w:t>
-      </w:r>
-      <w:proofErr w:type="gramStart"/>
-      <w:r>
-        <w:t>confirmProductAvailability(</w:t>
-      </w:r>
-      <w:proofErr w:type="gramEnd"/>
-      <w:r>
-        <w:t>productId, shopId, quantity, location, riderId)</w:t>
+        <w:t xml:space="preserve">    App -&gt; Gateway: POST /products/{productId}/confirm-availability\n(shopId, quantity, location)</w:t>
+      </w:r>
+    </w:p>
+    <w:p>
+      <w:r>
+        <w:t xml:space="preserve">    Gateway -&gt; ProductSvc: confirmProductAvailability(productId, shopId, quantity, location, riderId)</w:t>
       </w:r>
     </w:p>
     <w:p>
@@ -4211,15 +3639,7 @@
     </w:p>
     <w:p>
       <w:r>
-        <w:t xml:space="preserve">    ProductSvc -&gt; ProductSvc: Calculate </w:t>
-      </w:r>
-      <w:proofErr w:type="gramStart"/>
-      <w:r>
-        <w:t>distance(</w:t>
-      </w:r>
-      <w:proofErr w:type="gramEnd"/>
-      <w:r>
-        <w:t>riderLocation, shopLocation)</w:t>
+        <w:t xml:space="preserve">    ProductSvc -&gt; ProductSvc: Calculate distance(riderLocation, shopLocation)</w:t>
       </w:r>
     </w:p>
     <w:p>
@@ -4338,15 +3758,7 @@
     </w:p>
     <w:p>
       <w:r>
-        <w:t xml:space="preserve">    ProductSvc -&gt; ClientSvc: </w:t>
-      </w:r>
-      <w:proofErr w:type="gramStart"/>
-      <w:r>
-        <w:t>logAction(</w:t>
-      </w:r>
-      <w:proofErr w:type="gramEnd"/>
-      <w:r>
-        <w:t>"PRODUCT_AVAILABILITY_CONFIRMED",\n riderId, productId, shopId, quantity)</w:t>
+        <w:t xml:space="preserve">    ProductSvc -&gt; ClientSvc: logAction("PRODUCT_AVAILABILITY_CONFIRMED",\n riderId, productId, shopId, quantity)</w:t>
       </w:r>
     </w:p>
     <w:p>
@@ -4430,15 +3842,7 @@
     <w:p/>
     <w:p>
       <w:r>
-        <w:t xml:space="preserve">        ProductSvc -&gt; NotifySvc: </w:t>
-      </w:r>
-      <w:proofErr w:type="gramStart"/>
-      <w:r>
-        <w:t>sendNotification(</w:t>
-      </w:r>
-      <w:proofErr w:type="gramEnd"/>
-      <w:r>
-        <w:t>customerIds,\n"Good news! [Product] is now back in stock.")</w:t>
+        <w:t xml:space="preserve">        ProductSvc -&gt; NotifySvc: sendNotification(customerIds,\n"Good news! [Product] is now back in stock.")</w:t>
       </w:r>
     </w:p>
     <w:p>
@@ -4584,13 +3988,8 @@
       </w:r>
     </w:p>
     <w:p>
-      <w:proofErr w:type="gramStart"/>
-      <w:r>
-        <w:t>!theme</w:t>
-      </w:r>
-      <w:proofErr w:type="gramEnd"/>
-      <w:r>
-        <w:t xml:space="preserve"> plain</w:t>
+      <w:r>
+        <w:t>!theme plain</w:t>
       </w:r>
     </w:p>
     <w:p>
@@ -4700,15 +4099,7 @@
     <w:p>
       <w:r>
         <w:lastRenderedPageBreak/>
-        <w:t xml:space="preserve">    Rider -&gt; App: Capture/upload bill image, enter actual </w:t>
-      </w:r>
-      <w:proofErr w:type="gramStart"/>
-      <w:r>
-        <w:t>price,\</w:t>
-      </w:r>
-      <w:proofErr w:type="gramEnd"/>
-      <w:r>
-        <w:t>nenter shopkeeper Easypaisa/Jazzcash/Bank details</w:t>
+        <w:t xml:space="preserve">    Rider -&gt; App: Capture/upload bill image, enter actual price,\nenter shopkeeper Easypaisa/Jazzcash/Bank details</w:t>
       </w:r>
     </w:p>
     <w:p>
@@ -4744,15 +4135,7 @@
     </w:p>
     <w:p>
       <w:r>
-        <w:t xml:space="preserve">    App -&gt; Gateway: POST /price-update-request\</w:t>
-      </w:r>
-      <w:proofErr w:type="gramStart"/>
-      <w:r>
-        <w:t>n(</w:t>
-      </w:r>
-      <w:proofErr w:type="gramEnd"/>
-      <w:r>
-        <w:t>productId, orderId, shopId, actualPrice, paymentDetails, billImage)</w:t>
+        <w:t xml:space="preserve">    App -&gt; Gateway: POST /price-update-request\n(productId, orderId, shopId, actualPrice, paymentDetails, billImage)</w:t>
       </w:r>
     </w:p>
     <w:p>
@@ -4832,15 +4215,7 @@
     <w:p>
       <w:r>
         <w:lastRenderedPageBreak/>
-        <w:t xml:space="preserve">    TripSvc -&gt; ClientSvc: </w:t>
-      </w:r>
-      <w:proofErr w:type="gramStart"/>
-      <w:r>
-        <w:t>logAction(</w:t>
-      </w:r>
-      <w:proofErr w:type="gramEnd"/>
-      <w:r>
-        <w:t>"PRICE_UPDATE_REQUESTED", riderId, requestId)</w:t>
+        <w:t xml:space="preserve">    TripSvc -&gt; ClientSvc: logAction("PRICE_UPDATE_REQUESTED", riderId, requestId)</w:t>
       </w:r>
     </w:p>
     <w:p>
@@ -4866,15 +4241,7 @@
     </w:p>
     <w:p>
       <w:r>
-        <w:t xml:space="preserve">    TripSvc -&gt; ClientSvc: </w:t>
-      </w:r>
-      <w:proofErr w:type="gramStart"/>
-      <w:r>
-        <w:t>broadcastEmergencyNotification(</w:t>
-      </w:r>
-      <w:proofErr w:type="gramEnd"/>
-      <w:r>
-        <w:t>requestDetails, fuelCost, profitImpact)</w:t>
+        <w:t xml:space="preserve">    TripSvc -&gt; ClientSvc: broadcastEmergencyNotification(requestDetails, fuelCost, profitImpact)</w:t>
       </w:r>
     </w:p>
     <w:p>
@@ -4889,15 +4256,7 @@
     </w:p>
     <w:p>
       <w:r>
-        <w:t xml:space="preserve">    ClientSvc -&gt; NotifySvc: </w:t>
-      </w:r>
-      <w:proofErr w:type="gramStart"/>
-      <w:r>
-        <w:t>sendHighPriorityNotification(</w:t>
-      </w:r>
-      <w:proofErr w:type="gramEnd"/>
-      <w:r>
-        <w:t>allClients, "Price update request pending")</w:t>
+        <w:t xml:space="preserve">    ClientSvc -&gt; NotifySvc: sendHighPriorityNotification(allClients, "Price update request pending")</w:t>
       </w:r>
     </w:p>
     <w:p>
@@ -4982,15 +4341,7 @@
     <w:p>
       <w:r>
         <w:lastRenderedPageBreak/>
-        <w:t xml:space="preserve">        ClientSvc -&gt; TripSvc: </w:t>
-      </w:r>
-      <w:proofErr w:type="gramStart"/>
-      <w:r>
-        <w:t>approvePriceUpdate(</w:t>
-      </w:r>
-      <w:proofErr w:type="gramEnd"/>
-      <w:r>
-        <w:t>requestId, clientId)</w:t>
+        <w:t xml:space="preserve">        ClientSvc -&gt; TripSvc: approvePriceUpdate(requestId, clientId)</w:t>
       </w:r>
     </w:p>
     <w:p>
@@ -5042,15 +4393,7 @@
     </w:p>
     <w:p>
       <w:r>
-        <w:t xml:space="preserve">            TripSvc -&gt; ClientSvc: </w:t>
-      </w:r>
-      <w:proofErr w:type="gramStart"/>
-      <w:r>
-        <w:t>notifyClients(</w:t>
-      </w:r>
-      <w:proofErr w:type="gramEnd"/>
-      <w:r>
-        <w:t>"Insufficient treasury for price update")</w:t>
+        <w:t xml:space="preserve">            TripSvc -&gt; ClientSvc: notifyClients("Insufficient treasury for price update")</w:t>
       </w:r>
     </w:p>
     <w:p>
@@ -5101,15 +4444,7 @@
     </w:p>
     <w:p>
       <w:r>
-        <w:t xml:space="preserve">        TripSvc -&gt; FinanceSvc: </w:t>
-      </w:r>
-      <w:proofErr w:type="gramStart"/>
-      <w:r>
-        <w:t>initiatePayment(</w:t>
-      </w:r>
-      <w:proofErr w:type="gramEnd"/>
-      <w:r>
-        <w:t>shopkeeperDetails, amount)</w:t>
+        <w:t xml:space="preserve">        TripSvc -&gt; FinanceSvc: initiatePayment(shopkeeperDetails, amount)</w:t>
       </w:r>
     </w:p>
     <w:p>
@@ -5119,15 +4454,7 @@
     </w:p>
     <w:p>
       <w:r>
-        <w:t xml:space="preserve">        FinanceSvc -&gt; PaymentGW: </w:t>
-      </w:r>
-      <w:proofErr w:type="gramStart"/>
-      <w:r>
-        <w:t>processPayment(</w:t>
-      </w:r>
-      <w:proofErr w:type="gramEnd"/>
-      <w:r>
-        <w:t>recipient, amount)</w:t>
+        <w:t xml:space="preserve">        FinanceSvc -&gt; PaymentGW: processPayment(recipient, amount)</w:t>
       </w:r>
     </w:p>
     <w:p>
@@ -5234,15 +4561,7 @@
     </w:p>
     <w:p>
       <w:r>
-        <w:t xml:space="preserve">        TripSvc -&gt; OrderSvc: </w:t>
-      </w:r>
-      <w:proofErr w:type="gramStart"/>
-      <w:r>
-        <w:t>updateOrderProductPrice(</w:t>
-      </w:r>
-      <w:proofErr w:type="gramEnd"/>
-      <w:r>
-        <w:t>orderId, productId, actualPrice)</w:t>
+        <w:t xml:space="preserve">        TripSvc -&gt; OrderSvc: updateOrderProductPrice(orderId, productId, actualPrice)</w:t>
       </w:r>
     </w:p>
     <w:p>
@@ -5268,15 +4587,7 @@
     </w:p>
     <w:p>
       <w:r>
-        <w:t xml:space="preserve">        TripSvc -&gt; FinanceSvc: </w:t>
-      </w:r>
-      <w:proofErr w:type="gramStart"/>
-      <w:r>
-        <w:t>recordLossAgainstOrder(</w:t>
-      </w:r>
-      <w:proofErr w:type="gramEnd"/>
-      <w:r>
-        <w:t>orderId, lossAmount)</w:t>
+        <w:t xml:space="preserve">        TripSvc -&gt; FinanceSvc: recordLossAgainstOrder(orderId, lossAmount)</w:t>
       </w:r>
     </w:p>
     <w:p>
@@ -5302,15 +4613,7 @@
     </w:p>
     <w:p>
       <w:r>
-        <w:t xml:space="preserve">        TripSvc -&gt; ClientSvc: </w:t>
-      </w:r>
-      <w:proofErr w:type="gramStart"/>
-      <w:r>
-        <w:t>logAction(</w:t>
-      </w:r>
-      <w:proofErr w:type="gramEnd"/>
-      <w:r>
-        <w:t>"PRICE_UPDATE_APPROVED", clientId, requestId, actualPrice)</w:t>
+        <w:t xml:space="preserve">        TripSvc -&gt; ClientSvc: logAction("PRICE_UPDATE_APPROVED", clientId, requestId, actualPrice)</w:t>
       </w:r>
     </w:p>
     <w:p>
@@ -5342,15 +4645,7 @@
     <w:p/>
     <w:p>
       <w:r>
-        <w:t xml:space="preserve">        ClientSvc -&gt; NotifySvc: </w:t>
-      </w:r>
-      <w:proofErr w:type="gramStart"/>
-      <w:r>
-        <w:t>sendNotification(</w:t>
-      </w:r>
-      <w:proofErr w:type="gramEnd"/>
-      <w:r>
-        <w:t>riderId, "Price updated. Payment sent to shopkeeper.")</w:t>
+        <w:t xml:space="preserve">        ClientSvc -&gt; NotifySvc: sendNotification(riderId, "Price updated. Payment sent to shopkeeper.")</w:t>
       </w:r>
     </w:p>
     <w:p>
@@ -5397,15 +4692,7 @@
     </w:p>
     <w:p>
       <w:r>
-        <w:t xml:space="preserve">        ClientSvc -&gt; TripSvc: </w:t>
-      </w:r>
-      <w:proofErr w:type="gramStart"/>
-      <w:r>
-        <w:t>rejectPriceUpdate(</w:t>
-      </w:r>
-      <w:proofErr w:type="gramEnd"/>
-      <w:r>
-        <w:t>requestId, clientId=SYSTEM, reason="Timeout")</w:t>
+        <w:t xml:space="preserve">        ClientSvc -&gt; TripSvc: rejectPriceUpdate(requestId, clientId=SYSTEM, reason="Timeout")</w:t>
       </w:r>
     </w:p>
     <w:p>
@@ -5426,15 +4713,7 @@
     </w:p>
     <w:p>
       <w:r>
-        <w:t xml:space="preserve">        TripSvc -&gt; ClientSvc: </w:t>
-      </w:r>
-      <w:proofErr w:type="gramStart"/>
-      <w:r>
-        <w:t>logAction(</w:t>
-      </w:r>
-      <w:proofErr w:type="gramEnd"/>
-      <w:r>
-        <w:t>"PRICE_UPDATE_REJECTED", "SYSTEM", requestId, "Timeout")</w:t>
+        <w:t xml:space="preserve">        TripSvc -&gt; ClientSvc: logAction("PRICE_UPDATE_REJECTED", "SYSTEM", requestId, "Timeout")</w:t>
       </w:r>
     </w:p>
     <w:p>
@@ -5461,15 +4740,7 @@
     </w:p>
     <w:p>
       <w:r>
-        <w:t xml:space="preserve">        TripSvc -&gt; OrderSvc: </w:t>
-      </w:r>
-      <w:proofErr w:type="gramStart"/>
-      <w:r>
-        <w:t>removeProductFromOrder(</w:t>
-      </w:r>
-      <w:proofErr w:type="gramEnd"/>
-      <w:r>
-        <w:t>orderId, productId)</w:t>
+        <w:t xml:space="preserve">        TripSvc -&gt; OrderSvc: removeProductFromOrder(orderId, productId)</w:t>
       </w:r>
     </w:p>
     <w:p>
@@ -5495,15 +4766,7 @@
     </w:p>
     <w:p>
       <w:r>
-        <w:t xml:space="preserve">        TripSvc -&gt; DispatchSvc: </w:t>
-      </w:r>
-      <w:proofErr w:type="gramStart"/>
-      <w:r>
-        <w:t>reallocateProduct(</w:t>
-      </w:r>
-      <w:proofErr w:type="gramEnd"/>
-      <w:r>
-        <w:t>orderId, productId)</w:t>
+        <w:t xml:space="preserve">        TripSvc -&gt; DispatchSvc: reallocateProduct(orderId, productId)</w:t>
       </w:r>
     </w:p>
     <w:p>
@@ -5513,15 +4776,7 @@
     </w:p>
     <w:p>
       <w:r>
-        <w:t xml:space="preserve">        DispatchSvc -&gt; ProductSvc: </w:t>
-      </w:r>
-      <w:proofErr w:type="gramStart"/>
-      <w:r>
-        <w:t>findAlternativeShop(</w:t>
-      </w:r>
-      <w:proofErr w:type="gramEnd"/>
-      <w:r>
-        <w:t>productId, customerArea)</w:t>
+        <w:t xml:space="preserve">        DispatchSvc -&gt; ProductSvc: findAlternativeShop(productId, customerArea)</w:t>
       </w:r>
     </w:p>
     <w:p>
@@ -5546,15 +4801,7 @@
     </w:p>
     <w:p>
       <w:r>
-        <w:t xml:space="preserve">            DispatchSvc -&gt; OrderSvc: </w:t>
-      </w:r>
-      <w:proofErr w:type="gramStart"/>
-      <w:r>
-        <w:t>assignProductToShop(</w:t>
-      </w:r>
-      <w:proofErr w:type="gramEnd"/>
-      <w:r>
-        <w:t>orderId, productId, newShopId)</w:t>
+        <w:t xml:space="preserve">            DispatchSvc -&gt; OrderSvc: assignProductToShop(orderId, productId, newShopId)</w:t>
       </w:r>
     </w:p>
     <w:p>
@@ -5618,15 +4865,7 @@
     <w:p/>
     <w:p>
       <w:r>
-        <w:t xml:space="preserve">        ClientSvc -&gt; NotifySvc: </w:t>
-      </w:r>
-      <w:proofErr w:type="gramStart"/>
-      <w:r>
-        <w:t>sendNotification(</w:t>
-      </w:r>
-      <w:proofErr w:type="gramEnd"/>
-      <w:r>
-        <w:t>riderId, "Price update not approved. Product removed from order.")</w:t>
+        <w:t xml:space="preserve">        ClientSvc -&gt; NotifySvc: sendNotification(riderId, "Price update not approved. Product removed from order.")</w:t>
       </w:r>
     </w:p>
     <w:p>
@@ -5719,15 +4958,7 @@
     </w:p>
     <w:p>
       <w:r>
-        <w:t xml:space="preserve">    TripSvc -&gt; ClientSvc: </w:t>
-      </w:r>
-      <w:proofErr w:type="gramStart"/>
-      <w:r>
-        <w:t>logAction(</w:t>
-      </w:r>
-      <w:proofErr w:type="gramEnd"/>
-      <w:r>
-        <w:t>"PRICE_UPDATE_CANCELLED", riderId, requestId)</w:t>
+        <w:t xml:space="preserve">    TripSvc -&gt; ClientSvc: logAction("PRICE_UPDATE_CANCELLED", riderId, requestId)</w:t>
       </w:r>
     </w:p>
     <w:p>
@@ -5826,13 +5057,8 @@
       </w:r>
     </w:p>
     <w:p>
-      <w:proofErr w:type="gramStart"/>
-      <w:r>
-        <w:t>!theme</w:t>
-      </w:r>
-      <w:proofErr w:type="gramEnd"/>
-      <w:r>
-        <w:t xml:space="preserve"> plain</w:t>
+      <w:r>
+        <w:t>!theme plain</w:t>
       </w:r>
     </w:p>
     <w:p>
@@ -5894,15 +5120,7 @@
     </w:p>
     <w:p>
       <w:r>
-        <w:t xml:space="preserve">    Rider -&gt; App: Arrive at customer, hand over </w:t>
-      </w:r>
-      <w:proofErr w:type="gramStart"/>
-      <w:r>
-        <w:t>products,\</w:t>
-      </w:r>
-      <w:proofErr w:type="gramEnd"/>
-      <w:r>
-        <w:t>ncollect cash (if COD)</w:t>
+        <w:t xml:space="preserve">    Rider -&gt; App: Arrive at customer, hand over products,\ncollect cash (if COD)</w:t>
       </w:r>
     </w:p>
     <w:p>
@@ -5985,28 +5203,12 @@
     <w:p/>
     <w:p>
       <w:r>
-        <w:t xml:space="preserve">    App -&gt; Gateway: POST /trip/{tripId}/order/{orderId}/processed\</w:t>
-      </w:r>
-      <w:proofErr w:type="gramStart"/>
-      <w:r>
-        <w:t>n(</w:t>
-      </w:r>
-      <w:proofErr w:type="gramEnd"/>
-      <w:r>
-        <w:t>paymentReceived=true, location)</w:t>
-      </w:r>
-    </w:p>
-    <w:p>
-      <w:r>
-        <w:t xml:space="preserve">    Gateway -&gt; TripSvc: </w:t>
-      </w:r>
-      <w:proofErr w:type="gramStart"/>
-      <w:r>
-        <w:t>markOrderProcessed(</w:t>
-      </w:r>
-      <w:proofErr w:type="gramEnd"/>
-      <w:r>
-        <w:t>tripId, orderId, paymentReceived, location)</w:t>
+        <w:t xml:space="preserve">    App -&gt; Gateway: POST /trip/{tripId}/order/{orderId}/processed\n(paymentReceived=true, location)</w:t>
+      </w:r>
+    </w:p>
+    <w:p>
+      <w:r>
+        <w:t xml:space="preserve">    Gateway -&gt; TripSvc: markOrderProcessed(tripId, orderId, paymentReceived, location)</w:t>
       </w:r>
     </w:p>
     <w:p>
@@ -6037,15 +5239,7 @@
     </w:p>
     <w:p>
       <w:r>
-        <w:t xml:space="preserve">        TripSvc -&gt; ClientSvc: </w:t>
-      </w:r>
-      <w:proofErr w:type="gramStart"/>
-      <w:r>
-        <w:t>logAction(</w:t>
-      </w:r>
-      <w:proofErr w:type="gramEnd"/>
-      <w:r>
-        <w:t>"ORDER_PROCESSED_OUTSIDE_VICINITY", riderId, orderId, location)</w:t>
+        <w:t xml:space="preserve">        TripSvc -&gt; ClientSvc: logAction("ORDER_PROCESSED_OUTSIDE_VICINITY", riderId, orderId, location)</w:t>
       </w:r>
     </w:p>
     <w:p>
@@ -6082,15 +5276,7 @@
     </w:p>
     <w:p>
       <w:r>
-        <w:t xml:space="preserve">    TripSvc -&gt; OrderSvc: </w:t>
-      </w:r>
-      <w:proofErr w:type="gramStart"/>
-      <w:r>
-        <w:t>updateOrderStatus(</w:t>
-      </w:r>
-      <w:proofErr w:type="gramEnd"/>
-      <w:r>
-        <w:t>orderId, "DELIVERED")</w:t>
+        <w:t xml:space="preserve">    TripSvc -&gt; OrderSvc: updateOrderStatus(orderId, "DELIVERED")</w:t>
       </w:r>
     </w:p>
     <w:p>
@@ -6147,15 +5333,7 @@
     </w:p>
     <w:p>
       <w:r>
-        <w:t xml:space="preserve">        TripSvc -&gt; RiderSvc: </w:t>
-      </w:r>
-      <w:proofErr w:type="gramStart"/>
-      <w:r>
-        <w:t>incrementCarriedCash(</w:t>
-      </w:r>
-      <w:proofErr w:type="gramEnd"/>
-      <w:r>
-        <w:t>riderId, orderTotal)</w:t>
+        <w:t xml:space="preserve">        TripSvc -&gt; RiderSvc: incrementCarriedCash(riderId, orderTotal)</w:t>
       </w:r>
     </w:p>
     <w:p>
@@ -6244,15 +5422,7 @@
     </w:p>
     <w:p>
       <w:r>
-        <w:t xml:space="preserve">    TripSvc -&gt; NotifySvc: </w:t>
-      </w:r>
-      <w:proofErr w:type="gramStart"/>
-      <w:r>
-        <w:t>sendNotification(</w:t>
-      </w:r>
-      <w:proofErr w:type="gramEnd"/>
-      <w:r>
-        <w:t>customerId, "Your order #123 has been delivered! Enjoy!")</w:t>
+        <w:t xml:space="preserve">    TripSvc -&gt; NotifySvc: sendNotification(customerId, "Your order #123 has been delivered! Enjoy!")</w:t>
       </w:r>
     </w:p>
     <w:p>
@@ -6304,15 +5474,7 @@
     </w:p>
     <w:p>
       <w:r>
-        <w:t xml:space="preserve">    TripSvc -&gt; ClientSvc: </w:t>
-      </w:r>
-      <w:proofErr w:type="gramStart"/>
-      <w:r>
-        <w:t>logAction(</w:t>
-      </w:r>
-      <w:proofErr w:type="gramEnd"/>
-      <w:r>
-        <w:t>"ORDER_PROCESSED", riderId, orderId, location)</w:t>
+        <w:t xml:space="preserve">    TripSvc -&gt; ClientSvc: logAction("ORDER_PROCESSED", riderId, orderId, location)</w:t>
       </w:r>
     </w:p>
     <w:p>
@@ -6509,15 +5671,7 @@
     </w:p>
     <w:p>
       <w:r>
-        <w:t>note over App, TripSvc: If customer unavailable, Rider uses "Not Received" button\</w:t>
-      </w:r>
-      <w:proofErr w:type="gramStart"/>
-      <w:r>
-        <w:t>n(</w:t>
-      </w:r>
-      <w:proofErr w:type="gramEnd"/>
-      <w:r>
-        <w:t>enabled only within 300m per FR-R-17).\nTriggers UC-16 – Handle Undelivered / Return.</w:t>
+        <w:t>note over App, TripSvc: If customer unavailable, Rider uses "Not Received" button\n(enabled only within 300m per FR-R-17).\nTriggers UC-16 – Handle Undelivered / Return.</w:t>
       </w:r>
     </w:p>
     <w:p/>
@@ -6550,13 +5704,8 @@
       </w:r>
     </w:p>
     <w:p>
-      <w:proofErr w:type="gramStart"/>
-      <w:r>
-        <w:t>!theme</w:t>
-      </w:r>
-      <w:proofErr w:type="gramEnd"/>
-      <w:r>
-        <w:t xml:space="preserve"> plain</w:t>
+      <w:r>
+        <w:t>!theme plain</w:t>
       </w:r>
     </w:p>
     <w:p>
@@ -6686,15 +5835,7 @@
     </w:p>
     <w:p>
       <w:r>
-        <w:t xml:space="preserve">    Gateway -&gt; TripSvc: </w:t>
-      </w:r>
-      <w:proofErr w:type="gramStart"/>
-      <w:r>
-        <w:t>markOrderNotReceived(</w:t>
-      </w:r>
-      <w:proofErr w:type="gramEnd"/>
-      <w:r>
-        <w:t>tripId, orderId, location)</w:t>
+        <w:t xml:space="preserve">    Gateway -&gt; TripSvc: markOrderNotReceived(tripId, orderId, location)</w:t>
       </w:r>
     </w:p>
     <w:p>
@@ -6710,15 +5851,7 @@
     </w:p>
     <w:p>
       <w:r>
-        <w:t xml:space="preserve">    TripSvc -&gt; ClientSvc: </w:t>
-      </w:r>
-      <w:proofErr w:type="gramStart"/>
-      <w:r>
-        <w:t>sendEmergencyNotification(</w:t>
-      </w:r>
-      <w:proofErr w:type="gramEnd"/>
-      <w:r>
-        <w:t>"Order #123 marked Not Received by Rider [Name]")</w:t>
+        <w:t xml:space="preserve">    TripSvc -&gt; ClientSvc: sendEmergencyNotification("Order #123 marked Not Received by Rider [Name]")</w:t>
       </w:r>
     </w:p>
     <w:p>
@@ -6728,15 +5861,7 @@
     </w:p>
     <w:p>
       <w:r>
-        <w:t xml:space="preserve">    ClientSvc -&gt; NotifySvc: </w:t>
-      </w:r>
-      <w:proofErr w:type="gramStart"/>
-      <w:r>
-        <w:t>sendHighPriorityNotification(</w:t>
-      </w:r>
-      <w:proofErr w:type="gramEnd"/>
-      <w:r>
-        <w:t>allClients, message)</w:t>
+        <w:t xml:space="preserve">    ClientSvc -&gt; NotifySvc: sendHighPriorityNotification(allClients, message)</w:t>
       </w:r>
     </w:p>
     <w:p>
@@ -6885,15 +6010,7 @@
     </w:p>
     <w:p>
       <w:r>
-        <w:t xml:space="preserve">    TripSvc -&gt; RiderSvc: </w:t>
-      </w:r>
-      <w:proofErr w:type="gramStart"/>
-      <w:r>
-        <w:t>freezeRiderWallet(</w:t>
-      </w:r>
-      <w:proofErr w:type="gramEnd"/>
-      <w:r>
-        <w:t>riderId, productCost)</w:t>
+        <w:t xml:space="preserve">    TripSvc -&gt; RiderSvc: freezeRiderWallet(riderId, productCost)</w:t>
       </w:r>
     </w:p>
     <w:p>
@@ -6924,15 +6041,7 @@
     </w:p>
     <w:p>
       <w:r>
-        <w:t xml:space="preserve">    TripSvc -&gt; ClientSvc: </w:t>
-      </w:r>
-      <w:proofErr w:type="gramStart"/>
-      <w:r>
-        <w:t>logAction(</w:t>
-      </w:r>
-      <w:proofErr w:type="gramEnd"/>
-      <w:r>
-        <w:t>"ORDER_NOT_RECEIVED", riderId, orderId, location)</w:t>
+        <w:t xml:space="preserve">    TripSvc -&gt; ClientSvc: logAction("ORDER_NOT_RECEIVED", riderId, orderId, location)</w:t>
       </w:r>
     </w:p>
     <w:p>
@@ -7055,15 +6164,7 @@
     </w:p>
     <w:p>
       <w:r>
-        <w:t xml:space="preserve">    note over App: Frozen money for "due to return" items </w:t>
-      </w:r>
-      <w:proofErr w:type="gramStart"/>
-      <w:r>
-        <w:t>remains</w:t>
-      </w:r>
-      <w:proofErr w:type="gramEnd"/>
-      <w:r>
-        <w:t xml:space="preserve"> frozen.</w:t>
+        <w:t xml:space="preserve">    note over App: Frozen money for "due to return" items remains frozen.</w:t>
       </w:r>
     </w:p>
     <w:p/>
@@ -7137,15 +6238,7 @@
     <w:p/>
     <w:p>
       <w:r>
-        <w:t xml:space="preserve">    DispatchSvc -&gt; TripSvc: </w:t>
-      </w:r>
-      <w:proofErr w:type="gramStart"/>
-      <w:r>
-        <w:t>createReturnTrip(</w:t>
-      </w:r>
-      <w:proofErr w:type="gramEnd"/>
-      <w:r>
-        <w:t>orderId, shopId, riderId)</w:t>
+        <w:t xml:space="preserve">    DispatchSvc -&gt; TripSvc: createReturnTrip(orderId, shopId, riderId)</w:t>
       </w:r>
     </w:p>
     <w:p>
@@ -7202,15 +6295,7 @@
     </w:p>
     <w:p>
       <w:r>
-        <w:t xml:space="preserve">        Gateway -&gt; TripSvc: </w:t>
-      </w:r>
-      <w:proofErr w:type="gramStart"/>
-      <w:r>
-        <w:t>completeReturn(</w:t>
-      </w:r>
-      <w:proofErr w:type="gramEnd"/>
-      <w:r>
-        <w:t>orderId, shopId, accepted=true)</w:t>
+        <w:t xml:space="preserve">        Gateway -&gt; TripSvc: completeReturn(orderId, shopId, accepted=true)</w:t>
       </w:r>
     </w:p>
     <w:p>
@@ -7251,15 +6336,7 @@
     </w:p>
     <w:p>
       <w:r>
-        <w:t xml:space="preserve">        Gateway -&gt; TripSvc: </w:t>
-      </w:r>
-      <w:proofErr w:type="gramStart"/>
-      <w:r>
-        <w:t>markShopRefusedReturn(</w:t>
-      </w:r>
-      <w:proofErr w:type="gramEnd"/>
-      <w:r>
-        <w:t>orderId, shopId, location)</w:t>
+        <w:t xml:space="preserve">        Gateway -&gt; TripSvc: markShopRefusedReturn(orderId, shopId, location)</w:t>
       </w:r>
     </w:p>
     <w:p>
@@ -7289,15 +6366,7 @@
     </w:p>
     <w:p>
       <w:r>
-        <w:t xml:space="preserve">        TripSvc -&gt; ClientSvc: </w:t>
-      </w:r>
-      <w:proofErr w:type="gramStart"/>
-      <w:r>
-        <w:t>sendEmergencyNotification(</w:t>
-      </w:r>
-      <w:proofErr w:type="gramEnd"/>
-      <w:r>
-        <w:t>"Shop refused return of Order #123")</w:t>
+        <w:t xml:space="preserve">        TripSvc -&gt; ClientSvc: sendEmergencyNotification("Shop refused return of Order #123")</w:t>
       </w:r>
     </w:p>
     <w:p>
@@ -7409,15 +6478,7 @@
     </w:p>
     <w:p>
       <w:r>
-        <w:t xml:space="preserve">    Gateway -&gt; TripSvc: </w:t>
-      </w:r>
-      <w:proofErr w:type="gramStart"/>
-      <w:r>
-        <w:t>confirmReturnDelivered(</w:t>
-      </w:r>
-      <w:proofErr w:type="gramEnd"/>
-      <w:r>
-        <w:t>orderId, location)</w:t>
+        <w:t xml:space="preserve">    Gateway -&gt; TripSvc: confirmReturnDelivered(orderId, location)</w:t>
       </w:r>
     </w:p>
     <w:p>
@@ -7437,15 +6498,7 @@
     </w:p>
     <w:p>
       <w:r>
-        <w:t xml:space="preserve">    ClientSvc -&gt; NotifySvc: </w:t>
-      </w:r>
-      <w:proofErr w:type="gramStart"/>
-      <w:r>
-        <w:t>sendNotification(</w:t>
-      </w:r>
-      <w:proofErr w:type="gramEnd"/>
-      <w:r>
-        <w:t>clientId, "Return ready for confirmation")</w:t>
+        <w:t xml:space="preserve">    ClientSvc -&gt; NotifySvc: sendNotification(clientId, "Return ready for confirmation")</w:t>
       </w:r>
     </w:p>
     <w:p>
@@ -7502,15 +6555,7 @@
     <w:p/>
     <w:p>
       <w:r>
-        <w:t xml:space="preserve">    ClientSvc -&gt; TripSvc: </w:t>
-      </w:r>
-      <w:proofErr w:type="gramStart"/>
-      <w:r>
-        <w:t>approveReturn(</w:t>
-      </w:r>
-      <w:proofErr w:type="gramEnd"/>
-      <w:r>
-        <w:t>orderId, clientId)</w:t>
+        <w:t xml:space="preserve">    ClientSvc -&gt; TripSvc: approveReturn(orderId, clientId)</w:t>
       </w:r>
     </w:p>
     <w:p>
@@ -7531,29 +6576,13 @@
     </w:p>
     <w:p>
       <w:r>
-        <w:t xml:space="preserve">    note right of TripSvc: Unfreeze only after BOTH Rider "Delivered"\nand Client approval </w:t>
-      </w:r>
-      <w:proofErr w:type="gramStart"/>
-      <w:r>
-        <w:t>are</w:t>
-      </w:r>
-      <w:proofErr w:type="gramEnd"/>
-      <w:r>
-        <w:t xml:space="preserve"> received (FR-RT-04)</w:t>
+        <w:t xml:space="preserve">    note right of TripSvc: Unfreeze only after BOTH Rider "Delivered"\nand Client approval are received (FR-RT-04)</w:t>
       </w:r>
     </w:p>
     <w:p>
       <w:r>
         <w:lastRenderedPageBreak/>
-        <w:t xml:space="preserve">    TripSvc -&gt; RiderSvc: </w:t>
-      </w:r>
-      <w:proofErr w:type="gramStart"/>
-      <w:r>
-        <w:t>unfreezeRiderWallet(</w:t>
-      </w:r>
-      <w:proofErr w:type="gramEnd"/>
-      <w:r>
-        <w:t>riderId, frozenAmount)</w:t>
+        <w:t xml:space="preserve">    TripSvc -&gt; RiderSvc: unfreezeRiderWallet(riderId, frozenAmount)</w:t>
       </w:r>
     </w:p>
     <w:p>
@@ -7589,15 +6618,7 @@
     </w:p>
     <w:p>
       <w:r>
-        <w:t xml:space="preserve">    TripSvc -&gt; ClientSvc: </w:t>
-      </w:r>
-      <w:proofErr w:type="gramStart"/>
-      <w:r>
-        <w:t>logAction(</w:t>
-      </w:r>
-      <w:proofErr w:type="gramEnd"/>
-      <w:r>
-        <w:t>"RETURN_CONFIRMED", clientId, orderId)</w:t>
+        <w:t xml:space="preserve">    TripSvc -&gt; ClientSvc: logAction("RETURN_CONFIRMED", clientId, orderId)</w:t>
       </w:r>
     </w:p>
     <w:p>
@@ -7629,15 +6650,7 @@
     <w:p/>
     <w:p>
       <w:r>
-        <w:t xml:space="preserve">    ClientSvc -&gt; NotifySvc: </w:t>
-      </w:r>
-      <w:proofErr w:type="gramStart"/>
-      <w:r>
-        <w:t>sendNotification(</w:t>
-      </w:r>
-      <w:proofErr w:type="gramEnd"/>
-      <w:r>
-        <w:t>riderId, "Return approved. Funds unfrozen.")</w:t>
+        <w:t xml:space="preserve">    ClientSvc -&gt; NotifySvc: sendNotification(riderId, "Return approved. Funds unfrozen.")</w:t>
       </w:r>
     </w:p>
     <w:p>
@@ -7726,15 +6739,7 @@
     </w:p>
     <w:p>
       <w:r>
-        <w:t xml:space="preserve">    ClientSvc -&gt; TripSvc: </w:t>
-      </w:r>
-      <w:proofErr w:type="gramStart"/>
-      <w:r>
-        <w:t>rejectReturn(</w:t>
-      </w:r>
-      <w:proofErr w:type="gramEnd"/>
-      <w:r>
-        <w:t>orderId, clientId, reason)</w:t>
+        <w:t xml:space="preserve">    ClientSvc -&gt; TripSvc: rejectReturn(orderId, clientId, reason)</w:t>
       </w:r>
     </w:p>
     <w:p>
@@ -7744,15 +6749,7 @@
     </w:p>
     <w:p>
       <w:r>
-        <w:t xml:space="preserve">    TripSvc -&gt; NotifySvc: </w:t>
-      </w:r>
-      <w:proofErr w:type="gramStart"/>
-      <w:r>
-        <w:t>sendNotification(</w:t>
-      </w:r>
-      <w:proofErr w:type="gramEnd"/>
-      <w:r>
-        <w:t>riderId, "Return rejected. Reason: ...")</w:t>
+        <w:t xml:space="preserve">    TripSvc -&gt; NotifySvc: sendNotification(riderId, "Return rejected. Reason: ...")</w:t>
       </w:r>
     </w:p>
     <w:p>
@@ -7824,13 +6821,8 @@
       </w:r>
     </w:p>
     <w:p>
-      <w:proofErr w:type="gramStart"/>
-      <w:r>
-        <w:t>!theme</w:t>
-      </w:r>
-      <w:proofErr w:type="gramEnd"/>
-      <w:r>
-        <w:t xml:space="preserve"> plain</w:t>
+      <w:r>
+        <w:t>!theme plain</w:t>
       </w:r>
     </w:p>
     <w:p>
@@ -7923,15 +6915,7 @@
     </w:p>
     <w:p>
       <w:r>
-        <w:t xml:space="preserve">    Gateway -&gt; TripSvc: </w:t>
-      </w:r>
-      <w:proofErr w:type="gramStart"/>
-      <w:r>
-        <w:t>reportDeviation(</w:t>
-      </w:r>
-      <w:proofErr w:type="gramEnd"/>
-      <w:r>
-        <w:t>riderId, location, routeId)</w:t>
+        <w:t xml:space="preserve">    Gateway -&gt; TripSvc: reportDeviation(riderId, location, routeId)</w:t>
       </w:r>
     </w:p>
     <w:p>
@@ -8009,15 +6993,7 @@
     <w:p>
       <w:r>
         <w:lastRenderedPageBreak/>
-        <w:t xml:space="preserve">    TripSvc -&gt; RiderSvc: </w:t>
-      </w:r>
-      <w:proofErr w:type="gramStart"/>
-      <w:r>
-        <w:t>freezeDeviationFuelCost(</w:t>
-      </w:r>
-      <w:proofErr w:type="gramEnd"/>
-      <w:r>
-        <w:t>riderId, amount)</w:t>
+        <w:t xml:space="preserve">    TripSvc -&gt; RiderSvc: freezeDeviationFuelCost(riderId, amount)</w:t>
       </w:r>
     </w:p>
     <w:p>
@@ -8048,15 +7024,7 @@
     </w:p>
     <w:p>
       <w:r>
-        <w:t xml:space="preserve">        TripSvc -&gt; ClientSvc: </w:t>
-      </w:r>
-      <w:proofErr w:type="gramStart"/>
-      <w:r>
-        <w:t>notifyClients(</w:t>
-      </w:r>
-      <w:proofErr w:type="gramEnd"/>
-      <w:r>
-        <w:t>"Rider balance zero/negative after deviation freeze")</w:t>
+        <w:t xml:space="preserve">        TripSvc -&gt; ClientSvc: notifyClients("Rider balance zero/negative after deviation freeze")</w:t>
       </w:r>
     </w:p>
     <w:p>
@@ -8066,15 +7034,7 @@
     </w:p>
     <w:p>
       <w:r>
-        <w:t xml:space="preserve">        ClientSvc -&gt; NotifySvc: </w:t>
-      </w:r>
-      <w:proofErr w:type="gramStart"/>
-      <w:r>
-        <w:t>sendNotification(</w:t>
-      </w:r>
-      <w:proofErr w:type="gramEnd"/>
-      <w:r>
-        <w:t>allClients, message)</w:t>
+        <w:t xml:space="preserve">        ClientSvc -&gt; NotifySvc: sendNotification(allClients, message)</w:t>
       </w:r>
     </w:p>
     <w:p>
@@ -8130,15 +7090,7 @@
     </w:p>
     <w:p>
       <w:r>
-        <w:t xml:space="preserve">    App --&gt; Rider: Display map: expected vs actual </w:t>
-      </w:r>
-      <w:proofErr w:type="gramStart"/>
-      <w:r>
-        <w:t>route,\</w:t>
-      </w:r>
-      <w:proofErr w:type="gramEnd"/>
-      <w:r>
-        <w:t>ndistance deviated, fuel cost frozen (FR-R-07)</w:t>
+        <w:t xml:space="preserve">    App --&gt; Rider: Display map: expected vs actual route,\ndistance deviated, fuel cost frozen (FR-R-07)</w:t>
       </w:r>
     </w:p>
     <w:p/>
@@ -8164,15 +7116,7 @@
     </w:p>
     <w:p>
       <w:r>
-        <w:t xml:space="preserve">    Gateway -&gt; TripSvc: </w:t>
-      </w:r>
-      <w:proofErr w:type="gramStart"/>
-      <w:r>
-        <w:t>submitDeviationProof(</w:t>
-      </w:r>
-      <w:proofErr w:type="gramEnd"/>
-      <w:r>
-        <w:t>incidentId, proof)</w:t>
+        <w:t xml:space="preserve">    Gateway -&gt; TripSvc: submitDeviationProof(incidentId, proof)</w:t>
       </w:r>
     </w:p>
     <w:p>
@@ -8214,15 +7158,7 @@
     </w:p>
     <w:p>
       <w:r>
-        <w:t xml:space="preserve">    TripSvc -&gt; ClientSvc: </w:t>
-      </w:r>
-      <w:proofErr w:type="gramStart"/>
-      <w:r>
-        <w:t>notifyClients(</w:t>
-      </w:r>
-      <w:proofErr w:type="gramEnd"/>
-      <w:r>
-        <w:t>"Rider [Name] reported deviation. Fuel cost frozen. Awaiting proof.")</w:t>
+        <w:t xml:space="preserve">    TripSvc -&gt; ClientSvc: notifyClients("Rider [Name] reported deviation. Fuel cost frozen. Awaiting proof.")</w:t>
       </w:r>
     </w:p>
     <w:p>
@@ -8232,15 +7168,7 @@
     </w:p>
     <w:p>
       <w:r>
-        <w:t xml:space="preserve">    ClientSvc -&gt; NotifySvc: </w:t>
-      </w:r>
-      <w:proofErr w:type="gramStart"/>
-      <w:r>
-        <w:t>sendNotification(</w:t>
-      </w:r>
-      <w:proofErr w:type="gramEnd"/>
-      <w:r>
-        <w:t>allClients, message)</w:t>
+        <w:t xml:space="preserve">    ClientSvc -&gt; NotifySvc: sendNotification(allClients, message)</w:t>
       </w:r>
     </w:p>
     <w:p>
@@ -8297,15 +7225,7 @@
     </w:p>
     <w:p>
       <w:r>
-        <w:t xml:space="preserve">        TripSvc -&gt; RiderSvc: </w:t>
-      </w:r>
-      <w:proofErr w:type="gramStart"/>
-      <w:r>
-        <w:t>permanentlyDeductFrozenAmount(</w:t>
-      </w:r>
-      <w:proofErr w:type="gramEnd"/>
-      <w:r>
-        <w:t>riderId, amount)</w:t>
+        <w:t xml:space="preserve">        TripSvc -&gt; RiderSvc: permanentlyDeductFrozenAmount(riderId, amount)</w:t>
       </w:r>
     </w:p>
     <w:p>
@@ -8330,15 +7250,7 @@
     </w:p>
     <w:p>
       <w:r>
-        <w:t xml:space="preserve">        TripSvc -&gt; NotifySvc: </w:t>
-      </w:r>
-      <w:proofErr w:type="gramStart"/>
-      <w:r>
-        <w:t>sendNotification(</w:t>
-      </w:r>
-      <w:proofErr w:type="gramEnd"/>
-      <w:r>
-        <w:t>riderId, "Proof not submitted. Fuel cost deducted.")</w:t>
+        <w:t xml:space="preserve">        TripSvc -&gt; NotifySvc: sendNotification(riderId, "Proof not submitted. Fuel cost deducted.")</w:t>
       </w:r>
     </w:p>
     <w:p>
@@ -8364,15 +7276,7 @@
     </w:p>
     <w:p>
       <w:r>
-        <w:t xml:space="preserve">        ClientSvc -&gt; TripSvc: </w:t>
-      </w:r>
-      <w:proofErr w:type="gramStart"/>
-      <w:r>
-        <w:t>reviewDeviation(</w:t>
-      </w:r>
-      <w:proofErr w:type="gramEnd"/>
-      <w:r>
-        <w:t>incidentId, decision, clientId)</w:t>
+        <w:t xml:space="preserve">        ClientSvc -&gt; TripSvc: reviewDeviation(incidentId, decision, clientId)</w:t>
       </w:r>
     </w:p>
     <w:p>
@@ -8387,15 +7291,7 @@
     </w:p>
     <w:p>
       <w:r>
-        <w:t xml:space="preserve">            TripSvc -&gt; RiderSvc: </w:t>
-      </w:r>
-      <w:proofErr w:type="gramStart"/>
-      <w:r>
-        <w:t>unfreezeAmount(</w:t>
-      </w:r>
-      <w:proofErr w:type="gramEnd"/>
-      <w:r>
-        <w:t>riderId, amount)</w:t>
+        <w:t xml:space="preserve">            TripSvc -&gt; RiderSvc: unfreezeAmount(riderId, amount)</w:t>
       </w:r>
     </w:p>
     <w:p>
@@ -8420,15 +7316,7 @@
     </w:p>
     <w:p>
       <w:r>
-        <w:t xml:space="preserve">            TripSvc -&gt; NotifySvc: </w:t>
-      </w:r>
-      <w:proofErr w:type="gramStart"/>
-      <w:r>
-        <w:t>sendNotification(</w:t>
-      </w:r>
-      <w:proofErr w:type="gramEnd"/>
-      <w:r>
-        <w:t>riderId, "Deviation approved. Fuel cost refunded.")</w:t>
+        <w:t xml:space="preserve">            TripSvc -&gt; NotifySvc: sendNotification(riderId, "Deviation approved. Fuel cost refunded.")</w:t>
       </w:r>
     </w:p>
     <w:p>
@@ -8453,15 +7341,7 @@
     </w:p>
     <w:p>
       <w:r>
-        <w:t xml:space="preserve">            TripSvc -&gt; RiderSvc: </w:t>
-      </w:r>
-      <w:proofErr w:type="gramStart"/>
-      <w:r>
-        <w:t>permanentlyDeductFrozenAmount(</w:t>
-      </w:r>
-      <w:proofErr w:type="gramEnd"/>
-      <w:r>
-        <w:t>riderId, amount)</w:t>
+        <w:t xml:space="preserve">            TripSvc -&gt; RiderSvc: permanentlyDeductFrozenAmount(riderId, amount)</w:t>
       </w:r>
     </w:p>
     <w:p>
@@ -8486,15 +7366,7 @@
     </w:p>
     <w:p>
       <w:r>
-        <w:t xml:space="preserve">            TripSvc -&gt; NotifySvc: </w:t>
-      </w:r>
-      <w:proofErr w:type="gramStart"/>
-      <w:r>
-        <w:t>sendNotification(</w:t>
-      </w:r>
-      <w:proofErr w:type="gramEnd"/>
-      <w:r>
-        <w:t>riderId, "Deviation rejected. Fuel cost deducted.")</w:t>
+        <w:t xml:space="preserve">            TripSvc -&gt; NotifySvc: sendNotification(riderId, "Deviation rejected. Fuel cost deducted.")</w:t>
       </w:r>
     </w:p>
     <w:p>
@@ -8524,15 +7396,7 @@
     </w:p>
     <w:p>
       <w:r>
-        <w:t xml:space="preserve">        TripSvc -&gt; ClientSvc: </w:t>
-      </w:r>
-      <w:proofErr w:type="gramStart"/>
-      <w:r>
-        <w:t>logAction(</w:t>
-      </w:r>
-      <w:proofErr w:type="gramEnd"/>
-      <w:r>
-        <w:t>"DEVIATION_REVIEWED", clientId, incidentId, decision)</w:t>
+        <w:t xml:space="preserve">        TripSvc -&gt; ClientSvc: logAction("DEVIATION_REVIEWED", clientId, incidentId, decision)</w:t>
       </w:r>
     </w:p>
     <w:p>
@@ -8614,15 +7478,7 @@
     </w:p>
     <w:p>
       <w:r>
-        <w:t xml:space="preserve">    Gateway -&gt; TripSvc: </w:t>
-      </w:r>
-      <w:proofErr w:type="gramStart"/>
-      <w:r>
-        <w:t>reportVehicleIssue(</w:t>
-      </w:r>
-      <w:proofErr w:type="gramEnd"/>
-      <w:r>
-        <w:t>riderId, location)</w:t>
+        <w:t xml:space="preserve">    Gateway -&gt; TripSvc: reportVehicleIssue(riderId, location)</w:t>
       </w:r>
     </w:p>
     <w:p>
@@ -8705,15 +7561,7 @@
     </w:p>
     <w:p>
       <w:r>
-        <w:t xml:space="preserve">    TripSvc -&gt; RiderSvc: </w:t>
-      </w:r>
-      <w:proofErr w:type="gramStart"/>
-      <w:r>
-        <w:t>setRiderStatus(</w:t>
-      </w:r>
-      <w:proofErr w:type="gramEnd"/>
-      <w:r>
-        <w:t>riderId, "VEHICLE_REPAIR")</w:t>
+        <w:t xml:space="preserve">    TripSvc -&gt; RiderSvc: setRiderStatus(riderId, "VEHICLE_REPAIR")</w:t>
       </w:r>
     </w:p>
     <w:p>
@@ -8744,15 +7592,7 @@
     </w:p>
     <w:p>
       <w:r>
-        <w:t xml:space="preserve">    TripSvc -&gt; ClientSvc: </w:t>
-      </w:r>
-      <w:proofErr w:type="gramStart"/>
-      <w:r>
-        <w:t>notifyClients(</w:t>
-      </w:r>
-      <w:proofErr w:type="gramEnd"/>
-      <w:r>
-        <w:t>"Rider [Name] reported vehicle issue. Route removed.")</w:t>
+        <w:t xml:space="preserve">    TripSvc -&gt; ClientSvc: notifyClients("Rider [Name] reported vehicle issue. Route removed.")</w:t>
       </w:r>
     </w:p>
     <w:p>
@@ -8762,15 +7602,7 @@
     </w:p>
     <w:p>
       <w:r>
-        <w:t xml:space="preserve">    ClientSvc -&gt; NotifySvc: </w:t>
-      </w:r>
-      <w:proofErr w:type="gramStart"/>
-      <w:r>
-        <w:t>sendNotification(</w:t>
-      </w:r>
-      <w:proofErr w:type="gramEnd"/>
-      <w:r>
-        <w:t>allClients, message)</w:t>
+        <w:t xml:space="preserve">    ClientSvc -&gt; NotifySvc: sendNotification(allClients, message)</w:t>
       </w:r>
     </w:p>
     <w:p>
@@ -8806,15 +7638,7 @@
     </w:p>
     <w:p>
       <w:r>
-        <w:t xml:space="preserve">    TripSvc -&gt; ClientSvc: </w:t>
-      </w:r>
-      <w:proofErr w:type="gramStart"/>
-      <w:r>
-        <w:t>logAction(</w:t>
-      </w:r>
-      <w:proofErr w:type="gramEnd"/>
-      <w:r>
-        <w:t>"VEHICLE_ISSUE_REPORTED", riderId)</w:t>
+        <w:t xml:space="preserve">    TripSvc -&gt; ClientSvc: logAction("VEHICLE_ISSUE_REPORTED", riderId)</w:t>
       </w:r>
     </w:p>
     <w:p>
@@ -8969,15 +7793,7 @@
     </w:p>
     <w:p>
       <w:r>
-        <w:t xml:space="preserve">    Gateway -&gt; TripSvc: </w:t>
-      </w:r>
-      <w:proofErr w:type="gramStart"/>
-      <w:r>
-        <w:t>reportHealthIncident(</w:t>
-      </w:r>
-      <w:proofErr w:type="gramEnd"/>
-      <w:r>
-        <w:t>riderId, location)</w:t>
+        <w:t xml:space="preserve">    Gateway -&gt; TripSvc: reportHealthIncident(riderId, location)</w:t>
       </w:r>
     </w:p>
     <w:p>
@@ -9029,15 +7845,7 @@
     </w:p>
     <w:p>
       <w:r>
-        <w:t xml:space="preserve">        App --&gt; Rider: "You have undelivered products.\nChoose: Return to Base (re-</w:t>
-      </w:r>
-      <w:proofErr w:type="gramStart"/>
-      <w:r>
-        <w:t>market)\</w:t>
-      </w:r>
-      <w:proofErr w:type="gramEnd"/>
-      <w:r>
-        <w:t>nor Cancel (pay product cost)."</w:t>
+        <w:t xml:space="preserve">        App --&gt; Rider: "You have undelivered products.\nChoose: Return to Base (re-market)\nor Cancel (pay product cost)."</w:t>
       </w:r>
     </w:p>
     <w:p>
@@ -9124,15 +7932,7 @@
     <w:p>
       <w:r>
         <w:lastRenderedPageBreak/>
-        <w:t xml:space="preserve">            TripSvc -&gt; RiderSvc: </w:t>
-      </w:r>
-      <w:proofErr w:type="gramStart"/>
-      <w:r>
-        <w:t>deductProductCost(</w:t>
-      </w:r>
-      <w:proofErr w:type="gramEnd"/>
-      <w:r>
-        <w:t>riderId, totalCost)</w:t>
+        <w:t xml:space="preserve">            TripSvc -&gt; RiderSvc: deductProductCost(riderId, totalCost)</w:t>
       </w:r>
     </w:p>
     <w:p>
@@ -9223,15 +8023,7 @@
     </w:p>
     <w:p>
       <w:r>
-        <w:t xml:space="preserve">    TripSvc -&gt; RiderSvc: </w:t>
-      </w:r>
-      <w:proofErr w:type="gramStart"/>
-      <w:r>
-        <w:t>setRiderStatus(</w:t>
-      </w:r>
-      <w:proofErr w:type="gramEnd"/>
-      <w:r>
-        <w:t>riderId, "INELIGIBLE")</w:t>
+        <w:t xml:space="preserve">    TripSvc -&gt; RiderSvc: setRiderStatus(riderId, "INELIGIBLE")</w:t>
       </w:r>
     </w:p>
     <w:p>
@@ -9262,15 +8054,7 @@
     </w:p>
     <w:p>
       <w:r>
-        <w:t xml:space="preserve">    TripSvc -&gt; ClientSvc: </w:t>
-      </w:r>
-      <w:proofErr w:type="gramStart"/>
-      <w:r>
-        <w:t>notifyClients(</w:t>
-      </w:r>
-      <w:proofErr w:type="gramEnd"/>
-      <w:r>
-        <w:t>"Rider [Name] marked ineligible due to health/accident.")</w:t>
+        <w:t xml:space="preserve">    TripSvc -&gt; ClientSvc: notifyClients("Rider [Name] marked ineligible due to health/accident.")</w:t>
       </w:r>
     </w:p>
     <w:p>
@@ -9280,15 +8064,7 @@
     </w:p>
     <w:p>
       <w:r>
-        <w:t xml:space="preserve">    ClientSvc -&gt; NotifySvc: </w:t>
-      </w:r>
-      <w:proofErr w:type="gramStart"/>
-      <w:r>
-        <w:t>sendNotification(</w:t>
-      </w:r>
-      <w:proofErr w:type="gramEnd"/>
-      <w:r>
-        <w:t>allClients, message)</w:t>
+        <w:t xml:space="preserve">    ClientSvc -&gt; NotifySvc: sendNotification(allClients, message)</w:t>
       </w:r>
     </w:p>
     <w:p>
@@ -9325,15 +8101,7 @@
     </w:p>
     <w:p>
       <w:r>
-        <w:t xml:space="preserve">    TripSvc -&gt; ClientSvc: </w:t>
-      </w:r>
-      <w:proofErr w:type="gramStart"/>
-      <w:r>
-        <w:t>logAction(</w:t>
-      </w:r>
-      <w:proofErr w:type="gramEnd"/>
-      <w:r>
-        <w:t>"HEALTH_INCIDENT_REPORTED", riderId)</w:t>
+        <w:t xml:space="preserve">    TripSvc -&gt; ClientSvc: logAction("HEALTH_INCIDENT_REPORTED", riderId)</w:t>
       </w:r>
     </w:p>
     <w:p>
@@ -9489,13 +8257,8 @@
       </w:r>
     </w:p>
     <w:p>
-      <w:proofErr w:type="gramStart"/>
-      <w:r>
-        <w:t>!theme</w:t>
-      </w:r>
-      <w:proofErr w:type="gramEnd"/>
-      <w:r>
-        <w:t xml:space="preserve"> plain</w:t>
+      <w:r>
+        <w:t>!theme plain</w:t>
       </w:r>
     </w:p>
     <w:p>
@@ -9724,15 +8487,7 @@
     </w:p>
     <w:p>
       <w:r>
-        <w:t xml:space="preserve">    Gateway -&gt; RiderSvc: </w:t>
-      </w:r>
-      <w:proofErr w:type="gramStart"/>
-      <w:r>
-        <w:t>closeRiderAccount(</w:t>
-      </w:r>
-      <w:proofErr w:type="gramEnd"/>
-      <w:r>
-        <w:t>riderId, initiator="SELF")</w:t>
+        <w:t xml:space="preserve">    Gateway -&gt; RiderSvc: closeRiderAccount(riderId, initiator="SELF")</w:t>
       </w:r>
     </w:p>
     <w:p>
@@ -9753,15 +8508,7 @@
     </w:p>
     <w:p>
       <w:r>
-        <w:t xml:space="preserve">    RiderSvc -&gt; RiderSvc: Set account_status = CLOSED, closed_at = </w:t>
-      </w:r>
-      <w:proofErr w:type="gramStart"/>
-      <w:r>
-        <w:t>NOW(</w:t>
-      </w:r>
-      <w:proofErr w:type="gramEnd"/>
-      <w:r>
-        <w:t>)</w:t>
+        <w:t xml:space="preserve">    RiderSvc -&gt; RiderSvc: Set account_status = CLOSED, closed_at = NOW()</w:t>
       </w:r>
     </w:p>
     <w:p>
@@ -9839,15 +8586,7 @@
     </w:p>
     <w:p>
       <w:r>
-        <w:t xml:space="preserve">    RiderSvc -&gt; ClientSvc: </w:t>
-      </w:r>
-      <w:proofErr w:type="gramStart"/>
-      <w:r>
-        <w:t>logAction(</w:t>
-      </w:r>
-      <w:proofErr w:type="gramEnd"/>
-      <w:r>
-        <w:t>"RIDER_ACCOUNT_CLOSED_SELF", riderId, finalBalance)</w:t>
+        <w:t xml:space="preserve">    RiderSvc -&gt; ClientSvc: logAction("RIDER_ACCOUNT_CLOSED_SELF", riderId, finalBalance)</w:t>
       </w:r>
     </w:p>
     <w:p>
@@ -9874,15 +8613,7 @@
     </w:p>
     <w:p>
       <w:r>
-        <w:t xml:space="preserve">    RiderSvc -&gt; NotifySvc: </w:t>
-      </w:r>
-      <w:proofErr w:type="gramStart"/>
-      <w:r>
-        <w:t>sendEmail(</w:t>
-      </w:r>
-      <w:proofErr w:type="gramEnd"/>
-      <w:r>
-        <w:t>riderEmail, "Your account has been closed. Final balance: Rs. X.\nContact support to withdraw positive funds.")</w:t>
+        <w:t xml:space="preserve">    RiderSvc -&gt; NotifySvc: sendEmail(riderEmail, "Your account has been closed. Final balance: Rs. X.\nContact support to withdraw positive funds.")</w:t>
       </w:r>
     </w:p>
     <w:p>
@@ -9897,15 +8628,7 @@
     </w:p>
     <w:p>
       <w:r>
-        <w:t xml:space="preserve">    RiderSvc -&gt; NotifySvc: </w:t>
-      </w:r>
-      <w:proofErr w:type="gramStart"/>
-      <w:r>
-        <w:t>sendNotification(</w:t>
-      </w:r>
-      <w:proofErr w:type="gramEnd"/>
-      <w:r>
-        <w:t>allClients, "Rider [Name] has closed their account. Final balance: Rs. X.")</w:t>
+        <w:t xml:space="preserve">    RiderSvc -&gt; NotifySvc: sendNotification(allClients, "Rider [Name] has closed their account. Final balance: Rs. X.")</w:t>
       </w:r>
     </w:p>
     <w:p>
@@ -10060,15 +8783,7 @@
     </w:p>
     <w:p>
       <w:r>
-        <w:t xml:space="preserve">    Gateway -&gt; RiderSvc: </w:t>
-      </w:r>
-      <w:proofErr w:type="gramStart"/>
-      <w:r>
-        <w:t>closeRiderAccountByClient(</w:t>
-      </w:r>
-      <w:proofErr w:type="gramEnd"/>
-      <w:r>
-        <w:t>riderId, clientId, reason)</w:t>
+        <w:t xml:space="preserve">    Gateway -&gt; RiderSvc: closeRiderAccountByClient(riderId, clientId, reason)</w:t>
       </w:r>
     </w:p>
     <w:p>
@@ -10141,15 +8856,7 @@
     </w:p>
     <w:p>
       <w:r>
-        <w:t xml:space="preserve">            Gateway -&gt; RiderSvc: </w:t>
-      </w:r>
-      <w:proofErr w:type="gramStart"/>
-      <w:r>
-        <w:t>forceCloseWithTripTermination(</w:t>
-      </w:r>
-      <w:proofErr w:type="gramEnd"/>
-      <w:r>
-        <w:t>riderId, clientId, reason)</w:t>
+        <w:t xml:space="preserve">            Gateway -&gt; RiderSvc: forceCloseWithTripTermination(riderId, clientId, reason)</w:t>
       </w:r>
     </w:p>
     <w:p>
@@ -10260,15 +8967,7 @@
     </w:p>
     <w:p>
       <w:r>
-        <w:t xml:space="preserve">    RiderSvc -&gt; RiderSvc: Set account_status = CLOSED, closed_at = </w:t>
-      </w:r>
-      <w:proofErr w:type="gramStart"/>
-      <w:r>
-        <w:t>NOW(</w:t>
-      </w:r>
-      <w:proofErr w:type="gramEnd"/>
-      <w:r>
-        <w:t>)</w:t>
+        <w:t xml:space="preserve">    RiderSvc -&gt; RiderSvc: Set account_status = CLOSED, closed_at = NOW()</w:t>
       </w:r>
     </w:p>
     <w:p>
@@ -10300,15 +8999,7 @@
     </w:p>
     <w:p>
       <w:r>
-        <w:t xml:space="preserve">    RiderSvc -&gt; ClientSvc: </w:t>
-      </w:r>
-      <w:proofErr w:type="gramStart"/>
-      <w:r>
-        <w:t>logAction(</w:t>
-      </w:r>
-      <w:proofErr w:type="gramEnd"/>
-      <w:r>
-        <w:t>"RIDER_ACCOUNT_CLOSED_BY_CLIENT", clientId, riderId, reason, finalBalance)</w:t>
+        <w:t xml:space="preserve">    RiderSvc -&gt; ClientSvc: logAction("RIDER_ACCOUNT_CLOSED_BY_CLIENT", clientId, riderId, reason, finalBalance)</w:t>
       </w:r>
     </w:p>
     <w:p>
@@ -10334,15 +9025,7 @@
     </w:p>
     <w:p>
       <w:r>
-        <w:t xml:space="preserve">    RiderSvc -&gt; NotifySvc: </w:t>
-      </w:r>
-      <w:proofErr w:type="gramStart"/>
-      <w:r>
-        <w:t>sendEmail(</w:t>
-      </w:r>
-      <w:proofErr w:type="gramEnd"/>
-      <w:r>
-        <w:t>riderEmail, "Your account has been closed by the platform. Final balance: Rs. X.\nContact support for details.")</w:t>
+        <w:t xml:space="preserve">    RiderSvc -&gt; NotifySvc: sendEmail(riderEmail, "Your account has been closed by the platform. Final balance: Rs. X.\nContact support for details.")</w:t>
       </w:r>
     </w:p>
     <w:p>
@@ -10357,15 +9040,7 @@
     </w:p>
     <w:p>
       <w:r>
-        <w:t xml:space="preserve">    RiderSvc -&gt; NotifySvc: </w:t>
-      </w:r>
-      <w:proofErr w:type="gramStart"/>
-      <w:r>
-        <w:t>sendNotification(</w:t>
-      </w:r>
-      <w:proofErr w:type="gramEnd"/>
-      <w:r>
-        <w:t>allClients, "Rider [Name]'s account has been closed by [Client Name]. Final balance: Rs. X.")</w:t>
+        <w:t xml:space="preserve">    RiderSvc -&gt; NotifySvc: sendNotification(allClients, "Rider [Name]'s account has been closed by [Client Name]. Final balance: Rs. X.")</w:t>
       </w:r>
     </w:p>
     <w:p>
@@ -10533,13 +9208,8 @@
       </w:r>
     </w:p>
     <w:p>
-      <w:proofErr w:type="gramStart"/>
-      <w:r>
-        <w:t>!theme</w:t>
-      </w:r>
-      <w:proofErr w:type="gramEnd"/>
-      <w:r>
-        <w:t xml:space="preserve"> plain</w:t>
+      <w:r>
+        <w:t>!theme plain</w:t>
       </w:r>
     </w:p>
     <w:p>
@@ -10627,15 +9297,7 @@
     </w:p>
     <w:p>
       <w:r>
-        <w:t xml:space="preserve">    Gateway -&gt; FinanceSvc: </w:t>
-      </w:r>
-      <w:proofErr w:type="gramStart"/>
-      <w:r>
-        <w:t>getAvailableReportTypes(</w:t>
-      </w:r>
-      <w:proofErr w:type="gramEnd"/>
-      <w:r>
-        <w:t>)</w:t>
+        <w:t xml:space="preserve">    Gateway -&gt; FinanceSvc: getAvailableReportTypes()</w:t>
       </w:r>
     </w:p>
     <w:p>
@@ -10676,15 +9338,7 @@
     </w:p>
     <w:p>
       <w:r>
-        <w:t xml:space="preserve">    App -&gt; Gateway: POST /financial/reports/income-statement\</w:t>
-      </w:r>
-      <w:proofErr w:type="gramStart"/>
-      <w:r>
-        <w:t>n(</w:t>
-      </w:r>
-      <w:proofErr w:type="gramEnd"/>
-      <w:r>
-        <w:t>filters: dateRange, baseId, riderId)</w:t>
+        <w:t xml:space="preserve">    App -&gt; Gateway: POST /financial/reports/income-statement\n(filters: dateRange, baseId, riderId)</w:t>
       </w:r>
     </w:p>
     <w:p>
@@ -10705,15 +9359,7 @@
     </w:p>
     <w:p>
       <w:r>
-        <w:t xml:space="preserve">    FinanceSvc -&gt; OrderSvc: </w:t>
-      </w:r>
-      <w:proofErr w:type="gramStart"/>
-      <w:r>
-        <w:t>getOrderFinancials(</w:t>
-      </w:r>
-      <w:proofErr w:type="gramEnd"/>
-      <w:r>
-        <w:t>dateRange, baseId, riderId)</w:t>
+        <w:t xml:space="preserve">    FinanceSvc -&gt; OrderSvc: getOrderFinancials(dateRange, baseId, riderId)</w:t>
       </w:r>
     </w:p>
     <w:p>
@@ -10735,15 +9381,7 @@
     <w:p/>
     <w:p>
       <w:r>
-        <w:t xml:space="preserve">    FinanceSvc -&gt; TripSvc: </w:t>
-      </w:r>
-      <w:proofErr w:type="gramStart"/>
-      <w:r>
-        <w:t>getFuelCosts(</w:t>
-      </w:r>
-      <w:proofErr w:type="gramEnd"/>
-      <w:r>
-        <w:t>dateRange, baseId, riderId)</w:t>
+        <w:t xml:space="preserve">    FinanceSvc -&gt; TripSvc: getFuelCosts(dateRange, baseId, riderId)</w:t>
       </w:r>
     </w:p>
     <w:p>
@@ -10753,15 +9391,7 @@
     </w:p>
     <w:p>
       <w:r>
-        <w:t xml:space="preserve">    note right of TripSvc: Fuel cost visible to clients (FR-R-08</w:t>
-      </w:r>
-      <w:proofErr w:type="gramStart"/>
-      <w:r>
-        <w:t>);\</w:t>
-      </w:r>
-      <w:proofErr w:type="gramEnd"/>
-      <w:r>
-        <w:t>nhidden from riders</w:t>
+        <w:t xml:space="preserve">    note right of TripSvc: Fuel cost visible to clients (FR-R-08);\nhidden from riders</w:t>
       </w:r>
     </w:p>
     <w:p>
@@ -10777,15 +9407,7 @@
     <w:p/>
     <w:p>
       <w:r>
-        <w:t xml:space="preserve">    FinanceSvc -&gt; RiderSvc: </w:t>
-      </w:r>
-      <w:proofErr w:type="gramStart"/>
-      <w:r>
-        <w:t>getRiderProfitShares(</w:t>
-      </w:r>
-      <w:proofErr w:type="gramEnd"/>
-      <w:r>
-        <w:t>dateRange, baseId)</w:t>
+        <w:t xml:space="preserve">    FinanceSvc -&gt; RiderSvc: getRiderProfitShares(dateRange, baseId)</w:t>
       </w:r>
     </w:p>
     <w:p>
@@ -10885,15 +9507,7 @@
     </w:p>
     <w:p>
       <w:r>
-        <w:t xml:space="preserve">        note right of FinanceSvc: Includes "Release" button per rider\</w:t>
-      </w:r>
-      <w:proofErr w:type="gramStart"/>
-      <w:r>
-        <w:t>n(</w:t>
-      </w:r>
-      <w:proofErr w:type="gramEnd"/>
-      <w:r>
-        <w:t>triggers UC-25 – Manage Budgets &amp; Profit Sharing)</w:t>
+        <w:t xml:space="preserve">        note right of FinanceSvc: Includes "Release" button per rider\n(triggers UC-25 – Manage Budgets &amp; Profit Sharing)</w:t>
       </w:r>
     </w:p>
     <w:p>
@@ -11023,15 +9637,7 @@
     </w:p>
     <w:p>
       <w:r>
-        <w:t xml:space="preserve">        Gateway -&gt; FinanceSvc: </w:t>
-      </w:r>
-      <w:proofErr w:type="gramStart"/>
-      <w:r>
-        <w:t>exportReport(</w:t>
-      </w:r>
-      <w:proofErr w:type="gramEnd"/>
-      <w:r>
-        <w:t>reportType, filters, format)</w:t>
+        <w:t xml:space="preserve">        Gateway -&gt; FinanceSvc: exportReport(reportType, filters, format)</w:t>
       </w:r>
     </w:p>
     <w:p>
@@ -11133,15 +9739,7 @@
     </w:p>
     <w:p>
       <w:r>
-        <w:t xml:space="preserve">    FinanceSvc -&gt; ClientSvc: </w:t>
-      </w:r>
-      <w:proofErr w:type="gramStart"/>
-      <w:r>
-        <w:t>logAction(</w:t>
-      </w:r>
-      <w:proofErr w:type="gramEnd"/>
-      <w:r>
-        <w:t>"FINANCIAL_REPORT_VIEWED", clientId, reportType, filters)</w:t>
+        <w:t xml:space="preserve">    FinanceSvc -&gt; ClientSvc: logAction("FINANCIAL_REPORT_VIEWED", clientId, reportType, filters)</w:t>
       </w:r>
     </w:p>
     <w:p>
@@ -11245,15 +9843,7 @@
     </w:p>
     <w:p>
       <w:r>
-        <w:t xml:space="preserve">    FinanceSvc -&gt; NotifySvc: </w:t>
-      </w:r>
-      <w:proofErr w:type="gramStart"/>
-      <w:r>
-        <w:t>sendEmail(</w:t>
-      </w:r>
-      <w:proofErr w:type="gramEnd"/>
-      <w:r>
-        <w:t>clientEmail, "Your report is ready", downloadLink)</w:t>
+        <w:t xml:space="preserve">    FinanceSvc -&gt; NotifySvc: sendEmail(clientEmail, "Your report is ready", downloadLink)</w:t>
       </w:r>
     </w:p>
     <w:p>
@@ -11295,15 +9885,7 @@
     </w:p>
     <w:p>
       <w:r>
-        <w:t xml:space="preserve">    Gateway -&gt; FinanceSvc: </w:t>
-      </w:r>
-      <w:proofErr w:type="gramStart"/>
-      <w:r>
-        <w:t>getAvailableReportTypes(</w:t>
-      </w:r>
-      <w:proofErr w:type="gramEnd"/>
-      <w:r>
-        <w:t>)</w:t>
+        <w:t xml:space="preserve">    Gateway -&gt; FinanceSvc: getAvailableReportTypes()</w:t>
       </w:r>
     </w:p>
     <w:p>
@@ -11313,15 +9895,7 @@
     </w:p>
     <w:p>
       <w:r>
-        <w:t xml:space="preserve">    FinanceSvc -&gt; ClientSvc: </w:t>
-      </w:r>
-      <w:proofErr w:type="gramStart"/>
-      <w:r>
-        <w:t>checkPermission(</w:t>
-      </w:r>
-      <w:proofErr w:type="gramEnd"/>
-      <w:r>
-        <w:t>clientId, "VIEW_FINANCIALS")</w:t>
+        <w:t xml:space="preserve">    FinanceSvc -&gt; ClientSvc: checkPermission(clientId, "VIEW_FINANCIALS")</w:t>
       </w:r>
     </w:p>
     <w:p>
@@ -11394,13 +9968,8 @@
       </w:r>
     </w:p>
     <w:p>
-      <w:proofErr w:type="gramStart"/>
-      <w:r>
-        <w:t>!theme</w:t>
-      </w:r>
-      <w:proofErr w:type="gramEnd"/>
-      <w:r>
-        <w:t xml:space="preserve"> plain</w:t>
+      <w:r>
+        <w:t>!theme plain</w:t>
       </w:r>
     </w:p>
     <w:p>
@@ -11482,15 +10051,7 @@
     </w:p>
     <w:p>
       <w:r>
-        <w:t xml:space="preserve">    Gateway -&gt; TripSvc: </w:t>
-      </w:r>
-      <w:proofErr w:type="gramStart"/>
-      <w:r>
-        <w:t>getLiveMapData(</w:t>
-      </w:r>
-      <w:proofErr w:type="gramEnd"/>
-      <w:r>
-        <w:t>)</w:t>
+        <w:t xml:space="preserve">    Gateway -&gt; TripSvc: getLiveMapData()</w:t>
       </w:r>
     </w:p>
     <w:p>
@@ -11500,15 +10061,7 @@
     </w:p>
     <w:p>
       <w:r>
-        <w:t xml:space="preserve">    TripSvc -&gt; DispatchSvc: </w:t>
-      </w:r>
-      <w:proofErr w:type="gramStart"/>
-      <w:r>
-        <w:t>getActiveTripsWithRiders(</w:t>
-      </w:r>
-      <w:proofErr w:type="gramEnd"/>
-      <w:r>
-        <w:t>)</w:t>
+        <w:t xml:space="preserve">    TripSvc -&gt; DispatchSvc: getActiveTripsWithRiders()</w:t>
       </w:r>
     </w:p>
     <w:p>
@@ -11852,15 +10405,7 @@
     </w:p>
     <w:p>
       <w:r>
-        <w:t xml:space="preserve">    note right of TripSvc: Events: "Picked up at Shop", "Delivered</w:t>
-      </w:r>
-      <w:proofErr w:type="gramStart"/>
-      <w:r>
-        <w:t>",\</w:t>
-      </w:r>
-      <w:proofErr w:type="gramEnd"/>
-      <w:r>
-        <w:t>n"Not Received – Returned to Base"</w:t>
+        <w:t xml:space="preserve">    note right of TripSvc: Events: "Picked up at Shop", "Delivered",\n"Not Received – Returned to Base"</w:t>
       </w:r>
     </w:p>
     <w:p>
@@ -11998,15 +10543,7 @@
     <w:p>
       <w:r>
         <w:lastRenderedPageBreak/>
-        <w:t xml:space="preserve">    Gateway -&gt; DispatchSvc: </w:t>
-      </w:r>
-      <w:proofErr w:type="gramStart"/>
-      <w:r>
-        <w:t>fetchAndRemarketOrder(</w:t>
-      </w:r>
-      <w:proofErr w:type="gramEnd"/>
-      <w:r>
-        <w:t>orderId, clientId, reason)</w:t>
+        <w:t xml:space="preserve">    Gateway -&gt; DispatchSvc: fetchAndRemarketOrder(orderId, clientId, reason)</w:t>
       </w:r>
     </w:p>
     <w:p>
@@ -12089,15 +10626,7 @@
     </w:p>
     <w:p>
       <w:r>
-        <w:t xml:space="preserve">    DispatchSvc -&gt; OrderSvc: </w:t>
-      </w:r>
-      <w:proofErr w:type="gramStart"/>
-      <w:r>
-        <w:t>updateOrderStatus(</w:t>
-      </w:r>
-      <w:proofErr w:type="gramEnd"/>
-      <w:r>
-        <w:t>orderId, "REMARKETED")</w:t>
+        <w:t xml:space="preserve">    DispatchSvc -&gt; OrderSvc: updateOrderStatus(orderId, "REMARKETED")</w:t>
       </w:r>
     </w:p>
     <w:p>
@@ -12118,15 +10647,7 @@
     <w:p/>
     <w:p>
       <w:r>
-        <w:t xml:space="preserve">    DispatchSvc -&gt; TripSvc: </w:t>
-      </w:r>
-      <w:proofErr w:type="gramStart"/>
-      <w:r>
-        <w:t>removeOrderFromRiderTrip(</w:t>
-      </w:r>
-      <w:proofErr w:type="gramEnd"/>
-      <w:r>
-        <w:t>orderId, riderId)</w:t>
+        <w:t xml:space="preserve">    DispatchSvc -&gt; TripSvc: removeOrderFromRiderTrip(orderId, riderId)</w:t>
       </w:r>
     </w:p>
     <w:p>
@@ -12169,15 +10690,7 @@
     </w:p>
     <w:p>
       <w:r>
-        <w:t xml:space="preserve">    DispatchSvc -&gt; NotifySvc: </w:t>
-      </w:r>
-      <w:proofErr w:type="gramStart"/>
-      <w:r>
-        <w:t>sendNotification(</w:t>
-      </w:r>
-      <w:proofErr w:type="gramEnd"/>
-      <w:r>
-        <w:t>originalRiderId, "Order #123 has been reassigned.")</w:t>
+        <w:t xml:space="preserve">    DispatchSvc -&gt; NotifySvc: sendNotification(originalRiderId, "Order #123 has been reassigned.")</w:t>
       </w:r>
     </w:p>
     <w:p>
@@ -12214,15 +10727,7 @@
     </w:p>
     <w:p>
       <w:r>
-        <w:t xml:space="preserve">    DispatchSvc -&gt; ClientSvc: </w:t>
-      </w:r>
-      <w:proofErr w:type="gramStart"/>
-      <w:r>
-        <w:t>logAction(</w:t>
-      </w:r>
-      <w:proofErr w:type="gramEnd"/>
-      <w:r>
-        <w:t>"ORDER_INTERVENED", clientId, orderId, originalRiderId, reason, timestamp)</w:t>
+        <w:t xml:space="preserve">    DispatchSvc -&gt; ClientSvc: logAction("ORDER_INTERVENED", clientId, orderId, originalRiderId, reason, timestamp)</w:t>
       </w:r>
     </w:p>
     <w:p>
@@ -12279,15 +10784,7 @@
     </w:p>
     <w:p>
       <w:r>
-        <w:t xml:space="preserve">        DispatchSvc -&gt; NotifySvc: </w:t>
-      </w:r>
-      <w:proofErr w:type="gramStart"/>
-      <w:r>
-        <w:t>sendNotification(</w:t>
-      </w:r>
-      <w:proofErr w:type="gramEnd"/>
-      <w:r>
-        <w:t>clientId, "No riders available; order escalated.")</w:t>
+        <w:t xml:space="preserve">        DispatchSvc -&gt; NotifySvc: sendNotification(clientId, "No riders available; order escalated.")</w:t>
       </w:r>
     </w:p>
     <w:p>
@@ -12408,13 +10905,8 @@
       </w:r>
     </w:p>
     <w:p>
-      <w:proofErr w:type="gramStart"/>
-      <w:r>
-        <w:t>!theme</w:t>
-      </w:r>
-      <w:proofErr w:type="gramEnd"/>
-      <w:r>
-        <w:t xml:space="preserve"> plain</w:t>
+      <w:r>
+        <w:t>!theme plain</w:t>
       </w:r>
     </w:p>
     <w:p>
@@ -12502,15 +10994,7 @@
     </w:p>
     <w:p>
       <w:r>
-        <w:t xml:space="preserve">    Gateway -&gt; OrderSvc: </w:t>
-      </w:r>
-      <w:proofErr w:type="gramStart"/>
-      <w:r>
-        <w:t>getOrderList(</w:t>
-      </w:r>
-      <w:proofErr w:type="gramEnd"/>
-      <w:r>
-        <w:t>page, size, sort)</w:t>
+        <w:t xml:space="preserve">    Gateway -&gt; OrderSvc: getOrderList(page, size, sort)</w:t>
       </w:r>
     </w:p>
     <w:p>
@@ -12525,15 +11009,7 @@
     </w:p>
     <w:p>
       <w:r>
-        <w:t xml:space="preserve">    note right of OrderSvc: Statuses: Pending, Assigned, </w:t>
-      </w:r>
-      <w:proofErr w:type="gramStart"/>
-      <w:r>
-        <w:t>Picking,\</w:t>
-      </w:r>
-      <w:proofErr w:type="gramEnd"/>
-      <w:r>
-        <w:t>nIn Transit, Delivered, Canceled, Returned (FR-C-16)</w:t>
+        <w:t xml:space="preserve">    note right of OrderSvc: Statuses: Pending, Assigned, Picking,\nIn Transit, Delivered, Canceled, Returned (FR-C-16)</w:t>
       </w:r>
     </w:p>
     <w:p>
@@ -12756,15 +11232,7 @@
     </w:p>
     <w:p>
       <w:r>
-        <w:t xml:space="preserve">    note right of TripSvc: Phases: Picking, Rider </w:t>
-      </w:r>
-      <w:proofErr w:type="gramStart"/>
-      <w:r>
-        <w:t>Departed,\</w:t>
-      </w:r>
-      <w:proofErr w:type="gramEnd"/>
-      <w:r>
-        <w:t>nRider Reached, Order Received (FR-C-16)</w:t>
+        <w:t xml:space="preserve">    note right of TripSvc: Phases: Picking, Rider Departed,\nRider Reached, Order Received (FR-C-16)</w:t>
       </w:r>
     </w:p>
     <w:p>
@@ -12790,15 +11258,7 @@
     </w:p>
     <w:p>
       <w:r>
-        <w:t xml:space="preserve">    note right of FinanceSvc: Breakdown: product subtotal, standard delivery </w:t>
-      </w:r>
-      <w:proofErr w:type="gramStart"/>
-      <w:r>
-        <w:t>fee,\</w:t>
-      </w:r>
-      <w:proofErr w:type="gramEnd"/>
-      <w:r>
-        <w:t>ndiscounts, wallet used, remaining COD\nProfit = (Standard Fee + Commission + Hidden Fees) – Fuel Cost (FR-CL-19)</w:t>
+        <w:t xml:space="preserve">    note right of FinanceSvc: Breakdown: product subtotal, standard delivery fee,\ndiscounts, wallet used, remaining COD\nProfit = (Standard Fee + Commission + Hidden Fees) – Fuel Cost (FR-CL-19)</w:t>
       </w:r>
     </w:p>
     <w:p>
@@ -12824,15 +11284,7 @@
     </w:p>
     <w:p>
       <w:r>
-        <w:t xml:space="preserve">    note right of ProductSvc: If price updated via FR-R-</w:t>
-      </w:r>
-      <w:proofErr w:type="gramStart"/>
-      <w:r>
-        <w:t>10,\</w:t>
-      </w:r>
-      <w:proofErr w:type="gramEnd"/>
-      <w:r>
-        <w:t>nactual price shown alongside original</w:t>
+        <w:t xml:space="preserve">    note right of ProductSvc: If price updated via FR-R-10,\nactual price shown alongside original</w:t>
       </w:r>
     </w:p>
     <w:p>
@@ -12947,15 +11399,7 @@
     </w:p>
     <w:p>
       <w:r>
-        <w:t xml:space="preserve">    Gateway -&gt; OrderSvc: </w:t>
-      </w:r>
-      <w:proofErr w:type="gramStart"/>
-      <w:r>
-        <w:t>getProductMessages(</w:t>
-      </w:r>
-      <w:proofErr w:type="gramEnd"/>
-      <w:r>
-        <w:t>orderId, itemId)</w:t>
+        <w:t xml:space="preserve">    Gateway -&gt; OrderSvc: getProductMessages(orderId, itemId)</w:t>
       </w:r>
     </w:p>
     <w:p>
@@ -12970,15 +11414,7 @@
     </w:p>
     <w:p>
       <w:r>
-        <w:t xml:space="preserve">    note right of OrderSvc: Each message includes text, timestamp, </w:t>
-      </w:r>
-      <w:proofErr w:type="gramStart"/>
-      <w:r>
-        <w:t>images,\</w:t>
-      </w:r>
-      <w:proofErr w:type="gramEnd"/>
-      <w:r>
-        <w:t>nand context: "Sent before purchase" / "Sent after delivery"</w:t>
+        <w:t xml:space="preserve">    note right of OrderSvc: Each message includes text, timestamp, images,\nand context: "Sent before purchase" / "Sent after delivery"</w:t>
       </w:r>
     </w:p>
     <w:p>
@@ -13030,15 +11466,7 @@
     </w:p>
     <w:p>
       <w:r>
-        <w:t xml:space="preserve">    OrderSvc -&gt; ClientSvc: </w:t>
-      </w:r>
-      <w:proofErr w:type="gramStart"/>
-      <w:r>
-        <w:t>logAction(</w:t>
-      </w:r>
-      <w:proofErr w:type="gramEnd"/>
-      <w:r>
-        <w:t>"ORDER_MESSAGES_VIEWED", clientId, orderId, itemId)</w:t>
+        <w:t xml:space="preserve">    OrderSvc -&gt; ClientSvc: logAction("ORDER_MESSAGES_VIEWED", clientId, orderId, itemId)</w:t>
       </w:r>
     </w:p>
     <w:p>
@@ -13223,15 +11651,7 @@
     </w:p>
     <w:p>
       <w:r>
-        <w:t xml:space="preserve">    OrderSvc -&gt; ClientSvc: </w:t>
-      </w:r>
-      <w:proofErr w:type="gramStart"/>
-      <w:r>
-        <w:t>logAction(</w:t>
-      </w:r>
-      <w:proofErr w:type="gramEnd"/>
-      <w:r>
-        <w:t>"ORDER_LIST_VIEWED", clientId, filters)</w:t>
+        <w:t xml:space="preserve">    OrderSvc -&gt; ClientSvc: logAction("ORDER_LIST_VIEWED", clientId, filters)</w:t>
       </w:r>
     </w:p>
     <w:p>
@@ -13251,15 +11671,7 @@
     </w:p>
     <w:p>
       <w:r>
-        <w:t xml:space="preserve">    OrderSvc -&gt; ClientSvc: </w:t>
-      </w:r>
-      <w:proofErr w:type="gramStart"/>
-      <w:r>
-        <w:t>logAction(</w:t>
-      </w:r>
-      <w:proofErr w:type="gramEnd"/>
-      <w:r>
-        <w:t>"ORDER_DETAIL_VIEWED", clientId, orderId)</w:t>
+        <w:t xml:space="preserve">    OrderSvc -&gt; ClientSvc: logAction("ORDER_DETAIL_VIEWED", clientId, orderId)</w:t>
       </w:r>
     </w:p>
     <w:p>
@@ -13385,13 +11797,8 @@
       </w:r>
     </w:p>
     <w:p>
-      <w:proofErr w:type="gramStart"/>
-      <w:r>
-        <w:t>!theme</w:t>
-      </w:r>
-      <w:proofErr w:type="gramEnd"/>
-      <w:r>
-        <w:t xml:space="preserve"> plain</w:t>
+      <w:r>
+        <w:t>!theme plain</w:t>
       </w:r>
     </w:p>
     <w:p>
@@ -13620,15 +12027,7 @@
     </w:p>
     <w:p>
       <w:r>
-        <w:t xml:space="preserve">    ComplaintSvc -&gt; TripSvc: </w:t>
-      </w:r>
-      <w:proofErr w:type="gramStart"/>
-      <w:r>
-        <w:t>calculateReturnFuelCost(</w:t>
-      </w:r>
-      <w:proofErr w:type="gramEnd"/>
-      <w:r>
-        <w:t>customerLocation, productInfo)</w:t>
+        <w:t xml:space="preserve">    ComplaintSvc -&gt; TripSvc: calculateReturnFuelCost(customerLocation, productInfo)</w:t>
       </w:r>
     </w:p>
     <w:p>
@@ -13731,15 +12130,7 @@
     </w:p>
     <w:p>
       <w:r>
-        <w:t xml:space="preserve">        Gateway -&gt; ComplaintSvc: </w:t>
-      </w:r>
-      <w:proofErr w:type="gramStart"/>
-      <w:r>
-        <w:t>rejectComplaint(</w:t>
-      </w:r>
-      <w:proofErr w:type="gramEnd"/>
-      <w:r>
-        <w:t>complaintId, clientId, reason)</w:t>
+        <w:t xml:space="preserve">        Gateway -&gt; ComplaintSvc: rejectComplaint(complaintId, clientId, reason)</w:t>
       </w:r>
     </w:p>
     <w:p>
@@ -13754,15 +12145,7 @@
     </w:p>
     <w:p>
       <w:r>
-        <w:t xml:space="preserve">        ComplaintSvc -&gt; ClientSvc: </w:t>
-      </w:r>
-      <w:proofErr w:type="gramStart"/>
-      <w:r>
-        <w:t>logAction(</w:t>
-      </w:r>
-      <w:proofErr w:type="gramEnd"/>
-      <w:r>
-        <w:t>"COMPLAINT_REJECTED", clientId, complaintId, reason) (FR-CL-30)</w:t>
+        <w:t xml:space="preserve">        ComplaintSvc -&gt; ClientSvc: logAction("COMPLAINT_REJECTED", clientId, complaintId, reason) (FR-CL-30)</w:t>
       </w:r>
     </w:p>
     <w:p>
@@ -13782,15 +12165,7 @@
     </w:p>
     <w:p>
       <w:r>
-        <w:t xml:space="preserve">        ComplaintSvc -&gt; NotifySvc: </w:t>
-      </w:r>
-      <w:proofErr w:type="gramStart"/>
-      <w:r>
-        <w:t>sendNotification(</w:t>
-      </w:r>
-      <w:proofErr w:type="gramEnd"/>
-      <w:r>
-        <w:t>customerId, "Complaint rejected" + optional reason)</w:t>
+        <w:t xml:space="preserve">        ComplaintSvc -&gt; NotifySvc: sendNotification(customerId, "Complaint rejected" + optional reason)</w:t>
       </w:r>
     </w:p>
     <w:p>
@@ -13892,15 +12267,7 @@
     </w:p>
     <w:p>
       <w:r>
-        <w:t xml:space="preserve">    Gateway -&gt; ComplaintSvc: </w:t>
-      </w:r>
-      <w:proofErr w:type="gramStart"/>
-      <w:r>
-        <w:t>previewResolution(</w:t>
-      </w:r>
-      <w:proofErr w:type="gramEnd"/>
-      <w:r>
-        <w:t>complaintId, products, resolutionType, stakeholder)</w:t>
+        <w:t xml:space="preserve">    Gateway -&gt; ComplaintSvc: previewResolution(complaintId, products, resolutionType, stakeholder)</w:t>
       </w:r>
     </w:p>
     <w:p>
@@ -13915,15 +12282,7 @@
     </w:p>
     <w:p>
       <w:r>
-        <w:t xml:space="preserve">        ComplaintSvc -&gt; TripSvc: </w:t>
-      </w:r>
-      <w:proofErr w:type="gramStart"/>
-      <w:r>
-        <w:t>calculateFinalFuelCost(</w:t>
-      </w:r>
-      <w:proofErr w:type="gramEnd"/>
-      <w:r>
-        <w:t>customerLocation, nearestRider)</w:t>
+        <w:t xml:space="preserve">        ComplaintSvc -&gt; TripSvc: calculateFinalFuelCost(customerLocation, nearestRider)</w:t>
       </w:r>
     </w:p>
     <w:p>
@@ -14009,15 +12368,7 @@
     </w:p>
     <w:p>
       <w:r>
-        <w:t xml:space="preserve">    Gateway -&gt; ComplaintSvc: </w:t>
-      </w:r>
-      <w:proofErr w:type="gramStart"/>
-      <w:r>
-        <w:t>resolveComplaint(</w:t>
-      </w:r>
-      <w:proofErr w:type="gramEnd"/>
-      <w:r>
-        <w:t>complaintId, resolution, stakeholder, clientId)</w:t>
+        <w:t xml:space="preserve">    Gateway -&gt; ComplaintSvc: resolveComplaint(complaintId, resolution, stakeholder, clientId)</w:t>
       </w:r>
     </w:p>
     <w:p>
@@ -14045,15 +12396,7 @@
     </w:p>
     <w:p>
       <w:r>
-        <w:t xml:space="preserve">        ComplaintSvc -&gt; PaymentSvc: </w:t>
-      </w:r>
-      <w:proofErr w:type="gramStart"/>
-      <w:r>
-        <w:t>creditCustomerWallet(</w:t>
-      </w:r>
-      <w:proofErr w:type="gramEnd"/>
-      <w:r>
-        <w:t>customerId, refundAmount)</w:t>
+        <w:t xml:space="preserve">        ComplaintSvc -&gt; PaymentSvc: creditCustomerWallet(customerId, refundAmount)</w:t>
       </w:r>
     </w:p>
     <w:p>
@@ -14073,15 +12416,7 @@
     </w:p>
     <w:p>
       <w:r>
-        <w:t xml:space="preserve">        ComplaintSvc -&gt; NotifySvc: </w:t>
-      </w:r>
-      <w:proofErr w:type="gramStart"/>
-      <w:r>
-        <w:t>sendEmail(</w:t>
-      </w:r>
-      <w:proofErr w:type="gramEnd"/>
-      <w:r>
-        <w:t>customerEmail, "Money for [Product] has been refunded to your online wallet.") (FR-C-11)</w:t>
+        <w:t xml:space="preserve">        ComplaintSvc -&gt; NotifySvc: sendEmail(customerEmail, "Money for [Product] has been refunded to your online wallet.") (FR-C-11)</w:t>
       </w:r>
     </w:p>
     <w:p>
@@ -14142,15 +12477,7 @@
     </w:p>
     <w:p>
       <w:r>
-        <w:t xml:space="preserve">        ComplaintSvc -&gt; FinanceSvc: </w:t>
-      </w:r>
-      <w:proofErr w:type="gramStart"/>
-      <w:r>
-        <w:t>recordReturnFuelCost(</w:t>
-      </w:r>
-      <w:proofErr w:type="gramEnd"/>
-      <w:r>
-        <w:t>orderId, fuelCost) (FR-CL-27)</w:t>
+        <w:t xml:space="preserve">        ComplaintSvc -&gt; FinanceSvc: recordReturnFuelCost(orderId, fuelCost) (FR-CL-27)</w:t>
       </w:r>
     </w:p>
     <w:p>
@@ -14187,15 +12514,7 @@
     </w:p>
     <w:p>
       <w:r>
-        <w:t xml:space="preserve">        ComplaintSvc -&gt; RiderSvc: </w:t>
-      </w:r>
-      <w:proofErr w:type="gramStart"/>
-      <w:r>
-        <w:t>freezeAmountInWallet(</w:t>
-      </w:r>
-      <w:proofErr w:type="gramEnd"/>
-      <w:r>
-        <w:t>riderId, cost)</w:t>
+        <w:t xml:space="preserve">        ComplaintSvc -&gt; RiderSvc: freezeAmountInWallet(riderId, cost)</w:t>
       </w:r>
     </w:p>
     <w:p>
@@ -14250,15 +12569,7 @@
     </w:p>
     <w:p>
       <w:r>
-        <w:t xml:space="preserve">        ComplaintSvc -&gt; FinanceSvc: </w:t>
-      </w:r>
-      <w:proofErr w:type="gramStart"/>
-      <w:r>
-        <w:t>recordAppLoss(</w:t>
-      </w:r>
-      <w:proofErr w:type="gramEnd"/>
-      <w:r>
-        <w:t>orderId, cost)</w:t>
+        <w:t xml:space="preserve">        ComplaintSvc -&gt; FinanceSvc: recordAppLoss(orderId, cost)</w:t>
       </w:r>
     </w:p>
     <w:p>
@@ -14289,15 +12600,7 @@
     </w:p>
     <w:p>
       <w:r>
-        <w:t xml:space="preserve">    ComplaintSvc -&gt; ClientSvc: </w:t>
-      </w:r>
-      <w:proofErr w:type="gramStart"/>
-      <w:r>
-        <w:t>logAction(</w:t>
-      </w:r>
-      <w:proofErr w:type="gramEnd"/>
-      <w:r>
-        <w:t>"COMPLAINT_ACCEPTED", clientId, complaintId, resolution, stakeholder, financialImpact) (FR-CL-30)</w:t>
+        <w:t xml:space="preserve">    ComplaintSvc -&gt; ClientSvc: logAction("COMPLAINT_ACCEPTED", clientId, complaintId, resolution, stakeholder, financialImpact) (FR-CL-30)</w:t>
       </w:r>
     </w:p>
     <w:p>
@@ -14416,15 +12719,7 @@
     </w:p>
     <w:p>
       <w:r>
-        <w:t xml:space="preserve">    Gateway -&gt; ComplaintSvc: </w:t>
-      </w:r>
-      <w:proofErr w:type="gramStart"/>
-      <w:r>
-        <w:t>proposeResolution(</w:t>
-      </w:r>
-      <w:proofErr w:type="gramEnd"/>
-      <w:r>
-        <w:t>complaintId, resolution, clientId)</w:t>
+        <w:t xml:space="preserve">    Gateway -&gt; ComplaintSvc: proposeResolution(complaintId, resolution, clientId)</w:t>
       </w:r>
     </w:p>
     <w:p>
@@ -14439,15 +12734,7 @@
     </w:p>
     <w:p>
       <w:r>
-        <w:t xml:space="preserve">    ComplaintSvc -&gt; ClientSvc: </w:t>
-      </w:r>
-      <w:proofErr w:type="gramStart"/>
-      <w:r>
-        <w:t>broadcastApprovalRequest(</w:t>
-      </w:r>
-      <w:proofErr w:type="gramEnd"/>
-      <w:r>
-        <w:t>allClients, complaintId, resolution)</w:t>
+        <w:t xml:space="preserve">    ComplaintSvc -&gt; ClientSvc: broadcastApprovalRequest(allClients, complaintId, resolution)</w:t>
       </w:r>
     </w:p>
     <w:p>
@@ -14457,15 +12744,7 @@
     </w:p>
     <w:p>
       <w:r>
-        <w:t xml:space="preserve">    ClientSvc -&gt; NotifySvc: </w:t>
-      </w:r>
-      <w:proofErr w:type="gramStart"/>
-      <w:r>
-        <w:t>sendNotification(</w:t>
-      </w:r>
-      <w:proofErr w:type="gramEnd"/>
-      <w:r>
-        <w:t>allClients, "Complaint resolution pending unanimous approval")</w:t>
+        <w:t xml:space="preserve">    ClientSvc -&gt; NotifySvc: sendNotification(allClients, "Complaint resolution pending unanimous approval")</w:t>
       </w:r>
     </w:p>
     <w:p>
@@ -14641,15 +12920,7 @@
     </w:p>
     <w:p>
       <w:r>
-        <w:t xml:space="preserve">    ComplaintSvc -&gt; ClientSvc: </w:t>
-      </w:r>
-      <w:proofErr w:type="gramStart"/>
-      <w:r>
-        <w:t>notifyClients(</w:t>
-      </w:r>
-      <w:proofErr w:type="gramEnd"/>
-      <w:r>
-        <w:t>"Complaint #123 disputed by [Stakeholder]")</w:t>
+        <w:t xml:space="preserve">    ComplaintSvc -&gt; ClientSvc: notifyClients("Complaint #123 disputed by [Stakeholder]")</w:t>
       </w:r>
     </w:p>
     <w:p>
@@ -14659,15 +12930,7 @@
     </w:p>
     <w:p>
       <w:r>
-        <w:t xml:space="preserve">    ClientSvc -&gt; NotifySvc: </w:t>
-      </w:r>
-      <w:proofErr w:type="gramStart"/>
-      <w:r>
-        <w:t>sendNotification(</w:t>
-      </w:r>
-      <w:proofErr w:type="gramEnd"/>
-      <w:r>
-        <w:t>allClients, message)</w:t>
+        <w:t xml:space="preserve">    ClientSvc -&gt; NotifySvc: sendNotification(allClients, message)</w:t>
       </w:r>
     </w:p>
     <w:p>
@@ -14735,13 +12998,8 @@
       </w:r>
     </w:p>
     <w:p>
-      <w:proofErr w:type="gramStart"/>
-      <w:r>
-        <w:t>!theme</w:t>
-      </w:r>
-      <w:proofErr w:type="gramEnd"/>
-      <w:r>
-        <w:t xml:space="preserve"> plain</w:t>
+      <w:r>
+        <w:t>!theme plain</w:t>
       </w:r>
     </w:p>
     <w:p>
@@ -14839,15 +13097,7 @@
     </w:p>
     <w:p>
       <w:r>
-        <w:t xml:space="preserve">    Gateway -&gt; FinanceSvc: </w:t>
-      </w:r>
-      <w:proofErr w:type="gramStart"/>
-      <w:r>
-        <w:t>getUnpaidProfitShares(</w:t>
-      </w:r>
-      <w:proofErr w:type="gramEnd"/>
-      <w:r>
-        <w:t>)</w:t>
+        <w:t xml:space="preserve">    Gateway -&gt; FinanceSvc: getUnpaidProfitShares()</w:t>
       </w:r>
     </w:p>
     <w:p>
@@ -14956,15 +13206,7 @@
     </w:p>
     <w:p>
       <w:r>
-        <w:t xml:space="preserve">    Gateway -&gt; FinanceSvc: </w:t>
-      </w:r>
-      <w:proofErr w:type="gramStart"/>
-      <w:r>
-        <w:t>releaseProfitShares(</w:t>
-      </w:r>
-      <w:proofErr w:type="gramEnd"/>
-      <w:r>
-        <w:t>clientId, riderPayments)</w:t>
+        <w:t xml:space="preserve">    Gateway -&gt; FinanceSvc: releaseProfitShares(clientId, riderPayments)</w:t>
       </w:r>
     </w:p>
     <w:p>
@@ -15078,28 +13320,12 @@
     </w:p>
     <w:p>
       <w:r>
-        <w:t xml:space="preserve">    loop </w:t>
-      </w:r>
-      <w:proofErr w:type="gramStart"/>
-      <w:r>
-        <w:t>For</w:t>
-      </w:r>
-      <w:proofErr w:type="gramEnd"/>
-      <w:r>
-        <w:t xml:space="preserve"> each rider</w:t>
-      </w:r>
-    </w:p>
-    <w:p>
-      <w:r>
-        <w:t xml:space="preserve">        FinanceSvc -&gt; RiderSvc: </w:t>
-      </w:r>
-      <w:proofErr w:type="gramStart"/>
-      <w:r>
-        <w:t>creditRiderWallet(</w:t>
-      </w:r>
-      <w:proofErr w:type="gramEnd"/>
-      <w:r>
-        <w:t>riderId, amount)</w:t>
+        <w:t xml:space="preserve">    loop For each rider</w:t>
+      </w:r>
+    </w:p>
+    <w:p>
+      <w:r>
+        <w:t xml:space="preserve">        FinanceSvc -&gt; RiderSvc: creditRiderWallet(riderId, amount)</w:t>
       </w:r>
     </w:p>
     <w:p>
@@ -15119,15 +13345,7 @@
     </w:p>
     <w:p>
       <w:r>
-        <w:t xml:space="preserve">        FinanceSvc -&gt; NotifySvc: </w:t>
-      </w:r>
-      <w:proofErr w:type="gramStart"/>
-      <w:r>
-        <w:t>sendNotification(</w:t>
-      </w:r>
-      <w:proofErr w:type="gramEnd"/>
-      <w:r>
-        <w:t>riderId, "Your profit share of Rs. X has been credited.")</w:t>
+        <w:t xml:space="preserve">        FinanceSvc -&gt; NotifySvc: sendNotification(riderId, "Your profit share of Rs. X has been credited.")</w:t>
       </w:r>
     </w:p>
     <w:p>
@@ -15158,15 +13376,7 @@
     </w:p>
     <w:p>
       <w:r>
-        <w:t xml:space="preserve">    FinanceSvc -&gt; ClientSvc: </w:t>
-      </w:r>
-      <w:proofErr w:type="gramStart"/>
-      <w:r>
-        <w:t>logAction(</w:t>
-      </w:r>
-      <w:proofErr w:type="gramEnd"/>
-      <w:r>
-        <w:t>"PROFIT_SHARE_RELEASED", clientId, riderIds, totalAmount)</w:t>
+        <w:t xml:space="preserve">    FinanceSvc -&gt; ClientSvc: logAction("PROFIT_SHARE_RELEASED", clientId, riderIds, totalAmount)</w:t>
       </w:r>
     </w:p>
     <w:p>
@@ -15270,15 +13480,7 @@
     </w:p>
     <w:p>
       <w:r>
-        <w:t xml:space="preserve">    Gateway -&gt; FinanceSvc: </w:t>
-      </w:r>
-      <w:proofErr w:type="gramStart"/>
-      <w:r>
-        <w:t>createBudget(</w:t>
-      </w:r>
-      <w:proofErr w:type="gramEnd"/>
-      <w:r>
-        <w:t>budgetData, proposerId)</w:t>
+        <w:t xml:space="preserve">    Gateway -&gt; FinanceSvc: createBudget(budgetData, proposerId)</w:t>
       </w:r>
     </w:p>
     <w:p>
@@ -15345,15 +13547,7 @@
     <w:p/>
     <w:p>
       <w:r>
-        <w:t xml:space="preserve">    FinanceSvc -&gt; ClientSvc: </w:t>
-      </w:r>
-      <w:proofErr w:type="gramStart"/>
-      <w:r>
-        <w:t>createApprovalRequest(</w:t>
-      </w:r>
-      <w:proofErr w:type="gramEnd"/>
-      <w:r>
-        <w:t>"BUDGET", budgetId, proposerId, allOtherClients)</w:t>
+        <w:t xml:space="preserve">    FinanceSvc -&gt; ClientSvc: createApprovalRequest("BUDGET", budgetId, proposerId, allOtherClients)</w:t>
       </w:r>
     </w:p>
     <w:p>
@@ -15363,15 +13557,7 @@
     </w:p>
     <w:p>
       <w:r>
-        <w:t xml:space="preserve">    ClientSvc -&gt; NotifySvc: </w:t>
-      </w:r>
-      <w:proofErr w:type="gramStart"/>
-      <w:r>
-        <w:t>sendNotification(</w:t>
-      </w:r>
-      <w:proofErr w:type="gramEnd"/>
-      <w:r>
-        <w:t>allOtherClients, "New budget request: [Name] – Amount: Rs. X")</w:t>
+        <w:t xml:space="preserve">    ClientSvc -&gt; NotifySvc: sendNotification(allOtherClients, "New budget request: [Name] – Amount: Rs. X")</w:t>
       </w:r>
     </w:p>
     <w:p>
@@ -15532,15 +13718,7 @@
     </w:p>
     <w:p>
       <w:r>
-        <w:t xml:space="preserve">    Gateway -&gt; FinanceSvc: </w:t>
-      </w:r>
-      <w:proofErr w:type="gramStart"/>
-      <w:r>
-        <w:t>createPlan(</w:t>
-      </w:r>
-      <w:proofErr w:type="gramEnd"/>
-      <w:r>
-        <w:t>planData, proposerId)</w:t>
+        <w:t xml:space="preserve">    Gateway -&gt; FinanceSvc: createPlan(planData, proposerId)</w:t>
       </w:r>
     </w:p>
     <w:p>
@@ -15555,15 +13733,7 @@
     </w:p>
     <w:p>
       <w:r>
-        <w:t xml:space="preserve">    FinanceSvc -&gt; ClientSvc: </w:t>
-      </w:r>
-      <w:proofErr w:type="gramStart"/>
-      <w:r>
-        <w:t>createApprovalRequest(</w:t>
-      </w:r>
-      <w:proofErr w:type="gramEnd"/>
-      <w:r>
-        <w:t>"PLAN", planId, proposerId, allOtherClients)</w:t>
+        <w:t xml:space="preserve">    FinanceSvc -&gt; ClientSvc: createApprovalRequest("PLAN", planId, proposerId, allOtherClients)</w:t>
       </w:r>
     </w:p>
     <w:p>
@@ -15573,15 +13743,7 @@
     </w:p>
     <w:p>
       <w:r>
-        <w:t xml:space="preserve">    ClientSvc -&gt; NotifySvc: </w:t>
-      </w:r>
-      <w:proofErr w:type="gramStart"/>
-      <w:r>
-        <w:t>sendNotification(</w:t>
-      </w:r>
-      <w:proofErr w:type="gramEnd"/>
-      <w:r>
-        <w:t>allOtherClients, "New plan: [Name] – Budget: Rs. X")</w:t>
+        <w:t xml:space="preserve">    ClientSvc -&gt; NotifySvc: sendNotification(allOtherClients, "New plan: [Name] – Budget: Rs. X")</w:t>
       </w:r>
     </w:p>
     <w:p>
@@ -15694,15 +13856,7 @@
     </w:p>
     <w:p>
       <w:r>
-        <w:t xml:space="preserve">    Gateway -&gt; DiscountSvc: </w:t>
-      </w:r>
-      <w:proofErr w:type="gramStart"/>
-      <w:r>
-        <w:t>createDiscountEvent(</w:t>
-      </w:r>
-      <w:proofErr w:type="gramEnd"/>
-      <w:r>
-        <w:t>eventData, proposerId)</w:t>
+        <w:t xml:space="preserve">    Gateway -&gt; DiscountSvc: createDiscountEvent(eventData, proposerId)</w:t>
       </w:r>
     </w:p>
     <w:p>
@@ -15727,15 +13881,7 @@
     </w:p>
     <w:p>
       <w:r>
-        <w:t xml:space="preserve">    DiscountSvc -&gt; ClientSvc: </w:t>
-      </w:r>
-      <w:proofErr w:type="gramStart"/>
-      <w:r>
-        <w:t>createApprovalRequest(</w:t>
-      </w:r>
-      <w:proofErr w:type="gramEnd"/>
-      <w:r>
-        <w:t>"DISCOUNT_EVENT", eventId, proposerId, allOtherClients)</w:t>
+        <w:t xml:space="preserve">    DiscountSvc -&gt; ClientSvc: createApprovalRequest("DISCOUNT_EVENT", eventId, proposerId, allOtherClients)</w:t>
       </w:r>
     </w:p>
     <w:p>
@@ -15745,15 +13891,7 @@
     </w:p>
     <w:p>
       <w:r>
-        <w:t xml:space="preserve">    ClientSvc -&gt; NotifySvc: </w:t>
-      </w:r>
-      <w:proofErr w:type="gramStart"/>
-      <w:r>
-        <w:t>sendNotification(</w:t>
-      </w:r>
-      <w:proofErr w:type="gramEnd"/>
-      <w:r>
-        <w:t>allOtherClients, "New discount event: [Dates] – Budget: Rs. X")</w:t>
+        <w:t xml:space="preserve">    ClientSvc -&gt; NotifySvc: sendNotification(allOtherClients, "New discount event: [Dates] – Budget: Rs. X")</w:t>
       </w:r>
     </w:p>
     <w:p>
@@ -15916,15 +14054,7 @@
     </w:p>
     <w:p>
       <w:r>
-        <w:t xml:space="preserve">    Gateway -&gt; FinanceSvc: </w:t>
-      </w:r>
-      <w:proofErr w:type="gramStart"/>
-      <w:r>
-        <w:t>createProductPromotionBudget(</w:t>
-      </w:r>
-      <w:proofErr w:type="gramEnd"/>
-      <w:r>
-        <w:t>data, proposerId)</w:t>
+        <w:t xml:space="preserve">    Gateway -&gt; FinanceSvc: createProductPromotionBudget(data, proposerId)</w:t>
       </w:r>
     </w:p>
     <w:p>
@@ -15939,15 +14069,7 @@
     </w:p>
     <w:p>
       <w:r>
-        <w:t xml:space="preserve">    FinanceSvc -&gt; ClientSvc: </w:t>
-      </w:r>
-      <w:proofErr w:type="gramStart"/>
-      <w:r>
-        <w:t>createApprovalRequest(</w:t>
-      </w:r>
-      <w:proofErr w:type="gramEnd"/>
-      <w:r>
-        <w:t>"PRODUCT_PROMOTION", requestId, proposerId, allOtherClients)</w:t>
+        <w:t xml:space="preserve">    FinanceSvc -&gt; ClientSvc: createApprovalRequest("PRODUCT_PROMOTION", requestId, proposerId, allOtherClients)</w:t>
       </w:r>
     </w:p>
     <w:p>
@@ -15957,15 +14079,7 @@
     </w:p>
     <w:p>
       <w:r>
-        <w:t xml:space="preserve">    ClientSvc -&gt; NotifySvc: </w:t>
-      </w:r>
-      <w:proofErr w:type="gramStart"/>
-      <w:r>
-        <w:t>sendNotification(</w:t>
-      </w:r>
-      <w:proofErr w:type="gramEnd"/>
-      <w:r>
-        <w:t>allOtherClients, "New product promotion budget request")</w:t>
+        <w:t xml:space="preserve">    ClientSvc -&gt; NotifySvc: sendNotification(allOtherClients, "New product promotion budget request")</w:t>
       </w:r>
     </w:p>
     <w:p>
@@ -16165,15 +14279,7 @@
     </w:p>
     <w:p>
       <w:r>
-        <w:t xml:space="preserve">    Gateway -&gt; ClientSvc: </w:t>
-      </w:r>
-      <w:proofErr w:type="gramStart"/>
-      <w:r>
-        <w:t>recordVote(</w:t>
-      </w:r>
-      <w:proofErr w:type="gramEnd"/>
-      <w:r>
-        <w:t>requestId, clientId, vote, reason)</w:t>
+        <w:t xml:space="preserve">    Gateway -&gt; ClientSvc: recordVote(requestId, clientId, vote, reason)</w:t>
       </w:r>
     </w:p>
     <w:p>
@@ -16194,15 +14300,7 @@
     </w:p>
     <w:p>
       <w:r>
-        <w:t xml:space="preserve">        ClientSvc -&gt; FinanceSvc: </w:t>
-      </w:r>
-      <w:proofErr w:type="gramStart"/>
-      <w:r>
-        <w:t>activateRequest(</w:t>
-      </w:r>
-      <w:proofErr w:type="gramEnd"/>
-      <w:r>
-        <w:t>requestId, type)</w:t>
+        <w:t xml:space="preserve">        ClientSvc -&gt; FinanceSvc: activateRequest(requestId, type)</w:t>
       </w:r>
     </w:p>
     <w:p>
@@ -16227,15 +14325,7 @@
     </w:p>
     <w:p>
       <w:r>
-        <w:t xml:space="preserve">                FinanceSvc -&gt; RiderSvc: </w:t>
-      </w:r>
-      <w:proofErr w:type="gramStart"/>
-      <w:r>
-        <w:t>creditRiderWallet(</w:t>
-      </w:r>
-      <w:proofErr w:type="gramEnd"/>
-      <w:r>
-        <w:t>riderId, amount) (FR-CL-21)</w:t>
+        <w:t xml:space="preserve">                FinanceSvc -&gt; RiderSvc: creditRiderWallet(riderId, amount) (FR-CL-21)</w:t>
       </w:r>
     </w:p>
     <w:p>
@@ -16275,15 +14365,7 @@
     </w:p>
     <w:p>
       <w:r>
-        <w:t xml:space="preserve">            FinanceSvc -&gt; NotifySvc: </w:t>
-      </w:r>
-      <w:proofErr w:type="gramStart"/>
-      <w:r>
-        <w:t>sendNotification(</w:t>
-      </w:r>
-      <w:proofErr w:type="gramEnd"/>
-      <w:r>
-        <w:t>proposerId, "Your request was approved!")</w:t>
+        <w:t xml:space="preserve">            FinanceSvc -&gt; NotifySvc: sendNotification(proposerId, "Your request was approved!")</w:t>
       </w:r>
     </w:p>
     <w:p>
@@ -16339,15 +14421,7 @@
     </w:p>
     <w:p>
       <w:r>
-        <w:t xml:space="preserve">            FinanceSvc -&gt; ProductSvc: </w:t>
-      </w:r>
-      <w:proofErr w:type="gramStart"/>
-      <w:r>
-        <w:t>applyPromotionBudget(</w:t>
-      </w:r>
-      <w:proofErr w:type="gramEnd"/>
-      <w:r>
-        <w:t>productIds, budget)</w:t>
+        <w:t xml:space="preserve">            FinanceSvc -&gt; ProductSvc: applyPromotionBudget(productIds, budget)</w:t>
       </w:r>
     </w:p>
     <w:p>
@@ -16397,15 +14471,7 @@
     </w:p>
     <w:p>
       <w:r>
-        <w:t xml:space="preserve">        FinanceSvc -&gt; NotifySvc: </w:t>
-      </w:r>
-      <w:proofErr w:type="gramStart"/>
-      <w:r>
-        <w:t>sendNotification(</w:t>
-      </w:r>
-      <w:proofErr w:type="gramEnd"/>
-      <w:r>
-        <w:t>proposerId, "Request rejected. Reason: ...")</w:t>
+        <w:t xml:space="preserve">        FinanceSvc -&gt; NotifySvc: sendNotification(proposerId, "Request rejected. Reason: ...")</w:t>
       </w:r>
     </w:p>
     <w:p>
@@ -16441,15 +14507,7 @@
     </w:p>
     <w:p>
       <w:r>
-        <w:t xml:space="preserve">    ClientSvc -&gt; ClientSvc: </w:t>
-      </w:r>
-      <w:proofErr w:type="gramStart"/>
-      <w:r>
-        <w:t>logAction(</w:t>
-      </w:r>
-      <w:proofErr w:type="gramEnd"/>
-      <w:r>
-        <w:t>"APPROVAL_VOTE", clientId, requestId, vote)</w:t>
+        <w:t xml:space="preserve">    ClientSvc -&gt; ClientSvc: logAction("APPROVAL_VOTE", clientId, requestId, vote)</w:t>
       </w:r>
     </w:p>
     <w:p>
@@ -16516,15 +14574,7 @@
     </w:p>
     <w:p>
       <w:r>
-        <w:t xml:space="preserve">    FinanceSvc -&gt; ClientSvc: </w:t>
-      </w:r>
-      <w:proofErr w:type="gramStart"/>
-      <w:r>
-        <w:t>notifyAllClients(</w:t>
-      </w:r>
-      <w:proofErr w:type="gramEnd"/>
-      <w:r>
-        <w:t>"Plan [Name] is behind schedule.")</w:t>
+        <w:t xml:space="preserve">    FinanceSvc -&gt; ClientSvc: notifyAllClients("Plan [Name] is behind schedule.")</w:t>
       </w:r>
     </w:p>
     <w:p>
@@ -16534,15 +14584,7 @@
     </w:p>
     <w:p>
       <w:r>
-        <w:t xml:space="preserve">    ClientSvc -&gt; NotifySvc: </w:t>
-      </w:r>
-      <w:proofErr w:type="gramStart"/>
-      <w:r>
-        <w:t>sendNotification(</w:t>
-      </w:r>
-      <w:proofErr w:type="gramEnd"/>
-      <w:r>
-        <w:t>allClients, message)</w:t>
+        <w:t xml:space="preserve">    ClientSvc -&gt; NotifySvc: sendNotification(allClients, message)</w:t>
       </w:r>
     </w:p>
     <w:p>
@@ -16608,15 +14650,7 @@
     </w:p>
     <w:p>
       <w:r>
-        <w:t xml:space="preserve">    ClientSvc -&gt; NotifySvc: </w:t>
-      </w:r>
-      <w:proofErr w:type="gramStart"/>
-      <w:r>
-        <w:t>sendNotification(</w:t>
-      </w:r>
-      <w:proofErr w:type="gramEnd"/>
-      <w:r>
-        <w:t>proposerId, "Request timed out.")</w:t>
+        <w:t xml:space="preserve">    ClientSvc -&gt; NotifySvc: sendNotification(proposerId, "Request timed out.")</w:t>
       </w:r>
     </w:p>
     <w:p>
@@ -16670,13 +14704,8 @@
       </w:r>
     </w:p>
     <w:p>
-      <w:proofErr w:type="gramStart"/>
-      <w:r>
-        <w:t>!theme</w:t>
-      </w:r>
-      <w:proofErr w:type="gramEnd"/>
-      <w:r>
-        <w:t xml:space="preserve"> plain</w:t>
+      <w:r>
+        <w:t>!theme plain</w:t>
       </w:r>
     </w:p>
     <w:p>
@@ -16769,15 +14798,7 @@
     </w:p>
     <w:p>
       <w:r>
-        <w:t xml:space="preserve">    Gateway -&gt; DiscountSvc: </w:t>
-      </w:r>
-      <w:proofErr w:type="gramStart"/>
-      <w:r>
-        <w:t>createDiscountEvent(</w:t>
-      </w:r>
-      <w:proofErr w:type="gramEnd"/>
-      <w:r>
-        <w:t>eventData, proposerId)</w:t>
+        <w:t xml:space="preserve">    Gateway -&gt; DiscountSvc: createDiscountEvent(eventData, proposerId)</w:t>
       </w:r>
     </w:p>
     <w:p>
@@ -16861,15 +14882,7 @@
     </w:p>
     <w:p>
       <w:r>
-        <w:t xml:space="preserve">    DiscountSvc -&gt; FinanceSvc: </w:t>
-      </w:r>
-      <w:proofErr w:type="gramStart"/>
-      <w:r>
-        <w:t>getTotalAppProfitSinceLastEvent(</w:t>
-      </w:r>
-      <w:proofErr w:type="gramEnd"/>
-      <w:r>
-        <w:t>)</w:t>
+        <w:t xml:space="preserve">    DiscountSvc -&gt; FinanceSvc: getTotalAppProfitSinceLastEvent()</w:t>
       </w:r>
     </w:p>
     <w:p>
@@ -16938,15 +14951,7 @@
     </w:p>
     <w:p>
       <w:r>
-        <w:t xml:space="preserve">    DiscountSvc -&gt; ClientSvc: </w:t>
-      </w:r>
-      <w:proofErr w:type="gramStart"/>
-      <w:r>
-        <w:t>logAction(</w:t>
-      </w:r>
-      <w:proofErr w:type="gramEnd"/>
-      <w:r>
-        <w:t>"DISCOUNT_EVENT_CREATED", proposerId, eventId, eventDetails)</w:t>
+        <w:t xml:space="preserve">    DiscountSvc -&gt; ClientSvc: logAction("DISCOUNT_EVENT_CREATED", proposerId, eventId, eventDetails)</w:t>
       </w:r>
     </w:p>
     <w:p>
@@ -16972,15 +14977,7 @@
     </w:p>
     <w:p>
       <w:r>
-        <w:t xml:space="preserve">    DiscountSvc -&gt; ClientSvc: </w:t>
-      </w:r>
-      <w:proofErr w:type="gramStart"/>
-      <w:r>
-        <w:t>createApprovalRequest(</w:t>
-      </w:r>
-      <w:proofErr w:type="gramEnd"/>
-      <w:r>
-        <w:t>"DISCOUNT_EVENT", eventId, proposerId, allOtherClients)</w:t>
+        <w:t xml:space="preserve">    DiscountSvc -&gt; ClientSvc: createApprovalRequest("DISCOUNT_EVENT", eventId, proposerId, allOtherClients)</w:t>
       </w:r>
     </w:p>
     <w:p>
@@ -16990,15 +14987,7 @@
     </w:p>
     <w:p>
       <w:r>
-        <w:t xml:space="preserve">    ClientSvc -&gt; NotifySvc: </w:t>
-      </w:r>
-      <w:proofErr w:type="gramStart"/>
-      <w:r>
-        <w:t>sendNotification(</w:t>
-      </w:r>
-      <w:proofErr w:type="gramEnd"/>
-      <w:r>
-        <w:t>allOtherClients, "New discount event proposed: [Event Name] – Estimated Budget: ~Rs. X. Requires your approval.")</w:t>
+        <w:t xml:space="preserve">    ClientSvc -&gt; NotifySvc: sendNotification(allOtherClients, "New discount event proposed: [Event Name] – Estimated Budget: ~Rs. X. Requires your approval.")</w:t>
       </w:r>
     </w:p>
     <w:p>
@@ -17081,15 +15070,7 @@
     </w:p>
     <w:p>
       <w:r>
-        <w:t xml:space="preserve">            ClientSvc -&gt; DiscountSvc: </w:t>
-      </w:r>
-      <w:proofErr w:type="gramStart"/>
-      <w:r>
-        <w:t>recordRejection(</w:t>
-      </w:r>
-      <w:proofErr w:type="gramEnd"/>
-      <w:r>
-        <w:t>eventId, clientId, reason)</w:t>
+        <w:t xml:space="preserve">            ClientSvc -&gt; DiscountSvc: recordRejection(eventId, clientId, reason)</w:t>
       </w:r>
     </w:p>
     <w:p>
@@ -17104,15 +15085,7 @@
     </w:p>
     <w:p>
       <w:r>
-        <w:t xml:space="preserve">            DiscountSvc -&gt; NotifySvc: </w:t>
-      </w:r>
-      <w:proofErr w:type="gramStart"/>
-      <w:r>
-        <w:t>sendNotification(</w:t>
-      </w:r>
-      <w:proofErr w:type="gramEnd"/>
-      <w:r>
-        <w:t>proposerId, "Event rejected. Reason: " + reason)</w:t>
+        <w:t xml:space="preserve">            DiscountSvc -&gt; NotifySvc: sendNotification(proposerId, "Event rejected. Reason: " + reason)</w:t>
       </w:r>
     </w:p>
     <w:p>
@@ -17132,15 +15105,7 @@
     </w:p>
     <w:p>
       <w:r>
-        <w:t xml:space="preserve">            DiscountSvc -&gt; ClientSvc: </w:t>
-      </w:r>
-      <w:proofErr w:type="gramStart"/>
-      <w:r>
-        <w:t>logAction(</w:t>
-      </w:r>
-      <w:proofErr w:type="gramEnd"/>
-      <w:r>
-        <w:t>"DISCOUNT_EVENT_REJECTED", clientId, eventId, reason) (FR-CL-30)</w:t>
+        <w:t xml:space="preserve">            DiscountSvc -&gt; ClientSvc: logAction("DISCOUNT_EVENT_REJECTED", clientId, eventId, reason) (FR-CL-30)</w:t>
       </w:r>
     </w:p>
     <w:p>
@@ -17212,15 +15177,7 @@
     </w:p>
     <w:p>
       <w:r>
-        <w:t xml:space="preserve">    DiscountSvc -&gt; NotifySvc: </w:t>
-      </w:r>
-      <w:proofErr w:type="gramStart"/>
-      <w:r>
-        <w:t>sendNotification(</w:t>
-      </w:r>
-      <w:proofErr w:type="gramEnd"/>
-      <w:r>
-        <w:t>proposerId, "Your discount event was approved!")</w:t>
+        <w:t xml:space="preserve">    DiscountSvc -&gt; NotifySvc: sendNotification(proposerId, "Your discount event was approved!")</w:t>
       </w:r>
     </w:p>
     <w:p>
@@ -17246,15 +15203,7 @@
     </w:p>
     <w:p>
       <w:r>
-        <w:t xml:space="preserve">    DiscountSvc -&gt; ClientSvc: </w:t>
-      </w:r>
-      <w:proofErr w:type="gramStart"/>
-      <w:r>
-        <w:t>logAction(</w:t>
-      </w:r>
-      <w:proofErr w:type="gramEnd"/>
-      <w:r>
-        <w:t>"DISCOUNT_EVENT_APPROVED", clientId, eventId)</w:t>
+        <w:t xml:space="preserve">    DiscountSvc -&gt; ClientSvc: logAction("DISCOUNT_EVENT_APPROVED", clientId, eventId)</w:t>
       </w:r>
     </w:p>
     <w:p>
@@ -17318,15 +15267,7 @@
     </w:p>
     <w:p>
       <w:r>
-        <w:t xml:space="preserve">    DiscountSvc -&gt; FinanceSvc: </w:t>
-      </w:r>
-      <w:proofErr w:type="gramStart"/>
-      <w:r>
-        <w:t>getTotalAppProfitSinceLastEvent(</w:t>
-      </w:r>
-      <w:proofErr w:type="gramEnd"/>
-      <w:r>
-        <w:t>)</w:t>
+        <w:t xml:space="preserve">    DiscountSvc -&gt; FinanceSvc: getTotalAppProfitSinceLastEvent()</w:t>
       </w:r>
     </w:p>
     <w:p>
@@ -17395,15 +15336,7 @@
     </w:p>
     <w:p>
       <w:r>
-        <w:t xml:space="preserve">    loop </w:t>
-      </w:r>
-      <w:proofErr w:type="gramStart"/>
-      <w:r>
-        <w:t>For</w:t>
-      </w:r>
-      <w:proofErr w:type="gramEnd"/>
-      <w:r>
-        <w:t xml:space="preserve"> each customer with budget &gt; 0</w:t>
+        <w:t xml:space="preserve">    loop For each customer with budget &gt; 0</w:t>
       </w:r>
     </w:p>
     <w:p>
@@ -17508,15 +15441,7 @@
     </w:p>
     <w:p>
       <w:r>
-        <w:t xml:space="preserve">    DiscountSvc -&gt; CustomerSvc: </w:t>
-      </w:r>
-      <w:proofErr w:type="gramStart"/>
-      <w:r>
-        <w:t>getEligibleCustomersWithDiscounts(</w:t>
-      </w:r>
-      <w:proofErr w:type="gramEnd"/>
-      <w:r>
-        <w:t>)</w:t>
+        <w:t xml:space="preserve">    DiscountSvc -&gt; CustomerSvc: getEligibleCustomersWithDiscounts()</w:t>
       </w:r>
     </w:p>
     <w:p>
@@ -17537,28 +15462,12 @@
     <w:p/>
     <w:p>
       <w:r>
-        <w:t xml:space="preserve">    loop </w:t>
-      </w:r>
-      <w:proofErr w:type="gramStart"/>
-      <w:r>
-        <w:t>For</w:t>
-      </w:r>
-      <w:proofErr w:type="gramEnd"/>
-      <w:r>
-        <w:t xml:space="preserve"> each eligible customer</w:t>
-      </w:r>
-    </w:p>
-    <w:p>
-      <w:r>
-        <w:t xml:space="preserve">        DiscountSvc -&gt; NotifySvc: </w:t>
-      </w:r>
-      <w:proofErr w:type="gramStart"/>
-      <w:r>
-        <w:t>sendNotification(</w:t>
-      </w:r>
-      <w:proofErr w:type="gramEnd"/>
-      <w:r>
-        <w:t>customerId, "Good news! Discounted products available. Stock limited to [count] units.")</w:t>
+        <w:t xml:space="preserve">    loop For each eligible customer</w:t>
+      </w:r>
+    </w:p>
+    <w:p>
+      <w:r>
+        <w:t xml:space="preserve">        DiscountSvc -&gt; NotifySvc: sendNotification(customerId, "Good news! Discounted products available. Stock limited to [count] units.")</w:t>
       </w:r>
     </w:p>
     <w:p>
@@ -17605,15 +15514,7 @@
     </w:p>
     <w:p>
       <w:r>
-        <w:t xml:space="preserve">    note over App, DiscountSvc: Website displays uploaded media (animation/video/picture) (FR-CL-</w:t>
-      </w:r>
-      <w:proofErr w:type="gramStart"/>
-      <w:r>
-        <w:t>34)\</w:t>
-      </w:r>
-      <w:proofErr w:type="gramEnd"/>
-      <w:r>
-        <w:t>nand shows discounted prices with original strike-through</w:t>
+        <w:t xml:space="preserve">    note over App, DiscountSvc: Website displays uploaded media (animation/video/picture) (FR-CL-34)\nand shows discounted prices with original strike-through</w:t>
       </w:r>
     </w:p>
     <w:p/>
@@ -17681,15 +15582,7 @@
     </w:p>
     <w:p>
       <w:r>
-        <w:t xml:space="preserve">    Gateway -&gt; DiscountSvc: </w:t>
-      </w:r>
-      <w:proofErr w:type="gramStart"/>
-      <w:r>
-        <w:t>cancelDiscountEvent(</w:t>
-      </w:r>
-      <w:proofErr w:type="gramEnd"/>
-      <w:r>
-        <w:t>eventId, clientId)</w:t>
+        <w:t xml:space="preserve">    Gateway -&gt; DiscountSvc: cancelDiscountEvent(eventId, clientId)</w:t>
       </w:r>
     </w:p>
     <w:p>
@@ -17709,15 +15602,7 @@
     </w:p>
     <w:p>
       <w:r>
-        <w:t xml:space="preserve">    DiscountSvc -&gt; ClientSvc: </w:t>
-      </w:r>
-      <w:proofErr w:type="gramStart"/>
-      <w:r>
-        <w:t>notifyAllClients(</w:t>
-      </w:r>
-      <w:proofErr w:type="gramEnd"/>
-      <w:r>
-        <w:t>"Discount event [Name] canceled by proposer")</w:t>
+        <w:t xml:space="preserve">    DiscountSvc -&gt; ClientSvc: notifyAllClients("Discount event [Name] canceled by proposer")</w:t>
       </w:r>
     </w:p>
     <w:p>
@@ -17727,15 +15612,7 @@
     </w:p>
     <w:p>
       <w:r>
-        <w:t xml:space="preserve">    ClientSvc -&gt; NotifySvc: </w:t>
-      </w:r>
-      <w:proofErr w:type="gramStart"/>
-      <w:r>
-        <w:t>sendNotification(</w:t>
-      </w:r>
-      <w:proofErr w:type="gramEnd"/>
-      <w:r>
-        <w:t>allClients, message)</w:t>
+        <w:t xml:space="preserve">    ClientSvc -&gt; NotifySvc: sendNotification(allClients, message)</w:t>
       </w:r>
     </w:p>
     <w:p>
@@ -17765,15 +15642,7 @@
     </w:p>
     <w:p>
       <w:r>
-        <w:t xml:space="preserve">    DiscountSvc -&gt; ClientSvc: </w:t>
-      </w:r>
-      <w:proofErr w:type="gramStart"/>
-      <w:r>
-        <w:t>logAction(</w:t>
-      </w:r>
-      <w:proofErr w:type="gramEnd"/>
-      <w:r>
-        <w:t>"DISCOUNT_EVENT_CANCELED", clientId, eventId) (FR-CL-30)</w:t>
+        <w:t xml:space="preserve">    DiscountSvc -&gt; ClientSvc: logAction("DISCOUNT_EVENT_CANCELED", clientId, eventId) (FR-CL-30)</w:t>
       </w:r>
     </w:p>
     <w:p>
@@ -17847,13 +15716,8 @@
       </w:r>
     </w:p>
     <w:p>
-      <w:proofErr w:type="gramStart"/>
-      <w:r>
-        <w:t>!theme</w:t>
-      </w:r>
-      <w:proofErr w:type="gramEnd"/>
-      <w:r>
-        <w:t xml:space="preserve"> plain</w:t>
+      <w:r>
+        <w:t>!theme plain</w:t>
       </w:r>
     </w:p>
     <w:p>
@@ -18023,15 +15887,7 @@
     </w:p>
     <w:p>
       <w:r>
-        <w:t xml:space="preserve">    Gateway -&gt; RiderSvc: </w:t>
-      </w:r>
-      <w:proofErr w:type="gramStart"/>
-      <w:r>
-        <w:t>closeRiderAccountByClient(</w:t>
-      </w:r>
-      <w:proofErr w:type="gramEnd"/>
-      <w:r>
-        <w:t>riderId, clientId, reason)</w:t>
+        <w:t xml:space="preserve">    Gateway -&gt; RiderSvc: closeRiderAccountByClient(riderId, clientId, reason)</w:t>
       </w:r>
     </w:p>
     <w:p>
@@ -18154,15 +16010,7 @@
     </w:p>
     <w:p>
       <w:r>
-        <w:t xml:space="preserve">            Gateway -&gt; RiderSvc: </w:t>
-      </w:r>
-      <w:proofErr w:type="gramStart"/>
-      <w:r>
-        <w:t>forceCloseWithTripTermination(</w:t>
-      </w:r>
-      <w:proofErr w:type="gramEnd"/>
-      <w:r>
-        <w:t>riderId, clientId, reason)</w:t>
+        <w:t xml:space="preserve">            Gateway -&gt; RiderSvc: forceCloseWithTripTermination(riderId, clientId, reason)</w:t>
       </w:r>
     </w:p>
     <w:p>
@@ -18274,15 +16122,7 @@
     </w:p>
     <w:p>
       <w:r>
-        <w:t xml:space="preserve">    RiderSvc -&gt; RiderSvc: Set account_status = CLOSED, closed_at = </w:t>
-      </w:r>
-      <w:proofErr w:type="gramStart"/>
-      <w:r>
-        <w:t>NOW(</w:t>
-      </w:r>
-      <w:proofErr w:type="gramEnd"/>
-      <w:r>
-        <w:t>), closed_by = clientId, closure_reason = reason</w:t>
+        <w:t xml:space="preserve">    RiderSvc -&gt; RiderSvc: Set account_status = CLOSED, closed_at = NOW(), closed_by = clientId, closure_reason = reason</w:t>
       </w:r>
     </w:p>
     <w:p>
@@ -18313,15 +16153,7 @@
     </w:p>
     <w:p>
       <w:r>
-        <w:t xml:space="preserve">    RiderSvc -&gt; ClientSvc: </w:t>
-      </w:r>
-      <w:proofErr w:type="gramStart"/>
-      <w:r>
-        <w:t>logAction(</w:t>
-      </w:r>
-      <w:proofErr w:type="gramEnd"/>
-      <w:r>
-        <w:t>"RIDER_ACCOUNT_CLOSED_BY_CLIENT", clientId, riderId, reason, finalBalance)</w:t>
+        <w:t xml:space="preserve">    RiderSvc -&gt; ClientSvc: logAction("RIDER_ACCOUNT_CLOSED_BY_CLIENT", clientId, riderId, reason, finalBalance)</w:t>
       </w:r>
     </w:p>
     <w:p>
@@ -18347,15 +16179,7 @@
     </w:p>
     <w:p>
       <w:r>
-        <w:t xml:space="preserve">    RiderSvc -&gt; NotifySvc: </w:t>
-      </w:r>
-      <w:proofErr w:type="gramStart"/>
-      <w:r>
-        <w:t>sendEmail(</w:t>
-      </w:r>
-      <w:proofErr w:type="gramEnd"/>
-      <w:r>
-        <w:t>riderEmail, "Your account has been closed by the platform. Final balance: Rs. X. Contact support for withdrawals.")</w:t>
+        <w:t xml:space="preserve">    RiderSvc -&gt; NotifySvc: sendEmail(riderEmail, "Your account has been closed by the platform. Final balance: Rs. X. Contact support for withdrawals.")</w:t>
       </w:r>
     </w:p>
     <w:p>
@@ -18371,15 +16195,7 @@
     <w:p>
       <w:r>
         <w:lastRenderedPageBreak/>
-        <w:t xml:space="preserve">    RiderSvc -&gt; NotifySvc: </w:t>
-      </w:r>
-      <w:proofErr w:type="gramStart"/>
-      <w:r>
-        <w:t>sendNotification(</w:t>
-      </w:r>
-      <w:proofErr w:type="gramEnd"/>
-      <w:r>
-        <w:t>allClients, "Rider [Name]'s account closed by [Client Name]. Final balance: Rs. X.")</w:t>
+        <w:t xml:space="preserve">    RiderSvc -&gt; NotifySvc: sendNotification(allClients, "Rider [Name]'s account closed by [Client Name]. Final balance: Rs. X.")</w:t>
       </w:r>
     </w:p>
     <w:p>
@@ -18556,15 +16372,7 @@
     </w:p>
     <w:p>
       <w:r>
-        <w:t xml:space="preserve">    Gateway -&gt; RiderSvc: </w:t>
-      </w:r>
-      <w:proofErr w:type="gramStart"/>
-      <w:r>
-        <w:t>issueFine(</w:t>
-      </w:r>
-      <w:proofErr w:type="gramEnd"/>
-      <w:r>
-        <w:t>riderId, clientId, amount, reason, attachments)</w:t>
+        <w:t xml:space="preserve">    Gateway -&gt; RiderSvc: issueFine(riderId, clientId, amount, reason, attachments)</w:t>
       </w:r>
     </w:p>
     <w:p>
@@ -18673,15 +16481,7 @@
     </w:p>
     <w:p>
       <w:r>
-        <w:t xml:space="preserve">        RiderSvc -&gt; ClientSvc: </w:t>
-      </w:r>
-      <w:proofErr w:type="gramStart"/>
-      <w:r>
-        <w:t>notifyClients(</w:t>
-      </w:r>
-      <w:proofErr w:type="gramEnd"/>
-      <w:r>
-        <w:t>"Rider [Name] wallet negative after fine of Rs. X") (FR-AC-02)</w:t>
+        <w:t xml:space="preserve">        RiderSvc -&gt; ClientSvc: notifyClients("Rider [Name] wallet negative after fine of Rs. X") (FR-AC-02)</w:t>
       </w:r>
     </w:p>
     <w:p>
@@ -18691,15 +16491,7 @@
     </w:p>
     <w:p>
       <w:r>
-        <w:t xml:space="preserve">        ClientSvc -&gt; NotifySvc: </w:t>
-      </w:r>
-      <w:proofErr w:type="gramStart"/>
-      <w:r>
-        <w:t>sendNotification(</w:t>
-      </w:r>
-      <w:proofErr w:type="gramEnd"/>
-      <w:r>
-        <w:t>allClients, message)</w:t>
+        <w:t xml:space="preserve">        ClientSvc -&gt; NotifySvc: sendNotification(allClients, message)</w:t>
       </w:r>
     </w:p>
     <w:p>
@@ -18756,15 +16548,7 @@
     </w:p>
     <w:p>
       <w:r>
-        <w:t xml:space="preserve">    RiderSvc -&gt; FinanceSvc: </w:t>
-      </w:r>
-      <w:proofErr w:type="gramStart"/>
-      <w:r>
-        <w:t>recordFineAsIncome(</w:t>
-      </w:r>
-      <w:proofErr w:type="gramEnd"/>
-      <w:r>
-        <w:t>riderId, amount, reason)</w:t>
+        <w:t xml:space="preserve">    RiderSvc -&gt; FinanceSvc: recordFineAsIncome(riderId, amount, reason)</w:t>
       </w:r>
     </w:p>
     <w:p>
@@ -18790,15 +16574,7 @@
     </w:p>
     <w:p>
       <w:r>
-        <w:t xml:space="preserve">    RiderSvc -&gt; ClientSvc: </w:t>
-      </w:r>
-      <w:proofErr w:type="gramStart"/>
-      <w:r>
-        <w:t>logAction(</w:t>
-      </w:r>
-      <w:proofErr w:type="gramEnd"/>
-      <w:r>
-        <w:t>"RIDER_FINED", clientId, riderId, amount, reason)</w:t>
+        <w:t xml:space="preserve">    RiderSvc -&gt; ClientSvc: logAction("RIDER_FINED", clientId, riderId, amount, reason)</w:t>
       </w:r>
     </w:p>
     <w:p>
@@ -18825,15 +16601,7 @@
     </w:p>
     <w:p>
       <w:r>
-        <w:t xml:space="preserve">    RiderSvc -&gt; NotifySvc: </w:t>
-      </w:r>
-      <w:proofErr w:type="gramStart"/>
-      <w:r>
-        <w:t>sendNotification(</w:t>
-      </w:r>
-      <w:proofErr w:type="gramEnd"/>
-      <w:r>
-        <w:t>riderId, "A fine of Rs. X has been applied to your account. Reason: [Reason]. Please review in app.")</w:t>
+        <w:t xml:space="preserve">    RiderSvc -&gt; NotifySvc: sendNotification(riderId, "A fine of Rs. X has been applied to your account. Reason: [Reason]. Please review in app.")</w:t>
       </w:r>
     </w:p>
     <w:p>
@@ -18848,15 +16616,7 @@
     </w:p>
     <w:p>
       <w:r>
-        <w:t xml:space="preserve">    RiderSvc -&gt; NotifySvc: </w:t>
-      </w:r>
-      <w:proofErr w:type="gramStart"/>
-      <w:r>
-        <w:t>sendNotification(</w:t>
-      </w:r>
-      <w:proofErr w:type="gramEnd"/>
-      <w:r>
-        <w:t>allClients, "Rider [Name] fined Rs. X by [Client Name]. Reason: [Reason].")</w:t>
+        <w:t xml:space="preserve">    RiderSvc -&gt; NotifySvc: sendNotification(allClients, "Rider [Name] fined Rs. X by [Client Name]. Reason: [Reason].")</w:t>
       </w:r>
     </w:p>
     <w:p>
@@ -18965,15 +16725,7 @@
     </w:p>
     <w:p>
       <w:r>
-        <w:t xml:space="preserve">    RiderSvc -&gt; ClientSvc: </w:t>
-      </w:r>
-      <w:proofErr w:type="gramStart"/>
-      <w:r>
-        <w:t>createApprovalRequest(</w:t>
-      </w:r>
-      <w:proofErr w:type="gramEnd"/>
-      <w:r>
-        <w:t>"LARGE_FINE", fineId, proposerId, allOtherClients)</w:t>
+        <w:t xml:space="preserve">    RiderSvc -&gt; ClientSvc: createApprovalRequest("LARGE_FINE", fineId, proposerId, allOtherClients)</w:t>
       </w:r>
     </w:p>
     <w:p>
@@ -18983,15 +16735,7 @@
     </w:p>
     <w:p>
       <w:r>
-        <w:t xml:space="preserve">    ClientSvc -&gt; NotifySvc: </w:t>
-      </w:r>
-      <w:proofErr w:type="gramStart"/>
-      <w:r>
-        <w:t>sendNotification(</w:t>
-      </w:r>
-      <w:proofErr w:type="gramEnd"/>
-      <w:r>
-        <w:t>allOtherClients, "Large fine proposed for Rider [Name]: Rs. X. Requires approval.")</w:t>
+        <w:t xml:space="preserve">    ClientSvc -&gt; NotifySvc: sendNotification(allOtherClients, "Large fine proposed for Rider [Name]: Rs. X. Requires approval.")</w:t>
       </w:r>
     </w:p>
     <w:p>
@@ -19100,14 +16844,9 @@
       </w:r>
     </w:p>
     <w:p>
-      <w:proofErr w:type="gramStart"/>
       <w:r>
         <w:lastRenderedPageBreak/>
-        <w:t>!theme</w:t>
-      </w:r>
-      <w:proofErr w:type="gramEnd"/>
-      <w:r>
-        <w:t xml:space="preserve"> plain</w:t>
+        <w:t>!theme plain</w:t>
       </w:r>
     </w:p>
     <w:p>
@@ -19200,15 +16939,7 @@
     </w:p>
     <w:p>
       <w:r>
-        <w:t xml:space="preserve">    Gateway -&gt; TripSvc: </w:t>
-      </w:r>
-      <w:proofErr w:type="gramStart"/>
-      <w:r>
-        <w:t>getPendingPriceUpdateRequests(</w:t>
-      </w:r>
-      <w:proofErr w:type="gramEnd"/>
-      <w:r>
-        <w:t>)</w:t>
+        <w:t xml:space="preserve">    Gateway -&gt; TripSvc: getPendingPriceUpdateRequests()</w:t>
       </w:r>
     </w:p>
     <w:p>
@@ -19291,15 +17022,7 @@
     </w:p>
     <w:p>
       <w:r>
-        <w:t xml:space="preserve">    note right of TripSvc: Profit impact shows loss if approved\</w:t>
-      </w:r>
-      <w:proofErr w:type="gramStart"/>
-      <w:r>
-        <w:t>n(</w:t>
-      </w:r>
-      <w:proofErr w:type="gramEnd"/>
-      <w:r>
-        <w:t>actual &gt; original) (FR-CL-24)</w:t>
+        <w:t xml:space="preserve">    note right of TripSvc: Profit impact shows loss if approved\n(actual &gt; original) (FR-CL-24)</w:t>
       </w:r>
     </w:p>
     <w:p>
@@ -19371,15 +17094,7 @@
     </w:p>
     <w:p>
       <w:r>
-        <w:t xml:space="preserve">        Gateway -&gt; TripSvc: </w:t>
-      </w:r>
-      <w:proofErr w:type="gramStart"/>
-      <w:r>
-        <w:t>rejectPriceUpdateRequest(</w:t>
-      </w:r>
-      <w:proofErr w:type="gramEnd"/>
-      <w:r>
-        <w:t>requestId, clientId, reason)</w:t>
+        <w:t xml:space="preserve">        Gateway -&gt; TripSvc: rejectPriceUpdateRequest(requestId, clientId, reason)</w:t>
       </w:r>
     </w:p>
     <w:p>
@@ -19395,15 +17110,7 @@
     </w:p>
     <w:p>
       <w:r>
-        <w:t xml:space="preserve">        TripSvc -&gt; OrderSvc: </w:t>
-      </w:r>
-      <w:proofErr w:type="gramStart"/>
-      <w:r>
-        <w:t>removeProductFromOrder(</w:t>
-      </w:r>
-      <w:proofErr w:type="gramEnd"/>
-      <w:r>
-        <w:t>orderId, productId)</w:t>
+        <w:t xml:space="preserve">        TripSvc -&gt; OrderSvc: removeProductFromOrder(orderId, productId)</w:t>
       </w:r>
     </w:p>
     <w:p>
@@ -19423,15 +17130,7 @@
     </w:p>
     <w:p>
       <w:r>
-        <w:t xml:space="preserve">        TripSvc -&gt; DispatchSvc: </w:t>
-      </w:r>
-      <w:proofErr w:type="gramStart"/>
-      <w:r>
-        <w:t>reallocateProduct(</w:t>
-      </w:r>
-      <w:proofErr w:type="gramEnd"/>
-      <w:r>
-        <w:t>orderId, productId)</w:t>
+        <w:t xml:space="preserve">        TripSvc -&gt; DispatchSvc: reallocateProduct(orderId, productId)</w:t>
       </w:r>
     </w:p>
     <w:p>
@@ -19461,15 +17160,7 @@
     </w:p>
     <w:p>
       <w:r>
-        <w:t xml:space="preserve">        TripSvc -&gt; NotifySvc: </w:t>
-      </w:r>
-      <w:proofErr w:type="gramStart"/>
-      <w:r>
-        <w:t>sendNotification(</w:t>
-      </w:r>
-      <w:proofErr w:type="gramEnd"/>
-      <w:r>
-        <w:t>riderId, "Price update rejected. Product removed from order.")</w:t>
+        <w:t xml:space="preserve">        TripSvc -&gt; NotifySvc: sendNotification(riderId, "Price update rejected. Product removed from order.")</w:t>
       </w:r>
     </w:p>
     <w:p>
@@ -19489,15 +17180,7 @@
     </w:p>
     <w:p>
       <w:r>
-        <w:t xml:space="preserve">        TripSvc -&gt; ClientSvc: </w:t>
-      </w:r>
-      <w:proofErr w:type="gramStart"/>
-      <w:r>
-        <w:t>logAction(</w:t>
-      </w:r>
-      <w:proofErr w:type="gramEnd"/>
-      <w:r>
-        <w:t>"PRICE_UPDATE_REJECTED", clientId, requestId, reason) (FR-CL-30)</w:t>
+        <w:t xml:space="preserve">        TripSvc -&gt; ClientSvc: logAction("PRICE_UPDATE_REJECTED", clientId, requestId, reason) (FR-CL-30)</w:t>
       </w:r>
     </w:p>
     <w:p>
@@ -19580,15 +17263,7 @@
     </w:p>
     <w:p>
       <w:r>
-        <w:t xml:space="preserve">    Gateway -&gt; TripSvc: </w:t>
-      </w:r>
-      <w:proofErr w:type="gramStart"/>
-      <w:r>
-        <w:t>approvePriceUpdateRequest(</w:t>
-      </w:r>
-      <w:proofErr w:type="gramEnd"/>
-      <w:r>
-        <w:t>requestId, clientId)</w:t>
+        <w:t xml:space="preserve">    Gateway -&gt; TripSvc: approvePriceUpdateRequest(requestId, clientId)</w:t>
       </w:r>
     </w:p>
     <w:p>
@@ -19697,15 +17372,7 @@
     </w:p>
     <w:p>
       <w:r>
-        <w:t xml:space="preserve">        TripSvc -&gt; ClientSvc: </w:t>
-      </w:r>
-      <w:proofErr w:type="gramStart"/>
-      <w:r>
-        <w:t>notifyClients(</w:t>
-      </w:r>
-      <w:proofErr w:type="gramEnd"/>
-      <w:r>
-        <w:t>"Insufficient App Treasure for price update approval")</w:t>
+        <w:t xml:space="preserve">        TripSvc -&gt; ClientSvc: notifyClients("Insufficient App Treasure for price update approval")</w:t>
       </w:r>
     </w:p>
     <w:p>
@@ -19715,15 +17382,7 @@
     </w:p>
     <w:p>
       <w:r>
-        <w:t xml:space="preserve">        ClientSvc -&gt; NotifySvc: </w:t>
-      </w:r>
-      <w:proofErr w:type="gramStart"/>
-      <w:r>
-        <w:t>sendNotification(</w:t>
-      </w:r>
-      <w:proofErr w:type="gramEnd"/>
-      <w:r>
-        <w:t>allClients, message)</w:t>
+        <w:t xml:space="preserve">        ClientSvc -&gt; NotifySvc: sendNotification(allClients, message)</w:t>
       </w:r>
     </w:p>
     <w:p>
@@ -19753,15 +17412,7 @@
     </w:p>
     <w:p>
       <w:r>
-        <w:t xml:space="preserve">        TripSvc -&gt; NotifySvc: </w:t>
-      </w:r>
-      <w:proofErr w:type="gramStart"/>
-      <w:r>
-        <w:t>sendNotification(</w:t>
-      </w:r>
-      <w:proofErr w:type="gramEnd"/>
-      <w:r>
-        <w:t>riderId, "Awaiting treasury funds – please wait.")</w:t>
+        <w:t xml:space="preserve">        TripSvc -&gt; NotifySvc: sendNotification(riderId, "Awaiting treasury funds – please wait.")</w:t>
       </w:r>
     </w:p>
     <w:p>
@@ -19822,15 +17473,7 @@
     </w:p>
     <w:p>
       <w:r>
-        <w:t xml:space="preserve">    TripSvc -&gt; FinanceSvc: </w:t>
-      </w:r>
-      <w:proofErr w:type="gramStart"/>
-      <w:r>
-        <w:t>initiatePayment(</w:t>
-      </w:r>
-      <w:proofErr w:type="gramEnd"/>
-      <w:r>
-        <w:t>shopkeeperDetails, amount)</w:t>
+        <w:t xml:space="preserve">    TripSvc -&gt; FinanceSvc: initiatePayment(shopkeeperDetails, amount)</w:t>
       </w:r>
     </w:p>
     <w:p>
@@ -19845,15 +17488,7 @@
     </w:p>
     <w:p>
       <w:r>
-        <w:t xml:space="preserve">    FinanceSvc -&gt; PaymentGW: </w:t>
-      </w:r>
-      <w:proofErr w:type="gramStart"/>
-      <w:r>
-        <w:t>processPayment(</w:t>
-      </w:r>
-      <w:proofErr w:type="gramEnd"/>
-      <w:r>
-        <w:t>recipient, amount)</w:t>
+        <w:t xml:space="preserve">    FinanceSvc -&gt; PaymentGW: processPayment(recipient, amount)</w:t>
       </w:r>
     </w:p>
     <w:p>
@@ -19879,15 +17514,7 @@
     </w:p>
     <w:p>
       <w:r>
-        <w:t xml:space="preserve">        TripSvc -&gt; ClientSvc: </w:t>
-      </w:r>
-      <w:proofErr w:type="gramStart"/>
-      <w:r>
-        <w:t>notifyClient(</w:t>
-      </w:r>
-      <w:proofErr w:type="gramEnd"/>
-      <w:r>
-        <w:t>clientId, "Payment to shopkeeper failed. Rider must re-enter details.")</w:t>
+        <w:t xml:space="preserve">        TripSvc -&gt; ClientSvc: notifyClient(clientId, "Payment to shopkeeper failed. Rider must re-enter details.")</w:t>
       </w:r>
     </w:p>
     <w:p>
@@ -19907,15 +17534,7 @@
     </w:p>
     <w:p>
       <w:r>
-        <w:t xml:space="preserve">        TripSvc -&gt; NotifySvc: </w:t>
-      </w:r>
-      <w:proofErr w:type="gramStart"/>
-      <w:r>
-        <w:t>sendNotification(</w:t>
-      </w:r>
-      <w:proofErr w:type="gramEnd"/>
-      <w:r>
-        <w:t>riderId, "Payment failed. Please re-enter shopkeeper details.")</w:t>
+        <w:t xml:space="preserve">        TripSvc -&gt; NotifySvc: sendNotification(riderId, "Payment failed. Please re-enter shopkeeper details.")</w:t>
       </w:r>
     </w:p>
     <w:p>
@@ -20006,15 +17625,7 @@
     </w:p>
     <w:p>
       <w:r>
-        <w:t xml:space="preserve">    TripSvc -&gt; OrderSvc: </w:t>
-      </w:r>
-      <w:proofErr w:type="gramStart"/>
-      <w:r>
-        <w:t>updateOrderProductPrice(</w:t>
-      </w:r>
-      <w:proofErr w:type="gramEnd"/>
-      <w:r>
-        <w:t>orderId, productId, actualPrice)</w:t>
+        <w:t xml:space="preserve">    TripSvc -&gt; OrderSvc: updateOrderProductPrice(orderId, productId, actualPrice)</w:t>
       </w:r>
     </w:p>
     <w:p>
@@ -20041,15 +17652,7 @@
     </w:p>
     <w:p>
       <w:r>
-        <w:t xml:space="preserve">    TripSvc -&gt; FinanceSvc: </w:t>
-      </w:r>
-      <w:proofErr w:type="gramStart"/>
-      <w:r>
-        <w:t>recordLossAgainstOrder(</w:t>
-      </w:r>
-      <w:proofErr w:type="gramEnd"/>
-      <w:r>
-        <w:t>orderId, lossAmount)</w:t>
+        <w:t xml:space="preserve">    TripSvc -&gt; FinanceSvc: recordLossAgainstOrder(orderId, lossAmount)</w:t>
       </w:r>
     </w:p>
     <w:p>
@@ -20080,15 +17683,7 @@
     </w:p>
     <w:p>
       <w:r>
-        <w:t xml:space="preserve">    TripSvc -&gt; NotifySvc: </w:t>
-      </w:r>
-      <w:proofErr w:type="gramStart"/>
-      <w:r>
-        <w:t>sendNotification(</w:t>
-      </w:r>
-      <w:proofErr w:type="gramEnd"/>
-      <w:r>
-        <w:t>riderId, "Price update approved. Payment sent to shopkeeper.")</w:t>
+        <w:t xml:space="preserve">    TripSvc -&gt; NotifySvc: sendNotification(riderId, "Price update approved. Payment sent to shopkeeper.")</w:t>
       </w:r>
     </w:p>
     <w:p>
@@ -20114,15 +17709,7 @@
     </w:p>
     <w:p>
       <w:r>
-        <w:t xml:space="preserve">    TripSvc -&gt; ClientSvc: </w:t>
-      </w:r>
-      <w:proofErr w:type="gramStart"/>
-      <w:r>
-        <w:t>logAction(</w:t>
-      </w:r>
-      <w:proofErr w:type="gramEnd"/>
-      <w:r>
-        <w:t>"PRICE_UPDATE_APPROVED", clientId, requestId, actualPrice, lossAmount)</w:t>
+        <w:t xml:space="preserve">    TripSvc -&gt; ClientSvc: logAction("PRICE_UPDATE_APPROVED", clientId, requestId, actualPrice, lossAmount)</w:t>
       </w:r>
     </w:p>
     <w:p>
@@ -20195,15 +17782,7 @@
     </w:p>
     <w:p>
       <w:r>
-        <w:t xml:space="preserve">    TripSvc -&gt; OrderSvc: </w:t>
-      </w:r>
-      <w:proofErr w:type="gramStart"/>
-      <w:r>
-        <w:t>removeProductFromOrder(</w:t>
-      </w:r>
-      <w:proofErr w:type="gramEnd"/>
-      <w:r>
-        <w:t>orderId, productId)</w:t>
+        <w:t xml:space="preserve">    TripSvc -&gt; OrderSvc: removeProductFromOrder(orderId, productId)</w:t>
       </w:r>
     </w:p>
     <w:p>
@@ -20223,15 +17802,7 @@
     </w:p>
     <w:p>
       <w:r>
-        <w:t xml:space="preserve">    TripSvc -&gt; DispatchSvc: </w:t>
-      </w:r>
-      <w:proofErr w:type="gramStart"/>
-      <w:r>
-        <w:t>reallocateProduct(</w:t>
-      </w:r>
-      <w:proofErr w:type="gramEnd"/>
-      <w:r>
-        <w:t>orderId, productId)</w:t>
+        <w:t xml:space="preserve">    TripSvc -&gt; DispatchSvc: reallocateProduct(orderId, productId)</w:t>
       </w:r>
     </w:p>
     <w:p>
@@ -20256,15 +17827,7 @@
     </w:p>
     <w:p>
       <w:r>
-        <w:t xml:space="preserve">    TripSvc -&gt; NotifySvc: </w:t>
-      </w:r>
-      <w:proofErr w:type="gramStart"/>
-      <w:r>
-        <w:t>sendNotification(</w:t>
-      </w:r>
-      <w:proofErr w:type="gramEnd"/>
-      <w:r>
-        <w:t>riderId, "Price update request timed out. Product removed.")</w:t>
+        <w:t xml:space="preserve">    TripSvc -&gt; NotifySvc: sendNotification(riderId, "Price update request timed out. Product removed.")</w:t>
       </w:r>
     </w:p>
     <w:p>
@@ -20284,15 +17847,7 @@
     </w:p>
     <w:p>
       <w:r>
-        <w:t xml:space="preserve">    TripSvc -&gt; ClientSvc: </w:t>
-      </w:r>
-      <w:proofErr w:type="gramStart"/>
-      <w:r>
-        <w:t>notifyClients(</w:t>
-      </w:r>
-      <w:proofErr w:type="gramEnd"/>
-      <w:r>
-        <w:t>"Price update request #123 auto-rejected due to timeout.")</w:t>
+        <w:t xml:space="preserve">    TripSvc -&gt; ClientSvc: notifyClients("Price update request #123 auto-rejected due to timeout.")</w:t>
       </w:r>
     </w:p>
     <w:p>
@@ -20302,15 +17857,7 @@
     </w:p>
     <w:p>
       <w:r>
-        <w:t xml:space="preserve">    ClientSvc -&gt; NotifySvc: </w:t>
-      </w:r>
-      <w:proofErr w:type="gramStart"/>
-      <w:r>
-        <w:t>sendNotification(</w:t>
-      </w:r>
-      <w:proofErr w:type="gramEnd"/>
-      <w:r>
-        <w:t>allClients, message)</w:t>
+        <w:t xml:space="preserve">    ClientSvc -&gt; NotifySvc: sendNotification(allClients, message)</w:t>
       </w:r>
     </w:p>
     <w:p>
@@ -20340,15 +17887,7 @@
     </w:p>
     <w:p>
       <w:r>
-        <w:t xml:space="preserve">    TripSvc -&gt; ClientSvc: </w:t>
-      </w:r>
-      <w:proofErr w:type="gramStart"/>
-      <w:r>
-        <w:t>logAction(</w:t>
-      </w:r>
-      <w:proofErr w:type="gramEnd"/>
-      <w:r>
-        <w:t>"PRICE_UPDATE_AUTO_REJECTED", "SYSTEM", requestId, "Timeout")</w:t>
+        <w:t xml:space="preserve">    TripSvc -&gt; ClientSvc: logAction("PRICE_UPDATE_AUTO_REJECTED", "SYSTEM", requestId, "Timeout")</w:t>
       </w:r>
     </w:p>
     <w:p>
@@ -20402,13 +17941,8 @@
       </w:r>
     </w:p>
     <w:p>
-      <w:proofErr w:type="gramStart"/>
-      <w:r>
-        <w:t>!theme</w:t>
-      </w:r>
-      <w:proofErr w:type="gramEnd"/>
-      <w:r>
-        <w:t xml:space="preserve"> plain</w:t>
+      <w:r>
+        <w:t>!theme plain</w:t>
       </w:r>
     </w:p>
     <w:p>
@@ -20548,15 +18082,7 @@
     </w:p>
     <w:p>
       <w:r>
-        <w:t xml:space="preserve">    Gateway -&gt; FinanceSvc: </w:t>
-      </w:r>
-      <w:proofErr w:type="gramStart"/>
-      <w:r>
-        <w:t>initiateDeposit(</w:t>
-      </w:r>
-      <w:proofErr w:type="gramEnd"/>
-      <w:r>
-        <w:t>clientId, amount, paymentMethodId, reference)</w:t>
+        <w:t xml:space="preserve">    Gateway -&gt; FinanceSvc: initiateDeposit(clientId, amount, paymentMethodId, reference)</w:t>
       </w:r>
     </w:p>
     <w:p>
@@ -20572,15 +18098,7 @@
     </w:p>
     <w:p>
       <w:r>
-        <w:t xml:space="preserve">    FinanceSvc -&gt; PaymentGW: </w:t>
-      </w:r>
-      <w:proofErr w:type="gramStart"/>
-      <w:r>
-        <w:t>createPaymentIntent(</w:t>
-      </w:r>
-      <w:proofErr w:type="gramEnd"/>
-      <w:r>
-        <w:t>amount, paymentMethodToken, metadata)</w:t>
+        <w:t xml:space="preserve">    FinanceSvc -&gt; PaymentGW: createPaymentIntent(amount, paymentMethodToken, metadata)</w:t>
       </w:r>
     </w:p>
     <w:p>
@@ -20647,15 +18165,7 @@
     </w:p>
     <w:p>
       <w:r>
-        <w:t xml:space="preserve">        Gateway -&gt; FinanceSvc: </w:t>
-      </w:r>
-      <w:proofErr w:type="gramStart"/>
-      <w:r>
-        <w:t>logFailedDeposit(</w:t>
-      </w:r>
-      <w:proofErr w:type="gramEnd"/>
-      <w:r>
-        <w:t>clientId, amount, error)</w:t>
+        <w:t xml:space="preserve">        Gateway -&gt; FinanceSvc: logFailedDeposit(clientId, amount, error)</w:t>
       </w:r>
     </w:p>
     <w:p>
@@ -20666,15 +18176,7 @@
     </w:p>
     <w:p>
       <w:r>
-        <w:t xml:space="preserve">        FinanceSvc -&gt; ClientSvc: </w:t>
-      </w:r>
-      <w:proofErr w:type="gramStart"/>
-      <w:r>
-        <w:t>logAction(</w:t>
-      </w:r>
-      <w:proofErr w:type="gramEnd"/>
-      <w:r>
-        <w:t>"DEPOSIT_FAILED", clientId, amount, error) (SEC-24)</w:t>
+        <w:t xml:space="preserve">        FinanceSvc -&gt; ClientSvc: logAction("DEPOSIT_FAILED", clientId, amount, error) (SEC-24)</w:t>
       </w:r>
     </w:p>
     <w:p>
@@ -20734,15 +18236,7 @@
     </w:p>
     <w:p>
       <w:r>
-        <w:t xml:space="preserve">        Gateway -&gt; FinanceSvc: </w:t>
-      </w:r>
-      <w:proofErr w:type="gramStart"/>
-      <w:r>
-        <w:t>confirmDeposit(</w:t>
-      </w:r>
-      <w:proofErr w:type="gramEnd"/>
-      <w:r>
-        <w:t>clientId, amount, paymentIntentId, reference)</w:t>
+        <w:t xml:space="preserve">        Gateway -&gt; FinanceSvc: confirmDeposit(clientId, amount, paymentIntentId, reference)</w:t>
       </w:r>
     </w:p>
     <w:p>
@@ -20784,15 +18278,7 @@
     </w:p>
     <w:p>
       <w:r>
-        <w:t xml:space="preserve">        FinanceSvc -&gt; ClientSvc: </w:t>
-      </w:r>
-      <w:proofErr w:type="gramStart"/>
-      <w:r>
-        <w:t>logAction(</w:t>
-      </w:r>
-      <w:proofErr w:type="gramEnd"/>
-      <w:r>
-        <w:t>"APP_TREASURE_DEPOSIT", clientId, amount, method, reference)</w:t>
+        <w:t xml:space="preserve">        FinanceSvc -&gt; ClientSvc: logAction("APP_TREASURE_DEPOSIT", clientId, amount, method, reference)</w:t>
       </w:r>
     </w:p>
     <w:p>
@@ -20839,15 +18325,7 @@
     </w:p>
     <w:p>
       <w:r>
-        <w:t xml:space="preserve">            FinanceSvc -&gt; NotifySvc: </w:t>
-      </w:r>
-      <w:proofErr w:type="gramStart"/>
-      <w:r>
-        <w:t>sendEmail(</w:t>
-      </w:r>
-      <w:proofErr w:type="gramEnd"/>
-      <w:r>
-        <w:t>clientEmail, "Deposit receipt: Rs. X credited to App Treasure")</w:t>
+        <w:t xml:space="preserve">            FinanceSvc -&gt; NotifySvc: sendEmail(clientEmail, "Deposit receipt: Rs. X credited to App Treasure")</w:t>
       </w:r>
     </w:p>
     <w:p>
@@ -20976,15 +18454,7 @@
     </w:p>
     <w:p>
       <w:r>
-        <w:t xml:space="preserve">    Gateway -&gt; FinanceSvc: </w:t>
-      </w:r>
-      <w:proofErr w:type="gramStart"/>
-      <w:r>
-        <w:t>initiateWithdrawal(</w:t>
-      </w:r>
-      <w:proofErr w:type="gramEnd"/>
-      <w:r>
-        <w:t>clientId, amount, destinationId, purpose)</w:t>
+        <w:t xml:space="preserve">    Gateway -&gt; FinanceSvc: initiateWithdrawal(clientId, amount, destinationId, purpose)</w:t>
       </w:r>
     </w:p>
     <w:p>
@@ -21025,15 +18495,7 @@
     </w:p>
     <w:p>
       <w:r>
-        <w:t xml:space="preserve">        FinanceSvc -&gt; ClientSvc: </w:t>
-      </w:r>
-      <w:proofErr w:type="gramStart"/>
-      <w:r>
-        <w:t>logAction(</w:t>
-      </w:r>
-      <w:proofErr w:type="gramEnd"/>
-      <w:r>
-        <w:t>"WITHDRAWAL_FAILED_INSUFFICIENT", clientId, amount) (SEC-24)</w:t>
+        <w:t xml:space="preserve">        FinanceSvc -&gt; ClientSvc: logAction("WITHDRAWAL_FAILED_INSUFFICIENT", clientId, amount) (SEC-24)</w:t>
       </w:r>
     </w:p>
     <w:p>
@@ -21115,15 +18577,7 @@
     </w:p>
     <w:p>
       <w:r>
-        <w:t xml:space="preserve">        note over FinanceSvc: Process as multiple sequential transfers\</w:t>
-      </w:r>
-      <w:proofErr w:type="gramStart"/>
-      <w:r>
-        <w:t>n(</w:t>
-      </w:r>
-      <w:proofErr w:type="gramEnd"/>
-      <w:r>
-        <w:t>each chunk logged as separate transaction)</w:t>
+        <w:t xml:space="preserve">        note over FinanceSvc: Process as multiple sequential transfers\n(each chunk logged as separate transaction)</w:t>
       </w:r>
     </w:p>
     <w:p>
@@ -21154,15 +18608,7 @@
     </w:p>
     <w:p>
       <w:r>
-        <w:t xml:space="preserve">        FinanceSvc -&gt; ClientSvc: </w:t>
-      </w:r>
-      <w:proofErr w:type="gramStart"/>
-      <w:r>
-        <w:t>createApprovalRequest(</w:t>
-      </w:r>
-      <w:proofErr w:type="gramEnd"/>
-      <w:r>
-        <w:t>"LARGE_WITHDRAWAL", requestId, clientId, allOtherClients)</w:t>
+        <w:t xml:space="preserve">        FinanceSvc -&gt; ClientSvc: createApprovalRequest("LARGE_WITHDRAWAL", requestId, clientId, allOtherClients)</w:t>
       </w:r>
     </w:p>
     <w:p>
@@ -21172,15 +18618,7 @@
     </w:p>
     <w:p>
       <w:r>
-        <w:t xml:space="preserve">        ClientSvc -&gt; NotifySvc: </w:t>
-      </w:r>
-      <w:proofErr w:type="gramStart"/>
-      <w:r>
-        <w:t>sendNotification(</w:t>
-      </w:r>
-      <w:proofErr w:type="gramEnd"/>
-      <w:r>
-        <w:t>allOtherClients, "Large withdrawal request: Rs. X requires unanimous approval.")</w:t>
+        <w:t xml:space="preserve">        ClientSvc -&gt; NotifySvc: sendNotification(allOtherClients, "Large withdrawal request: Rs. X requires unanimous approval.")</w:t>
       </w:r>
     </w:p>
     <w:p>
@@ -21252,15 +18690,7 @@
     </w:p>
     <w:p>
       <w:r>
-        <w:t xml:space="preserve">    FinanceSvc -&gt; PaymentGW: </w:t>
-      </w:r>
-      <w:proofErr w:type="gramStart"/>
-      <w:r>
-        <w:t>createPayout(</w:t>
-      </w:r>
-      <w:proofErr w:type="gramEnd"/>
-      <w:r>
-        <w:t>amount, destinationDetails, reference)</w:t>
+        <w:t xml:space="preserve">    FinanceSvc -&gt; PaymentGW: createPayout(amount, destinationDetails, reference)</w:t>
       </w:r>
     </w:p>
     <w:p>
@@ -21296,15 +18726,7 @@
     </w:p>
     <w:p>
       <w:r>
-        <w:t xml:space="preserve">        FinanceSvc -&gt; ClientSvc: </w:t>
-      </w:r>
-      <w:proofErr w:type="gramStart"/>
-      <w:r>
-        <w:t>logAction(</w:t>
-      </w:r>
-      <w:proofErr w:type="gramEnd"/>
-      <w:r>
-        <w:t>"WITHDRAWAL_FAILED", clientId, amount, error) (SEC-24)</w:t>
+        <w:t xml:space="preserve">        FinanceSvc -&gt; ClientSvc: logAction("WITHDRAWAL_FAILED", clientId, amount, error) (SEC-24)</w:t>
       </w:r>
     </w:p>
     <w:p>
@@ -21392,15 +18814,7 @@
     </w:p>
     <w:p>
       <w:r>
-        <w:t xml:space="preserve">        FinanceSvc -&gt; ClientSvc: </w:t>
-      </w:r>
-      <w:proofErr w:type="gramStart"/>
-      <w:r>
-        <w:t>logAction(</w:t>
-      </w:r>
-      <w:proofErr w:type="gramEnd"/>
-      <w:r>
-        <w:t>"APP_TREASURE_WITHDRAWAL", clientId, amount, destination, purpose)</w:t>
+        <w:t xml:space="preserve">        FinanceSvc -&gt; ClientSvc: logAction("APP_TREASURE_WITHDRAWAL", clientId, amount, destination, purpose)</w:t>
       </w:r>
     </w:p>
     <w:p>
@@ -21447,15 +18861,7 @@
     </w:p>
     <w:p>
       <w:r>
-        <w:t xml:space="preserve">            FinanceSvc -&gt; NotifySvc: </w:t>
-      </w:r>
-      <w:proofErr w:type="gramStart"/>
-      <w:r>
-        <w:t>sendEmail(</w:t>
-      </w:r>
-      <w:proofErr w:type="gramEnd"/>
-      <w:r>
-        <w:t>clientEmail, "Withdrawal confirmation: Rs. X debited from App Treasure")</w:t>
+        <w:t xml:space="preserve">            FinanceSvc -&gt; NotifySvc: sendEmail(clientEmail, "Withdrawal confirmation: Rs. X debited from App Treasure")</w:t>
       </w:r>
     </w:p>
     <w:p>
@@ -21577,13 +18983,8 @@
       </w:r>
     </w:p>
     <w:p>
-      <w:proofErr w:type="gramStart"/>
-      <w:r>
-        <w:t>!theme</w:t>
-      </w:r>
-      <w:proofErr w:type="gramEnd"/>
-      <w:r>
-        <w:t xml:space="preserve"> plain</w:t>
+      <w:r>
+        <w:t>!theme plain</w:t>
       </w:r>
     </w:p>
     <w:p>
@@ -21676,15 +19077,7 @@
     </w:p>
     <w:p>
       <w:r>
-        <w:t xml:space="preserve">    Gateway -&gt; ClientSvc: </w:t>
-      </w:r>
-      <w:proofErr w:type="gramStart"/>
-      <w:r>
-        <w:t>getAgreementList(</w:t>
-      </w:r>
-      <w:proofErr w:type="gramEnd"/>
-      <w:r>
-        <w:t>)</w:t>
+        <w:t xml:space="preserve">    Gateway -&gt; ClientSvc: getAgreementList()</w:t>
       </w:r>
     </w:p>
     <w:p>
@@ -21777,15 +19170,7 @@
     </w:p>
     <w:p>
       <w:r>
-        <w:t xml:space="preserve">    Gateway -&gt; ClientSvc: </w:t>
-      </w:r>
-      <w:proofErr w:type="gramStart"/>
-      <w:r>
-        <w:t>createAgreementVersion(</w:t>
-      </w:r>
-      <w:proofErr w:type="gramEnd"/>
-      <w:r>
-        <w:t>clientId, agreementData)</w:t>
+        <w:t xml:space="preserve">    Gateway -&gt; ClientSvc: createAgreementVersion(clientId, agreementData)</w:t>
       </w:r>
     </w:p>
     <w:p>
@@ -21899,15 +19284,7 @@
     </w:p>
     <w:p>
       <w:r>
-        <w:t xml:space="preserve">    ClientSvc -&gt; Storage: </w:t>
-      </w:r>
-      <w:proofErr w:type="gramStart"/>
-      <w:r>
-        <w:t>uploadAgreementContent(</w:t>
-      </w:r>
-      <w:proofErr w:type="gramEnd"/>
-      <w:r>
-        <w:t>agreementId, content/file)</w:t>
+        <w:t xml:space="preserve">    ClientSvc -&gt; Storage: uploadAgreementContent(agreementId, content/file)</w:t>
       </w:r>
     </w:p>
     <w:p>
@@ -21950,15 +19327,7 @@
     </w:p>
     <w:p>
       <w:r>
-        <w:t xml:space="preserve">    ClientSvc -&gt; ClientSvc: </w:t>
-      </w:r>
-      <w:proofErr w:type="gramStart"/>
-      <w:r>
-        <w:t>logAction(</w:t>
-      </w:r>
-      <w:proofErr w:type="gramEnd"/>
-      <w:r>
-        <w:t>"LEGAL_AGREEMENT_PUBLISHED", clientId, agreementType, version)</w:t>
+        <w:t xml:space="preserve">    ClientSvc -&gt; ClientSvc: logAction("LEGAL_AGREEMENT_PUBLISHED", clientId, agreementType, version)</w:t>
       </w:r>
     </w:p>
     <w:p/>
@@ -22143,15 +19512,7 @@
     </w:p>
     <w:p>
       <w:r>
-        <w:t xml:space="preserve">    Gateway -&gt; ClientSvc: </w:t>
-      </w:r>
-      <w:proofErr w:type="gramStart"/>
-      <w:r>
-        <w:t>retireAgreement(</w:t>
-      </w:r>
-      <w:proofErr w:type="gramEnd"/>
-      <w:r>
-        <w:t>agreementId, clientId)</w:t>
+        <w:t xml:space="preserve">    Gateway -&gt; ClientSvc: retireAgreement(agreementId, clientId)</w:t>
       </w:r>
     </w:p>
     <w:p>
@@ -22166,15 +19527,7 @@
     </w:p>
     <w:p>
       <w:r>
-        <w:t xml:space="preserve">    ClientSvc -&gt; ClientSvc: </w:t>
-      </w:r>
-      <w:proofErr w:type="gramStart"/>
-      <w:r>
-        <w:t>logAction(</w:t>
-      </w:r>
-      <w:proofErr w:type="gramEnd"/>
-      <w:r>
-        <w:t>"LEGAL_AGREEMENT_RETIRED", clientId, agreementType, version) (SEC-24)</w:t>
+        <w:t xml:space="preserve">    ClientSvc -&gt; ClientSvc: logAction("LEGAL_AGREEMENT_RETIRED", clientId, agreementType, version) (SEC-24)</w:t>
       </w:r>
     </w:p>
     <w:p>
@@ -22251,15 +19604,7 @@
     </w:p>
     <w:p>
       <w:r>
-        <w:t xml:space="preserve">    ClientSvc -&gt; Storage: </w:t>
-      </w:r>
-      <w:proofErr w:type="gramStart"/>
-      <w:r>
-        <w:t>getSignedUrl(</w:t>
-      </w:r>
-      <w:proofErr w:type="gramEnd"/>
-      <w:r>
-        <w:t>activeAgreement.contentUrl)</w:t>
+        <w:t xml:space="preserve">    ClientSvc -&gt; Storage: getSignedUrl(activeAgreement.contentUrl)</w:t>
       </w:r>
     </w:p>
     <w:p>
@@ -22315,15 +19660,7 @@
     </w:p>
     <w:p>
       <w:r>
-        <w:t xml:space="preserve">        Gateway -&gt; RiderSvc: </w:t>
-      </w:r>
-      <w:proofErr w:type="gramStart"/>
-      <w:r>
-        <w:t>registerRider(</w:t>
-      </w:r>
-      <w:proofErr w:type="gramEnd"/>
-      <w:r>
-        <w:t>userData, agreementVersion, timestamp, ipAddress)</w:t>
+        <w:t xml:space="preserve">        Gateway -&gt; RiderSvc: registerRider(userData, agreementVersion, timestamp, ipAddress)</w:t>
       </w:r>
     </w:p>
     <w:p>
@@ -22353,15 +19690,7 @@
     </w:p>
     <w:p>
       <w:r>
-        <w:t xml:space="preserve">        Gateway -&gt; CustomerSvc: </w:t>
-      </w:r>
-      <w:proofErr w:type="gramStart"/>
-      <w:r>
-        <w:t>registerCustomer(</w:t>
-      </w:r>
-      <w:proofErr w:type="gramEnd"/>
-      <w:r>
-        <w:t>userData, agreementVersion, timestamp, ipAddress)</w:t>
+        <w:t xml:space="preserve">        Gateway -&gt; CustomerSvc: registerCustomer(userData, agreementVersion, timestamp, ipAddress)</w:t>
       </w:r>
     </w:p>
     <w:p>
@@ -22453,15 +19782,7 @@
     </w:p>
     <w:p>
       <w:r>
-        <w:t xml:space="preserve">    RiderSvc -&gt; ClientSvc: </w:t>
-      </w:r>
-      <w:proofErr w:type="gramStart"/>
-      <w:r>
-        <w:t>checkPendingAgreementAcceptance(</w:t>
-      </w:r>
-      <w:proofErr w:type="gramEnd"/>
-      <w:r>
-        <w:t>userId, userType)</w:t>
+        <w:t xml:space="preserve">    RiderSvc -&gt; ClientSvc: checkPendingAgreementAcceptance(userId, userType)</w:t>
       </w:r>
     </w:p>
     <w:p>
@@ -22544,15 +19865,7 @@
     </w:p>
     <w:p>
       <w:r>
-        <w:t xml:space="preserve">        Gateway -&gt; ClientSvc: </w:t>
-      </w:r>
-      <w:proofErr w:type="gramStart"/>
-      <w:r>
-        <w:t>recordAcceptance(</w:t>
-      </w:r>
-      <w:proofErr w:type="gramEnd"/>
-      <w:r>
-        <w:t>userId, agreementId, timestamp, ip)</w:t>
+        <w:t xml:space="preserve">        Gateway -&gt; ClientSvc: recordAcceptance(userId, agreementId, timestamp, ip)</w:t>
       </w:r>
     </w:p>
     <w:p>
@@ -22592,15 +19905,7 @@
     </w:p>
     <w:p>
       <w:r>
-        <w:t xml:space="preserve">        Gateway -&gt; ClientSvc: </w:t>
-      </w:r>
-      <w:proofErr w:type="gramStart"/>
-      <w:r>
-        <w:t>recordDecline(</w:t>
-      </w:r>
-      <w:proofErr w:type="gramEnd"/>
-      <w:r>
-        <w:t>userId, agreementId)</w:t>
+        <w:t xml:space="preserve">        Gateway -&gt; ClientSvc: recordDecline(userId, agreementId)</w:t>
       </w:r>
     </w:p>
     <w:p>
@@ -22696,15 +20001,7 @@
     </w:p>
     <w:p>
       <w:r>
-        <w:t>database "Read Replica\</w:t>
-      </w:r>
-      <w:proofErr w:type="gramStart"/>
-      <w:r>
-        <w:t>n(</w:t>
-      </w:r>
-      <w:proofErr w:type="gramEnd"/>
-      <w:r>
-        <w:t>Product Cache)" as DB</w:t>
+        <w:t>database "Read Replica\n(Product Cache)" as DB</w:t>
       </w:r>
     </w:p>
     <w:p>
@@ -22864,15 +20161,7 @@
     </w:p>
     <w:p>
       <w:r>
-        <w:t xml:space="preserve">    note right: Double fee calculated at checkout (FR-C-</w:t>
-      </w:r>
-      <w:proofErr w:type="gramStart"/>
-      <w:r>
-        <w:t>19)\</w:t>
-      </w:r>
-      <w:proofErr w:type="gramEnd"/>
-      <w:r>
-        <w:t>nFree delivery if hidden fees ≥ standard fee also at checkout</w:t>
+        <w:t xml:space="preserve">    note right: Double fee calculated at checkout (FR-C-19)\nFree delivery if hidden fees ≥ standard fee also at checkout</w:t>
       </w:r>
     </w:p>
     <w:p>
@@ -22914,15 +20203,7 @@
     </w:p>
     <w:p>
       <w:r>
-        <w:t>UI -&gt; GW: GET /products?area={area_</w:t>
-      </w:r>
-      <w:proofErr w:type="gramStart"/>
-      <w:r>
-        <w:t>id}&amp;</w:t>
-      </w:r>
-      <w:proofErr w:type="gramEnd"/>
-      <w:r>
-        <w:t>filters={...}</w:t>
+        <w:t>UI -&gt; GW: GET /products?area={area_id}&amp;filters={...}</w:t>
       </w:r>
     </w:p>
     <w:p>
@@ -22948,15 +20229,7 @@
     </w:p>
     <w:p>
       <w:r>
-        <w:t xml:space="preserve">    PSS -&gt; DB: SELECT all products with stock in reachable shops\</w:t>
-      </w:r>
-      <w:proofErr w:type="gramStart"/>
-      <w:r>
-        <w:t>n(</w:t>
-      </w:r>
-      <w:proofErr w:type="gramEnd"/>
-      <w:r>
-        <w:t>skip delivery cost filter)</w:t>
+        <w:t xml:space="preserve">    PSS -&gt; DB: SELECT all products with stock in reachable shops\n(skip delivery cost filter)</w:t>
       </w:r>
     </w:p>
     <w:p>
@@ -23004,15 +20277,7 @@
     </w:p>
     <w:p>
       <w:r>
-        <w:t xml:space="preserve">    PSS -&gt; PSS: For each product, iterate over reachable </w:t>
-      </w:r>
-      <w:proofErr w:type="gramStart"/>
-      <w:r>
-        <w:t>shops,\</w:t>
-      </w:r>
-      <w:proofErr w:type="gramEnd"/>
-      <w:r>
-        <w:t>nselect maximum price (original price + commission + hidden fees)</w:t>
+        <w:t xml:space="preserve">    PSS -&gt; PSS: For each product, iterate over reachable shops,\nselect maximum price (original price + commission + hidden fees)</w:t>
       </w:r>
     </w:p>
     <w:p>
@@ -23048,15 +20313,7 @@
     </w:p>
     <w:p>
       <w:r>
-        <w:t xml:space="preserve">        note right: Discounts applied only if ≥2% (FR-D-</w:t>
-      </w:r>
-      <w:proofErr w:type="gramStart"/>
-      <w:r>
-        <w:t>05)\</w:t>
-      </w:r>
-      <w:proofErr w:type="gramEnd"/>
-      <w:r>
-        <w:t>nNew customers (zero profit history) get no discount\nRemaining discounted stock count shown (FR-D-04)</w:t>
+        <w:t xml:space="preserve">        note right: Discounts applied only if ≥2% (FR-D-05)\nNew customers (zero profit history) get no discount\nRemaining discounted stock count shown (FR-D-04)</w:t>
       </w:r>
     </w:p>
     <w:p>
@@ -23097,15 +20354,7 @@
     </w:p>
     <w:p>
       <w:r>
-        <w:t xml:space="preserve">    note right: UI supports English &amp; Urdu (NFR-</w:t>
-      </w:r>
-      <w:proofErr w:type="gramStart"/>
-      <w:r>
-        <w:t>13)\</w:t>
-      </w:r>
-      <w:proofErr w:type="gramEnd"/>
-      <w:r>
-        <w:t>nProduct cards show ONLY product price, no delivery fee (FR-C-07)</w:t>
+        <w:t xml:space="preserve">    note right: UI supports English &amp; Urdu (NFR-13)\nProduct cards show ONLY product price, no delivery fee (FR-C-07)</w:t>
       </w:r>
     </w:p>
     <w:p>
@@ -23137,28 +20386,12 @@
     </w:p>
     <w:p>
       <w:r>
-        <w:t>PSS -&gt; DB: Search by title (first), then tags (FR-CL-</w:t>
-      </w:r>
-      <w:proofErr w:type="gramStart"/>
-      <w:r>
-        <w:t>10)\</w:t>
-      </w:r>
-      <w:proofErr w:type="gramEnd"/>
-      <w:r>
-        <w:t>nusing same area and delivery cost condition as Browse Products</w:t>
-      </w:r>
-    </w:p>
-    <w:p>
-      <w:r>
-        <w:t>note right: Respects is_outside_max_reach flag\</w:t>
-      </w:r>
-      <w:proofErr w:type="gramStart"/>
-      <w:r>
-        <w:t>n(</w:t>
-      </w:r>
-      <w:proofErr w:type="gramEnd"/>
-      <w:r>
-        <w:t>same logic as initial listing)</w:t>
+        <w:t>PSS -&gt; DB: Search by title (first), then tags (FR-CL-10)\nusing same area and delivery cost condition as Browse Products</w:t>
+      </w:r>
+    </w:p>
+    <w:p>
+      <w:r>
+        <w:t>note right: Respects is_outside_max_reach flag\n(same logic as initial listing)</w:t>
       </w:r>
     </w:p>
     <w:p>
@@ -23563,15 +20796,7 @@
     <w:p/>
     <w:p>
       <w:r>
-        <w:t xml:space="preserve">CS --&gt; GW: </w:t>
-      </w:r>
-      <w:proofErr w:type="gramStart"/>
-      <w:r>
-        <w:t>{ token</w:t>
-      </w:r>
-      <w:proofErr w:type="gramEnd"/>
-      <w:r>
-        <w:t>, customerId }</w:t>
+        <w:t>CS --&gt; GW: { token, customerId }</w:t>
       </w:r>
     </w:p>
     <w:p>
@@ -23721,15 +20946,7 @@
     </w:p>
     <w:p>
       <w:r>
-        <w:t xml:space="preserve">    CS --&gt; GW: </w:t>
-      </w:r>
-      <w:proofErr w:type="gramStart"/>
-      <w:r>
-        <w:t>{ token</w:t>
-      </w:r>
-      <w:proofErr w:type="gramEnd"/>
-      <w:r>
-        <w:t>, role: "customer" }</w:t>
+        <w:t xml:space="preserve">    CS --&gt; GW: { token, role: "customer" }</w:t>
       </w:r>
     </w:p>
     <w:p>
@@ -23827,15 +21044,7 @@
     </w:p>
     <w:p>
       <w:r>
-        <w:t xml:space="preserve">RS --&gt; GW: </w:t>
-      </w:r>
-      <w:proofErr w:type="gramStart"/>
-      <w:r>
-        <w:t>{ riderId</w:t>
-      </w:r>
-      <w:proofErr w:type="gramEnd"/>
-      <w:r>
-        <w:t>, status: "pending_approval" }</w:t>
+        <w:t>RS --&gt; GW: { riderId, status: "pending_approval" }</w:t>
       </w:r>
     </w:p>
     <w:p>
@@ -23915,15 +21124,7 @@
     <w:p/>
     <w:p>
       <w:r>
-        <w:t xml:space="preserve">CCS --&gt; GW: </w:t>
-      </w:r>
-      <w:proofErr w:type="gramStart"/>
-      <w:r>
-        <w:t>{ token</w:t>
-      </w:r>
-      <w:proofErr w:type="gramEnd"/>
-      <w:r>
-        <w:t>, role: "client" }</w:t>
+        <w:t>CCS --&gt; GW: { token, role: "client" }</w:t>
       </w:r>
     </w:p>
     <w:p>
@@ -24044,15 +21245,7 @@
     <w:p>
       <w:r>
         <w:lastRenderedPageBreak/>
-        <w:t>U -&gt; UI: Fill: company name, email\npayment details (tokenised, SEC-</w:t>
-      </w:r>
-      <w:proofErr w:type="gramStart"/>
-      <w:r>
-        <w:t>01)\</w:t>
-      </w:r>
-      <w:proofErr w:type="gramEnd"/>
-      <w:r>
-        <w:t>nchunk size (FR-CL-04), DOB (&gt;=18)</w:t>
+        <w:t>U -&gt; UI: Fill: company name, email\npayment details (tokenised, SEC-01)\nchunk size (FR-CL-04), DOB (&gt;=18)</w:t>
       </w:r>
     </w:p>
     <w:p>
@@ -24103,15 +21296,7 @@
     </w:p>
     <w:p>
       <w:r>
-        <w:t xml:space="preserve">    CCS --&gt; GW: </w:t>
-      </w:r>
-      <w:proofErr w:type="gramStart"/>
-      <w:r>
-        <w:t>{ clientId</w:t>
-      </w:r>
-      <w:proofErr w:type="gramEnd"/>
-      <w:r>
-        <w:t>, status: "active" }</w:t>
+        <w:t xml:space="preserve">    CCS --&gt; GW: { clientId, status: "active" }</w:t>
       </w:r>
     </w:p>
     <w:p>
@@ -24147,15 +21332,7 @@
     </w:p>
     <w:p>
       <w:r>
-        <w:t xml:space="preserve">    CCS --&gt; GW: </w:t>
-      </w:r>
-      <w:proofErr w:type="gramStart"/>
-      <w:r>
-        <w:t>{ clientId</w:t>
-      </w:r>
-      <w:proofErr w:type="gramEnd"/>
-      <w:r>
-        <w:t>, status: "pending_approval" }</w:t>
+        <w:t xml:space="preserve">    CCS --&gt; GW: { clientId, status: "pending_approval" }</w:t>
       </w:r>
     </w:p>
     <w:p>
@@ -24432,15 +21609,7 @@
     </w:p>
     <w:p>
       <w:r>
-        <w:t xml:space="preserve">CCS --&gt; GW: </w:t>
-      </w:r>
-      <w:proofErr w:type="gramStart"/>
-      <w:r>
-        <w:t>{ token</w:t>
-      </w:r>
-      <w:proofErr w:type="gramEnd"/>
-      <w:r>
-        <w:t>, role: "client" }</w:t>
+        <w:t>CCS --&gt; GW: { token, role: "client" }</w:t>
       </w:r>
     </w:p>
     <w:p>
@@ -24620,15 +21789,7 @@
     </w:p>
     <w:p>
       <w:r>
-        <w:t xml:space="preserve">UI -&gt; GW: POST /cart/add </w:t>
-      </w:r>
-      <w:proofErr w:type="gramStart"/>
-      <w:r>
-        <w:t>{ productId</w:t>
-      </w:r>
-      <w:proofErr w:type="gramEnd"/>
-      <w:r>
-        <w:t>, quantity }</w:t>
+        <w:t>UI -&gt; GW: POST /cart/add { productId, quantity }</w:t>
       </w:r>
     </w:p>
     <w:p/>
@@ -24844,15 +22005,7 @@
     <w:p/>
     <w:p>
       <w:r>
-        <w:t xml:space="preserve">    alt existingItem exists AND </w:t>
-      </w:r>
-      <w:proofErr w:type="gramStart"/>
-      <w:r>
-        <w:t>finalPrice !</w:t>
-      </w:r>
-      <w:proofErr w:type="gramEnd"/>
-      <w:r>
-        <w:t>= storedFinalPrice</w:t>
+        <w:t xml:space="preserve">    alt existingItem exists AND finalPrice != storedFinalPrice</w:t>
       </w:r>
     </w:p>
     <w:p>
@@ -24873,15 +22026,7 @@
     <w:p/>
     <w:p>
       <w:r>
-        <w:t xml:space="preserve">    OS -&gt; CartDB: Add/update item: set quantity (oldQty + newQty</w:t>
-      </w:r>
-      <w:proofErr w:type="gramStart"/>
-      <w:r>
-        <w:t>),\</w:t>
-      </w:r>
-      <w:proofErr w:type="gramEnd"/>
-      <w:r>
-        <w:t>nfinalPrice, storedMaxPrice = maxPrice, storedFinalPrice = finalPrice</w:t>
+        <w:t xml:space="preserve">    OS -&gt; CartDB: Add/update item: set quantity (oldQty + newQty),\nfinalPrice, storedMaxPrice = maxPrice, storedFinalPrice = finalPrice</w:t>
       </w:r>
     </w:p>
     <w:p>
@@ -24892,15 +22037,7 @@
     <w:p/>
     <w:p>
       <w:r>
-        <w:t xml:space="preserve">    OS --&gt; GW: success </w:t>
-      </w:r>
-      <w:proofErr w:type="gramStart"/>
-      <w:r>
-        <w:t>{ cart</w:t>
-      </w:r>
-      <w:proofErr w:type="gramEnd"/>
-      <w:r>
-        <w:t xml:space="preserve"> summary, discountedStockCount, priceChangeWarning }</w:t>
+        <w:t xml:space="preserve">    OS --&gt; GW: success { cart summary, discountedStockCount, priceChangeWarning }</w:t>
       </w:r>
     </w:p>
     <w:p>
@@ -24911,15 +22048,7 @@
     <w:p/>
     <w:p>
       <w:r>
-        <w:t xml:space="preserve">    UI -&gt; C: Show "Added to cart" + update badge\</w:t>
-      </w:r>
-      <w:proofErr w:type="gramStart"/>
-      <w:r>
-        <w:t>n(</w:t>
-      </w:r>
-      <w:proofErr w:type="gramEnd"/>
-      <w:r>
-        <w:t>if price changed, show "Price updated for item X")</w:t>
+        <w:t xml:space="preserve">    UI -&gt; C: Show "Added to cart" + update badge\n(if price changed, show "Price updated for item X")</w:t>
       </w:r>
     </w:p>
     <w:p>
@@ -25053,15 +22182,7 @@
     <w:p/>
     <w:p>
       <w:r>
-        <w:t xml:space="preserve">        alt storedMaxPrice exists AND </w:t>
-      </w:r>
-      <w:proofErr w:type="gramStart"/>
-      <w:r>
-        <w:t>maxPrice !</w:t>
-      </w:r>
-      <w:proofErr w:type="gramEnd"/>
-      <w:r>
-        <w:t>= storedMaxPrice</w:t>
+        <w:t xml:space="preserve">        alt storedMaxPrice exists AND maxPrice != storedMaxPrice</w:t>
       </w:r>
     </w:p>
     <w:p>
@@ -25082,15 +22203,7 @@
     <w:p/>
     <w:p>
       <w:r>
-        <w:t xml:space="preserve">        alt </w:t>
-      </w:r>
-      <w:proofErr w:type="gramStart"/>
-      <w:r>
-        <w:t>storedFinalPrice !</w:t>
-      </w:r>
-      <w:proofErr w:type="gramEnd"/>
-      <w:r>
-        <w:t>= finalPrice AND previously had discount</w:t>
+        <w:t xml:space="preserve">        alt storedFinalPrice != finalPrice AND previously had discount</w:t>
       </w:r>
     </w:p>
     <w:p>
@@ -25460,15 +22573,7 @@
     </w:p>
     <w:p>
       <w:r>
-        <w:t xml:space="preserve">            OS --&gt; GW: 200 </w:t>
-      </w:r>
-      <w:proofErr w:type="gramStart"/>
-      <w:r>
-        <w:t>ready</w:t>
-      </w:r>
-      <w:proofErr w:type="gramEnd"/>
-      <w:r>
-        <w:t xml:space="preserve"> for checkout</w:t>
+        <w:t xml:space="preserve">            OS --&gt; GW: 200 ready for checkout</w:t>
       </w:r>
     </w:p>
     <w:p>
@@ -25862,15 +22967,7 @@
     <w:p>
       <w:r>
         <w:lastRenderedPageBreak/>
-        <w:t xml:space="preserve">OS -&gt; OS: Compute total product price = </w:t>
-      </w:r>
-      <w:proofErr w:type="gramStart"/>
-      <w:r>
-        <w:t>sum(</w:t>
-      </w:r>
-      <w:proofErr w:type="gramEnd"/>
-      <w:r>
-        <w:t>qty * finalPrice)</w:t>
+        <w:t>OS -&gt; OS: Compute total product price = sum(qty * finalPrice)</w:t>
       </w:r>
     </w:p>
     <w:p/>
@@ -26037,15 +23134,7 @@
     <w:p/>
     <w:p>
       <w:r>
-        <w:t>C -&gt; UI: Select payment method &amp; wallet amount (</w:t>
-      </w:r>
-      <w:proofErr w:type="gramStart"/>
-      <w:r>
-        <w:t>0..</w:t>
-      </w:r>
-      <w:proofErr w:type="gramEnd"/>
-      <w:r>
-        <w:t>totalCost)</w:t>
+        <w:t>C -&gt; UI: Select payment method &amp; wallet amount (0..totalCost)</w:t>
       </w:r>
     </w:p>
     <w:p>
@@ -26125,15 +23214,7 @@
     <w:p/>
     <w:p>
       <w:r>
-        <w:t xml:space="preserve">    else </w:t>
-      </w:r>
-      <w:proofErr w:type="gramStart"/>
-      <w:r>
-        <w:t>method !</w:t>
-      </w:r>
-      <w:proofErr w:type="gramEnd"/>
-      <w:r>
-        <w:t>= COD</w:t>
+        <w:t xml:space="preserve">    else method != COD</w:t>
       </w:r>
     </w:p>
     <w:p>
@@ -26274,15 +23355,7 @@
     </w:p>
     <w:p>
       <w:r>
-        <w:t xml:space="preserve">OS --&gt; GW: success </w:t>
-      </w:r>
-      <w:proofErr w:type="gramStart"/>
-      <w:r>
-        <w:t>{ orderId</w:t>
-      </w:r>
-      <w:proofErr w:type="gramEnd"/>
-      <w:r>
-        <w:t>, total }</w:t>
+        <w:t>OS --&gt; GW: success { orderId, total }</w:t>
       </w:r>
     </w:p>
     <w:p>
@@ -26939,15 +24012,7 @@
     <w:p/>
     <w:p>
       <w:r>
-        <w:t xml:space="preserve">        OS --&gt; GW: 200 success </w:t>
-      </w:r>
-      <w:proofErr w:type="gramStart"/>
-      <w:r>
-        <w:t>{ message</w:t>
-      </w:r>
-      <w:proofErr w:type="gramEnd"/>
-      <w:r>
-        <w:t>: "Order cancelled", refundAmount }</w:t>
+        <w:t xml:space="preserve">        OS --&gt; GW: 200 success { message: "Order cancelled", refundAmount }</w:t>
       </w:r>
     </w:p>
     <w:p>
@@ -27145,15 +24210,7 @@
     </w:p>
     <w:p>
       <w:r>
-        <w:t xml:space="preserve">OS --&gt; GW: </w:t>
-      </w:r>
-      <w:proofErr w:type="gramStart"/>
-      <w:r>
-        <w:t>{ productTotal</w:t>
-      </w:r>
-      <w:proofErr w:type="gramEnd"/>
-      <w:r>
-        <w:t>, deliveryFee, discount, finalTotal, availableMethods }</w:t>
+        <w:t>OS --&gt; GW: { productTotal, deliveryFee, discount, finalTotal, availableMethods }</w:t>
       </w:r>
     </w:p>
     <w:p>
@@ -27174,28 +24231,12 @@
     </w:p>
     <w:p>
       <w:r>
-        <w:t>C -&gt; UI: Select method &amp; walletAmount (</w:t>
-      </w:r>
-      <w:proofErr w:type="gramStart"/>
-      <w:r>
-        <w:t>0..</w:t>
-      </w:r>
-      <w:proofErr w:type="gramEnd"/>
-      <w:r>
-        <w:t>totalCost) (FR-C-14)</w:t>
-      </w:r>
-    </w:p>
-    <w:p>
-      <w:r>
-        <w:t xml:space="preserve">UI -&gt; GW: POST /order/pay </w:t>
-      </w:r>
-      <w:proofErr w:type="gramStart"/>
-      <w:r>
-        <w:t>{ method</w:t>
-      </w:r>
-      <w:proofErr w:type="gramEnd"/>
-      <w:r>
-        <w:t>, walletAmount }</w:t>
+        <w:t>C -&gt; UI: Select method &amp; walletAmount (0..totalCost) (FR-C-14)</w:t>
+      </w:r>
+    </w:p>
+    <w:p>
+      <w:r>
+        <w:t>UI -&gt; GW: POST /order/pay { method, walletAmount }</w:t>
       </w:r>
     </w:p>
     <w:p>
@@ -27397,15 +24438,7 @@
     <w:p/>
     <w:p>
       <w:r>
-        <w:t xml:space="preserve">    else </w:t>
-      </w:r>
-      <w:proofErr w:type="gramStart"/>
-      <w:r>
-        <w:t>method !</w:t>
-      </w:r>
-      <w:proofErr w:type="gramEnd"/>
-      <w:r>
-        <w:t>= COD AND remaining &gt; 0</w:t>
+        <w:t xml:space="preserve">    else method != COD AND remaining &gt; 0</w:t>
       </w:r>
     </w:p>
     <w:p/>
@@ -27592,15 +24625,7 @@
     <w:p/>
     <w:p>
       <w:r>
-        <w:t xml:space="preserve">    OS --&gt; GW: success </w:t>
-      </w:r>
-      <w:proofErr w:type="gramStart"/>
-      <w:r>
-        <w:t>{ orderId</w:t>
-      </w:r>
-      <w:proofErr w:type="gramEnd"/>
-      <w:r>
-        <w:t>, paymentStatus }</w:t>
+        <w:t xml:space="preserve">    OS --&gt; GW: success { orderId, paymentStatus }</w:t>
       </w:r>
     </w:p>
     <w:p>
@@ -29105,13 +26130,8 @@
     <w:p/>
     <w:p>
       <w:r>
-        <w:t xml:space="preserve">else description </w:t>
-      </w:r>
-      <w:proofErr w:type="gramStart"/>
-      <w:r>
-        <w:t>present</w:t>
-      </w:r>
-      <w:proofErr w:type="gramEnd"/>
+        <w:t>else description present</w:t>
+      </w:r>
     </w:p>
     <w:p>
       <w:r>
@@ -29584,13 +26604,8 @@
     </w:p>
     <w:p>
       <w:r>
-        <w:t xml:space="preserve">    CS --&gt; GW: 400 Invalid </w:t>
-      </w:r>
-      <w:proofErr w:type="gramStart"/>
-      <w:r>
-        <w:t>amount</w:t>
-      </w:r>
-      <w:proofErr w:type="gramEnd"/>
+        <w:t xml:space="preserve">    CS --&gt; GW: 400 Invalid amount</w:t>
+      </w:r>
     </w:p>
     <w:p>
       <w:r>
@@ -30340,15 +27355,7 @@
     </w:p>
     <w:p>
       <w:r>
-        <w:t xml:space="preserve">"Save Receipt" button enabled only when </w:t>
-      </w:r>
-      <w:proofErr w:type="gramStart"/>
-      <w:r>
-        <w:t>order.status</w:t>
-      </w:r>
-      <w:proofErr w:type="gramEnd"/>
-      <w:r>
-        <w:t xml:space="preserve"> == "order received" (FR-C-16, FR-C-21)</w:t>
+        <w:t>"Save Receipt" button enabled only when order.status == "order received" (FR-C-16, FR-C-21)</w:t>
       </w:r>
     </w:p>
     <w:p>
@@ -30721,15 +27728,7 @@
     </w:p>
     <w:p>
       <w:r>
-        <w:t xml:space="preserve">UI -&gt; GW: POST /wishlist/add </w:t>
-      </w:r>
-      <w:proofErr w:type="gramStart"/>
-      <w:r>
-        <w:t>{ productId</w:t>
-      </w:r>
-      <w:proofErr w:type="gramEnd"/>
-      <w:r>
-        <w:t xml:space="preserve"> }</w:t>
+        <w:t>UI -&gt; GW: POST /wishlist/add { productId }</w:t>
       </w:r>
     </w:p>
     <w:p>
@@ -31456,15 +28455,7 @@
     </w:p>
     <w:p>
       <w:r>
-        <w:t xml:space="preserve">UI -&gt; GW: POST /contact/message </w:t>
-      </w:r>
-      <w:proofErr w:type="gramStart"/>
-      <w:r>
-        <w:t>{ name</w:t>
-      </w:r>
-      <w:proofErr w:type="gramEnd"/>
-      <w:r>
-        <w:t>, email, subject, message }</w:t>
+        <w:t>UI -&gt; GW: POST /contact/message { name, email, subject, message }</w:t>
       </w:r>
     </w:p>
     <w:p>
@@ -31858,15 +28849,7 @@
     </w:p>
     <w:p>
       <w:r>
-        <w:t xml:space="preserve">UI -&gt; GW: POST /bases </w:t>
-      </w:r>
-      <w:proofErr w:type="gramStart"/>
-      <w:r>
-        <w:t>{ name</w:t>
-      </w:r>
-      <w:proofErr w:type="gramEnd"/>
-      <w:r>
-        <w:t>, location, openTime, closeTime }</w:t>
+        <w:t>UI -&gt; GW: POST /bases { name, location, openTime, closeTime }</w:t>
       </w:r>
     </w:p>
     <w:p/>
@@ -32024,15 +29007,7 @@
     </w:p>
     <w:p>
       <w:r>
-        <w:t xml:space="preserve">UI -&gt; GW: POST /shops </w:t>
-      </w:r>
-      <w:proofErr w:type="gramStart"/>
-      <w:r>
-        <w:t>{ name</w:t>
-      </w:r>
-      <w:proofErr w:type="gramEnd"/>
-      <w:r>
-        <w:t>, image?, location, openTime, closeTime, shipmentTime, baseId }</w:t>
+        <w:t>UI -&gt; GW: POST /shops { name, image?, location, openTime, closeTime, shipmentTime, baseId }</w:t>
       </w:r>
     </w:p>
     <w:p/>
@@ -32125,15 +29100,7 @@
     <w:p/>
     <w:p>
       <w:r>
-        <w:t xml:space="preserve">CCS --&gt; GW: preview </w:t>
-      </w:r>
-      <w:proofErr w:type="gramStart"/>
-      <w:r>
-        <w:t>{ fuelCost</w:t>
-      </w:r>
-      <w:proofErr w:type="gramEnd"/>
-      <w:r>
-        <w:t>, warning, mapReach, imageUrl }</w:t>
+        <w:t>CCS --&gt; GW: preview { fuelCost, warning, mapReach, imageUrl }</w:t>
       </w:r>
     </w:p>
     <w:p>
@@ -32252,15 +29219,7 @@
     </w:p>
     <w:p>
       <w:r>
-        <w:t xml:space="preserve">UI -&gt; GW: PUT /delivery-fees/{baseId} </w:t>
-      </w:r>
-      <w:proofErr w:type="gramStart"/>
-      <w:r>
-        <w:t>{ method</w:t>
-      </w:r>
-      <w:proofErr w:type="gramEnd"/>
-      <w:r>
-        <w:t>, mediumFee, largeFee, xlFee, profitMargin? }</w:t>
+        <w:t>UI -&gt; GW: PUT /delivery-fees/{baseId} { method, mediumFee, largeFee, xlFee, profitMargin? }</w:t>
       </w:r>
     </w:p>
     <w:p>
@@ -32313,15 +29272,7 @@
     </w:p>
     <w:p>
       <w:r>
-        <w:t xml:space="preserve">For dynamic method, actual delivery fee = </w:t>
-      </w:r>
-      <w:proofErr w:type="gramStart"/>
-      <w:r>
-        <w:t>min(</w:t>
-      </w:r>
-      <w:proofErr w:type="gramEnd"/>
-      <w:r>
-        <w:t>maxFuelCost+profitMargin, fixedFee)</w:t>
+        <w:t>For dynamic method, actual delivery fee = min(maxFuelCost+profitMargin, fixedFee)</w:t>
       </w:r>
     </w:p>
     <w:p>
@@ -32457,15 +29408,7 @@
     </w:p>
     <w:p>
       <w:r>
-        <w:t xml:space="preserve">- FR-CL-05 (base creation, rider allocation </w:t>
-      </w:r>
-      <w:proofErr w:type="gramStart"/>
-      <w:r>
-        <w:t>separate</w:t>
-      </w:r>
-      <w:proofErr w:type="gramEnd"/>
-      <w:r>
-        <w:t>)</w:t>
+        <w:t>- FR-CL-05 (base creation, rider allocation separate)</w:t>
       </w:r>
     </w:p>
     <w:p>
@@ -32656,15 +29599,7 @@
     </w:p>
     <w:p>
       <w:r>
-        <w:t xml:space="preserve">UI -&gt; GW: POST /products </w:t>
-      </w:r>
-      <w:proofErr w:type="gramStart"/>
-      <w:r>
-        <w:t>{ productData</w:t>
-      </w:r>
-      <w:proofErr w:type="gramEnd"/>
-      <w:r>
-        <w:t>, images? }</w:t>
+        <w:t>UI -&gt; GW: POST /products { productData, images? }</w:t>
       </w:r>
     </w:p>
     <w:p>
@@ -32845,15 +29780,7 @@
     </w:p>
     <w:p>
       <w:r>
-        <w:t xml:space="preserve">UI -&gt; GW: POST /product-types </w:t>
-      </w:r>
-      <w:proofErr w:type="gramStart"/>
-      <w:r>
-        <w:t>{ name</w:t>
-      </w:r>
-      <w:proofErr w:type="gramEnd"/>
-      <w:r>
-        <w:t>, attributes }</w:t>
+        <w:t>UI -&gt; GW: POST /product-types { name, attributes }</w:t>
       </w:r>
     </w:p>
     <w:p>
@@ -32925,15 +29852,7 @@
     </w:p>
     <w:p>
       <w:r>
-        <w:t xml:space="preserve">UI -&gt; GW: POST /frameworks </w:t>
-      </w:r>
-      <w:proofErr w:type="gramStart"/>
-      <w:r>
-        <w:t>{ name</w:t>
-      </w:r>
-      <w:proofErr w:type="gramEnd"/>
-      <w:r>
-        <w:t>, attributes }</w:t>
+        <w:t>UI -&gt; GW: POST /frameworks { name, attributes }</w:t>
       </w:r>
     </w:p>
     <w:p>
@@ -33610,15 +30529,7 @@
     </w:p>
     <w:p>
       <w:r>
-        <w:t xml:space="preserve">UI -&gt; GW: POST /approvals/riders/{riderId} </w:t>
-      </w:r>
-      <w:proofErr w:type="gramStart"/>
-      <w:r>
-        <w:t>{ action</w:t>
-      </w:r>
-      <w:proofErr w:type="gramEnd"/>
-      <w:r>
-        <w:t>, fixedMileage, rejectMessage? }</w:t>
+        <w:t>UI -&gt; GW: POST /approvals/riders/{riderId} { action, fixedMileage, rejectMessage? }</w:t>
       </w:r>
     </w:p>
     <w:p>
@@ -33849,15 +30760,7 @@
     <w:p>
       <w:r>
         <w:lastRenderedPageBreak/>
-        <w:t xml:space="preserve">UI -&gt; GW: POST /approvals/clients/{requestId} </w:t>
-      </w:r>
-      <w:proofErr w:type="gramStart"/>
-      <w:r>
-        <w:t>{ action</w:t>
-      </w:r>
-      <w:proofErr w:type="gramEnd"/>
-      <w:r>
-        <w:t>, rejectReason? }</w:t>
+        <w:t>UI -&gt; GW: POST /approvals/clients/{requestId} { action, rejectReason? }</w:t>
       </w:r>
     </w:p>
     <w:p>
@@ -33991,15 +30894,7 @@
     <w:p>
       <w:r>
         <w:lastRenderedPageBreak/>
-        <w:t xml:space="preserve">            CCS --&gt; GW: success </w:t>
-      </w:r>
-      <w:proofErr w:type="gramStart"/>
-      <w:r>
-        <w:t>{ activated</w:t>
-      </w:r>
-      <w:proofErr w:type="gramEnd"/>
-      <w:r>
-        <w:t>: true }</w:t>
+        <w:t xml:space="preserve">            CCS --&gt; GW: success { activated: true }</w:t>
       </w:r>
     </w:p>
     <w:p>
@@ -34009,15 +30904,7 @@
     </w:p>
     <w:p>
       <w:r>
-        <w:t xml:space="preserve">            CCS --&gt; GW: success </w:t>
-      </w:r>
-      <w:proofErr w:type="gramStart"/>
-      <w:r>
-        <w:t>{ activated</w:t>
-      </w:r>
-      <w:proofErr w:type="gramEnd"/>
-      <w:r>
-        <w:t>: false }</w:t>
+        <w:t xml:space="preserve">            CCS --&gt; GW: success { activated: false }</w:t>
       </w:r>
     </w:p>
     <w:p>
@@ -34133,10 +31020,7 @@
         <w:t>title Sequence Diagram - Set Configuration (Fees, Commissions, Timings) (UC22) - Final</w:t>
       </w:r>
     </w:p>
-    <w:p>
-      <w:bookmarkStart w:id="3" w:name="_GoBack"/>
-      <w:bookmarkEnd w:id="3"/>
-    </w:p>
+    <w:p/>
     <w:p>
       <w:r>
         <w:t>actor Client as Proposer</w:t>
@@ -34539,15 +31423,7 @@
     </w:p>
     <w:p>
       <w:r>
-        <w:t xml:space="preserve">            CCS --&gt; GW: success </w:t>
-      </w:r>
-      <w:proofErr w:type="gramStart"/>
-      <w:r>
-        <w:t>{ applied</w:t>
-      </w:r>
-      <w:proofErr w:type="gramEnd"/>
-      <w:r>
-        <w:t>: true }</w:t>
+        <w:t xml:space="preserve">            CCS --&gt; GW: success { applied: true }</w:t>
       </w:r>
     </w:p>
     <w:p>
@@ -34557,15 +31433,7 @@
     </w:p>
     <w:p>
       <w:r>
-        <w:t xml:space="preserve">            CCS --&gt; GW: success </w:t>
-      </w:r>
-      <w:proofErr w:type="gramStart"/>
-      <w:r>
-        <w:t>{ applied</w:t>
-      </w:r>
-      <w:proofErr w:type="gramEnd"/>
-      <w:r>
-        <w:t>: false }</w:t>
+        <w:t xml:space="preserve">            CCS --&gt; GW: success { applied: false }</w:t>
       </w:r>
     </w:p>
     <w:p>
@@ -34660,8 +31528,1822 @@
     </w:p>
     <w:p/>
     <w:p/>
-    <w:p/>
-    <w:p/>
+    <w:p>
+      <w:pPr>
+        <w:pStyle w:val="Heading1"/>
+      </w:pPr>
+      <w:bookmarkStart w:id="3" w:name="_Hlk227806463"/>
+      <w:bookmarkStart w:id="4" w:name="_Hlk227806962"/>
+      <w:r>
+        <w:t>State Diagram</w:t>
+      </w:r>
+    </w:p>
+    <w:p>
+      <w:pPr>
+        <w:pStyle w:val="Heading2"/>
+        <w:numPr>
+          <w:ilvl w:val="0"/>
+          <w:numId w:val="3"/>
+        </w:numPr>
+      </w:pPr>
+      <w:r>
+        <w:t>Rider Account Lifecycle State Diagram</w:t>
+      </w:r>
+      <w:bookmarkEnd w:id="3"/>
+    </w:p>
+    <w:p>
+      <w:r>
+        <w:t>@startuml</w:t>
+      </w:r>
+    </w:p>
+    <w:p>
+      <w:r>
+        <w:t>!theme plain</w:t>
+      </w:r>
+    </w:p>
+    <w:p>
+      <w:r>
+        <w:t>title Rider Account Lifecycle (Full)</w:t>
+      </w:r>
+    </w:p>
+    <w:p/>
+    <w:p>
+      <w:r>
+        <w:t>[*] --&gt; Registration_Submitted : Rider submits application</w:t>
+      </w:r>
+    </w:p>
+    <w:p/>
+    <w:p>
+      <w:r>
+        <w:t>state Registration_Submitted {</w:t>
+      </w:r>
+    </w:p>
+    <w:p>
+      <w:r>
+        <w:t xml:space="preserve">    [*] --&gt; Pending_Approval : Waiting for client review</w:t>
+      </w:r>
+    </w:p>
+    <w:p>
+      <w:r>
+        <w:t>}</w:t>
+      </w:r>
+    </w:p>
+    <w:p/>
+    <w:p>
+      <w:r>
+        <w:t>Pending_Approval --&gt; Approved : Client approves\n(Enters Fixed Mileage, FR-CL-37)</w:t>
+      </w:r>
+    </w:p>
+    <w:p>
+      <w:r>
+        <w:t>Pending_Approval --&gt; Rejected : Client rejects</w:t>
+      </w:r>
+    </w:p>
+    <w:p>
+      <w:r>
+        <w:t>Pending_Approval --&gt; [*] : Duplicate/Age &lt; 18 (Blocked)</w:t>
+      </w:r>
+    </w:p>
+    <w:p/>
+    <w:p>
+      <w:r>
+        <w:t>Approved --&gt; Active : Rider logs in / available for orders</w:t>
+      </w:r>
+    </w:p>
+    <w:p/>
+    <w:p>
+      <w:r>
+        <w:t>state Active {</w:t>
+      </w:r>
+    </w:p>
+    <w:p>
+      <w:r>
+        <w:t xml:space="preserve">    [*] --&gt; Available : Ready to accept orders</w:t>
+      </w:r>
+    </w:p>
+    <w:p>
+      <w:r>
+        <w:t xml:space="preserve">    Available --&gt; On_Trip : Accepts orders (UC-12)</w:t>
+      </w:r>
+    </w:p>
+    <w:p>
+      <w:r>
+        <w:t xml:space="preserve">    On_Trip --&gt; Available : Trip completed (UC-13)</w:t>
+      </w:r>
+    </w:p>
+    <w:p>
+      <w:r>
+        <w:t xml:space="preserve">    </w:t>
+      </w:r>
+    </w:p>
+    <w:p>
+      <w:r>
+        <w:lastRenderedPageBreak/>
+        <w:t xml:space="preserve">    Available --&gt; Vehicle_Repair : Reports vehicle issue (UC-17)</w:t>
+      </w:r>
+    </w:p>
+    <w:p>
+      <w:r>
+        <w:t xml:space="preserve">    Vehicle_Repair --&gt; Available : Marks vehicle repaired</w:t>
+      </w:r>
+    </w:p>
+    <w:p>
+      <w:r>
+        <w:t xml:space="preserve">    </w:t>
+      </w:r>
+    </w:p>
+    <w:p>
+      <w:r>
+        <w:t xml:space="preserve">    Available --&gt; Ineligible : Reports health/accident (UC-17)</w:t>
+      </w:r>
+    </w:p>
+    <w:p>
+      <w:r>
+        <w:t xml:space="preserve">    Ineligible --&gt; [*] : Account may be manually reactivated</w:t>
+      </w:r>
+    </w:p>
+    <w:p>
+      <w:r>
+        <w:t>}</w:t>
+      </w:r>
+    </w:p>
+    <w:p/>
+    <w:p>
+      <w:r>
+        <w:t>Active --&gt; Closed : Self-closure (UC-18) or Client closure (UC-27)</w:t>
+      </w:r>
+    </w:p>
+    <w:p>
+      <w:r>
+        <w:t>Rejected --&gt; [*]</w:t>
+      </w:r>
+    </w:p>
+    <w:p>
+      <w:r>
+        <w:t>Closed --&gt; [*]</w:t>
+      </w:r>
+    </w:p>
+    <w:p/>
+    <w:p>
+      <w:r>
+        <w:t>note right of Active</w:t>
+      </w:r>
+    </w:p>
+    <w:p>
+      <w:r>
+        <w:t xml:space="preserve">  Closure requires no active trip with undelivered products.</w:t>
+      </w:r>
+    </w:p>
+    <w:p>
+      <w:r>
+        <w:t xml:space="preserve">  Wallet balance preserved (positive/negative) after closure.</w:t>
+      </w:r>
+    </w:p>
+    <w:p>
+      <w:r>
+        <w:t>end note</w:t>
+      </w:r>
+    </w:p>
+    <w:p>
+      <w:r>
+        <w:t>@enduml</w:t>
+      </w:r>
+    </w:p>
+    <w:p>
+      <w:pPr>
+        <w:pStyle w:val="Heading2"/>
+        <w:numPr>
+          <w:ilvl w:val="0"/>
+          <w:numId w:val="3"/>
+        </w:numPr>
+      </w:pPr>
+      <w:r>
+        <w:t>Order Lifecycle State Diagram</w:t>
+      </w:r>
+    </w:p>
+    <w:p>
+      <w:r>
+        <w:t>@startuml</w:t>
+      </w:r>
+    </w:p>
+    <w:p>
+      <w:r>
+        <w:t>!theme plain</w:t>
+      </w:r>
+    </w:p>
+    <w:p>
+      <w:r>
+        <w:t>title Order Lifecycle (UC-3, UC-13, UC-15, UC-16, UC-23a)</w:t>
+      </w:r>
+    </w:p>
+    <w:p/>
+    <w:p>
+      <w:r>
+        <w:t>[*] --&gt; Placed : Payment completed</w:t>
+      </w:r>
+    </w:p>
+    <w:p/>
+    <w:p>
+      <w:r>
+        <w:t>state Placed {</w:t>
+      </w:r>
+    </w:p>
+    <w:p>
+      <w:r>
+        <w:t xml:space="preserve">    [*] --&gt; Picking_Order : Order created, awaiting rider</w:t>
+      </w:r>
+    </w:p>
+    <w:p>
+      <w:r>
+        <w:t xml:space="preserve">    Picking_Order : 5-min cancellation window open (FR-C-23)</w:t>
+      </w:r>
+    </w:p>
+    <w:p>
+      <w:r>
+        <w:t>}</w:t>
+      </w:r>
+    </w:p>
+    <w:p/>
+    <w:p>
+      <w:r>
+        <w:t>Placed --&gt; Cancelled : Customer cancels within 5 min (UC-3a)</w:t>
+      </w:r>
+    </w:p>
+    <w:p>
+      <w:r>
+        <w:lastRenderedPageBreak/>
+        <w:t>Picking_Order --&gt; Picked_Up : Rider picks all products (UC-13)</w:t>
+      </w:r>
+    </w:p>
+    <w:p/>
+    <w:p>
+      <w:r>
+        <w:t>state In_Transit {</w:t>
+      </w:r>
+    </w:p>
+    <w:p>
+      <w:r>
+        <w:t xml:space="preserve">    [*] --&gt; Rider_Departed : En route to customer (FR-C-17)</w:t>
+      </w:r>
+    </w:p>
+    <w:p>
+      <w:r>
+        <w:t xml:space="preserve">    Rider_Departed --&gt; Rider_Reached : Arrives at customer (FR-C-17)</w:t>
+      </w:r>
+    </w:p>
+    <w:p>
+      <w:r>
+        <w:t>}</w:t>
+      </w:r>
+    </w:p>
+    <w:p/>
+    <w:p>
+      <w:r>
+        <w:t>Picked_Up --&gt; Rider_Departed</w:t>
+      </w:r>
+    </w:p>
+    <w:p/>
+    <w:p>
+      <w:r>
+        <w:t>Rider_Reached --&gt; Delivered : Rider taps "Mark as Processed" (UC-15)</w:t>
+      </w:r>
+    </w:p>
+    <w:p>
+      <w:r>
+        <w:t>Rider_Reached --&gt; Not_Received : Rider taps "Not Received" (UC-16)</w:t>
+      </w:r>
+    </w:p>
+    <w:p/>
+    <w:p>
+      <w:r>
+        <w:t>state Return_Flow {</w:t>
+      </w:r>
+    </w:p>
+    <w:p>
+      <w:r>
+        <w:t xml:space="preserve">    Not_Received --&gt; Returning_to_Base : Rider returns products</w:t>
+      </w:r>
+    </w:p>
+    <w:p>
+      <w:r>
+        <w:t xml:space="preserve">    Returning_to_Base --&gt; Returned : Client confirms return (FR-RT-02)</w:t>
+      </w:r>
+    </w:p>
+    <w:p>
+      <w:r>
+        <w:t>}</w:t>
+      </w:r>
+    </w:p>
+    <w:p/>
+    <w:p>
+      <w:r>
+        <w:t>Delivered --&gt; [*]</w:t>
+      </w:r>
+    </w:p>
+    <w:p>
+      <w:r>
+        <w:t>Cancelled --&gt; [*]</w:t>
+      </w:r>
+    </w:p>
+    <w:p>
+      <w:r>
+        <w:t>Returned --&gt; [*]</w:t>
+      </w:r>
+    </w:p>
+    <w:p/>
+    <w:p>
+      <w:r>
+        <w:t>' Re-marketing flow (Client intervention)</w:t>
+      </w:r>
+    </w:p>
+    <w:p>
+      <w:r>
+        <w:t>Picking_Order --&gt; Remarketed : Client fetches &amp; re-markets order (UC-23a)</w:t>
+      </w:r>
+    </w:p>
+    <w:p>
+      <w:r>
+        <w:t>Remarketed --&gt; Picking_Order : Order re-enters available pool</w:t>
+      </w:r>
+    </w:p>
+    <w:p/>
+    <w:p>
+      <w:r>
+        <w:t>note right of Picking_Order</w:t>
+      </w:r>
+    </w:p>
+    <w:p>
+      <w:r>
+        <w:t xml:space="preserve">  If not accepted within 15 min, order escalates (FR-RA-02).</w:t>
+      </w:r>
+    </w:p>
+    <w:p>
+      <w:r>
+        <w:t xml:space="preserve">  Escalated orders may have extra fees/budget.</w:t>
+      </w:r>
+    </w:p>
+    <w:p>
+      <w:r>
+        <w:t>end note</w:t>
+      </w:r>
+    </w:p>
+    <w:p/>
+    <w:p>
+      <w:r>
+        <w:t>note right of Delivered</w:t>
+      </w:r>
+    </w:p>
+    <w:p>
+      <w:r>
+        <w:t xml:space="preserve">  Receipt available for saving (UC-9).</w:t>
+      </w:r>
+    </w:p>
+    <w:p>
+      <w:r>
+        <w:t>end note</w:t>
+      </w:r>
+    </w:p>
+    <w:p>
+      <w:r>
+        <w:t>@enduml</w:t>
+      </w:r>
+    </w:p>
+    <w:p>
+      <w:pPr>
+        <w:pStyle w:val="Heading2"/>
+        <w:numPr>
+          <w:ilvl w:val="0"/>
+          <w:numId w:val="3"/>
+        </w:numPr>
+      </w:pPr>
+      <w:r>
+        <w:t>Complaint Resolution State Diagram</w:t>
+      </w:r>
+    </w:p>
+    <w:p>
+      <w:r>
+        <w:t>@startuml</w:t>
+      </w:r>
+    </w:p>
+    <w:p>
+      <w:r>
+        <w:t>!theme plain</w:t>
+      </w:r>
+    </w:p>
+    <w:p>
+      <w:r>
+        <w:t>title Complaint Lifecycle (UC-7, UC-24)</w:t>
+      </w:r>
+    </w:p>
+    <w:p/>
+    <w:p>
+      <w:r>
+        <w:t>[*] --&gt; Active : Customer files complaint\n(within 1-day/7-day deadline)</w:t>
+      </w:r>
+    </w:p>
+    <w:p/>
+    <w:p>
+      <w:r>
+        <w:t>state Active {</w:t>
+      </w:r>
+    </w:p>
+    <w:p>
+      <w:r>
+        <w:t xml:space="preserve">    [*] --&gt; Under_Review : Waiting for client action</w:t>
+      </w:r>
+    </w:p>
+    <w:p>
+      <w:r>
+        <w:t>}</w:t>
+      </w:r>
+    </w:p>
+    <w:p/>
+    <w:p>
+      <w:r>
+        <w:t>Under_Review --&gt; Rejected : Client rejects (optional reason)</w:t>
+      </w:r>
+    </w:p>
+    <w:p>
+      <w:r>
+        <w:t>Under_Review --&gt; Accepted : Client accepts, chooses resolution</w:t>
+      </w:r>
+    </w:p>
+    <w:p/>
+    <w:p>
+      <w:r>
+        <w:t>state Accepted {</w:t>
+      </w:r>
+    </w:p>
+    <w:p>
+      <w:r>
+        <w:t xml:space="preserve">    [*] --&gt; Processing_Resolution</w:t>
+      </w:r>
+    </w:p>
+    <w:p>
+      <w:r>
+        <w:t xml:space="preserve">    Processing_Resolution --&gt; Refunded : Refund processed to wallet (FR-C-11)</w:t>
+      </w:r>
+    </w:p>
+    <w:p>
+      <w:r>
+        <w:t xml:space="preserve">    Processing_Resolution --&gt; Return_Initiated : Return workflow started (UC-16)</w:t>
+      </w:r>
+    </w:p>
+    <w:p>
+      <w:r>
+        <w:t xml:space="preserve">    Return_Initiated --&gt; Resolved : Return completed &amp; confirmed</w:t>
+      </w:r>
+    </w:p>
+    <w:p>
+      <w:r>
+        <w:t xml:space="preserve">    Refunded --&gt; Resolved</w:t>
+      </w:r>
+    </w:p>
+    <w:p>
+      <w:r>
+        <w:t>}</w:t>
+      </w:r>
+    </w:p>
+    <w:p/>
+    <w:p>
+      <w:r>
+        <w:t>Rejected --&gt; [*]</w:t>
+      </w:r>
+    </w:p>
+    <w:p>
+      <w:r>
+        <w:t>Resolved --&gt; [*]</w:t>
+      </w:r>
+    </w:p>
+    <w:p/>
+    <w:p>
+      <w:r>
+        <w:t>' Dispute handling</w:t>
+      </w:r>
+    </w:p>
+    <w:p>
+      <w:r>
+        <w:t>Resolved --&gt; Under_Review : Stakeholder disputes decision (Alt A6)</w:t>
+      </w:r>
+    </w:p>
+    <w:p>
+      <w:r>
+        <w:t>note on link : Financial freeze/deduction paused during dispute.</w:t>
+      </w:r>
+    </w:p>
+    <w:p/>
+    <w:p>
+      <w:r>
+        <w:t>note right of Active</w:t>
+      </w:r>
+    </w:p>
+    <w:p>
+      <w:r>
+        <w:t xml:space="preserve">  Deadline expiration prevents acceptance.</w:t>
+      </w:r>
+    </w:p>
+    <w:p>
+      <w:r>
+        <w:t xml:space="preserve">  Multi-client unanimous approval may be required for resolution (FR-CL-02).</w:t>
+      </w:r>
+    </w:p>
+    <w:p>
+      <w:r>
+        <w:t>end note</w:t>
+      </w:r>
+    </w:p>
+    <w:p>
+      <w:r>
+        <w:t>@enduml</w:t>
+      </w:r>
+    </w:p>
+    <w:p>
+      <w:pPr>
+        <w:pStyle w:val="Heading2"/>
+        <w:numPr>
+          <w:ilvl w:val="0"/>
+          <w:numId w:val="3"/>
+        </w:numPr>
+      </w:pPr>
+      <w:r>
+        <w:t>Price Update Request State Diagram</w:t>
+      </w:r>
+    </w:p>
+    <w:p>
+      <w:r>
+        <w:t>@startuml</w:t>
+      </w:r>
+    </w:p>
+    <w:p>
+      <w:r>
+        <w:t>!theme plain</w:t>
+      </w:r>
+    </w:p>
+    <w:p>
+      <w:r>
+        <w:t>title Price Update Request Lifecycle (UC-14, UC-28)</w:t>
+      </w:r>
+    </w:p>
+    <w:p/>
+    <w:p>
+      <w:r>
+        <w:t>[*] --&gt; Pending : Rider submits request\n(with bill image, actual price)</w:t>
+      </w:r>
+    </w:p>
+    <w:p/>
+    <w:p>
+      <w:r>
+        <w:t>state Pending {</w:t>
+      </w:r>
+    </w:p>
+    <w:p>
+      <w:r>
+        <w:t xml:space="preserve">    [*] --&gt; Awaiting_Client</w:t>
+      </w:r>
+    </w:p>
+    <w:p>
+      <w:r>
+        <w:t xml:space="preserve">    Awaiting_Client : Emergency notification sent.\nTimeout timer (e.g., 5 min) started.</w:t>
+      </w:r>
+    </w:p>
+    <w:p>
+      <w:r>
+        <w:t>}</w:t>
+      </w:r>
+    </w:p>
+    <w:p/>
+    <w:p>
+      <w:r>
+        <w:t>Awaiting_Client --&gt; Approved : Any client approves</w:t>
+      </w:r>
+    </w:p>
+    <w:p>
+      <w:r>
+        <w:t>Awaiting_Client --&gt; Rejected : Client rejects OR timeout expires</w:t>
+      </w:r>
+    </w:p>
+    <w:p>
+      <w:r>
+        <w:t>Awaiting_Client --&gt; Cancelled : Rider cancels before decision (Alt A4)</w:t>
+      </w:r>
+    </w:p>
+    <w:p/>
+    <w:p>
+      <w:r>
+        <w:t>state Approved {</w:t>
+      </w:r>
+    </w:p>
+    <w:p>
+      <w:r>
+        <w:t xml:space="preserve">    [*] --&gt; Checking_Treasury</w:t>
+      </w:r>
+    </w:p>
+    <w:p>
+      <w:r>
+        <w:t xml:space="preserve">    Checking_Treasury --&gt; Payment_Processing : App Treasure sufficient</w:t>
+      </w:r>
+    </w:p>
+    <w:p>
+      <w:r>
+        <w:lastRenderedPageBreak/>
+        <w:t xml:space="preserve">    Checking_Treasury --&gt; Pending_Treasury : Insufficient funds</w:t>
+      </w:r>
+    </w:p>
+    <w:p>
+      <w:r>
+        <w:t xml:space="preserve">    Pending_Treasury --&gt; Payment_Processing : Funds deposited / manual trigger</w:t>
+      </w:r>
+    </w:p>
+    <w:p>
+      <w:r>
+        <w:t xml:space="preserve">    Payment_Processing --&gt; Completed : Payment to shopkeeper success\n(Order updated, loss recorded)</w:t>
+      </w:r>
+    </w:p>
+    <w:p>
+      <w:r>
+        <w:t xml:space="preserve">    Payment_Processing --&gt; Rejected : Payment failure (invalid account details)</w:t>
+      </w:r>
+    </w:p>
+    <w:p>
+      <w:r>
+        <w:t>}</w:t>
+      </w:r>
+    </w:p>
+    <w:p/>
+    <w:p>
+      <w:r>
+        <w:t>Rejected --&gt; Product_Removed : Product removed from order,\nreallocation attempted</w:t>
+      </w:r>
+    </w:p>
+    <w:p/>
+    <w:p>
+      <w:r>
+        <w:t>Completed --&gt; [*]</w:t>
+      </w:r>
+    </w:p>
+    <w:p>
+      <w:r>
+        <w:t>Product_Removed --&gt; [*]</w:t>
+      </w:r>
+    </w:p>
+    <w:p>
+      <w:r>
+        <w:t>Cancelled --&gt; [*] : Product remains with original price</w:t>
+      </w:r>
+    </w:p>
+    <w:p/>
+    <w:p>
+      <w:r>
+        <w:t>note right of Pending</w:t>
+      </w:r>
+    </w:p>
+    <w:p>
+      <w:r>
+        <w:t xml:space="preserve">  Request auto-rejected if no client action within timeout.</w:t>
+      </w:r>
+    </w:p>
+    <w:p>
+      <w:r>
+        <w:t>end note</w:t>
+      </w:r>
+    </w:p>
+    <w:p>
+      <w:r>
+        <w:t>@enduml</w:t>
+      </w:r>
+    </w:p>
+    <w:p>
+      <w:pPr>
+        <w:pStyle w:val="Heading2"/>
+        <w:numPr>
+          <w:ilvl w:val="0"/>
+          <w:numId w:val="3"/>
+        </w:numPr>
+      </w:pPr>
+      <w:r>
+        <w:t>Discount Event State Diagram</w:t>
+      </w:r>
+    </w:p>
+    <w:p>
+      <w:r>
+        <w:t>@startuml</w:t>
+      </w:r>
+    </w:p>
+    <w:p>
+      <w:r>
+        <w:t>!theme plain</w:t>
+      </w:r>
+    </w:p>
+    <w:p>
+      <w:r>
+        <w:t>title Discount Event Lifecycle (UC-26)</w:t>
+      </w:r>
+    </w:p>
+    <w:p/>
+    <w:p>
+      <w:r>
+        <w:t>[*] --&gt; Pending_Approval : Client proposes event</w:t>
+      </w:r>
+    </w:p>
+    <w:p/>
+    <w:p>
+      <w:r>
+        <w:t>state Pending_Approval {</w:t>
+      </w:r>
+    </w:p>
+    <w:p>
+      <w:r>
+        <w:t xml:space="preserve">    [*] --&gt; Voting</w:t>
+      </w:r>
+    </w:p>
+    <w:p>
+      <w:r>
+        <w:t xml:space="preserve">    Voting : Unanimous approval from all other clients required</w:t>
+      </w:r>
+    </w:p>
+    <w:p>
+      <w:r>
+        <w:t>}</w:t>
+      </w:r>
+    </w:p>
+    <w:p/>
+    <w:p>
+      <w:r>
+        <w:t>Voting --&gt; Rejected : Any client rejects</w:t>
+      </w:r>
+    </w:p>
+    <w:p>
+      <w:r>
+        <w:lastRenderedPageBreak/>
+        <w:t>Voting --&gt; Approved : All clients approve</w:t>
+      </w:r>
+    </w:p>
+    <w:p>
+      <w:r>
+        <w:t>Voting --&gt; Cancelled : Proposer cancels before approval (Alt A5)</w:t>
+      </w:r>
+    </w:p>
+    <w:p/>
+    <w:p>
+      <w:r>
+        <w:t>Approved --&gt; Active : Scheduled job at event start date\n(Budget calculated, discounts applied)</w:t>
+      </w:r>
+    </w:p>
+    <w:p>
+      <w:r>
+        <w:t>Active --&gt; Expired : Event end date reached</w:t>
+      </w:r>
+    </w:p>
+    <w:p/>
+    <w:p>
+      <w:r>
+        <w:t>Rejected --&gt; [*]</w:t>
+      </w:r>
+    </w:p>
+    <w:p>
+      <w:r>
+        <w:t>Cancelled --&gt; [*]</w:t>
+      </w:r>
+    </w:p>
+    <w:p>
+      <w:r>
+        <w:t>Expired --&gt; [*]</w:t>
+      </w:r>
+    </w:p>
+    <w:p/>
+    <w:p>
+      <w:r>
+        <w:t>note right of Active</w:t>
+      </w:r>
+    </w:p>
+    <w:p>
+      <w:r>
+        <w:t xml:space="preserve">  Unused discount budget does not carry over.</w:t>
+      </w:r>
+    </w:p>
+    <w:p>
+      <w:r>
+        <w:t xml:space="preserve">  Overlapping events are prevented.</w:t>
+      </w:r>
+    </w:p>
+    <w:p>
+      <w:r>
+        <w:t>end note</w:t>
+      </w:r>
+    </w:p>
+    <w:p>
+      <w:r>
+        <w:t>@enduml</w:t>
+      </w:r>
+    </w:p>
+    <w:p>
+      <w:pPr>
+        <w:pStyle w:val="Heading2"/>
+        <w:numPr>
+          <w:ilvl w:val="0"/>
+          <w:numId w:val="3"/>
+        </w:numPr>
+      </w:pPr>
+      <w:r>
+        <w:t>Legal Agreement State Diagram</w:t>
+      </w:r>
+    </w:p>
+    <w:p>
+      <w:r>
+        <w:t>@startuml</w:t>
+      </w:r>
+    </w:p>
+    <w:p>
+      <w:r>
+        <w:t>!theme plain</w:t>
+      </w:r>
+    </w:p>
+    <w:p>
+      <w:r>
+        <w:t>title Legal Agreement Version Lifecycle (UC-29a)</w:t>
+      </w:r>
+    </w:p>
+    <w:p/>
+    <w:p>
+      <w:r>
+        <w:t>[*] --&gt; Draft : Client creates new version</w:t>
+      </w:r>
+    </w:p>
+    <w:p/>
+    <w:p>
+      <w:r>
+        <w:t>Draft --&gt; Active : Client publishes</w:t>
+      </w:r>
+    </w:p>
+    <w:p>
+      <w:r>
+        <w:t>Draft --&gt; [*] : Discarded</w:t>
+      </w:r>
+    </w:p>
+    <w:p/>
+    <w:p>
+      <w:r>
+        <w:t>Active --&gt; Retired : Client manually retires</w:t>
+      </w:r>
+    </w:p>
+    <w:p/>
+    <w:p>
+      <w:r>
+        <w:t>Retired --&gt; [*]</w:t>
+      </w:r>
+    </w:p>
+    <w:p/>
+    <w:p>
+      <w:r>
+        <w:lastRenderedPageBreak/>
+        <w:t>note right of Active</w:t>
+      </w:r>
+    </w:p>
+    <w:p>
+      <w:r>
+        <w:t xml:space="preserve">  Existing users may be prompted to re-accept upon login if configured.</w:t>
+      </w:r>
+    </w:p>
+    <w:p>
+      <w:r>
+        <w:t>end note</w:t>
+      </w:r>
+    </w:p>
+    <w:p>
+      <w:r>
+        <w:t>@enduml</w:t>
+      </w:r>
+    </w:p>
+    <w:p>
+      <w:pPr>
+        <w:pStyle w:val="Heading2"/>
+        <w:numPr>
+          <w:ilvl w:val="0"/>
+          <w:numId w:val="3"/>
+        </w:numPr>
+      </w:pPr>
+      <w:r>
+        <w:t>Budget / Plan / Approval Request State Diagram</w:t>
+      </w:r>
+    </w:p>
+    <w:p>
+      <w:r>
+        <w:t>@startuml</w:t>
+      </w:r>
+    </w:p>
+    <w:p>
+      <w:r>
+        <w:t>!theme plain</w:t>
+      </w:r>
+    </w:p>
+    <w:p>
+      <w:r>
+        <w:t>title Generic Approval Request Lifecycle (UC-25, UC-36)</w:t>
+      </w:r>
+    </w:p>
+    <w:p/>
+    <w:p>
+      <w:r>
+        <w:t>[*] --&gt; Pending_Approval : Proposer submits request</w:t>
+      </w:r>
+    </w:p>
+    <w:p/>
+    <w:p>
+      <w:r>
+        <w:t>state Pending_Approval {</w:t>
+      </w:r>
+    </w:p>
+    <w:p>
+      <w:r>
+        <w:t xml:space="preserve">    [*] --&gt; Voting</w:t>
+      </w:r>
+    </w:p>
+    <w:p>
+      <w:r>
+        <w:t xml:space="preserve">    Voting : Awaiting required approvals (e.g., unanimous)</w:t>
+      </w:r>
+    </w:p>
+    <w:p>
+      <w:r>
+        <w:t>}</w:t>
+      </w:r>
+    </w:p>
+    <w:p/>
+    <w:p>
+      <w:r>
+        <w:t>Voting --&gt; Rejected : Any required approver rejects OR timeout</w:t>
+      </w:r>
+    </w:p>
+    <w:p>
+      <w:r>
+        <w:t>Voting --&gt; Approved : All required approvers accept</w:t>
+      </w:r>
+    </w:p>
+    <w:p/>
+    <w:p>
+      <w:r>
+        <w:t>Approved --&gt; Active : System applies changes\n(e.g., credits wallet, updates config)</w:t>
+      </w:r>
+    </w:p>
+    <w:p>
+      <w:r>
+        <w:t>Active --&gt; Completed : Lifecycle ends (funds spent, plan finished)</w:t>
+      </w:r>
+    </w:p>
+    <w:p>
+      <w:r>
+        <w:t>Active --&gt; Delayed : Plan milestone missed (UC-25 Alt A3)</w:t>
+      </w:r>
+    </w:p>
+    <w:p/>
+    <w:p>
+      <w:r>
+        <w:t>Rejected --&gt; [*]</w:t>
+      </w:r>
+    </w:p>
+    <w:p>
+      <w:r>
+        <w:t>Completed --&gt; [*]</w:t>
+      </w:r>
+    </w:p>
+    <w:p/>
+    <w:p>
+      <w:r>
+        <w:t>note right of Pending_Approval</w:t>
+      </w:r>
+    </w:p>
+    <w:p>
+      <w:r>
+        <w:t xml:space="preserve">  Applies to: Internal Budgets, Plans,</w:t>
+      </w:r>
+    </w:p>
+    <w:p>
+      <w:r>
+        <w:t xml:space="preserve">  Product Promotion Budgets, Large Fines,</w:t>
+      </w:r>
+    </w:p>
+    <w:p>
+      <w:r>
+        <w:lastRenderedPageBreak/>
+        <w:t xml:space="preserve">  Configuration Changes, New Client Registrations (after first).</w:t>
+      </w:r>
+    </w:p>
+    <w:p>
+      <w:r>
+        <w:t>end note</w:t>
+      </w:r>
+    </w:p>
+    <w:p>
+      <w:r>
+        <w:t>@enduml</w:t>
+      </w:r>
+    </w:p>
+    <w:p>
+      <w:pPr>
+        <w:pStyle w:val="Heading2"/>
+        <w:numPr>
+          <w:ilvl w:val="0"/>
+          <w:numId w:val="3"/>
+        </w:numPr>
+      </w:pPr>
+      <w:r>
+        <w:t>Trip Execution State Diagram (Rider Perspective)</w:t>
+      </w:r>
+      <w:bookmarkEnd w:id="4"/>
+    </w:p>
+    <w:p>
+      <w:r>
+        <w:t>@startuml</w:t>
+      </w:r>
+    </w:p>
+    <w:p>
+      <w:r>
+        <w:t>!theme plain</w:t>
+      </w:r>
+    </w:p>
+    <w:p>
+      <w:r>
+        <w:t>title Trip Execution State Diagram (Rider on UC-13)</w:t>
+      </w:r>
+    </w:p>
+    <w:p/>
+    <w:p>
+      <w:r>
+        <w:t>[*] --&gt; Started : Rider taps "Start Trip"</w:t>
+      </w:r>
+    </w:p>
+    <w:p/>
+    <w:p>
+      <w:r>
+        <w:t>state Started {</w:t>
+      </w:r>
+    </w:p>
+    <w:p>
+      <w:r>
+        <w:t xml:space="preserve">    [*] --&gt; En_Route_Shop : Navigating to first shop</w:t>
+      </w:r>
+    </w:p>
+    <w:p>
+      <w:r>
+        <w:t xml:space="preserve">    En_Route_Shop --&gt; At_Shop : Arrived</w:t>
+      </w:r>
+    </w:p>
+    <w:p>
+      <w:r>
+        <w:t xml:space="preserve">    At_Shop --&gt; Picking_Products : Completing checklist</w:t>
+      </w:r>
+    </w:p>
+    <w:p>
+      <w:r>
+        <w:t xml:space="preserve">    Picking_Products --&gt; En_Route_Customer : All products picked</w:t>
+      </w:r>
+    </w:p>
+    <w:p>
+      <w:r>
+        <w:t xml:space="preserve">    En_Route_Customer --&gt; At_Customer : Arrived</w:t>
+      </w:r>
+    </w:p>
+    <w:p>
+      <w:r>
+        <w:t xml:space="preserve">    At_Customer --&gt; Processing_Delivery : Deliver/Not Received</w:t>
+      </w:r>
+    </w:p>
+    <w:p>
+      <w:r>
+        <w:t xml:space="preserve">    Processing_Delivery --&gt; Next_Stop : More stops remain</w:t>
+      </w:r>
+    </w:p>
+    <w:p>
+      <w:r>
+        <w:t xml:space="preserve">    Next_Stop --&gt; En_Route_Shop : Next stop is shop</w:t>
+      </w:r>
+    </w:p>
+    <w:p>
+      <w:r>
+        <w:t xml:space="preserve">    Next_Stop --&gt; En_Route_Customer : Next stop is customer</w:t>
+      </w:r>
+    </w:p>
+    <w:p>
+      <w:r>
+        <w:t xml:space="preserve">    Processing_Delivery --&gt; Completed : All stops processed</w:t>
+      </w:r>
+    </w:p>
+    <w:p>
+      <w:r>
+        <w:t>}</w:t>
+      </w:r>
+    </w:p>
+    <w:p/>
+    <w:p>
+      <w:r>
+        <w:t>Completed --&gt; [*]</w:t>
+      </w:r>
+    </w:p>
+    <w:p/>
+    <w:p>
+      <w:r>
+        <w:t>state Interrupts {</w:t>
+      </w:r>
+    </w:p>
+    <w:p>
+      <w:r>
+        <w:t xml:space="preserve">    [*] --&gt; Cash_Limit_Exceeded : COD collection exceeds limit (FR-R-12)</w:t>
+      </w:r>
+    </w:p>
+    <w:p>
+      <w:r>
+        <w:t xml:space="preserve">    Cash_Limit_Exceeded --&gt; Returning_To_Base : System inserts base stop (FR-R-14)</w:t>
+      </w:r>
+    </w:p>
+    <w:p>
+      <w:r>
+        <w:t xml:space="preserve">    Returning_To_Base --&gt; En_Route_Shop : After deposit, resume trip</w:t>
+      </w:r>
+    </w:p>
+    <w:p>
+      <w:r>
+        <w:lastRenderedPageBreak/>
+        <w:t>}</w:t>
+      </w:r>
+    </w:p>
+    <w:p/>
+    <w:p>
+      <w:r>
+        <w:t>note right of Started</w:t>
+      </w:r>
+    </w:p>
+    <w:p>
+      <w:r>
+        <w:t xml:space="preserve">  Fuel cost accumulates continuously (hidden from rider).</w:t>
+      </w:r>
+    </w:p>
+    <w:p>
+      <w:r>
+        <w:t xml:space="preserve">  Profit calculated at trip completion (FR-CL-19).</w:t>
+      </w:r>
+    </w:p>
+    <w:p>
+      <w:r>
+        <w:t>end note</w:t>
+      </w:r>
+    </w:p>
+    <w:p>
+      <w:r>
+        <w:t>@enduml</w:t>
+      </w:r>
+    </w:p>
+    <w:p>
+      <w:pPr>
+        <w:pStyle w:val="Heading2"/>
+        <w:numPr>
+          <w:ilvl w:val="0"/>
+          <w:numId w:val="3"/>
+        </w:numPr>
+      </w:pPr>
+      <w:r>
+        <w:t>Withdrawal Request Lifecycle</w:t>
+      </w:r>
+    </w:p>
+    <w:p>
+      <w:r>
+        <w:t>@startuml</w:t>
+      </w:r>
+    </w:p>
+    <w:p>
+      <w:r>
+        <w:t>!theme plain</w:t>
+      </w:r>
+    </w:p>
+    <w:p>
+      <w:r>
+        <w:t>title Withdrawal Request Lifecycle (UC-29)</w:t>
+      </w:r>
+    </w:p>
+    <w:p/>
+    <w:p>
+      <w:r>
+        <w:t>[*] --&gt; Initiated : Client requests withdrawal</w:t>
+      </w:r>
+    </w:p>
+    <w:p/>
+    <w:p>
+      <w:r>
+        <w:t>state Initiated {</w:t>
+      </w:r>
+    </w:p>
+    <w:p>
+      <w:r>
+        <w:t xml:space="preserve">    [*] --&gt; Validation</w:t>
+      </w:r>
+    </w:p>
+    <w:p>
+      <w:r>
+        <w:t xml:space="preserve">    Validation : Check balance, chunk size, approval threshold</w:t>
+      </w:r>
+    </w:p>
+    <w:p>
+      <w:r>
+        <w:t>}</w:t>
+      </w:r>
+    </w:p>
+    <w:p/>
+    <w:p>
+      <w:r>
+        <w:t>Validation --&gt; Pending_Approval : Large amount requires unanimous client approval</w:t>
+      </w:r>
+    </w:p>
+    <w:p>
+      <w:r>
+        <w:t>Validation --&gt; Processing : Normal amount, OTP verified</w:t>
+      </w:r>
+    </w:p>
+    <w:p/>
+    <w:p>
+      <w:r>
+        <w:t>Pending_Approval --&gt; Processing : All clients approve</w:t>
+      </w:r>
+    </w:p>
+    <w:p>
+      <w:r>
+        <w:t>Pending_Approval --&gt; Rejected : Any client rejects</w:t>
+      </w:r>
+    </w:p>
+    <w:p/>
+    <w:p>
+      <w:r>
+        <w:t>Processing --&gt; Completed : Payment gateway success (async)</w:t>
+      </w:r>
+    </w:p>
+    <w:p>
+      <w:r>
+        <w:t>Processing --&gt; Failed : Payment gateway failure (revert debit)</w:t>
+      </w:r>
+    </w:p>
+    <w:p/>
+    <w:p>
+      <w:r>
+        <w:t>Completed --&gt; [*]</w:t>
+      </w:r>
+    </w:p>
+    <w:p>
+      <w:r>
+        <w:lastRenderedPageBreak/>
+        <w:t>Rejected --&gt; [*]</w:t>
+      </w:r>
+    </w:p>
+    <w:p>
+      <w:r>
+        <w:t>Failed --&gt; [*] : Balance reverted, notify client</w:t>
+      </w:r>
+    </w:p>
+    <w:p/>
+    <w:p>
+      <w:r>
+        <w:t>note right of Processing</w:t>
+      </w:r>
+    </w:p>
+    <w:p>
+      <w:r>
+        <w:t xml:space="preserve">  OTP required for all withdrawals (SEC-18).</w:t>
+      </w:r>
+    </w:p>
+    <w:p>
+      <w:r>
+        <w:t xml:space="preserve">  Asynchronous confirmation may take 1-3 days.</w:t>
+      </w:r>
+    </w:p>
+    <w:p>
+      <w:r>
+        <w:t>end note</w:t>
+      </w:r>
+    </w:p>
+    <w:p>
+      <w:r>
+        <w:t>@enduml</w:t>
+      </w:r>
+    </w:p>
+    <w:p>
+      <w:pPr>
+        <w:pStyle w:val="Heading2"/>
+        <w:numPr>
+          <w:ilvl w:val="0"/>
+          <w:numId w:val="3"/>
+        </w:numPr>
+      </w:pPr>
+      <w:bookmarkStart w:id="5" w:name="_Hlk227808256"/>
+      <w:r>
+        <w:t>Client Registration Lifecycle (After First Client)</w:t>
+      </w:r>
+      <w:bookmarkEnd w:id="5"/>
+    </w:p>
+    <w:p>
+      <w:r>
+        <w:t>@startuml</w:t>
+      </w:r>
+    </w:p>
+    <w:p>
+      <w:r>
+        <w:t>!theme plain</w:t>
+      </w:r>
+    </w:p>
+    <w:p>
+      <w:r>
+        <w:t>title Client Registration Lifecycle (UC-2, UC-21)</w:t>
+      </w:r>
+    </w:p>
+    <w:p/>
+    <w:p>
+      <w:r>
+        <w:t>[*] --&gt; Submitted : New client registers</w:t>
+      </w:r>
+    </w:p>
+    <w:p/>
+    <w:p>
+      <w:r>
+        <w:t>state Submitted {</w:t>
+      </w:r>
+    </w:p>
+    <w:p>
+      <w:r>
+        <w:t xml:space="preserve">    [*] --&gt; Pending_Approval : Existing clients exist (unanimous vote required)</w:t>
+      </w:r>
+    </w:p>
+    <w:p>
+      <w:r>
+        <w:t>}</w:t>
+      </w:r>
+    </w:p>
+    <w:p/>
+    <w:p>
+      <w:r>
+        <w:t>Pending_Approval --&gt; Rejected : Any existing client rejects (FR-CL-01)</w:t>
+      </w:r>
+    </w:p>
+    <w:p>
+      <w:r>
+        <w:t>Pending_Approval --&gt; Active : All existing clients approve</w:t>
+      </w:r>
+    </w:p>
+    <w:p/>
+    <w:p>
+      <w:r>
+        <w:t>' First client special case</w:t>
+      </w:r>
+    </w:p>
+    <w:p>
+      <w:r>
+        <w:t>Submitted --&gt; Active : No existing clients (auto-approved)</w:t>
+      </w:r>
+    </w:p>
+    <w:p/>
+    <w:p>
+      <w:r>
+        <w:t>Active --&gt; [*]</w:t>
+      </w:r>
+    </w:p>
+    <w:p>
+      <w:r>
+        <w:t>Rejected --&gt; [*]</w:t>
+      </w:r>
+    </w:p>
+    <w:p/>
+    <w:p>
+      <w:r>
+        <w:t>note right of Pending_Approval</w:t>
+      </w:r>
+    </w:p>
+    <w:p>
+      <w:r>
+        <w:lastRenderedPageBreak/>
+        <w:t xml:space="preserve">  Rejection may include optional reason.</w:t>
+      </w:r>
+    </w:p>
+    <w:p>
+      <w:r>
+        <w:t xml:space="preserve">  Active clients receive notification of new registration.</w:t>
+      </w:r>
+    </w:p>
+    <w:p>
+      <w:r>
+        <w:t>end note</w:t>
+      </w:r>
+    </w:p>
+    <w:p>
+      <w:r>
+        <w:t>@enduml</w:t>
+      </w:r>
+    </w:p>
+    <w:p>
+      <w:pPr>
+        <w:pStyle w:val="Heading2"/>
+        <w:numPr>
+          <w:ilvl w:val="0"/>
+          <w:numId w:val="3"/>
+        </w:numPr>
+      </w:pPr>
+      <w:r>
+        <w:t>Configuration Change Request Lifecycle</w:t>
+      </w:r>
+    </w:p>
+    <w:p>
+      <w:r>
+        <w:t>@startuml</w:t>
+      </w:r>
+    </w:p>
+    <w:p>
+      <w:r>
+        <w:t>!theme plain</w:t>
+      </w:r>
+    </w:p>
+    <w:p>
+      <w:r>
+        <w:t>title Configuration Change Request Lifecycle (UC-36)</w:t>
+      </w:r>
+    </w:p>
+    <w:p/>
+    <w:p>
+      <w:r>
+        <w:t>[*] --&gt; Proposed : Client proposes config change</w:t>
+      </w:r>
+    </w:p>
+    <w:p/>
+    <w:p>
+      <w:r>
+        <w:t>state Proposed {</w:t>
+      </w:r>
+    </w:p>
+    <w:p>
+      <w:r>
+        <w:t xml:space="preserve">    [*] --&gt; Voting : All other clients notified</w:t>
+      </w:r>
+    </w:p>
+    <w:p>
+      <w:r>
+        <w:t>}</w:t>
+      </w:r>
+    </w:p>
+    <w:p/>
+    <w:p>
+      <w:r>
+        <w:t>Voting --&gt; Rejected : Any client rejects</w:t>
+      </w:r>
+    </w:p>
+    <w:p>
+      <w:r>
+        <w:t>Voting --&gt; Approved : All clients approve</w:t>
+      </w:r>
+    </w:p>
+    <w:p>
+      <w:r>
+        <w:t>Voting --&gt; Applied : Only one client exists (auto-apply)</w:t>
+      </w:r>
+    </w:p>
+    <w:p/>
+    <w:p>
+      <w:r>
+        <w:t>Approved --&gt; Applied : System updates configuration</w:t>
+      </w:r>
+    </w:p>
+    <w:p>
+      <w:r>
+        <w:t>Applied --&gt; [*]</w:t>
+      </w:r>
+    </w:p>
+    <w:p>
+      <w:r>
+        <w:t>Rejected --&gt; [*]</w:t>
+      </w:r>
+    </w:p>
+    <w:p/>
+    <w:p>
+      <w:r>
+        <w:t>note right of Proposed</w:t>
+      </w:r>
+    </w:p>
+    <w:p>
+      <w:r>
+        <w:t xml:space="preserve">  Pending requests block new proposals.</w:t>
+      </w:r>
+    </w:p>
+    <w:p>
+      <w:r>
+        <w:t xml:space="preserve">  Audit log records final configuration.</w:t>
+      </w:r>
+    </w:p>
+    <w:p>
+      <w:r>
+        <w:t>end note</w:t>
+      </w:r>
+    </w:p>
+    <w:p>
+      <w:r>
+        <w:t>@enduml</w:t>
+      </w:r>
+    </w:p>
+    <w:p>
+      <w:pPr>
+        <w:pStyle w:val="Heading2"/>
+        <w:numPr>
+          <w:ilvl w:val="0"/>
+          <w:numId w:val="3"/>
+        </w:numPr>
+      </w:pPr>
+      <w:r>
+        <w:lastRenderedPageBreak/>
+        <w:t>Vehicle Status (Rider)</w:t>
+      </w:r>
+    </w:p>
+    <w:p>
+      <w:r>
+        <w:t>@startuml</w:t>
+      </w:r>
+    </w:p>
+    <w:p>
+      <w:r>
+        <w:t>!theme plain</w:t>
+      </w:r>
+    </w:p>
+    <w:p>
+      <w:r>
+        <w:t>title Rider Vehicle Status (UC-17)</w:t>
+      </w:r>
+    </w:p>
+    <w:p/>
+    <w:p>
+      <w:r>
+        <w:t>[*] --&gt; Operational : Normal operation</w:t>
+      </w:r>
+    </w:p>
+    <w:p>
+      <w:r>
+        <w:t>Operational --&gt; Repair : Rider reports vehicle issue</w:t>
+      </w:r>
+    </w:p>
+    <w:p>
+      <w:r>
+        <w:t>Repair --&gt; Operational : Rider marks as repaired</w:t>
+      </w:r>
+    </w:p>
+    <w:p/>
+    <w:p>
+      <w:r>
+        <w:t>note right of Repair</w:t>
+      </w:r>
+    </w:p>
+    <w:p>
+      <w:r>
+        <w:t xml:space="preserve">  Rider status becomes "Vehicle Repair",</w:t>
+      </w:r>
+    </w:p>
+    <w:p>
+      <w:r>
+        <w:t xml:space="preserve">  removed from active assignments.</w:t>
+      </w:r>
+    </w:p>
+    <w:p>
+      <w:r>
+        <w:t>end note</w:t>
+      </w:r>
+    </w:p>
+    <w:p>
+      <w:r>
+        <w:t>@enduml</w:t>
+      </w:r>
+    </w:p>
+    <w:p>
+      <w:pPr>
+        <w:pStyle w:val="Heading2"/>
+        <w:numPr>
+          <w:ilvl w:val="0"/>
+          <w:numId w:val="3"/>
+        </w:numPr>
+      </w:pPr>
+      <w:r>
+        <w:t>Rider Wallet Frozen Amounts (Conceptual)</w:t>
+      </w:r>
+    </w:p>
+    <w:p>
+      <w:r>
+        <w:t>@startuml</w:t>
+      </w:r>
+    </w:p>
+    <w:p>
+      <w:r>
+        <w:t>!theme plain</w:t>
+      </w:r>
+    </w:p>
+    <w:p>
+      <w:r>
+        <w:t>title Rider Wallet Frozen Amounts (FR-R-07, FR-RT-01, FR-CL-23)</w:t>
+      </w:r>
+    </w:p>
+    <w:p/>
+    <w:p>
+      <w:r>
+        <w:t>state "Wallet Balance" as Wallet {</w:t>
+      </w:r>
+    </w:p>
+    <w:p>
+      <w:r>
+        <w:t xml:space="preserve">    Available : Unfrozen, can be used</w:t>
+      </w:r>
+    </w:p>
+    <w:p>
+      <w:r>
+        <w:t xml:space="preserve">    Frozen : Set aside for deviation/return/fine</w:t>
+      </w:r>
+    </w:p>
+    <w:p>
+      <w:r>
+        <w:t>}</w:t>
+      </w:r>
+    </w:p>
+    <w:p/>
+    <w:p>
+      <w:r>
+        <w:t>[*] --&gt; Available</w:t>
+      </w:r>
+    </w:p>
+    <w:p/>
+    <w:p>
+      <w:r>
+        <w:t>Available --&gt; Frozen : Deviation &gt;300m (fuel cost frozen)\nOR Undelivered return (product cost frozen)\nOR Pending fine approval (large fine)</w:t>
+      </w:r>
+    </w:p>
+    <w:p>
+      <w:r>
+        <w:t>Frozen --&gt; Available : Client approves deviation/return\nOR Fine rejected</w:t>
+      </w:r>
+    </w:p>
+    <w:p>
+      <w:r>
+        <w:lastRenderedPageBreak/>
+        <w:t>Frozen --&gt; Deducted : Client rejects deviation\nOR Return confirmed &amp; client approves\nOR Fine approved</w:t>
+      </w:r>
+    </w:p>
+    <w:p/>
+    <w:p>
+      <w:r>
+        <w:t>Deducted --&gt; [*]</w:t>
+      </w:r>
+    </w:p>
+    <w:p>
+      <w:r>
+        <w:t>Available --&gt; Deducted : Small fine immediately deducted</w:t>
+      </w:r>
+    </w:p>
+    <w:p/>
+    <w:p>
+      <w:r>
+        <w:t>note right of Frozen</w:t>
+      </w:r>
+    </w:p>
+    <w:p>
+      <w:r>
+        <w:t xml:space="preserve">  Frozen amount hidden from available balance.</w:t>
+      </w:r>
+    </w:p>
+    <w:p>
+      <w:r>
+        <w:t xml:space="preserve">  If balance becomes negative after deduction, clients notified (FR-AC-02).</w:t>
+      </w:r>
+    </w:p>
+    <w:p>
+      <w:r>
+        <w:t>end note</w:t>
+      </w:r>
+    </w:p>
+    <w:p>
+      <w:r>
+        <w:t>@enduml</w:t>
+      </w:r>
+    </w:p>
+    <w:p>
+      <w:pPr>
+        <w:pStyle w:val="Heading2"/>
+        <w:numPr>
+          <w:ilvl w:val="0"/>
+          <w:numId w:val="3"/>
+        </w:numPr>
+      </w:pPr>
+      <w:r>
+        <w:t>Incident Report (Deviation) Lifecycle </w:t>
+      </w:r>
+    </w:p>
+    <w:p>
+      <w:r>
+        <w:t>@startuml</w:t>
+      </w:r>
+    </w:p>
+    <w:p>
+      <w:r>
+        <w:t>!theme plain</w:t>
+      </w:r>
+    </w:p>
+    <w:p>
+      <w:r>
+        <w:t>title Incident Report (Deviation) Lifecycle (UC-17)</w:t>
+      </w:r>
+    </w:p>
+    <w:p/>
+    <w:p>
+      <w:r>
+        <w:t>[*] --&gt; Reported : Rider reports deviation &gt;300m\n(Fuel cost frozen)</w:t>
+      </w:r>
+    </w:p>
+    <w:p/>
+    <w:p>
+      <w:r>
+        <w:t>Reported --&gt; Awaiting_Proof : Rider prompted to submit proof\n(1-day timer starts)</w:t>
+      </w:r>
+    </w:p>
+    <w:p>
+      <w:r>
+        <w:t>Awaiting_Proof --&gt; Under_Review : Proof submitted before timeout</w:t>
+      </w:r>
+    </w:p>
+    <w:p>
+      <w:r>
+        <w:t>Awaiting_Proof --&gt; Auto_Rejected : Timeout (1 day) expires without proof</w:t>
+      </w:r>
+    </w:p>
+    <w:p/>
+    <w:p>
+      <w:r>
+        <w:t>Under_Review --&gt; Approved : Client reviews and approves\n(Fuel unfrozen)</w:t>
+      </w:r>
+    </w:p>
+    <w:p>
+      <w:r>
+        <w:t>Under_Review --&gt; Rejected : Client reviews and rejects\n(Fuel permanently deducted)</w:t>
+      </w:r>
+    </w:p>
+    <w:p/>
+    <w:p>
+      <w:r>
+        <w:t>Approved --&gt; [*] : Frozen fuel returned to available balance</w:t>
+      </w:r>
+    </w:p>
+    <w:p>
+      <w:r>
+        <w:t>Rejected --&gt; [*] : Frozen fuel deducted from wallet</w:t>
+      </w:r>
+    </w:p>
+    <w:p>
+      <w:r>
+        <w:t>Auto_Rejected --&gt; [*] : Frozen fuel permanently deducted</w:t>
+      </w:r>
+    </w:p>
+    <w:p/>
+    <w:p>
+      <w:r>
+        <w:lastRenderedPageBreak/>
+        <w:t>note right of Awaiting_Proof</w:t>
+      </w:r>
+    </w:p>
+    <w:p>
+      <w:r>
+        <w:t xml:space="preserve">  Rider may upload images/text as evidence.</w:t>
+      </w:r>
+    </w:p>
+    <w:p>
+      <w:r>
+        <w:t xml:space="preserve">  Clients receive notification upon submission.</w:t>
+      </w:r>
+    </w:p>
+    <w:p>
+      <w:r>
+        <w:t>end note</w:t>
+      </w:r>
+    </w:p>
+    <w:p/>
+    <w:p>
+      <w:r>
+        <w:t>note right of Under_Review</w:t>
+      </w:r>
+    </w:p>
+    <w:p>
+      <w:r>
+        <w:t xml:space="preserve">  Any client can approve or reject.</w:t>
+      </w:r>
+    </w:p>
+    <w:p>
+      <w:r>
+        <w:t xml:space="preserve">  Audit log records decision (FR-CL-30).</w:t>
+      </w:r>
+    </w:p>
+    <w:p>
+      <w:r>
+        <w:t>end note</w:t>
+      </w:r>
+    </w:p>
+    <w:p>
+      <w:r>
+        <w:t>@enduml</w:t>
+      </w:r>
+      <w:bookmarkStart w:id="6" w:name="_GoBack"/>
+      <w:bookmarkEnd w:id="6"/>
+    </w:p>
     <w:sectPr>
       <w:pgSz w:w="12240" w:h="15840"/>
       <w:pgMar w:top="1440" w:right="1440" w:bottom="1440" w:left="1440" w:header="720" w:footer="720" w:gutter="0"/>
@@ -34790,7 +33472,96 @@
   <w:abstractNum w:abstractNumId="1" w15:restartNumberingAfterBreak="0">
     <w:nsid w:val="235F363E"/>
     <w:multiLevelType w:val="hybridMultilevel"/>
-    <w:tmpl w:val="CAB40D32"/>
+    <w:tmpl w:val="173A628A"/>
+    <w:lvl w:ilvl="0" w:tplc="0409000F">
+      <w:start w:val="1"/>
+      <w:numFmt w:val="decimal"/>
+      <w:lvlText w:val="%1."/>
+      <w:lvlJc w:val="left"/>
+      <w:pPr>
+        <w:ind w:left="720" w:hanging="360"/>
+      </w:pPr>
+      <w:rPr>
+        <w:rFonts w:hint="default"/>
+      </w:rPr>
+    </w:lvl>
+    <w:lvl w:ilvl="1" w:tplc="04090019" w:tentative="1">
+      <w:start w:val="1"/>
+      <w:numFmt w:val="lowerLetter"/>
+      <w:lvlText w:val="%2."/>
+      <w:lvlJc w:val="left"/>
+      <w:pPr>
+        <w:ind w:left="1440" w:hanging="360"/>
+      </w:pPr>
+    </w:lvl>
+    <w:lvl w:ilvl="2" w:tplc="0409001B" w:tentative="1">
+      <w:start w:val="1"/>
+      <w:numFmt w:val="lowerRoman"/>
+      <w:lvlText w:val="%3."/>
+      <w:lvlJc w:val="right"/>
+      <w:pPr>
+        <w:ind w:left="2160" w:hanging="180"/>
+      </w:pPr>
+    </w:lvl>
+    <w:lvl w:ilvl="3" w:tplc="0409000F" w:tentative="1">
+      <w:start w:val="1"/>
+      <w:numFmt w:val="decimal"/>
+      <w:lvlText w:val="%4."/>
+      <w:lvlJc w:val="left"/>
+      <w:pPr>
+        <w:ind w:left="2880" w:hanging="360"/>
+      </w:pPr>
+    </w:lvl>
+    <w:lvl w:ilvl="4" w:tplc="04090019" w:tentative="1">
+      <w:start w:val="1"/>
+      <w:numFmt w:val="lowerLetter"/>
+      <w:lvlText w:val="%5."/>
+      <w:lvlJc w:val="left"/>
+      <w:pPr>
+        <w:ind w:left="3600" w:hanging="360"/>
+      </w:pPr>
+    </w:lvl>
+    <w:lvl w:ilvl="5" w:tplc="0409001B" w:tentative="1">
+      <w:start w:val="1"/>
+      <w:numFmt w:val="lowerRoman"/>
+      <w:lvlText w:val="%6."/>
+      <w:lvlJc w:val="right"/>
+      <w:pPr>
+        <w:ind w:left="4320" w:hanging="180"/>
+      </w:pPr>
+    </w:lvl>
+    <w:lvl w:ilvl="6" w:tplc="0409000F" w:tentative="1">
+      <w:start w:val="1"/>
+      <w:numFmt w:val="decimal"/>
+      <w:lvlText w:val="%7."/>
+      <w:lvlJc w:val="left"/>
+      <w:pPr>
+        <w:ind w:left="5040" w:hanging="360"/>
+      </w:pPr>
+    </w:lvl>
+    <w:lvl w:ilvl="7" w:tplc="04090019" w:tentative="1">
+      <w:start w:val="1"/>
+      <w:numFmt w:val="lowerLetter"/>
+      <w:lvlText w:val="%8."/>
+      <w:lvlJc w:val="left"/>
+      <w:pPr>
+        <w:ind w:left="5760" w:hanging="360"/>
+      </w:pPr>
+    </w:lvl>
+    <w:lvl w:ilvl="8" w:tplc="0409001B" w:tentative="1">
+      <w:start w:val="1"/>
+      <w:numFmt w:val="lowerRoman"/>
+      <w:lvlText w:val="%9."/>
+      <w:lvlJc w:val="right"/>
+      <w:pPr>
+        <w:ind w:left="6480" w:hanging="180"/>
+      </w:pPr>
+    </w:lvl>
+  </w:abstractNum>
+  <w:abstractNum w:abstractNumId="2" w15:restartNumberingAfterBreak="0">
+    <w:nsid w:val="376E47FD"/>
+    <w:multiLevelType w:val="hybridMultilevel"/>
+    <w:tmpl w:val="B284009E"/>
     <w:lvl w:ilvl="0" w:tplc="0409000F">
       <w:start w:val="1"/>
       <w:numFmt w:val="decimal"/>
@@ -34881,6 +33652,9 @@
   </w:num>
   <w:num w:numId="2">
     <w:abstractNumId w:val="1"/>
+  </w:num>
+  <w:num w:numId="3">
+    <w:abstractNumId w:val="2"/>
   </w:num>
 </w:numbering>
 </file>
@@ -35332,7 +34106,6 @@
     <w:next w:val="Normal"/>
     <w:link w:val="Heading3Char"/>
     <w:uiPriority w:val="9"/>
-    <w:semiHidden/>
     <w:unhideWhenUsed/>
     <w:qFormat/>
     <w:rsid w:val="006E7118"/>
@@ -35648,7 +34421,6 @@
     <w:basedOn w:val="DefaultParagraphFont"/>
     <w:link w:val="Heading3"/>
     <w:uiPriority w:val="9"/>
-    <w:semiHidden/>
     <w:rsid w:val="006E7118"/>
     <w:rPr>
       <w:rFonts w:eastAsiaTheme="majorEastAsia" w:cstheme="majorBidi"/>

--- a/SDS Document Code.docx
+++ b/SDS Document Code.docx
@@ -33337,6 +33337,1741 @@
         <w:t>end note</w:t>
       </w:r>
     </w:p>
+    <w:p>
+      <w:r>
+        <w:t>@enduml</w:t>
+      </w:r>
+    </w:p>
+    <w:p>
+      <w:pPr>
+        <w:pStyle w:val="Heading1"/>
+      </w:pPr>
+      <w:r>
+        <w:t>Component Diagram</w:t>
+      </w:r>
+    </w:p>
+    <w:p>
+      <w:r>
+        <w:t>@startuml</w:t>
+      </w:r>
+    </w:p>
+    <w:p>
+      <w:r>
+        <w:t>scale 0.2</w:t>
+      </w:r>
+    </w:p>
+    <w:p>
+      <w:r>
+        <w:t>!theme plain</w:t>
+      </w:r>
+    </w:p>
+    <w:p>
+      <w:r>
+        <w:t>title Component Diagram – Delivery Platform System (v4.0 – Final)</w:t>
+      </w:r>
+    </w:p>
+    <w:p/>
+    <w:p>
+      <w:r>
+        <w:t>' ============================</w:t>
+      </w:r>
+    </w:p>
+    <w:p>
+      <w:r>
+        <w:t>' Presentation Layer</w:t>
+      </w:r>
+    </w:p>
+    <w:p>
+      <w:r>
+        <w:t>' ============================</w:t>
+      </w:r>
+    </w:p>
+    <w:p>
+      <w:r>
+        <w:t>package "Client Applications" {</w:t>
+      </w:r>
+    </w:p>
+    <w:p>
+      <w:r>
+        <w:t xml:space="preserve">    component "Mobile App\n(Rider/Customer)" as MobileApp &lt;&lt;UI&gt;&gt;</w:t>
+      </w:r>
+    </w:p>
+    <w:p>
+      <w:r>
+        <w:t xml:space="preserve">    component "Web App\n(Customer)" as WebApp &lt;&lt;UI&gt;&gt;</w:t>
+      </w:r>
+    </w:p>
+    <w:p>
+      <w:r>
+        <w:t xml:space="preserve">    component "Admin Dashboard\n(Client)" as AdminUI &lt;&lt;UI&gt;&gt;</w:t>
+      </w:r>
+    </w:p>
+    <w:p>
+      <w:r>
+        <w:t>}</w:t>
+      </w:r>
+    </w:p>
+    <w:p/>
+    <w:p>
+      <w:r>
+        <w:t>' ============================</w:t>
+      </w:r>
+    </w:p>
+    <w:p>
+      <w:r>
+        <w:t>' API Gateway</w:t>
+      </w:r>
+    </w:p>
+    <w:p>
+      <w:r>
+        <w:t>' ============================</w:t>
+      </w:r>
+    </w:p>
+    <w:p>
+      <w:r>
+        <w:t>package "API Gateway Layer" {</w:t>
+      </w:r>
+    </w:p>
+    <w:p>
+      <w:r>
+        <w:lastRenderedPageBreak/>
+        <w:t xml:space="preserve">    component "API Gateway\n(Spring Cloud Gateway)" as Gateway &lt;&lt;gateway&gt;&gt; {</w:t>
+      </w:r>
+    </w:p>
+    <w:p>
+      <w:r>
+        <w:t xml:space="preserve">        port "/api/*" as API</w:t>
+      </w:r>
+    </w:p>
+    <w:p>
+      <w:r>
+        <w:t xml:space="preserve">        port "/ws" as WebSocket</w:t>
+      </w:r>
+    </w:p>
+    <w:p>
+      <w:r>
+        <w:t xml:space="preserve">    }</w:t>
+      </w:r>
+    </w:p>
+    <w:p>
+      <w:r>
+        <w:t>}</w:t>
+      </w:r>
+    </w:p>
+    <w:p/>
+    <w:p>
+      <w:r>
+        <w:t>' ============================</w:t>
+      </w:r>
+    </w:p>
+    <w:p>
+      <w:r>
+        <w:t>' Core Business Services</w:t>
+      </w:r>
+    </w:p>
+    <w:p>
+      <w:r>
+        <w:t>' ============================</w:t>
+      </w:r>
+    </w:p>
+    <w:p>
+      <w:r>
+        <w:t>package "Core Services" {</w:t>
+      </w:r>
+    </w:p>
+    <w:p>
+      <w:r>
+        <w:t xml:space="preserve">    component "Customer Service" as CustomerSvc &lt;&lt;service&gt;&gt; {</w:t>
+      </w:r>
+    </w:p>
+    <w:p>
+      <w:r>
+        <w:t xml:space="preserve">        [Customer Management]</w:t>
+      </w:r>
+    </w:p>
+    <w:p>
+      <w:r>
+        <w:t xml:space="preserve">        [Wallet Management]</w:t>
+      </w:r>
+    </w:p>
+    <w:p>
+      <w:r>
+        <w:t xml:space="preserve">        [Authentication (JWT)]</w:t>
+      </w:r>
+    </w:p>
+    <w:p>
+      <w:r>
+        <w:t xml:space="preserve">        [Wishlist]</w:t>
+      </w:r>
+    </w:p>
+    <w:p>
+      <w:r>
+        <w:t xml:space="preserve">    }</w:t>
+      </w:r>
+    </w:p>
+    <w:p>
+      <w:r>
+        <w:t xml:space="preserve">    </w:t>
+      </w:r>
+    </w:p>
+    <w:p>
+      <w:r>
+        <w:t xml:space="preserve">    component "Rider Service" as RiderSvc &lt;&lt;service&gt;&gt; {</w:t>
+      </w:r>
+    </w:p>
+    <w:p>
+      <w:r>
+        <w:t xml:space="preserve">        [Rider Registration &amp; Approval]</w:t>
+      </w:r>
+    </w:p>
+    <w:p>
+      <w:r>
+        <w:t xml:space="preserve">        [Rider Status Management]</w:t>
+      </w:r>
+    </w:p>
+    <w:p>
+      <w:r>
+        <w:t xml:space="preserve">        [Carried Cash Tracking]</w:t>
+      </w:r>
+    </w:p>
+    <w:p>
+      <w:r>
+        <w:t xml:space="preserve">        [Vehicle &amp; Documents]</w:t>
+      </w:r>
+    </w:p>
+    <w:p>
+      <w:r>
+        <w:t xml:space="preserve">    }</w:t>
+      </w:r>
+    </w:p>
+    <w:p>
+      <w:r>
+        <w:t xml:space="preserve">    </w:t>
+      </w:r>
+    </w:p>
+    <w:p>
+      <w:r>
+        <w:t xml:space="preserve">    component "Order Service" as OrderSvc &lt;&lt;service&gt;&gt; {</w:t>
+      </w:r>
+    </w:p>
+    <w:p>
+      <w:r>
+        <w:t xml:space="preserve">        [Order Lifecycle]</w:t>
+      </w:r>
+    </w:p>
+    <w:p>
+      <w:r>
+        <w:t xml:space="preserve">        [Order Splitting]</w:t>
+      </w:r>
+    </w:p>
+    <w:p>
+      <w:r>
+        <w:t xml:space="preserve">        [Cart Management]</w:t>
+      </w:r>
+    </w:p>
+    <w:p>
+      <w:r>
+        <w:t xml:space="preserve">        [Order History]</w:t>
+      </w:r>
+    </w:p>
+    <w:p>
+      <w:r>
+        <w:lastRenderedPageBreak/>
+        <w:t xml:space="preserve">    }</w:t>
+      </w:r>
+    </w:p>
+    <w:p>
+      <w:r>
+        <w:t xml:space="preserve">    </w:t>
+      </w:r>
+    </w:p>
+    <w:p>
+      <w:r>
+        <w:t xml:space="preserve">    component "Trip &amp; Route Service" as TripSvc &lt;&lt;service&gt;&gt; {</w:t>
+      </w:r>
+    </w:p>
+    <w:p>
+      <w:r>
+        <w:t xml:space="preserve">        [Route Optimization]</w:t>
+      </w:r>
+    </w:p>
+    <w:p>
+      <w:r>
+        <w:t xml:space="preserve">        [Trip Execution]</w:t>
+      </w:r>
+    </w:p>
+    <w:p>
+      <w:r>
+        <w:t xml:space="preserve">        [Fuel Cost Calculation]</w:t>
+      </w:r>
+    </w:p>
+    <w:p>
+      <w:r>
+        <w:t xml:space="preserve">        [Live Location Tracking]</w:t>
+      </w:r>
+    </w:p>
+    <w:p>
+      <w:r>
+        <w:t xml:space="preserve">    }</w:t>
+      </w:r>
+    </w:p>
+    <w:p>
+      <w:r>
+        <w:t xml:space="preserve">    </w:t>
+      </w:r>
+    </w:p>
+    <w:p>
+      <w:r>
+        <w:t xml:space="preserve">    component "Dispatch &amp; Order\nAssignment Service" as DispatchSvc &lt;&lt;service&gt;&gt; {</w:t>
+      </w:r>
+    </w:p>
+    <w:p>
+      <w:r>
+        <w:t xml:space="preserve">        [Order Assignment to Riders]</w:t>
+      </w:r>
+    </w:p>
+    <w:p>
+      <w:r>
+        <w:t xml:space="preserve">        [Escalation &amp; Re-marketing]</w:t>
+      </w:r>
+    </w:p>
+    <w:p>
+      <w:r>
+        <w:t xml:space="preserve">        [Real-time Availability]</w:t>
+      </w:r>
+    </w:p>
+    <w:p>
+      <w:r>
+        <w:t xml:space="preserve">    }</w:t>
+      </w:r>
+    </w:p>
+    <w:p>
+      <w:r>
+        <w:t xml:space="preserve">    </w:t>
+      </w:r>
+    </w:p>
+    <w:p>
+      <w:r>
+        <w:t xml:space="preserve">    component "Product &amp; Shop Service" as ProductSvc &lt;&lt;service&gt;&gt; {</w:t>
+      </w:r>
+    </w:p>
+    <w:p>
+      <w:r>
+        <w:t xml:space="preserve">        [Product Catalog]</w:t>
+      </w:r>
+    </w:p>
+    <w:p>
+      <w:r>
+        <w:t xml:space="preserve">        [Inventory Management]</w:t>
+      </w:r>
+    </w:p>
+    <w:p>
+      <w:r>
+        <w:t xml:space="preserve">        [Shop &amp; Base Management]</w:t>
+      </w:r>
+    </w:p>
+    <w:p>
+      <w:r>
+        <w:t xml:space="preserve">        [Product Frameworks]</w:t>
+      </w:r>
+    </w:p>
+    <w:p>
+      <w:r>
+        <w:t xml:space="preserve">    }</w:t>
+      </w:r>
+    </w:p>
+    <w:p>
+      <w:r>
+        <w:t xml:space="preserve">    </w:t>
+      </w:r>
+    </w:p>
+    <w:p>
+      <w:r>
+        <w:t xml:space="preserve">    component "Client &amp; Config Service" as ClientSvc &lt;&lt;service&gt;&gt; {</w:t>
+      </w:r>
+    </w:p>
+    <w:p>
+      <w:r>
+        <w:t xml:space="preserve">        [Client Management]</w:t>
+      </w:r>
+    </w:p>
+    <w:p>
+      <w:r>
+        <w:t xml:space="preserve">        [Configuration Settings]</w:t>
+      </w:r>
+    </w:p>
+    <w:p>
+      <w:r>
+        <w:t xml:space="preserve">        [Legal Agreements]</w:t>
+      </w:r>
+    </w:p>
+    <w:p>
+      <w:r>
+        <w:t xml:space="preserve">        [Approval Workflows]</w:t>
+      </w:r>
+    </w:p>
+    <w:p>
+      <w:r>
+        <w:t xml:space="preserve">        [Audit Logging]</w:t>
+      </w:r>
+    </w:p>
+    <w:p>
+      <w:r>
+        <w:t xml:space="preserve">    }</w:t>
+      </w:r>
+    </w:p>
+    <w:p>
+      <w:r>
+        <w:lastRenderedPageBreak/>
+        <w:t>}</w:t>
+      </w:r>
+    </w:p>
+    <w:p/>
+    <w:p>
+      <w:r>
+        <w:t>' ============================</w:t>
+      </w:r>
+    </w:p>
+    <w:p>
+      <w:r>
+        <w:t>' Financial &amp; Payment Services</w:t>
+      </w:r>
+    </w:p>
+    <w:p>
+      <w:r>
+        <w:t>' ============================</w:t>
+      </w:r>
+    </w:p>
+    <w:p>
+      <w:r>
+        <w:t>package "Financial Services" {</w:t>
+      </w:r>
+    </w:p>
+    <w:p>
+      <w:r>
+        <w:t xml:space="preserve">    component "Financial Reporting\n&amp; Profit Service" as FinanceSvc &lt;&lt;service&gt;&gt; {</w:t>
+      </w:r>
+    </w:p>
+    <w:p>
+      <w:r>
+        <w:t xml:space="preserve">        [Profit Calculation]</w:t>
+      </w:r>
+    </w:p>
+    <w:p>
+      <w:r>
+        <w:t xml:space="preserve">        [App Treasure Management]</w:t>
+      </w:r>
+    </w:p>
+    <w:p>
+      <w:r>
+        <w:t xml:space="preserve">        [Financial Reports]</w:t>
+      </w:r>
+    </w:p>
+    <w:p>
+      <w:r>
+        <w:t xml:space="preserve">        [Loss Tracking]</w:t>
+      </w:r>
+    </w:p>
+    <w:p>
+      <w:r>
+        <w:t xml:space="preserve">    }</w:t>
+      </w:r>
+    </w:p>
+    <w:p>
+      <w:r>
+        <w:t xml:space="preserve">    </w:t>
+      </w:r>
+    </w:p>
+    <w:p>
+      <w:r>
+        <w:t xml:space="preserve">    component "Payment Gateway Service" as PaymentSvc &lt;&lt;service&gt;&gt; {</w:t>
+      </w:r>
+    </w:p>
+    <w:p>
+      <w:r>
+        <w:t xml:space="preserve">        [Payment Processing]</w:t>
+      </w:r>
+    </w:p>
+    <w:p>
+      <w:r>
+        <w:t xml:space="preserve">        [Payouts]</w:t>
+      </w:r>
+    </w:p>
+    <w:p>
+      <w:r>
+        <w:t xml:space="preserve">        [Tokenization]</w:t>
+      </w:r>
+    </w:p>
+    <w:p>
+      <w:r>
+        <w:t xml:space="preserve">    }</w:t>
+      </w:r>
+    </w:p>
+    <w:p>
+      <w:r>
+        <w:t xml:space="preserve">    </w:t>
+      </w:r>
+    </w:p>
+    <w:p>
+      <w:r>
+        <w:t xml:space="preserve">    component "Discount Engine Service" as DiscountSvc &lt;&lt;service&gt;&gt; {</w:t>
+      </w:r>
+    </w:p>
+    <w:p>
+      <w:r>
+        <w:t xml:space="preserve">        [Discount Calculation]</w:t>
+      </w:r>
+    </w:p>
+    <w:p>
+      <w:r>
+        <w:t xml:space="preserve">        [Event Management]</w:t>
+      </w:r>
+    </w:p>
+    <w:p>
+      <w:r>
+        <w:t xml:space="preserve">        [Customer Eligibility]</w:t>
+      </w:r>
+    </w:p>
+    <w:p>
+      <w:r>
+        <w:t xml:space="preserve">    }</w:t>
+      </w:r>
+    </w:p>
+    <w:p>
+      <w:r>
+        <w:t>}</w:t>
+      </w:r>
+    </w:p>
+    <w:p/>
+    <w:p>
+      <w:r>
+        <w:t>' ============================</w:t>
+      </w:r>
+    </w:p>
+    <w:p>
+      <w:r>
+        <w:t>' Support Services</w:t>
+      </w:r>
+    </w:p>
+    <w:p>
+      <w:r>
+        <w:t>' ============================</w:t>
+      </w:r>
+    </w:p>
+    <w:p>
+      <w:r>
+        <w:lastRenderedPageBreak/>
+        <w:t>package "Support Services" {</w:t>
+      </w:r>
+    </w:p>
+    <w:p>
+      <w:r>
+        <w:t xml:space="preserve">    component "Notification Service" as NotifySvc &lt;&lt;service&gt;&gt; {</w:t>
+      </w:r>
+    </w:p>
+    <w:p>
+      <w:r>
+        <w:t xml:space="preserve">        [Email Notifications]</w:t>
+      </w:r>
+    </w:p>
+    <w:p>
+      <w:r>
+        <w:t xml:space="preserve">        [Push Notifications]</w:t>
+      </w:r>
+    </w:p>
+    <w:p>
+      <w:r>
+        <w:t xml:space="preserve">        [SMS OTP]</w:t>
+      </w:r>
+    </w:p>
+    <w:p>
+      <w:r>
+        <w:t xml:space="preserve">    }</w:t>
+      </w:r>
+    </w:p>
+    <w:p>
+      <w:r>
+        <w:t xml:space="preserve">    </w:t>
+      </w:r>
+    </w:p>
+    <w:p>
+      <w:r>
+        <w:t xml:space="preserve">    component "Complaint &amp; Return Service" as ComplaintSvc &lt;&lt;service&gt;&gt; {</w:t>
+      </w:r>
+    </w:p>
+    <w:p>
+      <w:r>
+        <w:t xml:space="preserve">        [Complaint Management]</w:t>
+      </w:r>
+    </w:p>
+    <w:p>
+      <w:r>
+        <w:t xml:space="preserve">        [Return Workflow]</w:t>
+      </w:r>
+    </w:p>
+    <w:p>
+      <w:r>
+        <w:t xml:space="preserve">        [Resolution Tracking]</w:t>
+      </w:r>
+    </w:p>
+    <w:p>
+      <w:r>
+        <w:t xml:space="preserve">    }</w:t>
+      </w:r>
+    </w:p>
+    <w:p>
+      <w:r>
+        <w:t xml:space="preserve">    </w:t>
+      </w:r>
+    </w:p>
+    <w:p>
+      <w:r>
+        <w:t xml:space="preserve">    component "Receipt Generator" as ReceiptGen &lt;&lt;service&gt;&gt; {</w:t>
+      </w:r>
+    </w:p>
+    <w:p>
+      <w:r>
+        <w:t xml:space="preserve">        [Receipt Image Generation]</w:t>
+      </w:r>
+    </w:p>
+    <w:p>
+      <w:r>
+        <w:t xml:space="preserve">        [Barcode Signing (JWT/HMAC)]</w:t>
+      </w:r>
+    </w:p>
+    <w:p>
+      <w:r>
+        <w:t xml:space="preserve">    }</w:t>
+      </w:r>
+    </w:p>
+    <w:p>
+      <w:r>
+        <w:t>}</w:t>
+      </w:r>
+    </w:p>
+    <w:p/>
+    <w:p>
+      <w:r>
+        <w:t>' ============================</w:t>
+      </w:r>
+    </w:p>
+    <w:p>
+      <w:r>
+        <w:t>' Data Layer</w:t>
+      </w:r>
+    </w:p>
+    <w:p>
+      <w:r>
+        <w:t>' ============================</w:t>
+      </w:r>
+    </w:p>
+    <w:p>
+      <w:r>
+        <w:t>package "Data Layer" {</w:t>
+      </w:r>
+    </w:p>
+    <w:p>
+      <w:r>
+        <w:t xml:space="preserve">    database "Customer DB" as CustomerDB &lt;&lt;database&gt;&gt;</w:t>
+      </w:r>
+    </w:p>
+    <w:p>
+      <w:r>
+        <w:t xml:space="preserve">    database "Rider DB" as RiderDB &lt;&lt;database&gt;&gt;</w:t>
+      </w:r>
+    </w:p>
+    <w:p>
+      <w:r>
+        <w:t xml:space="preserve">    database "Order DB" as OrderDB &lt;&lt;database&gt;&gt;</w:t>
+      </w:r>
+    </w:p>
+    <w:p>
+      <w:r>
+        <w:t xml:space="preserve">    database "Trip DB" as TripDB &lt;&lt;database&gt;&gt;</w:t>
+      </w:r>
+    </w:p>
+    <w:p>
+      <w:r>
+        <w:t xml:space="preserve">    database "Product DB" as ProductDB &lt;&lt;database&gt;&gt;</w:t>
+      </w:r>
+    </w:p>
+    <w:p>
+      <w:r>
+        <w:t xml:space="preserve">    database "Config DB" as ConfigDB &lt;&lt;database&gt;&gt;</w:t>
+      </w:r>
+    </w:p>
+    <w:p>
+      <w:r>
+        <w:lastRenderedPageBreak/>
+        <w:t xml:space="preserve">    database "Financial DB" as FinancialDB &lt;&lt;database&gt;&gt;</w:t>
+      </w:r>
+    </w:p>
+    <w:p>
+      <w:r>
+        <w:t xml:space="preserve">    database "Complaint DB" as ComplaintDB &lt;&lt;database&gt;&gt;</w:t>
+      </w:r>
+    </w:p>
+    <w:p>
+      <w:r>
+        <w:t xml:space="preserve">    database "Audit Log" as AuditLog &lt;&lt;database&gt;&gt; {</w:t>
+      </w:r>
+    </w:p>
+    <w:p>
+      <w:r>
+        <w:t xml:space="preserve">        [Immutable Records (SEC-17, SEC-24)]</w:t>
+      </w:r>
+    </w:p>
+    <w:p>
+      <w:r>
+        <w:t xml:space="preserve">    }</w:t>
+      </w:r>
+    </w:p>
+    <w:p>
+      <w:r>
+        <w:t xml:space="preserve">    database "Read Replica\n(Product Cache)" as ReadReplica &lt;&lt;database&gt;&gt; {</w:t>
+      </w:r>
+    </w:p>
+    <w:p>
+      <w:r>
+        <w:t xml:space="preserve">        [Cached Product Data (NFR-06)]</w:t>
+      </w:r>
+    </w:p>
+    <w:p>
+      <w:r>
+        <w:t xml:space="preserve">    }</w:t>
+      </w:r>
+    </w:p>
+    <w:p>
+      <w:r>
+        <w:t xml:space="preserve">    database "Redis Cache\n(Live Locations / Sessions)" as Redis &lt;&lt;cache&gt;&gt; {</w:t>
+      </w:r>
+    </w:p>
+    <w:p>
+      <w:r>
+        <w:t xml:space="preserve">        [Real-time Location (NFR-03)]</w:t>
+      </w:r>
+    </w:p>
+    <w:p>
+      <w:r>
+        <w:t xml:space="preserve">        [Session Storage]</w:t>
+      </w:r>
+    </w:p>
+    <w:p>
+      <w:r>
+        <w:t xml:space="preserve">    }</w:t>
+      </w:r>
+    </w:p>
+    <w:p>
+      <w:r>
+        <w:t>}</w:t>
+      </w:r>
+    </w:p>
+    <w:p/>
+    <w:p>
+      <w:r>
+        <w:t>' ============================</w:t>
+      </w:r>
+    </w:p>
+    <w:p>
+      <w:r>
+        <w:t>' External Systems</w:t>
+      </w:r>
+    </w:p>
+    <w:p>
+      <w:r>
+        <w:t>' ============================</w:t>
+      </w:r>
+    </w:p>
+    <w:p>
+      <w:r>
+        <w:t>package "External Systems" {</w:t>
+      </w:r>
+    </w:p>
+    <w:p>
+      <w:r>
+        <w:t xml:space="preserve">    component "Google Maps API" as GoogleMaps &lt;&lt;external&gt;&gt; {</w:t>
+      </w:r>
+    </w:p>
+    <w:p>
+      <w:r>
+        <w:t xml:space="preserve">        [Geocoding]</w:t>
+      </w:r>
+    </w:p>
+    <w:p>
+      <w:r>
+        <w:t xml:space="preserve">        [Distance Matrix]</w:t>
+      </w:r>
+    </w:p>
+    <w:p>
+      <w:r>
+        <w:t xml:space="preserve">        [Route Optimization]</w:t>
+      </w:r>
+    </w:p>
+    <w:p>
+      <w:r>
+        <w:t xml:space="preserve">    }</w:t>
+      </w:r>
+    </w:p>
+    <w:p>
+      <w:r>
+        <w:t xml:space="preserve">    </w:t>
+      </w:r>
+    </w:p>
+    <w:p>
+      <w:r>
+        <w:t xml:space="preserve">    component "Payment Gateway\n(External)" as ExtPaymentGW &lt;&lt;external&gt;&gt; {</w:t>
+      </w:r>
+    </w:p>
+    <w:p>
+      <w:r>
+        <w:t xml:space="preserve">        [Card Processing]</w:t>
+      </w:r>
+    </w:p>
+    <w:p>
+      <w:r>
+        <w:t xml:space="preserve">        [Bank Transfers]</w:t>
+      </w:r>
+    </w:p>
+    <w:p>
+      <w:r>
+        <w:t xml:space="preserve">        [Easypaisa / Jazzcash]</w:t>
+      </w:r>
+    </w:p>
+    <w:p>
+      <w:r>
+        <w:t xml:space="preserve">    }</w:t>
+      </w:r>
+    </w:p>
+    <w:p>
+      <w:r>
+        <w:lastRenderedPageBreak/>
+        <w:t xml:space="preserve">    </w:t>
+      </w:r>
+    </w:p>
+    <w:p>
+      <w:r>
+        <w:t xml:space="preserve">    component "Cloud Storage\n(S3 / Spaces)" as CloudStorage &lt;&lt;external&gt;&gt; {</w:t>
+      </w:r>
+    </w:p>
+    <w:p>
+      <w:r>
+        <w:t xml:space="preserve">        [Images]</w:t>
+      </w:r>
+    </w:p>
+    <w:p>
+      <w:r>
+        <w:t xml:space="preserve">        [Documents]</w:t>
+      </w:r>
+    </w:p>
+    <w:p>
+      <w:r>
+        <w:t xml:space="preserve">        [Receipts]</w:t>
+      </w:r>
+    </w:p>
+    <w:p>
+      <w:r>
+        <w:t xml:space="preserve">    }</w:t>
+      </w:r>
+    </w:p>
+    <w:p>
+      <w:r>
+        <w:t xml:space="preserve">    </w:t>
+      </w:r>
+    </w:p>
+    <w:p>
+      <w:r>
+        <w:t xml:space="preserve">    component "SMS / Email Providers\n(Twilio / SendGrid)" as ExtNotify &lt;&lt;external&gt;&gt; {</w:t>
+      </w:r>
+    </w:p>
+    <w:p>
+      <w:r>
+        <w:t xml:space="preserve">        [SMS Delivery]</w:t>
+      </w:r>
+    </w:p>
+    <w:p>
+      <w:r>
+        <w:t xml:space="preserve">        [Email Delivery]</w:t>
+      </w:r>
+    </w:p>
+    <w:p>
+      <w:r>
+        <w:t xml:space="preserve">    }</w:t>
+      </w:r>
+    </w:p>
+    <w:p>
+      <w:r>
+        <w:t>}</w:t>
+      </w:r>
+    </w:p>
+    <w:p/>
+    <w:p>
+      <w:r>
+        <w:t>' ============================</w:t>
+      </w:r>
+    </w:p>
+    <w:p>
+      <w:r>
+        <w:t>' Messaging &amp; Scheduling</w:t>
+      </w:r>
+    </w:p>
+    <w:p>
+      <w:r>
+        <w:t>' ============================</w:t>
+      </w:r>
+    </w:p>
+    <w:p>
+      <w:r>
+        <w:t>package "Communication &amp; Scheduling" {</w:t>
+      </w:r>
+    </w:p>
+    <w:p>
+      <w:r>
+        <w:t xml:space="preserve">    queue "Message Queue / Event Bus\n(Kafka / RabbitMQ)" as EventBus &lt;&lt;middleware&gt;&gt; {</w:t>
+      </w:r>
+    </w:p>
+    <w:p>
+      <w:r>
+        <w:t xml:space="preserve">        [OrderPlaced]</w:t>
+      </w:r>
+    </w:p>
+    <w:p>
+      <w:r>
+        <w:t xml:space="preserve">        [OrderStatusChanged]</w:t>
+      </w:r>
+    </w:p>
+    <w:p>
+      <w:r>
+        <w:t xml:space="preserve">        [TripStarted]</w:t>
+      </w:r>
+    </w:p>
+    <w:p>
+      <w:r>
+        <w:t xml:space="preserve">        [OrderProcessed]</w:t>
+      </w:r>
+    </w:p>
+    <w:p>
+      <w:r>
+        <w:t xml:space="preserve">        [DeviationDetected]</w:t>
+      </w:r>
+    </w:p>
+    <w:p>
+      <w:r>
+        <w:t xml:space="preserve">        [PaymentCompleted]</w:t>
+      </w:r>
+    </w:p>
+    <w:p>
+      <w:r>
+        <w:t xml:space="preserve">        [CustomerCreated]</w:t>
+      </w:r>
+    </w:p>
+    <w:p>
+      <w:r>
+        <w:t xml:space="preserve">        [RiderApproved]</w:t>
+      </w:r>
+    </w:p>
+    <w:p>
+      <w:r>
+        <w:t xml:space="preserve">        [OrderAssigned]</w:t>
+      </w:r>
+    </w:p>
+    <w:p>
+      <w:r>
+        <w:t xml:space="preserve">    }</w:t>
+      </w:r>
+    </w:p>
+    <w:p>
+      <w:r>
+        <w:t xml:space="preserve">    </w:t>
+      </w:r>
+    </w:p>
+    <w:p>
+      <w:r>
+        <w:lastRenderedPageBreak/>
+        <w:t xml:space="preserve">    component "Scheduled Jobs\n(Cron / Quartz)" as Scheduler &lt;&lt;scheduler&gt;&gt; {</w:t>
+      </w:r>
+    </w:p>
+    <w:p>
+      <w:r>
+        <w:t xml:space="preserve">        [Discount Event Activation]</w:t>
+      </w:r>
+    </w:p>
+    <w:p>
+      <w:r>
+        <w:t xml:space="preserve">        [Profit Share Reminders]</w:t>
+      </w:r>
+    </w:p>
+    <w:p>
+      <w:r>
+        <w:t xml:space="preserve">        [Data Cleanup]</w:t>
+      </w:r>
+    </w:p>
+    <w:p>
+      <w:r>
+        <w:t xml:space="preserve">    }</w:t>
+      </w:r>
+    </w:p>
+    <w:p>
+      <w:r>
+        <w:t>}</w:t>
+      </w:r>
+    </w:p>
+    <w:p/>
+    <w:p>
+      <w:r>
+        <w:t>' ============================</w:t>
+      </w:r>
+    </w:p>
+    <w:p>
+      <w:r>
+        <w:t>' Connections</w:t>
+      </w:r>
+    </w:p>
+    <w:p>
+      <w:r>
+        <w:t>' ============================</w:t>
+      </w:r>
+    </w:p>
+    <w:p/>
+    <w:p>
+      <w:r>
+        <w:t>' UI to Gateway</w:t>
+      </w:r>
+    </w:p>
+    <w:p>
+      <w:r>
+        <w:t>MobileApp --&gt; Gateway : HTTPS/REST + WebSocket</w:t>
+      </w:r>
+    </w:p>
+    <w:p>
+      <w:r>
+        <w:t>WebApp --&gt; Gateway : HTTPS/REST</w:t>
+      </w:r>
+    </w:p>
+    <w:p>
+      <w:r>
+        <w:t>AdminUI --&gt; Gateway : HTTPS/REST + WebSocket</w:t>
+      </w:r>
+    </w:p>
+    <w:p/>
+    <w:p>
+      <w:r>
+        <w:t>' Gateway to Services</w:t>
+      </w:r>
+    </w:p>
+    <w:p>
+      <w:r>
+        <w:t>Gateway --&gt; CustomerSvc : /customer/*</w:t>
+      </w:r>
+    </w:p>
+    <w:p>
+      <w:r>
+        <w:t>Gateway --&gt; RiderSvc : /rider/*</w:t>
+      </w:r>
+    </w:p>
+    <w:p>
+      <w:r>
+        <w:t>Gateway --&gt; OrderSvc : /order/*, /cart/*</w:t>
+      </w:r>
+    </w:p>
+    <w:p>
+      <w:r>
+        <w:t>Gateway --&gt; TripSvc : /trip/*, /live-location</w:t>
+      </w:r>
+    </w:p>
+    <w:p>
+      <w:r>
+        <w:t>Gateway --&gt; DispatchSvc : /dispatch/*</w:t>
+      </w:r>
+    </w:p>
+    <w:p>
+      <w:r>
+        <w:t>Gateway --&gt; ProductSvc : /product/*, /shop/*</w:t>
+      </w:r>
+    </w:p>
+    <w:p>
+      <w:r>
+        <w:t>Gateway --&gt; ClientSvc : /client/*, /config/*</w:t>
+      </w:r>
+    </w:p>
+    <w:p>
+      <w:r>
+        <w:t>Gateway --&gt; FinanceSvc : /financial/*</w:t>
+      </w:r>
+    </w:p>
+    <w:p>
+      <w:r>
+        <w:t>Gateway --&gt; PaymentSvc : /payment/*</w:t>
+      </w:r>
+    </w:p>
+    <w:p>
+      <w:r>
+        <w:t>Gateway --&gt; DiscountSvc : /discount/*</w:t>
+      </w:r>
+    </w:p>
+    <w:p>
+      <w:r>
+        <w:t>Gateway --&gt; ComplaintSvc : /complaint/*</w:t>
+      </w:r>
+    </w:p>
+    <w:p>
+      <w:r>
+        <w:t>Gateway --&gt; NotifySvc : /notify/*</w:t>
+      </w:r>
+    </w:p>
+    <w:p/>
+    <w:p>
+      <w:r>
+        <w:t>' WebSocket connections</w:t>
+      </w:r>
+    </w:p>
+    <w:p>
+      <w:r>
+        <w:t>Gateway --&gt; TripSvc : WebSocket (live locations)</w:t>
+      </w:r>
+    </w:p>
+    <w:p>
+      <w:r>
+        <w:t>Gateway --&gt; DispatchSvc : WebSocket (order updates)</w:t>
+      </w:r>
+    </w:p>
+    <w:p/>
+    <w:p>
+      <w:r>
+        <w:t>' ============================</w:t>
+      </w:r>
+    </w:p>
+    <w:p>
+      <w:r>
+        <w:t>' Inter-Service Communication (REST)</w:t>
+      </w:r>
+    </w:p>
+    <w:p>
+      <w:r>
+        <w:t>' ============================</w:t>
+      </w:r>
+    </w:p>
+    <w:p/>
+    <w:p>
+      <w:r>
+        <w:t>' Customer Service dependencies</w:t>
+      </w:r>
+    </w:p>
+    <w:p>
+      <w:r>
+        <w:t>CustomerSvc --&gt; NotifySvc : send OTP/email</w:t>
+      </w:r>
+    </w:p>
+    <w:p>
+      <w:r>
+        <w:t>CustomerSvc --&gt; PaymentSvc : process wallet top-up/withdraw</w:t>
+      </w:r>
+    </w:p>
+    <w:p>
+      <w:r>
+        <w:t>CustomerSvc --&gt; ProductSvc : check wishlist stock</w:t>
+      </w:r>
+    </w:p>
+    <w:p/>
+    <w:p>
+      <w:r>
+        <w:t>' Rider Service dependencies</w:t>
+      </w:r>
+    </w:p>
+    <w:p>
+      <w:r>
+        <w:t>RiderSvc --&gt; NotifySvc : send notifications</w:t>
+      </w:r>
+    </w:p>
+    <w:p>
+      <w:r>
+        <w:t>RiderSvc --&gt; CloudStorage : upload images/documents</w:t>
+      </w:r>
+    </w:p>
+    <w:p>
+      <w:r>
+        <w:t>RiderSvc --&gt; FinanceSvc : record fine as income</w:t>
+      </w:r>
+    </w:p>
+    <w:p/>
+    <w:p>
+      <w:r>
+        <w:t>' Order Service dependencies</w:t>
+      </w:r>
+    </w:p>
+    <w:p>
+      <w:r>
+        <w:t>OrderSvc --&gt; ProductSvc : get stock/prices</w:t>
+      </w:r>
+    </w:p>
+    <w:p>
+      <w:r>
+        <w:t>OrderSvc --&gt; DiscountSvc : apply discounts</w:t>
+      </w:r>
+    </w:p>
+    <w:p>
+      <w:r>
+        <w:t>OrderSvc --&gt; ReceiptGen : generate receipt</w:t>
+      </w:r>
+    </w:p>
+    <w:p>
+      <w:r>
+        <w:t>OrderSvc --&gt; CustomerSvc : get profile/address, refund wallet</w:t>
+      </w:r>
+    </w:p>
+    <w:p>
+      <w:r>
+        <w:t>OrderSvc --&gt; EventBus : publish OrderPlaced, OrderStatusChanged</w:t>
+      </w:r>
+    </w:p>
+    <w:p/>
+    <w:p>
+      <w:r>
+        <w:t>' Trip Service dependencies</w:t>
+      </w:r>
+    </w:p>
+    <w:p>
+      <w:r>
+        <w:t>TripSvc --&gt; GoogleMaps : get routes/distances</w:t>
+      </w:r>
+    </w:p>
+    <w:p>
+      <w:r>
+        <w:t>TripSvc --&gt; RiderSvc : get rider info, update carried cash</w:t>
+      </w:r>
+    </w:p>
+    <w:p>
+      <w:r>
+        <w:lastRenderedPageBreak/>
+        <w:t>TripSvc --&gt; OrderSvc : update status, get shop closing times</w:t>
+      </w:r>
+    </w:p>
+    <w:p>
+      <w:r>
+        <w:t>TripSvc --&gt; ClientSvc : log actions, check config</w:t>
+      </w:r>
+    </w:p>
+    <w:p>
+      <w:r>
+        <w:t>TripSvc --&gt; FinanceSvc : record fuel cost/loss</w:t>
+      </w:r>
+    </w:p>
+    <w:p>
+      <w:r>
+        <w:t>TripSvc --&gt; Redis : store/retrieve live location</w:t>
+      </w:r>
+    </w:p>
+    <w:p>
+      <w:r>
+        <w:t>TripSvc --&gt; DispatchSvc : reallocate product (price update rejected)</w:t>
+      </w:r>
+    </w:p>
+    <w:p>
+      <w:r>
+        <w:t>TripSvc --&gt; ProductSvc : get shop operational status, find alternative shop</w:t>
+      </w:r>
+    </w:p>
+    <w:p/>
+    <w:p>
+      <w:r>
+        <w:t>' Dispatch Service dependencies</w:t>
+      </w:r>
+    </w:p>
+    <w:p>
+      <w:r>
+        <w:t>DispatchSvc --&gt; RiderSvc : get rider status/base</w:t>
+      </w:r>
+    </w:p>
+    <w:p>
+      <w:r>
+        <w:t>DispatchSvc --&gt; OrderSvc : lock/assign orders, get total COD</w:t>
+      </w:r>
+    </w:p>
+    <w:p>
+      <w:r>
+        <w:t>DispatchSvc --&gt; TripSvc : create trips (including return trips)</w:t>
+      </w:r>
+    </w:p>
+    <w:p>
+      <w:r>
+        <w:t>DispatchSvc --&gt; ClientSvc : get base hours, max cash limit</w:t>
+      </w:r>
+    </w:p>
+    <w:p>
+      <w:r>
+        <w:t>DispatchSvc --&gt; EventBus : consume OrderPlaced, publish OrderAssigned</w:t>
+      </w:r>
+    </w:p>
+    <w:p/>
+    <w:p>
+      <w:r>
+        <w:t>' Product Service dependencies</w:t>
+      </w:r>
+    </w:p>
+    <w:p>
+      <w:r>
+        <w:t>ProductSvc --&gt; GoogleMaps : geocode shops/bases, distance matrix</w:t>
+      </w:r>
+    </w:p>
+    <w:p>
+      <w:r>
+        <w:t>ProductSvc --&gt; CloudStorage : upload product images</w:t>
+      </w:r>
+    </w:p>
+    <w:p>
+      <w:r>
+        <w:t>ProductSvc --&gt; ReadReplica : read-only product queries</w:t>
+      </w:r>
+    </w:p>
+    <w:p/>
+    <w:p>
+      <w:r>
+        <w:t>' Finance Service dependencies</w:t>
+      </w:r>
+    </w:p>
+    <w:p>
+      <w:r>
+        <w:t>FinanceSvc --&gt; PaymentSvc : process deposit/withdraw</w:t>
+      </w:r>
+    </w:p>
+    <w:p>
+      <w:r>
+        <w:t>FinanceSvc --&gt; OrderSvc : get order financials</w:t>
+      </w:r>
+    </w:p>
+    <w:p>
+      <w:r>
+        <w:t>FinanceSvc --&gt; TripSvc : get fuel costs</w:t>
+      </w:r>
+    </w:p>
+    <w:p>
+      <w:r>
+        <w:t>FinanceSvc --&gt; RiderSvc : credit profit share, record fine</w:t>
+      </w:r>
+    </w:p>
+    <w:p>
+      <w:r>
+        <w:t>FinanceSvc --&gt; ProductSvc : apply promotion budget</w:t>
+      </w:r>
+    </w:p>
+    <w:p/>
+    <w:p>
+      <w:r>
+        <w:t>' Complaint Service dependencies</w:t>
+      </w:r>
+    </w:p>
+    <w:p>
+      <w:r>
+        <w:t>ComplaintSvc --&gt; OrderSvc : get order context</w:t>
+      </w:r>
+    </w:p>
+    <w:p>
+      <w:r>
+        <w:t>ComplaintSvc --&gt; CustomerSvc : get customer contact</w:t>
+      </w:r>
+    </w:p>
+    <w:p>
+      <w:r>
+        <w:lastRenderedPageBreak/>
+        <w:t>ComplaintSvc --&gt; TripSvc : calculate return fuel cost</w:t>
+      </w:r>
+    </w:p>
+    <w:p>
+      <w:r>
+        <w:t>ComplaintSvc --&gt; NotifySvc : send resolution updates</w:t>
+      </w:r>
+    </w:p>
+    <w:p>
+      <w:r>
+        <w:t>ComplaintSvc --&gt; CloudStorage : upload evidence images</w:t>
+      </w:r>
+    </w:p>
+    <w:p>
+      <w:r>
+        <w:t>ComplaintSvc --&gt; ProductSvc : flag shop as non-trustworthy</w:t>
+      </w:r>
+    </w:p>
+    <w:p>
+      <w:r>
+        <w:t>ComplaintSvc --&gt; RiderSvc : freeze/unfreeze wallet (returns)</w:t>
+      </w:r>
+    </w:p>
+    <w:p>
+      <w:r>
+        <w:t>ComplaintSvc --&gt; PaymentSvc : process refund to customer</w:t>
+      </w:r>
+    </w:p>
+    <w:p/>
+    <w:p>
+      <w:r>
+        <w:t>' Client Service dependencies</w:t>
+      </w:r>
+    </w:p>
+    <w:p>
+      <w:r>
+        <w:t>ClientSvc --&gt; NotifySvc : send alerts/approval requests</w:t>
+      </w:r>
+    </w:p>
+    <w:p>
+      <w:r>
+        <w:t>ClientSvc --&gt; CloudStorage : upload legal agreement content</w:t>
+      </w:r>
+    </w:p>
+    <w:p>
+      <w:r>
+        <w:t>ClientSvc --&gt; RiderSvc : approve/reject rider</w:t>
+      </w:r>
+    </w:p>
+    <w:p>
+      <w:r>
+        <w:t>ClientSvc --&gt; FinanceSvc : check treasury balance</w:t>
+      </w:r>
+    </w:p>
+    <w:p/>
+    <w:p>
+      <w:r>
+        <w:t>' Discount Service dependencies</w:t>
+      </w:r>
+    </w:p>
+    <w:p>
+      <w:r>
+        <w:t>DiscountSvc --&gt; FinanceSvc : get app profit data</w:t>
+      </w:r>
+    </w:p>
+    <w:p>
+      <w:r>
+        <w:t>DiscountSvc --&gt; CustomerSvc : get eligible customers and profit contributions</w:t>
+      </w:r>
+    </w:p>
+    <w:p/>
+    <w:p>
+      <w:r>
+        <w:t>' Receipt Generator dependencies</w:t>
+      </w:r>
+    </w:p>
+    <w:p>
+      <w:r>
+        <w:t>ReceiptGen --&gt; OrderSvc : get order data for receipt</w:t>
+      </w:r>
+    </w:p>
+    <w:p/>
+    <w:p>
+      <w:r>
+        <w:t>' Payment Service dependencies</w:t>
+      </w:r>
+    </w:p>
+    <w:p>
+      <w:r>
+        <w:t>PaymentSvc --&gt; ExtPaymentGW : process payments/payouts</w:t>
+      </w:r>
+    </w:p>
+    <w:p/>
+    <w:p>
+      <w:r>
+        <w:t>' Notification Service dependencies</w:t>
+      </w:r>
+    </w:p>
+    <w:p>
+      <w:r>
+        <w:t>NotifySvc --&gt; ExtNotify : send SMS/Email (actual delivery)</w:t>
+      </w:r>
+    </w:p>
+    <w:p/>
+    <w:p>
+      <w:r>
+        <w:t>' Scheduler dependencies</w:t>
+      </w:r>
+    </w:p>
+    <w:p>
+      <w:r>
+        <w:t>Scheduler --&gt; DiscountSvc : trigger discount event activation</w:t>
+      </w:r>
+    </w:p>
+    <w:p/>
+    <w:p>
+      <w:r>
+        <w:lastRenderedPageBreak/>
+        <w:t>' ============================</w:t>
+      </w:r>
+    </w:p>
+    <w:p>
+      <w:r>
+        <w:t>' Event Bus / Async Messaging</w:t>
+      </w:r>
+    </w:p>
+    <w:p>
+      <w:r>
+        <w:t>' ============================</w:t>
+      </w:r>
+    </w:p>
+    <w:p>
+      <w:r>
+        <w:t>OrderSvc --&gt; EventBus : publish OrderPlaced, OrderStatusChanged</w:t>
+      </w:r>
+    </w:p>
+    <w:p>
+      <w:r>
+        <w:t>TripSvc --&gt; EventBus : publish TripStarted, OrderProcessed, DeviationDetected</w:t>
+      </w:r>
+    </w:p>
+    <w:p>
+      <w:r>
+        <w:t>DispatchSvc --&gt; EventBus : consume OrderPlaced</w:t>
+      </w:r>
+    </w:p>
+    <w:p>
+      <w:r>
+        <w:t>DispatchSvc --&gt; EventBus : publish OrderAssigned</w:t>
+      </w:r>
+    </w:p>
+    <w:p>
+      <w:r>
+        <w:t>PaymentSvc --&gt; EventBus : publish PaymentCompleted</w:t>
+      </w:r>
+    </w:p>
+    <w:p>
+      <w:r>
+        <w:t>CustomerSvc --&gt; EventBus : publish CustomerCreated</w:t>
+      </w:r>
+    </w:p>
+    <w:p>
+      <w:r>
+        <w:t>RiderSvc --&gt; EventBus : publish RiderApproved</w:t>
+      </w:r>
+    </w:p>
+    <w:p>
+      <w:r>
+        <w:t>NotificationSvc --&gt; EventBus : consume OrderStatusChanged, PaymentCompleted, ComplaintAccepted, RiderApproved, etc.</w:t>
+      </w:r>
+    </w:p>
+    <w:p/>
+    <w:p>
+      <w:r>
+        <w:t>' ============================</w:t>
+      </w:r>
+    </w:p>
+    <w:p>
+      <w:r>
+        <w:t>' Database Access</w:t>
+      </w:r>
+    </w:p>
+    <w:p>
+      <w:r>
+        <w:t>' ============================</w:t>
+      </w:r>
+    </w:p>
+    <w:p>
+      <w:r>
+        <w:t>CustomerSvc --&gt; CustomerDB</w:t>
+      </w:r>
+    </w:p>
+    <w:p>
+      <w:r>
+        <w:t>RiderSvc --&gt; RiderDB</w:t>
+      </w:r>
+    </w:p>
+    <w:p>
+      <w:r>
+        <w:t>OrderSvc --&gt; OrderDB</w:t>
+      </w:r>
+    </w:p>
+    <w:p>
+      <w:r>
+        <w:t>TripSvc --&gt; TripDB</w:t>
+      </w:r>
+    </w:p>
+    <w:p>
+      <w:r>
+        <w:t>ProductSvc --&gt; ProductDB</w:t>
+      </w:r>
+    </w:p>
+    <w:p>
+      <w:r>
+        <w:t>ClientSvc --&gt; ConfigDB</w:t>
+      </w:r>
+    </w:p>
+    <w:p>
+      <w:r>
+        <w:t>FinanceSvc --&gt; FinancialDB</w:t>
+      </w:r>
+    </w:p>
+    <w:p>
+      <w:r>
+        <w:t>ComplaintSvc --&gt; ComplaintDB</w:t>
+      </w:r>
+    </w:p>
+    <w:p/>
+    <w:p>
+      <w:r>
+        <w:t>' Audit Logging (cross-cutting via ClientSvc)</w:t>
+      </w:r>
+    </w:p>
+    <w:p>
+      <w:r>
+        <w:t>CustomerSvc --&gt; ClientSvc : logAction()</w:t>
+      </w:r>
+    </w:p>
+    <w:p>
+      <w:r>
+        <w:t>RiderSvc --&gt; ClientSvc : logAction()</w:t>
+      </w:r>
+    </w:p>
+    <w:p>
+      <w:r>
+        <w:t>OrderSvc --&gt; ClientSvc : logAction()</w:t>
+      </w:r>
+    </w:p>
+    <w:p>
+      <w:r>
+        <w:lastRenderedPageBreak/>
+        <w:t>TripSvc --&gt; ClientSvc : logAction()</w:t>
+      </w:r>
+    </w:p>
+    <w:p>
+      <w:r>
+        <w:t>DispatchSvc --&gt; ClientSvc : logAction()</w:t>
+      </w:r>
+    </w:p>
+    <w:p>
+      <w:r>
+        <w:t>ProductSvc --&gt; ClientSvc : logAction()</w:t>
+      </w:r>
+    </w:p>
+    <w:p>
+      <w:r>
+        <w:t>FinanceSvc --&gt; ClientSvc : logAction()</w:t>
+      </w:r>
+    </w:p>
+    <w:p>
+      <w:r>
+        <w:t>PaymentSvc --&gt; ClientSvc : logAction()</w:t>
+      </w:r>
+    </w:p>
+    <w:p>
+      <w:r>
+        <w:t>DiscountSvc --&gt; ClientSvc : logAction()</w:t>
+      </w:r>
+    </w:p>
+    <w:p>
+      <w:r>
+        <w:t>ComplaintSvc --&gt; ClientSvc : logAction()</w:t>
+      </w:r>
+    </w:p>
+    <w:p>
+      <w:r>
+        <w:t>ClientSvc --&gt; AuditLog : write immutable record</w:t>
+      </w:r>
+    </w:p>
+    <w:p/>
+    <w:p>
+      <w:r>
+        <w:t>' ============================</w:t>
+      </w:r>
+    </w:p>
+    <w:p>
+      <w:r>
+        <w:t>' Notes</w:t>
+      </w:r>
+    </w:p>
+    <w:p>
+      <w:r>
+        <w:t>' ============================</w:t>
+      </w:r>
+    </w:p>
+    <w:p>
+      <w:r>
+        <w:t>note top of Gateway</w:t>
+      </w:r>
+    </w:p>
+    <w:p>
+      <w:r>
+        <w:t xml:space="preserve">  Handles rate limiting (SEC-25),</w:t>
+      </w:r>
+    </w:p>
+    <w:p>
+      <w:r>
+        <w:t xml:space="preserve">  JWT validation (SEC-09),</w:t>
+      </w:r>
+    </w:p>
+    <w:p>
+      <w:r>
+        <w:t xml:space="preserve">  TLS termination, and routing.</w:t>
+      </w:r>
+    </w:p>
+    <w:p>
+      <w:r>
+        <w:t>end note</w:t>
+      </w:r>
+    </w:p>
+    <w:p/>
+    <w:p>
+      <w:r>
+        <w:t>note right of EventBus</w:t>
+      </w:r>
+    </w:p>
+    <w:p>
+      <w:r>
+        <w:t xml:space="preserve">  Used for asynchronous, event-driven</w:t>
+      </w:r>
+    </w:p>
+    <w:p>
+      <w:r>
+        <w:t xml:space="preserve">  communication. Ensures loose coupling</w:t>
+      </w:r>
+    </w:p>
+    <w:p>
+      <w:r>
+        <w:t xml:space="preserve">  and eventual consistency (Saga pattern).</w:t>
+      </w:r>
+    </w:p>
+    <w:p>
+      <w:r>
+        <w:t>end note</w:t>
+      </w:r>
+    </w:p>
+    <w:p/>
+    <w:p>
+      <w:r>
+        <w:t>note bottom of AuditLog</w:t>
+      </w:r>
+    </w:p>
+    <w:p>
+      <w:r>
+        <w:t xml:space="preserve">  All services write audit logs via ClientSvc.</w:t>
+      </w:r>
+    </w:p>
+    <w:p>
+      <w:r>
+        <w:t xml:space="preserve">  Immutable, retention 1 year (SEC-24).</w:t>
+      </w:r>
+    </w:p>
+    <w:p>
+      <w:r>
+        <w:t>end note</w:t>
+      </w:r>
+    </w:p>
+    <w:p/>
+    <w:p>
+      <w:r>
+        <w:lastRenderedPageBreak/>
+        <w:t>note bottom of Redis</w:t>
+      </w:r>
+    </w:p>
+    <w:p>
+      <w:r>
+        <w:t xml:space="preserve">  Stores ephemeral live location data</w:t>
+      </w:r>
+    </w:p>
+    <w:p>
+      <w:r>
+        <w:t xml:space="preserve">  (retention 24h, SEC-21) and user sessions.</w:t>
+      </w:r>
+    </w:p>
+    <w:p>
+      <w:r>
+        <w:t>end note</w:t>
+      </w:r>
+    </w:p>
+    <w:p/>
     <w:p>
       <w:r>
         <w:t>@enduml</w:t>

--- a/SDS Document Code.docx
+++ b/SDS Document Code.docx
@@ -35064,6 +35064,1434 @@
     <w:p>
       <w:r>
         <w:t xml:space="preserve">  (retention 24h, SEC-21) and user sessions.</w:t>
+      </w:r>
+    </w:p>
+    <w:p>
+      <w:r>
+        <w:t>end note</w:t>
+      </w:r>
+    </w:p>
+    <w:p/>
+    <w:p>
+      <w:r>
+        <w:t>@enduml</w:t>
+      </w:r>
+    </w:p>
+    <w:p>
+      <w:pPr>
+        <w:pStyle w:val="Heading1"/>
+      </w:pPr>
+      <w:r>
+        <w:t>Deployment Diagram</w:t>
+      </w:r>
+    </w:p>
+    <w:p>
+      <w:r>
+        <w:t>@startuml</w:t>
+      </w:r>
+    </w:p>
+    <w:p>
+      <w:r>
+        <w:t>scale 0.2</w:t>
+      </w:r>
+    </w:p>
+    <w:p>
+      <w:r>
+        <w:t>!theme plain</w:t>
+      </w:r>
+    </w:p>
+    <w:p>
+      <w:r>
+        <w:t>title Deployment Diagram – Delivery Platform System (v3.0 – Perfect)</w:t>
+      </w:r>
+    </w:p>
+    <w:p/>
+    <w:p>
+      <w:r>
+        <w:t>' ============================</w:t>
+      </w:r>
+    </w:p>
+    <w:p>
+      <w:r>
+        <w:t>' Client Tier</w:t>
+      </w:r>
+    </w:p>
+    <w:p>
+      <w:r>
+        <w:t>' ============================</w:t>
+      </w:r>
+    </w:p>
+    <w:p>
+      <w:r>
+        <w:t>node "Customer/Rider Mobile Device" as MobileDevice {</w:t>
+      </w:r>
+    </w:p>
+    <w:p>
+      <w:r>
+        <w:t xml:space="preserve">    artifact "Mobile App\n(Angular + Capacitor)" as MobileApp</w:t>
+      </w:r>
+    </w:p>
+    <w:p>
+      <w:r>
+        <w:t>}</w:t>
+      </w:r>
+    </w:p>
+    <w:p/>
+    <w:p>
+      <w:r>
+        <w:t>node "Customer Web Browser" as WebBrowser {</w:t>
+      </w:r>
+    </w:p>
+    <w:p>
+      <w:r>
+        <w:t xml:space="preserve">    artifact "Web App\n(Angular)" as WebApp</w:t>
+      </w:r>
+    </w:p>
+    <w:p>
+      <w:r>
+        <w:t>}</w:t>
+      </w:r>
+    </w:p>
+    <w:p/>
+    <w:p>
+      <w:r>
+        <w:t>node "Client Admin Browser" as AdminBrowser {</w:t>
+      </w:r>
+    </w:p>
+    <w:p>
+      <w:r>
+        <w:t xml:space="preserve">    artifact "Admin Dashboard\n(Angular)" as AdminUI</w:t>
+      </w:r>
+    </w:p>
+    <w:p>
+      <w:r>
+        <w:t>}</w:t>
+      </w:r>
+    </w:p>
+    <w:p/>
+    <w:p>
+      <w:r>
+        <w:t>' ============================</w:t>
+      </w:r>
+    </w:p>
+    <w:p>
+      <w:r>
+        <w:t>' Cloud Infrastructure (AWS/DigitalOcean)</w:t>
+      </w:r>
+    </w:p>
+    <w:p>
+      <w:r>
+        <w:lastRenderedPageBreak/>
+        <w:t>' ============================</w:t>
+      </w:r>
+    </w:p>
+    <w:p>
+      <w:r>
+        <w:t>cloud "Cloud Provider (AWS / DigitalOcean)\n(Region: Pakistan per NFR-21)" {</w:t>
+      </w:r>
+    </w:p>
+    <w:p>
+      <w:r>
+        <w:t xml:space="preserve">    </w:t>
+      </w:r>
+    </w:p>
+    <w:p>
+      <w:r>
+        <w:t xml:space="preserve">    ' Load Balancer Tier</w:t>
+      </w:r>
+    </w:p>
+    <w:p>
+      <w:r>
+        <w:t xml:space="preserve">    node "Load Balancer" as LB {</w:t>
+      </w:r>
+    </w:p>
+    <w:p>
+      <w:r>
+        <w:t xml:space="preserve">        artifact "Nginx / AWS ALB\n(TLS Termination)" as LoadBalancer</w:t>
+      </w:r>
+    </w:p>
+    <w:p>
+      <w:r>
+        <w:t xml:space="preserve">    }</w:t>
+      </w:r>
+    </w:p>
+    <w:p>
+      <w:r>
+        <w:t xml:space="preserve">    </w:t>
+      </w:r>
+    </w:p>
+    <w:p>
+      <w:r>
+        <w:t xml:space="preserve">    ' Kubernetes Cluster</w:t>
+      </w:r>
+    </w:p>
+    <w:p>
+      <w:r>
+        <w:t xml:space="preserve">    node "Kubernetes Cluster" as K8s {</w:t>
+      </w:r>
+    </w:p>
+    <w:p>
+      <w:r>
+        <w:t xml:space="preserve">        </w:t>
+      </w:r>
+    </w:p>
+    <w:p>
+      <w:r>
+        <w:t xml:space="preserve">        ' Ingress / API Gateway</w:t>
+      </w:r>
+    </w:p>
+    <w:p>
+      <w:r>
+        <w:t xml:space="preserve">        node "Gateway Pods" as GatewayPods &lt;&lt;container&gt;&gt; {</w:t>
+      </w:r>
+    </w:p>
+    <w:p>
+      <w:r>
+        <w:t xml:space="preserve">            artifact "API Gateway\n(Spring Cloud Gateway)" as Gateway</w:t>
+      </w:r>
+    </w:p>
+    <w:p>
+      <w:r>
+        <w:t xml:space="preserve">        }</w:t>
+      </w:r>
+    </w:p>
+    <w:p>
+      <w:r>
+        <w:t xml:space="preserve">        </w:t>
+      </w:r>
+    </w:p>
+    <w:p>
+      <w:r>
+        <w:t xml:space="preserve">        ' Core Services Namespace</w:t>
+      </w:r>
+    </w:p>
+    <w:p>
+      <w:r>
+        <w:t xml:space="preserve">        node "Core Services" &lt;&lt;namespace&gt;&gt; {</w:t>
+      </w:r>
+    </w:p>
+    <w:p>
+      <w:r>
+        <w:t xml:space="preserve">            node "Customer Service Pods" as CustomerPods &lt;&lt;container&gt;&gt; {</w:t>
+      </w:r>
+    </w:p>
+    <w:p>
+      <w:r>
+        <w:t xml:space="preserve">                artifact "Customer Service\n(Spring Boot)" as CustomerSvc</w:t>
+      </w:r>
+    </w:p>
+    <w:p>
+      <w:r>
+        <w:t xml:space="preserve">            }</w:t>
+      </w:r>
+    </w:p>
+    <w:p>
+      <w:r>
+        <w:t xml:space="preserve">            node "Rider Service Pods" as RiderPods &lt;&lt;container&gt;&gt; {</w:t>
+      </w:r>
+    </w:p>
+    <w:p>
+      <w:r>
+        <w:t xml:space="preserve">                artifact "Rider Service\n(Spring Boot)" as RiderSvc</w:t>
+      </w:r>
+    </w:p>
+    <w:p>
+      <w:r>
+        <w:t xml:space="preserve">            }</w:t>
+      </w:r>
+    </w:p>
+    <w:p>
+      <w:r>
+        <w:t xml:space="preserve">            node "Order Service Pods" as OrderPods &lt;&lt;container&gt;&gt; {</w:t>
+      </w:r>
+    </w:p>
+    <w:p>
+      <w:r>
+        <w:t xml:space="preserve">                artifact "Order Service\n(Spring Boot)" as OrderSvc</w:t>
+      </w:r>
+    </w:p>
+    <w:p>
+      <w:r>
+        <w:t xml:space="preserve">            }</w:t>
+      </w:r>
+    </w:p>
+    <w:p>
+      <w:r>
+        <w:t xml:space="preserve">            node "Trip &amp; Route Service Pods" as TripPods &lt;&lt;container&gt;&gt; {</w:t>
+      </w:r>
+    </w:p>
+    <w:p>
+      <w:r>
+        <w:t xml:space="preserve">                artifact "Trip &amp; Route Service\n(Spring Boot)" as TripSvc</w:t>
+      </w:r>
+    </w:p>
+    <w:p>
+      <w:r>
+        <w:lastRenderedPageBreak/>
+        <w:t xml:space="preserve">            }</w:t>
+      </w:r>
+    </w:p>
+    <w:p>
+      <w:r>
+        <w:t xml:space="preserve">            node "Dispatch Service Pods" as DispatchPods &lt;&lt;container&gt;&gt; {</w:t>
+      </w:r>
+    </w:p>
+    <w:p>
+      <w:r>
+        <w:t xml:space="preserve">                artifact "Dispatch &amp; Order Assignment\n(Spring Boot)" as DispatchSvc</w:t>
+      </w:r>
+    </w:p>
+    <w:p>
+      <w:r>
+        <w:t xml:space="preserve">            }</w:t>
+      </w:r>
+    </w:p>
+    <w:p>
+      <w:r>
+        <w:t xml:space="preserve">            node "Product &amp; Shop Service Pods" as ProductPods &lt;&lt;container&gt;&gt; {</w:t>
+      </w:r>
+    </w:p>
+    <w:p>
+      <w:r>
+        <w:t xml:space="preserve">                artifact "Product &amp; Shop Service\n(Spring Boot)" as ProductSvc</w:t>
+      </w:r>
+    </w:p>
+    <w:p>
+      <w:r>
+        <w:t xml:space="preserve">            }</w:t>
+      </w:r>
+    </w:p>
+    <w:p>
+      <w:r>
+        <w:t xml:space="preserve">            node "Client &amp; Config Service Pods" as ClientPods &lt;&lt;container&gt;&gt; {</w:t>
+      </w:r>
+    </w:p>
+    <w:p>
+      <w:r>
+        <w:t xml:space="preserve">                artifact "Client &amp; Config Service\n(Spring Boot)" as ClientSvc</w:t>
+      </w:r>
+    </w:p>
+    <w:p>
+      <w:r>
+        <w:t xml:space="preserve">            }</w:t>
+      </w:r>
+    </w:p>
+    <w:p>
+      <w:r>
+        <w:t xml:space="preserve">        }</w:t>
+      </w:r>
+    </w:p>
+    <w:p>
+      <w:r>
+        <w:t xml:space="preserve">        </w:t>
+      </w:r>
+    </w:p>
+    <w:p>
+      <w:r>
+        <w:t xml:space="preserve">        ' Financial Services Namespace</w:t>
+      </w:r>
+    </w:p>
+    <w:p>
+      <w:r>
+        <w:t xml:space="preserve">        node "Financial Services" &lt;&lt;namespace&gt;&gt; {</w:t>
+      </w:r>
+    </w:p>
+    <w:p>
+      <w:r>
+        <w:t xml:space="preserve">            node "Finance Service Pods" as FinancePods &lt;&lt;container&gt;&gt; {</w:t>
+      </w:r>
+    </w:p>
+    <w:p>
+      <w:r>
+        <w:t xml:space="preserve">                artifact "Financial Reporting &amp; Profit\n(Spring Boot)" as FinanceSvc</w:t>
+      </w:r>
+    </w:p>
+    <w:p>
+      <w:r>
+        <w:t xml:space="preserve">            }</w:t>
+      </w:r>
+    </w:p>
+    <w:p>
+      <w:r>
+        <w:t xml:space="preserve">            node "Payment Gateway Service Pods" as PaymentPods &lt;&lt;container&gt;&gt; {</w:t>
+      </w:r>
+    </w:p>
+    <w:p>
+      <w:r>
+        <w:t xml:space="preserve">                artifact "Payment Gateway Service\n(Spring Boot)" as PaymentSvc</w:t>
+      </w:r>
+    </w:p>
+    <w:p>
+      <w:r>
+        <w:t xml:space="preserve">            }</w:t>
+      </w:r>
+    </w:p>
+    <w:p>
+      <w:r>
+        <w:t xml:space="preserve">            node "Discount Engine Pods" as DiscountPods &lt;&lt;container&gt;&gt; {</w:t>
+      </w:r>
+    </w:p>
+    <w:p>
+      <w:r>
+        <w:t xml:space="preserve">                artifact "Discount Engine Service\n(Spring Boot)" as DiscountSvc</w:t>
+      </w:r>
+    </w:p>
+    <w:p>
+      <w:r>
+        <w:t xml:space="preserve">            }</w:t>
+      </w:r>
+    </w:p>
+    <w:p>
+      <w:r>
+        <w:t xml:space="preserve">        }</w:t>
+      </w:r>
+    </w:p>
+    <w:p>
+      <w:r>
+        <w:t xml:space="preserve">        </w:t>
+      </w:r>
+    </w:p>
+    <w:p>
+      <w:r>
+        <w:t xml:space="preserve">        ' Support Services Namespace</w:t>
+      </w:r>
+    </w:p>
+    <w:p>
+      <w:r>
+        <w:t xml:space="preserve">        node "Support Services" &lt;&lt;namespace&gt;&gt; {</w:t>
+      </w:r>
+    </w:p>
+    <w:p>
+      <w:r>
+        <w:t xml:space="preserve">            node "Notification Service Pods" as NotifyPods &lt;&lt;container&gt;&gt; {</w:t>
+      </w:r>
+    </w:p>
+    <w:p>
+      <w:r>
+        <w:t xml:space="preserve">                artifact "Notification Service\n(Spring Boot)" as NotifySvc</w:t>
+      </w:r>
+    </w:p>
+    <w:p>
+      <w:r>
+        <w:lastRenderedPageBreak/>
+        <w:t xml:space="preserve">            }</w:t>
+      </w:r>
+    </w:p>
+    <w:p>
+      <w:r>
+        <w:t xml:space="preserve">            node "Complaint &amp; Return Service Pods" as ComplaintPods &lt;&lt;container&gt;&gt; {</w:t>
+      </w:r>
+    </w:p>
+    <w:p>
+      <w:r>
+        <w:t xml:space="preserve">                artifact "Complaint &amp; Return Service\n(Spring Boot)" as ComplaintSvc</w:t>
+      </w:r>
+    </w:p>
+    <w:p>
+      <w:r>
+        <w:t xml:space="preserve">            }</w:t>
+      </w:r>
+    </w:p>
+    <w:p>
+      <w:r>
+        <w:t xml:space="preserve">            node "Receipt Generator Pods" as ReceiptPods &lt;&lt;container&gt;&gt; {</w:t>
+      </w:r>
+    </w:p>
+    <w:p>
+      <w:r>
+        <w:t xml:space="preserve">                artifact "Receipt Generator\n(Spring Boot)" as ReceiptGen</w:t>
+      </w:r>
+    </w:p>
+    <w:p>
+      <w:r>
+        <w:t xml:space="preserve">            }</w:t>
+      </w:r>
+    </w:p>
+    <w:p>
+      <w:r>
+        <w:t xml:space="preserve">        }</w:t>
+      </w:r>
+    </w:p>
+    <w:p>
+      <w:r>
+        <w:t xml:space="preserve">        </w:t>
+      </w:r>
+    </w:p>
+    <w:p>
+      <w:r>
+        <w:t xml:space="preserve">        ' Messaging &amp; Scheduling</w:t>
+      </w:r>
+    </w:p>
+    <w:p>
+      <w:r>
+        <w:t xml:space="preserve">        node "Message Broker Pods" as BrokerPods &lt;&lt;container&gt;&gt; {</w:t>
+      </w:r>
+    </w:p>
+    <w:p>
+      <w:r>
+        <w:t xml:space="preserve">            artifact "Kafka / RabbitMQ\n(Event Bus)" as EventBus</w:t>
+      </w:r>
+    </w:p>
+    <w:p>
+      <w:r>
+        <w:t xml:space="preserve">        }</w:t>
+      </w:r>
+    </w:p>
+    <w:p>
+      <w:r>
+        <w:t xml:space="preserve">        node "Scheduler Pods" as SchedulerPods &lt;&lt;container&gt;&gt; {</w:t>
+      </w:r>
+    </w:p>
+    <w:p>
+      <w:r>
+        <w:t xml:space="preserve">            artifact "Scheduled Jobs\n(Quartz)" as Scheduler</w:t>
+      </w:r>
+    </w:p>
+    <w:p>
+      <w:r>
+        <w:t xml:space="preserve">        }</w:t>
+      </w:r>
+    </w:p>
+    <w:p>
+      <w:r>
+        <w:t xml:space="preserve">        </w:t>
+      </w:r>
+    </w:p>
+    <w:p>
+      <w:r>
+        <w:t xml:space="preserve">        ' Observability (optional per NFR-15)</w:t>
+      </w:r>
+    </w:p>
+    <w:p>
+      <w:r>
+        <w:t xml:space="preserve">        node "Monitoring" &lt;&lt;optional&gt;&gt; {</w:t>
+      </w:r>
+    </w:p>
+    <w:p>
+      <w:r>
+        <w:t xml:space="preserve">            artifact "Prometheus" as Prometheus</w:t>
+      </w:r>
+    </w:p>
+    <w:p>
+      <w:r>
+        <w:t xml:space="preserve">            artifact "Grafana" as Grafana</w:t>
+      </w:r>
+    </w:p>
+    <w:p>
+      <w:r>
+        <w:t xml:space="preserve">            artifact "ELK Stack" as ELK</w:t>
+      </w:r>
+    </w:p>
+    <w:p>
+      <w:r>
+        <w:t xml:space="preserve">        }</w:t>
+      </w:r>
+    </w:p>
+    <w:p>
+      <w:r>
+        <w:t xml:space="preserve">    }</w:t>
+      </w:r>
+    </w:p>
+    <w:p>
+      <w:r>
+        <w:t xml:space="preserve">    </w:t>
+      </w:r>
+    </w:p>
+    <w:p>
+      <w:r>
+        <w:t xml:space="preserve">    ' Data Tier</w:t>
+      </w:r>
+    </w:p>
+    <w:p>
+      <w:r>
+        <w:t xml:space="preserve">    node "Database Cluster" {</w:t>
+      </w:r>
+    </w:p>
+    <w:p>
+      <w:r>
+        <w:t xml:space="preserve">        database "PostgreSQL\n(Primary)\n(Schemas per Service)" as PostgresPrimary &lt;&lt;database&gt;&gt;</w:t>
+      </w:r>
+    </w:p>
+    <w:p>
+      <w:r>
+        <w:t xml:space="preserve">        database "PostgreSQL\n(Read Replica)\n(Product Cache)" as PostgresReplica &lt;&lt;database&gt;&gt;</w:t>
+      </w:r>
+    </w:p>
+    <w:p>
+      <w:r>
+        <w:lastRenderedPageBreak/>
+        <w:t xml:space="preserve">        database "Audit Log Database\n(Immutable, SEC-17/24)" as AuditLogDB &lt;&lt;database&gt;&gt;</w:t>
+      </w:r>
+    </w:p>
+    <w:p>
+      <w:r>
+        <w:t xml:space="preserve">    }</w:t>
+      </w:r>
+    </w:p>
+    <w:p>
+      <w:r>
+        <w:t xml:space="preserve">    </w:t>
+      </w:r>
+    </w:p>
+    <w:p>
+      <w:r>
+        <w:t xml:space="preserve">    node "Cache Cluster" {</w:t>
+      </w:r>
+    </w:p>
+    <w:p>
+      <w:r>
+        <w:t xml:space="preserve">        database "Redis\n(Cluster Mode)\n(Live Locations / Sessions)" as RedisCluster &lt;&lt;cache&gt;&gt;</w:t>
+      </w:r>
+    </w:p>
+    <w:p>
+      <w:r>
+        <w:t xml:space="preserve">    }</w:t>
+      </w:r>
+    </w:p>
+    <w:p>
+      <w:r>
+        <w:t xml:space="preserve">    </w:t>
+      </w:r>
+    </w:p>
+    <w:p>
+      <w:r>
+        <w:t xml:space="preserve">    node "Object Storage" {</w:t>
+      </w:r>
+    </w:p>
+    <w:p>
+      <w:r>
+        <w:t xml:space="preserve">        database "S3 / Spaces\n(Cloud Storage)\n(Encrypted at Rest, SEC-12)" as CloudStorage</w:t>
+      </w:r>
+    </w:p>
+    <w:p>
+      <w:r>
+        <w:t xml:space="preserve">    }</w:t>
+      </w:r>
+    </w:p>
+    <w:p>
+      <w:r>
+        <w:t>}</w:t>
+      </w:r>
+    </w:p>
+    <w:p/>
+    <w:p>
+      <w:r>
+        <w:t>' ============================</w:t>
+      </w:r>
+    </w:p>
+    <w:p>
+      <w:r>
+        <w:t>' External Services Tier</w:t>
+      </w:r>
+    </w:p>
+    <w:p>
+      <w:r>
+        <w:t>' ============================</w:t>
+      </w:r>
+    </w:p>
+    <w:p>
+      <w:r>
+        <w:t>cloud "External Services" {</w:t>
+      </w:r>
+    </w:p>
+    <w:p>
+      <w:r>
+        <w:t xml:space="preserve">    component "Google Maps API" as GoogleMaps &lt;&lt;external&gt;&gt;</w:t>
+      </w:r>
+    </w:p>
+    <w:p>
+      <w:r>
+        <w:t xml:space="preserve">    component "Payment Gateway\n(Stripe/Easypaisa/Jazzcash)" as ExtPaymentGW &lt;&lt;external&gt;&gt;</w:t>
+      </w:r>
+    </w:p>
+    <w:p>
+      <w:r>
+        <w:t xml:space="preserve">    component "SMS/Email Providers\n(Twilio/SendGrid)" as ExtNotify &lt;&lt;external&gt;&gt;</w:t>
+      </w:r>
+    </w:p>
+    <w:p>
+      <w:r>
+        <w:t>}</w:t>
+      </w:r>
+    </w:p>
+    <w:p/>
+    <w:p>
+      <w:r>
+        <w:t>' ============================</w:t>
+      </w:r>
+    </w:p>
+    <w:p>
+      <w:r>
+        <w:t>' Connections</w:t>
+      </w:r>
+    </w:p>
+    <w:p>
+      <w:r>
+        <w:t>' ============================</w:t>
+      </w:r>
+    </w:p>
+    <w:p/>
+    <w:p>
+      <w:r>
+        <w:t>' Client to Load Balancer</w:t>
+      </w:r>
+    </w:p>
+    <w:p>
+      <w:r>
+        <w:t>MobileDevice --&gt; LB : HTTPS/WSS</w:t>
+      </w:r>
+    </w:p>
+    <w:p>
+      <w:r>
+        <w:t>WebBrowser --&gt; LB : HTTPS</w:t>
+      </w:r>
+    </w:p>
+    <w:p>
+      <w:r>
+        <w:t>AdminBrowser --&gt; LB : HTTPS/WSS</w:t>
+      </w:r>
+    </w:p>
+    <w:p/>
+    <w:p>
+      <w:r>
+        <w:t>' Load Balancer to Gateway Pods</w:t>
+      </w:r>
+    </w:p>
+    <w:p>
+      <w:r>
+        <w:t>LB --&gt; GatewayPods : HTTP/2, WebSocket</w:t>
+      </w:r>
+    </w:p>
+    <w:p/>
+    <w:p>
+      <w:r>
+        <w:t>' Gateway to Service Pods (internal cluster networking)</w:t>
+      </w:r>
+    </w:p>
+    <w:p>
+      <w:r>
+        <w:t>Gateway --&gt; CustomerPods : REST</w:t>
+      </w:r>
+    </w:p>
+    <w:p>
+      <w:r>
+        <w:t>Gateway --&gt; RiderPods : REST</w:t>
+      </w:r>
+    </w:p>
+    <w:p>
+      <w:r>
+        <w:t>Gateway --&gt; OrderPods : REST</w:t>
+      </w:r>
+    </w:p>
+    <w:p>
+      <w:r>
+        <w:t>Gateway --&gt; TripPods : REST, WebSocket (live locations)</w:t>
+      </w:r>
+    </w:p>
+    <w:p>
+      <w:r>
+        <w:t>Gateway --&gt; DispatchPods : REST, WebSocket (order updates)</w:t>
+      </w:r>
+    </w:p>
+    <w:p>
+      <w:r>
+        <w:t>Gateway --&gt; ProductPods : REST</w:t>
+      </w:r>
+    </w:p>
+    <w:p>
+      <w:r>
+        <w:t>Gateway --&gt; ClientPods : REST</w:t>
+      </w:r>
+    </w:p>
+    <w:p>
+      <w:r>
+        <w:t>Gateway --&gt; FinancePods : REST</w:t>
+      </w:r>
+    </w:p>
+    <w:p>
+      <w:r>
+        <w:t>Gateway --&gt; PaymentPods : REST</w:t>
+      </w:r>
+    </w:p>
+    <w:p>
+      <w:r>
+        <w:t>Gateway --&gt; DiscountPods : REST</w:t>
+      </w:r>
+    </w:p>
+    <w:p>
+      <w:r>
+        <w:t>Gateway --&gt; ComplaintPods : REST</w:t>
+      </w:r>
+    </w:p>
+    <w:p>
+      <w:r>
+        <w:t>Gateway --&gt; NotifyPods : REST</w:t>
+      </w:r>
+    </w:p>
+    <w:p/>
+    <w:p>
+      <w:r>
+        <w:t>' Inter-service communication (internal cluster)</w:t>
+      </w:r>
+    </w:p>
+    <w:p>
+      <w:r>
+        <w:t>CustomerPods --&gt; NotifyPods : REST</w:t>
+      </w:r>
+    </w:p>
+    <w:p>
+      <w:r>
+        <w:t>CustomerPods --&gt; PaymentPods : REST</w:t>
+      </w:r>
+    </w:p>
+    <w:p>
+      <w:r>
+        <w:t>CustomerPods --&gt; ProductPods : REST</w:t>
+      </w:r>
+    </w:p>
+    <w:p/>
+    <w:p>
+      <w:r>
+        <w:t>RiderPods --&gt; NotifyPods : REST</w:t>
+      </w:r>
+    </w:p>
+    <w:p>
+      <w:r>
+        <w:t>RiderPods --&gt; FinancePods : REST</w:t>
+      </w:r>
+    </w:p>
+    <w:p/>
+    <w:p>
+      <w:r>
+        <w:t>OrderPods --&gt; ProductPods : REST</w:t>
+      </w:r>
+    </w:p>
+    <w:p>
+      <w:r>
+        <w:t>OrderPods --&gt; DiscountPods : REST</w:t>
+      </w:r>
+    </w:p>
+    <w:p>
+      <w:r>
+        <w:t>OrderPods --&gt; ReceiptPods : REST</w:t>
+      </w:r>
+    </w:p>
+    <w:p>
+      <w:r>
+        <w:lastRenderedPageBreak/>
+        <w:t>OrderPods --&gt; CustomerPods : REST</w:t>
+      </w:r>
+    </w:p>
+    <w:p>
+      <w:r>
+        <w:t>OrderPods --&gt; BrokerPods : publish events</w:t>
+      </w:r>
+    </w:p>
+    <w:p/>
+    <w:p>
+      <w:r>
+        <w:t>TripPods --&gt; RiderPods : REST</w:t>
+      </w:r>
+    </w:p>
+    <w:p>
+      <w:r>
+        <w:t>TripPods --&gt; OrderPods : REST</w:t>
+      </w:r>
+    </w:p>
+    <w:p>
+      <w:r>
+        <w:t>TripPods --&gt; ClientPods : REST</w:t>
+      </w:r>
+    </w:p>
+    <w:p>
+      <w:r>
+        <w:t>TripPods --&gt; FinancePods : REST</w:t>
+      </w:r>
+    </w:p>
+    <w:p>
+      <w:r>
+        <w:t>TripPods --&gt; DispatchPods : REST</w:t>
+      </w:r>
+    </w:p>
+    <w:p>
+      <w:r>
+        <w:t>TripPods --&gt; ProductPods : REST</w:t>
+      </w:r>
+    </w:p>
+    <w:p>
+      <w:r>
+        <w:t>TripPods --&gt; BrokerPods : publish events</w:t>
+      </w:r>
+    </w:p>
+    <w:p/>
+    <w:p>
+      <w:r>
+        <w:t>DispatchPods --&gt; RiderPods : REST</w:t>
+      </w:r>
+    </w:p>
+    <w:p>
+      <w:r>
+        <w:t>DispatchPods --&gt; OrderPods : REST</w:t>
+      </w:r>
+    </w:p>
+    <w:p>
+      <w:r>
+        <w:t>DispatchPods --&gt; TripPods : REST</w:t>
+      </w:r>
+    </w:p>
+    <w:p>
+      <w:r>
+        <w:t>DispatchPods --&gt; ClientPods : REST</w:t>
+      </w:r>
+    </w:p>
+    <w:p>
+      <w:r>
+        <w:t>DispatchPods --&gt; BrokerPods : consume/publish events</w:t>
+      </w:r>
+    </w:p>
+    <w:p/>
+    <w:p>
+      <w:r>
+        <w:t>ProductPods --&gt; GoogleMaps : HTTPS (external)</w:t>
+      </w:r>
+    </w:p>
+    <w:p>
+      <w:r>
+        <w:t>ProductPods --&gt; BrokerPods : consume events</w:t>
+      </w:r>
+    </w:p>
+    <w:p/>
+    <w:p>
+      <w:r>
+        <w:t>FinancePods --&gt; PaymentPods : REST</w:t>
+      </w:r>
+    </w:p>
+    <w:p>
+      <w:r>
+        <w:t>FinancePods --&gt; OrderPods : REST</w:t>
+      </w:r>
+    </w:p>
+    <w:p>
+      <w:r>
+        <w:t>FinancePods --&gt; TripPods : REST</w:t>
+      </w:r>
+    </w:p>
+    <w:p>
+      <w:r>
+        <w:t>FinancePods --&gt; RiderPods : REST</w:t>
+      </w:r>
+    </w:p>
+    <w:p>
+      <w:r>
+        <w:t>FinancePods --&gt; ProductPods : REST</w:t>
+      </w:r>
+    </w:p>
+    <w:p/>
+    <w:p>
+      <w:r>
+        <w:t>ComplaintPods --&gt; OrderPods : REST</w:t>
+      </w:r>
+    </w:p>
+    <w:p>
+      <w:r>
+        <w:t>ComplaintPods --&gt; CustomerPods : REST</w:t>
+      </w:r>
+    </w:p>
+    <w:p>
+      <w:r>
+        <w:t>ComplaintPods --&gt; TripPods : REST</w:t>
+      </w:r>
+    </w:p>
+    <w:p>
+      <w:r>
+        <w:lastRenderedPageBreak/>
+        <w:t>ComplaintPods --&gt; NotifyPods : REST</w:t>
+      </w:r>
+    </w:p>
+    <w:p>
+      <w:r>
+        <w:t>ComplaintPods --&gt; ProductPods : REST</w:t>
+      </w:r>
+    </w:p>
+    <w:p>
+      <w:r>
+        <w:t>ComplaintPods --&gt; RiderPods : REST</w:t>
+      </w:r>
+    </w:p>
+    <w:p>
+      <w:r>
+        <w:t>ComplaintPods --&gt; PaymentPods : REST</w:t>
+      </w:r>
+    </w:p>
+    <w:p/>
+    <w:p>
+      <w:r>
+        <w:t>ClientPods --&gt; NotifyPods : REST</w:t>
+      </w:r>
+    </w:p>
+    <w:p>
+      <w:r>
+        <w:t>ClientPods --&gt; RiderPods : REST</w:t>
+      </w:r>
+    </w:p>
+    <w:p>
+      <w:r>
+        <w:t>ClientPods --&gt; FinancePods : REST</w:t>
+      </w:r>
+    </w:p>
+    <w:p/>
+    <w:p>
+      <w:r>
+        <w:t>DiscountPods --&gt; FinancePods : REST</w:t>
+      </w:r>
+    </w:p>
+    <w:p>
+      <w:r>
+        <w:t>DiscountPods --&gt; CustomerPods : REST</w:t>
+      </w:r>
+    </w:p>
+    <w:p/>
+    <w:p>
+      <w:r>
+        <w:t>ReceiptPods --&gt; OrderPods : REST</w:t>
+      </w:r>
+    </w:p>
+    <w:p/>
+    <w:p>
+      <w:r>
+        <w:t>PaymentPods --&gt; ExtPaymentGW : HTTPS (external)</w:t>
+      </w:r>
+    </w:p>
+    <w:p/>
+    <w:p>
+      <w:r>
+        <w:t>NotifyPods --&gt; ExtNotify : HTTPS (external)</w:t>
+      </w:r>
+    </w:p>
+    <w:p>
+      <w:r>
+        <w:t>NotifyPods --&gt; BrokerPods : consume events</w:t>
+      </w:r>
+    </w:p>
+    <w:p/>
+    <w:p>
+      <w:r>
+        <w:t>SchedulerPods --&gt; DiscountPods : REST</w:t>
+      </w:r>
+    </w:p>
+    <w:p/>
+    <w:p>
+      <w:r>
+        <w:t>' Audit Logging (all services call ClientSvc.logAction())</w:t>
+      </w:r>
+    </w:p>
+    <w:p>
+      <w:r>
+        <w:t>CustomerPods --&gt; ClientPods : REST (logAction)</w:t>
+      </w:r>
+    </w:p>
+    <w:p>
+      <w:r>
+        <w:t>RiderPods --&gt; ClientPods : REST (logAction)</w:t>
+      </w:r>
+    </w:p>
+    <w:p>
+      <w:r>
+        <w:t>OrderPods --&gt; ClientPods : REST (logAction)</w:t>
+      </w:r>
+    </w:p>
+    <w:p>
+      <w:r>
+        <w:t>TripPods --&gt; ClientPods : REST (logAction)</w:t>
+      </w:r>
+    </w:p>
+    <w:p>
+      <w:r>
+        <w:t>DispatchPods --&gt; ClientPods : REST (logAction)</w:t>
+      </w:r>
+    </w:p>
+    <w:p>
+      <w:r>
+        <w:t>ProductPods --&gt; ClientPods : REST (logAction)</w:t>
+      </w:r>
+    </w:p>
+    <w:p>
+      <w:r>
+        <w:t>FinancePods --&gt; ClientPods : REST (logAction)</w:t>
+      </w:r>
+    </w:p>
+    <w:p>
+      <w:r>
+        <w:lastRenderedPageBreak/>
+        <w:t>PaymentPods --&gt; ClientPods : REST (logAction)</w:t>
+      </w:r>
+    </w:p>
+    <w:p>
+      <w:r>
+        <w:t>DiscountPods --&gt; ClientPods : REST (logAction)</w:t>
+      </w:r>
+    </w:p>
+    <w:p>
+      <w:r>
+        <w:t>ComplaintPods --&gt; ClientPods : REST (logAction)</w:t>
+      </w:r>
+    </w:p>
+    <w:p/>
+    <w:p>
+      <w:r>
+        <w:t>' Database connections (services to their dedicated databases)</w:t>
+      </w:r>
+    </w:p>
+    <w:p>
+      <w:r>
+        <w:t>CustomerPods --&gt; PostgresPrimary : JDBC</w:t>
+      </w:r>
+    </w:p>
+    <w:p>
+      <w:r>
+        <w:t>RiderPods --&gt; PostgresPrimary : JDBC</w:t>
+      </w:r>
+    </w:p>
+    <w:p>
+      <w:r>
+        <w:t>OrderPods --&gt; PostgresPrimary : JDBC</w:t>
+      </w:r>
+    </w:p>
+    <w:p>
+      <w:r>
+        <w:t>TripPods --&gt; PostgresPrimary : JDBC</w:t>
+      </w:r>
+    </w:p>
+    <w:p>
+      <w:r>
+        <w:t>DispatchPods --&gt; PostgresPrimary : JDBC</w:t>
+      </w:r>
+    </w:p>
+    <w:p>
+      <w:r>
+        <w:t>ProductPods --&gt; PostgresPrimary : JDBC</w:t>
+      </w:r>
+    </w:p>
+    <w:p>
+      <w:r>
+        <w:t>ProductPods --&gt; PostgresReplica : JDBC (read-only)</w:t>
+      </w:r>
+    </w:p>
+    <w:p>
+      <w:r>
+        <w:t>ClientPods --&gt; PostgresPrimary : JDBC</w:t>
+      </w:r>
+    </w:p>
+    <w:p>
+      <w:r>
+        <w:t>FinancePods --&gt; PostgresPrimary : JDBC</w:t>
+      </w:r>
+    </w:p>
+    <w:p>
+      <w:r>
+        <w:t>PaymentPods --&gt; PostgresPrimary : JDBC</w:t>
+      </w:r>
+    </w:p>
+    <w:p>
+      <w:r>
+        <w:t>ComplaintPods --&gt; PostgresPrimary : JDBC</w:t>
+      </w:r>
+    </w:p>
+    <w:p/>
+    <w:p>
+      <w:r>
+        <w:t>' Audit log writes (only ClientSvc writes to AuditLogDB)</w:t>
+      </w:r>
+    </w:p>
+    <w:p>
+      <w:r>
+        <w:t>ClientPods --&gt; AuditLogDB : JDBC (immutable writes)</w:t>
+      </w:r>
+    </w:p>
+    <w:p/>
+    <w:p>
+      <w:r>
+        <w:t>' Redis connections</w:t>
+      </w:r>
+    </w:p>
+    <w:p>
+      <w:r>
+        <w:t>TripPods --&gt; RedisCluster : TCP (live locations)</w:t>
+      </w:r>
+    </w:p>
+    <w:p>
+      <w:r>
+        <w:t>Gateway --&gt; RedisCluster : TCP (session store)</w:t>
+      </w:r>
+    </w:p>
+    <w:p/>
+    <w:p>
+      <w:r>
+        <w:t>' Cloud Storage connections</w:t>
+      </w:r>
+    </w:p>
+    <w:p>
+      <w:r>
+        <w:t>RiderPods --&gt; CloudStorage : HTTPS (images/documents)</w:t>
+      </w:r>
+    </w:p>
+    <w:p>
+      <w:r>
+        <w:t>ProductPods --&gt; CloudStorage : HTTPS (product images)</w:t>
+      </w:r>
+    </w:p>
+    <w:p>
+      <w:r>
+        <w:t>ComplaintPods --&gt; CloudStorage : HTTPS (evidence images)</w:t>
+      </w:r>
+    </w:p>
+    <w:p>
+      <w:r>
+        <w:t>ClientPods --&gt; CloudStorage : HTTPS (legal agreements)</w:t>
+      </w:r>
+    </w:p>
+    <w:p/>
+    <w:p>
+      <w:r>
+        <w:t>' Google Maps API connections (direct from services)</w:t>
+      </w:r>
+    </w:p>
+    <w:p>
+      <w:r>
+        <w:t>TripPods --&gt; GoogleMaps : HTTPS</w:t>
+      </w:r>
+    </w:p>
+    <w:p>
+      <w:r>
+        <w:t>ProductPods --&gt; GoogleMaps : HTTPS</w:t>
+      </w:r>
+    </w:p>
+    <w:p/>
+    <w:p>
+      <w:r>
+        <w:t>' ============================</w:t>
+      </w:r>
+    </w:p>
+    <w:p>
+      <w:r>
+        <w:t>' Notes</w:t>
+      </w:r>
+    </w:p>
+    <w:p>
+      <w:r>
+        <w:t>' ============================</w:t>
+      </w:r>
+    </w:p>
+    <w:p>
+      <w:r>
+        <w:t>note top of K8s</w:t>
+      </w:r>
+    </w:p>
+    <w:p>
+      <w:r>
+        <w:t xml:space="preserve">  Kubernetes cluster hosting all microservices.</w:t>
+      </w:r>
+    </w:p>
+    <w:p>
+      <w:r>
+        <w:t xml:space="preserve">  Each service runs as a Deployment with ≥2 replicas</w:t>
+      </w:r>
+    </w:p>
+    <w:p>
+      <w:r>
+        <w:t xml:space="preserve">  for high availability (NFR-08: 99.9% uptime).</w:t>
+      </w:r>
+    </w:p>
+    <w:p>
+      <w:r>
+        <w:t xml:space="preserve">  Horizontal Pod Autoscaling based on CPU/memory.</w:t>
+      </w:r>
+    </w:p>
+    <w:p>
+      <w:r>
+        <w:t xml:space="preserve">  Internal service discovery via Kubernetes DNS.</w:t>
+      </w:r>
+    </w:p>
+    <w:p>
+      <w:r>
+        <w:t xml:space="preserve">  Circuit breakers (Resilience4j) on all inter-service REST calls.</w:t>
+      </w:r>
+    </w:p>
+    <w:p>
+      <w:r>
+        <w:t>end note</w:t>
+      </w:r>
+    </w:p>
+    <w:p/>
+    <w:p>
+      <w:r>
+        <w:t>note right of PostgresPrimary</w:t>
+      </w:r>
+    </w:p>
+    <w:p>
+      <w:r>
+        <w:t xml:space="preserve">  Each service owns its own database schema</w:t>
+      </w:r>
+    </w:p>
+    <w:p>
+      <w:r>
+        <w:t xml:space="preserve">  (or dedicated database) to ensure loose coupling.</w:t>
+      </w:r>
+    </w:p>
+    <w:p>
+      <w:r>
+        <w:t xml:space="preserve">  Read replicas used for product queries (NFR-06).</w:t>
+      </w:r>
+    </w:p>
+    <w:p>
+      <w:r>
+        <w:t xml:space="preserve">  Daily backups, RPO ≤ 1 hour, RTO ≤ 4 hours (NFR-09).</w:t>
+      </w:r>
+    </w:p>
+    <w:p>
+      <w:r>
+        <w:t xml:space="preserve">  All personal data stored in Pakistan per NFR-21.</w:t>
+      </w:r>
+    </w:p>
+    <w:p>
+      <w:r>
+        <w:t>end note</w:t>
+      </w:r>
+    </w:p>
+    <w:p/>
+    <w:p>
+      <w:r>
+        <w:t>note bottom of RedisCluster</w:t>
+      </w:r>
+    </w:p>
+    <w:p>
+      <w:r>
+        <w:t xml:space="preserve">  Stores ephemeral live location data (retention 24h, SEC-21)</w:t>
+      </w:r>
+    </w:p>
+    <w:p>
+      <w:r>
+        <w:t xml:space="preserve">  and user session tokens for API Gateway.</w:t>
+      </w:r>
+    </w:p>
+    <w:p>
+      <w:r>
+        <w:t xml:space="preserve">  Clustered for high availability.</w:t>
+      </w:r>
+    </w:p>
+    <w:p>
+      <w:r>
+        <w:lastRenderedPageBreak/>
+        <w:t>end note</w:t>
+      </w:r>
+    </w:p>
+    <w:p/>
+    <w:p>
+      <w:r>
+        <w:t>note right of BrokerPods</w:t>
+      </w:r>
+    </w:p>
+    <w:p>
+      <w:r>
+        <w:t xml:space="preserve">  Kafka or RabbitMQ for asynchronous event-driven communication.</w:t>
+      </w:r>
+    </w:p>
+    <w:p>
+      <w:r>
+        <w:t xml:space="preserve">  Ensures loose coupling and eventual consistency (Saga pattern).</w:t>
+      </w:r>
+    </w:p>
+    <w:p>
+      <w:r>
+        <w:t xml:space="preserve">  Messages persisted for durability.</w:t>
+      </w:r>
+    </w:p>
+    <w:p>
+      <w:r>
+        <w:t xml:space="preserve">  Services use the Outbox pattern to reliably publish events.</w:t>
+      </w:r>
+    </w:p>
+    <w:p>
+      <w:r>
+        <w:t>end note</w:t>
+      </w:r>
+    </w:p>
+    <w:p/>
+    <w:p>
+      <w:r>
+        <w:t>note left of CloudStorage</w:t>
+      </w:r>
+    </w:p>
+    <w:p>
+      <w:r>
+        <w:t xml:space="preserve">  AWS S3 or DigitalOcean Spaces (region: Pakistan).</w:t>
+      </w:r>
+    </w:p>
+    <w:p>
+      <w:r>
+        <w:t xml:space="preserve">  Stores images, bill pictures, ID cards, legal agreements.</w:t>
+      </w:r>
+    </w:p>
+    <w:p>
+      <w:r>
+        <w:t xml:space="preserve">  Data encrypted at rest (SEC-12).</w:t>
+      </w:r>
+    </w:p>
+    <w:p>
+      <w:r>
+        <w:t>end note</w:t>
+      </w:r>
+    </w:p>
+    <w:p/>
+    <w:p>
+      <w:r>
+        <w:t>note bottom of AuditLogDB</w:t>
+      </w:r>
+    </w:p>
+    <w:p>
+      <w:r>
+        <w:t xml:space="preserve">  Immutable audit log database.</w:t>
+      </w:r>
+    </w:p>
+    <w:p>
+      <w:r>
+        <w:t xml:space="preserve">  Stores all client actions, security events, and financial</w:t>
+      </w:r>
+    </w:p>
+    <w:p>
+      <w:r>
+        <w:t xml:space="preserve">  transactions for 1 year (SEC-17, SEC-24).</w:t>
+      </w:r>
+    </w:p>
+    <w:p>
+      <w:r>
+        <w:t xml:space="preserve">  Write-only for ClientSvc; read access restricted.</w:t>
+      </w:r>
+    </w:p>
+    <w:p>
+      <w:r>
+        <w:t>end note</w:t>
+      </w:r>
+    </w:p>
+    <w:p/>
+    <w:p>
+      <w:r>
+        <w:t>note right of ClientPods</w:t>
+      </w:r>
+    </w:p>
+    <w:p>
+      <w:r>
+        <w:t xml:space="preserve">  ClientSvc acts as the audit logging facade.</w:t>
+      </w:r>
+    </w:p>
+    <w:p>
+      <w:r>
+        <w:t xml:space="preserve">  All other services call ClientSvc.logAction() (REST)</w:t>
+      </w:r>
+    </w:p>
+    <w:p>
+      <w:r>
+        <w:t xml:space="preserve">  which then writes immutable records to AuditLogDB.</w:t>
       </w:r>
     </w:p>
     <w:p>

--- a/SDS Document Code.docx
+++ b/SDS Document Code.docx
@@ -36492,6 +36492,370 @@
     <w:p>
       <w:r>
         <w:t xml:space="preserve">  which then writes immutable records to AuditLogDB.</w:t>
+      </w:r>
+    </w:p>
+    <w:p>
+      <w:r>
+        <w:t>end note</w:t>
+      </w:r>
+    </w:p>
+    <w:p/>
+    <w:p>
+      <w:r>
+        <w:t>@enduml</w:t>
+      </w:r>
+    </w:p>
+    <w:p>
+      <w:pPr>
+        <w:pStyle w:val="Heading1"/>
+      </w:pPr>
+      <w:r>
+        <w:lastRenderedPageBreak/>
+        <w:t>System Context Diagram:</w:t>
+      </w:r>
+    </w:p>
+    <w:p>
+      <w:r>
+        <w:t>@startuml</w:t>
+      </w:r>
+    </w:p>
+    <w:p>
+      <w:r>
+        <w:t>!theme plain</w:t>
+      </w:r>
+    </w:p>
+    <w:p>
+      <w:r>
+        <w:t>title System Context Diagram – Delivery Platform System</w:t>
+      </w:r>
+    </w:p>
+    <w:p/>
+    <w:p>
+      <w:r>
+        <w:t>' ============================</w:t>
+      </w:r>
+    </w:p>
+    <w:p>
+      <w:r>
+        <w:t>' Actors (Human)</w:t>
+      </w:r>
+    </w:p>
+    <w:p>
+      <w:r>
+        <w:t>' ============================</w:t>
+      </w:r>
+    </w:p>
+    <w:p>
+      <w:r>
+        <w:t>actor "Customer" as Customer &lt;&lt;Human&gt;&gt;</w:t>
+      </w:r>
+    </w:p>
+    <w:p>
+      <w:r>
+        <w:t>actor "Rider" as Rider &lt;&lt;Human&gt;&gt;</w:t>
+      </w:r>
+    </w:p>
+    <w:p>
+      <w:r>
+        <w:t>actor "Client" as Client &lt;&lt;Human&gt;&gt;</w:t>
+      </w:r>
+    </w:p>
+    <w:p/>
+    <w:p>
+      <w:r>
+        <w:t>' ============================</w:t>
+      </w:r>
+    </w:p>
+    <w:p>
+      <w:r>
+        <w:t>' The System</w:t>
+      </w:r>
+    </w:p>
+    <w:p>
+      <w:r>
+        <w:t>' ============================</w:t>
+      </w:r>
+    </w:p>
+    <w:p>
+      <w:r>
+        <w:t>rectangle "Multi Stakeholder Order &amp;\nDelivery Platform" as System {</w:t>
+      </w:r>
+    </w:p>
+    <w:p>
+      <w:r>
+        <w:t xml:space="preserve">    note right of System</w:t>
+      </w:r>
+    </w:p>
+    <w:p>
+      <w:r>
+        <w:t xml:space="preserve">      Includes:</w:t>
+      </w:r>
+    </w:p>
+    <w:p>
+      <w:r>
+        <w:t xml:space="preserve">      - Mobile App (Rider/Customer)</w:t>
+      </w:r>
+    </w:p>
+    <w:p>
+      <w:r>
+        <w:t xml:space="preserve">      - Web App (Customer)</w:t>
+      </w:r>
+    </w:p>
+    <w:p>
+      <w:r>
+        <w:t xml:space="preserve">      - Admin Dashboard (Client)</w:t>
+      </w:r>
+    </w:p>
+    <w:p>
+      <w:r>
+        <w:t xml:space="preserve">      - Backend Microservices</w:t>
+      </w:r>
+    </w:p>
+    <w:p>
+      <w:r>
+        <w:t xml:space="preserve">      - API Gateway</w:t>
+      </w:r>
+    </w:p>
+    <w:p>
+      <w:r>
+        <w:t xml:space="preserve">    end note</w:t>
+      </w:r>
+    </w:p>
+    <w:p>
+      <w:r>
+        <w:t>}</w:t>
+      </w:r>
+    </w:p>
+    <w:p/>
+    <w:p>
+      <w:r>
+        <w:t>' ============================</w:t>
+      </w:r>
+    </w:p>
+    <w:p>
+      <w:r>
+        <w:t>' External Systems</w:t>
+      </w:r>
+    </w:p>
+    <w:p>
+      <w:r>
+        <w:t>' ============================</w:t>
+      </w:r>
+    </w:p>
+    <w:p>
+      <w:r>
+        <w:lastRenderedPageBreak/>
+        <w:t>actor "Google Maps API" as GoogleMaps &lt;&lt;External System&gt;&gt;</w:t>
+      </w:r>
+    </w:p>
+    <w:p>
+      <w:r>
+        <w:t>actor "Payment Gateway\n(Stripe/Easypaisa/Jazzcash)" as PaymentGW &lt;&lt;External System&gt;&gt;</w:t>
+      </w:r>
+    </w:p>
+    <w:p>
+      <w:r>
+        <w:t>actor "SMS/Email Providers\n(Twilio/SendGrid)" as NotifyProviders &lt;&lt;External System&gt;&gt;</w:t>
+      </w:r>
+    </w:p>
+    <w:p>
+      <w:r>
+        <w:t>actor "Cloud Storage\n(S3 / Spaces)" as CloudStorage &lt;&lt;External System&gt;&gt;</w:t>
+      </w:r>
+    </w:p>
+    <w:p/>
+    <w:p>
+      <w:r>
+        <w:t>' ============================</w:t>
+      </w:r>
+    </w:p>
+    <w:p>
+      <w:r>
+        <w:t>' Interactions</w:t>
+      </w:r>
+    </w:p>
+    <w:p>
+      <w:r>
+        <w:t>' ============================</w:t>
+      </w:r>
+    </w:p>
+    <w:p/>
+    <w:p>
+      <w:r>
+        <w:t>' Customers</w:t>
+      </w:r>
+    </w:p>
+    <w:p>
+      <w:r>
+        <w:t>Customer --&gt; System : Browse products, place orders,\nmake payments, track deliveries,\nfile complaints, manage wallet</w:t>
+      </w:r>
+    </w:p>
+    <w:p/>
+    <w:p>
+      <w:r>
+        <w:t>' Riders</w:t>
+      </w:r>
+    </w:p>
+    <w:p>
+      <w:r>
+        <w:t>Rider --&gt; System : Register, accept orders,\nfollow routes, update prices,\nhandle deliveries/returns,\nreport incidents</w:t>
+      </w:r>
+    </w:p>
+    <w:p/>
+    <w:p>
+      <w:r>
+        <w:t>' Clients</w:t>
+      </w:r>
+    </w:p>
+    <w:p>
+      <w:r>
+        <w:t>Client --&gt; System : Manage shops/products/bases,\napprove riders/clients,\nconfigure fees/discounts,\nview financial reports,\nhandle complaints/returns,\nmanage budgets/plans</w:t>
+      </w:r>
+    </w:p>
+    <w:p/>
+    <w:p>
+      <w:r>
+        <w:t>' External System Interactions</w:t>
+      </w:r>
+    </w:p>
+    <w:p>
+      <w:r>
+        <w:t>System --&gt; GoogleMaps : Geocoding, distance matrix,\nroute optimization, maps display</w:t>
+      </w:r>
+    </w:p>
+    <w:p>
+      <w:r>
+        <w:t>System --&gt; PaymentGW : Process payments, tokenize cards,\nhandle payouts (Easypaisa/Jazzcash)</w:t>
+      </w:r>
+    </w:p>
+    <w:p>
+      <w:r>
+        <w:t>System --&gt; NotifyProviders : Send SMS OTP, push notifications,\nemail alerts and receipts</w:t>
+      </w:r>
+    </w:p>
+    <w:p>
+      <w:r>
+        <w:t>System --&gt; CloudStorage : Store/retrieve images (products,\nID cards, bills, evidence, agreements)</w:t>
+      </w:r>
+    </w:p>
+    <w:p/>
+    <w:p>
+      <w:r>
+        <w:t>' ============================</w:t>
+      </w:r>
+    </w:p>
+    <w:p>
+      <w:r>
+        <w:t>' Notes</w:t>
+      </w:r>
+    </w:p>
+    <w:p>
+      <w:r>
+        <w:t>' ============================</w:t>
+      </w:r>
+    </w:p>
+    <w:p>
+      <w:r>
+        <w:lastRenderedPageBreak/>
+        <w:t>note right of Customer</w:t>
+      </w:r>
+    </w:p>
+    <w:p>
+      <w:r>
+        <w:t xml:space="preserve">  Uses Mobile App or Web App.</w:t>
+      </w:r>
+    </w:p>
+    <w:p>
+      <w:r>
+        <w:t xml:space="preserve">  May browse without login;</w:t>
+      </w:r>
+    </w:p>
+    <w:p>
+      <w:r>
+        <w:t xml:space="preserve">  must register/login to order.</w:t>
+      </w:r>
+    </w:p>
+    <w:p>
+      <w:r>
+        <w:t>end note</w:t>
+      </w:r>
+    </w:p>
+    <w:p/>
+    <w:p>
+      <w:r>
+        <w:t>note left of Rider</w:t>
+      </w:r>
+    </w:p>
+    <w:p>
+      <w:r>
+        <w:t xml:space="preserve">  Uses Mobile App only.</w:t>
+      </w:r>
+    </w:p>
+    <w:p>
+      <w:r>
+        <w:t xml:space="preserve">  Requires client approval to operate.</w:t>
+      </w:r>
+    </w:p>
+    <w:p>
+      <w:r>
+        <w:t xml:space="preserve">  Must be assigned to a base.</w:t>
+      </w:r>
+    </w:p>
+    <w:p>
+      <w:r>
+        <w:t>end note</w:t>
+      </w:r>
+    </w:p>
+    <w:p/>
+    <w:p>
+      <w:r>
+        <w:t>note right of Client</w:t>
+      </w:r>
+    </w:p>
+    <w:p>
+      <w:r>
+        <w:t xml:space="preserve">  Uses separate Admin Dashboard URL.</w:t>
+      </w:r>
+    </w:p>
+    <w:p>
+      <w:r>
+        <w:t xml:space="preserve">  Multiple clients with unanimous approval</w:t>
+      </w:r>
+    </w:p>
+    <w:p>
+      <w:r>
+        <w:t xml:space="preserve">  for configuration changes.</w:t>
+      </w:r>
+    </w:p>
+    <w:p>
+      <w:r>
+        <w:t>end note</w:t>
+      </w:r>
+    </w:p>
+    <w:p/>
+    <w:p>
+      <w:r>
+        <w:t>note bottom of System</w:t>
+      </w:r>
+    </w:p>
+    <w:p>
+      <w:r>
+        <w:t xml:space="preserve">  All communication over HTTPS (TLS 1.3).</w:t>
+      </w:r>
+    </w:p>
+    <w:p>
+      <w:r>
+        <w:t xml:space="preserve">  JWT-based authentication.</w:t>
+      </w:r>
+    </w:p>
+    <w:p>
+      <w:r>
+        <w:t xml:space="preserve">  Rate limiting applied.</w:t>
+      </w:r>
+    </w:p>
+    <w:p>
+      <w:r>
+        <w:t xml:space="preserve">  Data residency: Pakistan (NFR-21).</w:t>
       </w:r>
     </w:p>
     <w:p>

--- a/SDS Document Code.docx
+++ b/SDS Document Code.docx
@@ -36856,6 +36856,1472 @@
     <w:p>
       <w:r>
         <w:t xml:space="preserve">  Data residency: Pakistan (NFR-21).</w:t>
+      </w:r>
+    </w:p>
+    <w:p>
+      <w:r>
+        <w:t>end note</w:t>
+      </w:r>
+    </w:p>
+    <w:p/>
+    <w:p>
+      <w:r>
+        <w:t>@enduml</w:t>
+      </w:r>
+    </w:p>
+    <w:p>
+      <w:pPr>
+        <w:pStyle w:val="Heading1"/>
+      </w:pPr>
+      <w:r>
+        <w:t>Microservice Architecture Diagram:</w:t>
+      </w:r>
+    </w:p>
+    <w:p>
+      <w:r>
+        <w:t>@startuml</w:t>
+      </w:r>
+    </w:p>
+    <w:p>
+      <w:r>
+        <w:t>!theme plain</w:t>
+      </w:r>
+    </w:p>
+    <w:p>
+      <w:r>
+        <w:lastRenderedPageBreak/>
+        <w:t>scale 0.2</w:t>
+      </w:r>
+    </w:p>
+    <w:p>
+      <w:r>
+        <w:t>title Microservice Architecture Diagram – Delivery Platform System</w:t>
+      </w:r>
+    </w:p>
+    <w:p/>
+    <w:p>
+      <w:r>
+        <w:t>' ============================</w:t>
+      </w:r>
+    </w:p>
+    <w:p>
+      <w:r>
+        <w:t>' External Actors / Clients</w:t>
+      </w:r>
+    </w:p>
+    <w:p>
+      <w:r>
+        <w:t>' ============================</w:t>
+      </w:r>
+    </w:p>
+    <w:p>
+      <w:r>
+        <w:t>actor Customer as Cust</w:t>
+      </w:r>
+    </w:p>
+    <w:p>
+      <w:r>
+        <w:t>actor Rider as Rider</w:t>
+      </w:r>
+    </w:p>
+    <w:p>
+      <w:r>
+        <w:t>actor Client as Client</w:t>
+      </w:r>
+    </w:p>
+    <w:p/>
+    <w:p>
+      <w:r>
+        <w:t>' ============================</w:t>
+      </w:r>
+    </w:p>
+    <w:p>
+      <w:r>
+        <w:t>' API Gateway Layer</w:t>
+      </w:r>
+    </w:p>
+    <w:p>
+      <w:r>
+        <w:t>' ============================</w:t>
+      </w:r>
+    </w:p>
+    <w:p>
+      <w:r>
+        <w:t>package "API Gateway" {</w:t>
+      </w:r>
+    </w:p>
+    <w:p>
+      <w:r>
+        <w:t xml:space="preserve">    component "API Gateway\n(Spring Cloud Gateway)" as Gateway &lt;&lt;gateway&gt;&gt;</w:t>
+      </w:r>
+    </w:p>
+    <w:p>
+      <w:r>
+        <w:t xml:space="preserve">    note right of Gateway</w:t>
+      </w:r>
+    </w:p>
+    <w:p>
+      <w:r>
+        <w:t xml:space="preserve">      - JWT Validation (SEC-09)</w:t>
+      </w:r>
+    </w:p>
+    <w:p>
+      <w:r>
+        <w:t xml:space="preserve">      - Rate Limiting (SEC-25)</w:t>
+      </w:r>
+    </w:p>
+    <w:p>
+      <w:r>
+        <w:t xml:space="preserve">      - TLS Termination</w:t>
+      </w:r>
+    </w:p>
+    <w:p>
+      <w:r>
+        <w:t xml:space="preserve">      - WebSocket Routing</w:t>
+      </w:r>
+    </w:p>
+    <w:p>
+      <w:r>
+        <w:t xml:space="preserve">    end note</w:t>
+      </w:r>
+    </w:p>
+    <w:p>
+      <w:r>
+        <w:t>}</w:t>
+      </w:r>
+    </w:p>
+    <w:p/>
+    <w:p>
+      <w:r>
+        <w:t>' ============================</w:t>
+      </w:r>
+    </w:p>
+    <w:p>
+      <w:r>
+        <w:t>' Core Business Services</w:t>
+      </w:r>
+    </w:p>
+    <w:p>
+      <w:r>
+        <w:t>' ============================</w:t>
+      </w:r>
+    </w:p>
+    <w:p>
+      <w:r>
+        <w:t>package "Core Services" {</w:t>
+      </w:r>
+    </w:p>
+    <w:p>
+      <w:r>
+        <w:t xml:space="preserve">    </w:t>
+      </w:r>
+    </w:p>
+    <w:p>
+      <w:r>
+        <w:t xml:space="preserve">    component "Customer Service" as CustomerSvc &lt;&lt;microservice&gt;&gt; {</w:t>
+      </w:r>
+    </w:p>
+    <w:p>
+      <w:r>
+        <w:lastRenderedPageBreak/>
+        <w:t xml:space="preserve">        [Customer CRUD]</w:t>
+      </w:r>
+    </w:p>
+    <w:p>
+      <w:r>
+        <w:t xml:space="preserve">        [Wallet Management]</w:t>
+      </w:r>
+    </w:p>
+    <w:p>
+      <w:r>
+        <w:t xml:space="preserve">        [Authentication]</w:t>
+      </w:r>
+    </w:p>
+    <w:p>
+      <w:r>
+        <w:t xml:space="preserve">        [Wishlist]</w:t>
+      </w:r>
+    </w:p>
+    <w:p>
+      <w:r>
+        <w:t xml:space="preserve">    }</w:t>
+      </w:r>
+    </w:p>
+    <w:p>
+      <w:r>
+        <w:t xml:space="preserve">    </w:t>
+      </w:r>
+    </w:p>
+    <w:p>
+      <w:r>
+        <w:t xml:space="preserve">    component "Rider Service" as RiderSvc &lt;&lt;microservice&gt;&gt; {</w:t>
+      </w:r>
+    </w:p>
+    <w:p>
+      <w:r>
+        <w:t xml:space="preserve">        [Rider Registration]</w:t>
+      </w:r>
+    </w:p>
+    <w:p>
+      <w:r>
+        <w:t xml:space="preserve">        [Approval Workflow]</w:t>
+      </w:r>
+    </w:p>
+    <w:p>
+      <w:r>
+        <w:t xml:space="preserve">        [Carried Cash]</w:t>
+      </w:r>
+    </w:p>
+    <w:p>
+      <w:r>
+        <w:t xml:space="preserve">        [Vehicle &amp; Docs]</w:t>
+      </w:r>
+    </w:p>
+    <w:p>
+      <w:r>
+        <w:t xml:space="preserve">    }</w:t>
+      </w:r>
+    </w:p>
+    <w:p>
+      <w:r>
+        <w:t xml:space="preserve">    </w:t>
+      </w:r>
+    </w:p>
+    <w:p>
+      <w:r>
+        <w:t xml:space="preserve">    component "Order Service" as OrderSvc &lt;&lt;microservice&gt;&gt; {</w:t>
+      </w:r>
+    </w:p>
+    <w:p>
+      <w:r>
+        <w:t xml:space="preserve">        [Order Lifecycle]</w:t>
+      </w:r>
+    </w:p>
+    <w:p>
+      <w:r>
+        <w:t xml:space="preserve">        [Order Splitting]</w:t>
+      </w:r>
+    </w:p>
+    <w:p>
+      <w:r>
+        <w:t xml:space="preserve">        [Cart Management]</w:t>
+      </w:r>
+    </w:p>
+    <w:p>
+      <w:r>
+        <w:t xml:space="preserve">        [Order History]</w:t>
+      </w:r>
+    </w:p>
+    <w:p>
+      <w:r>
+        <w:t xml:space="preserve">    }</w:t>
+      </w:r>
+    </w:p>
+    <w:p>
+      <w:r>
+        <w:t xml:space="preserve">    </w:t>
+      </w:r>
+    </w:p>
+    <w:p>
+      <w:r>
+        <w:t xml:space="preserve">    component "Trip &amp; Route Service" as TripSvc &lt;&lt;microservice&gt;&gt; {</w:t>
+      </w:r>
+    </w:p>
+    <w:p>
+      <w:r>
+        <w:t xml:space="preserve">        [Route Optimization]</w:t>
+      </w:r>
+    </w:p>
+    <w:p>
+      <w:r>
+        <w:t xml:space="preserve">        [Trip Execution]</w:t>
+      </w:r>
+    </w:p>
+    <w:p>
+      <w:r>
+        <w:t xml:space="preserve">        [Fuel Cost Calc]</w:t>
+      </w:r>
+    </w:p>
+    <w:p>
+      <w:r>
+        <w:t xml:space="preserve">        [Live Location]</w:t>
+      </w:r>
+    </w:p>
+    <w:p>
+      <w:r>
+        <w:t xml:space="preserve">    }</w:t>
+      </w:r>
+    </w:p>
+    <w:p>
+      <w:r>
+        <w:t xml:space="preserve">    </w:t>
+      </w:r>
+    </w:p>
+    <w:p>
+      <w:r>
+        <w:t xml:space="preserve">    component "Dispatch &amp; Order\nAssignment Service" as DispatchSvc &lt;&lt;microservice&gt;&gt; {</w:t>
+      </w:r>
+    </w:p>
+    <w:p>
+      <w:r>
+        <w:t xml:space="preserve">        [Order Matching]</w:t>
+      </w:r>
+    </w:p>
+    <w:p>
+      <w:r>
+        <w:lastRenderedPageBreak/>
+        <w:t xml:space="preserve">        [Escalation]</w:t>
+      </w:r>
+    </w:p>
+    <w:p>
+      <w:r>
+        <w:t xml:space="preserve">        [Re-marketing]</w:t>
+      </w:r>
+    </w:p>
+    <w:p>
+      <w:r>
+        <w:t xml:space="preserve">    }</w:t>
+      </w:r>
+    </w:p>
+    <w:p>
+      <w:r>
+        <w:t xml:space="preserve">    </w:t>
+      </w:r>
+    </w:p>
+    <w:p>
+      <w:r>
+        <w:t xml:space="preserve">    component "Product &amp; Shop Service" as ProductSvc &lt;&lt;microservice&gt;&gt; {</w:t>
+      </w:r>
+    </w:p>
+    <w:p>
+      <w:r>
+        <w:t xml:space="preserve">        [Product Catalog]</w:t>
+      </w:r>
+    </w:p>
+    <w:p>
+      <w:r>
+        <w:t xml:space="preserve">        [Inventory]</w:t>
+      </w:r>
+    </w:p>
+    <w:p>
+      <w:r>
+        <w:t xml:space="preserve">        [Shop/Base Mgmt]</w:t>
+      </w:r>
+    </w:p>
+    <w:p>
+      <w:r>
+        <w:t xml:space="preserve">        [Frameworks]</w:t>
+      </w:r>
+    </w:p>
+    <w:p>
+      <w:r>
+        <w:t xml:space="preserve">    }</w:t>
+      </w:r>
+    </w:p>
+    <w:p>
+      <w:r>
+        <w:t xml:space="preserve">    </w:t>
+      </w:r>
+    </w:p>
+    <w:p>
+      <w:r>
+        <w:t xml:space="preserve">    component "Client &amp; Config Service" as ClientSvc &lt;&lt;microservice&gt;&gt; {</w:t>
+      </w:r>
+    </w:p>
+    <w:p>
+      <w:r>
+        <w:t xml:space="preserve">        [Client Mgmt]</w:t>
+      </w:r>
+    </w:p>
+    <w:p>
+      <w:r>
+        <w:t xml:space="preserve">        [Config Settings]</w:t>
+      </w:r>
+    </w:p>
+    <w:p>
+      <w:r>
+        <w:t xml:space="preserve">        [Legal Agreements]</w:t>
+      </w:r>
+    </w:p>
+    <w:p>
+      <w:r>
+        <w:t xml:space="preserve">        [Approval Workflows]</w:t>
+      </w:r>
+    </w:p>
+    <w:p>
+      <w:r>
+        <w:t xml:space="preserve">        [Audit Logging Facade]</w:t>
+      </w:r>
+    </w:p>
+    <w:p>
+      <w:r>
+        <w:t xml:space="preserve">    }</w:t>
+      </w:r>
+    </w:p>
+    <w:p>
+      <w:r>
+        <w:t>}</w:t>
+      </w:r>
+    </w:p>
+    <w:p/>
+    <w:p>
+      <w:r>
+        <w:t>' ============================</w:t>
+      </w:r>
+    </w:p>
+    <w:p>
+      <w:r>
+        <w:t>' Financial Services</w:t>
+      </w:r>
+    </w:p>
+    <w:p>
+      <w:r>
+        <w:t>' ============================</w:t>
+      </w:r>
+    </w:p>
+    <w:p>
+      <w:r>
+        <w:t>package "Financial Services" {</w:t>
+      </w:r>
+    </w:p>
+    <w:p>
+      <w:r>
+        <w:t xml:space="preserve">    </w:t>
+      </w:r>
+    </w:p>
+    <w:p>
+      <w:r>
+        <w:t xml:space="preserve">    component "Financial Reporting\n&amp; Profit Service" as FinanceSvc &lt;&lt;microservice&gt;&gt; {</w:t>
+      </w:r>
+    </w:p>
+    <w:p>
+      <w:r>
+        <w:t xml:space="preserve">        [Profit Calculation]</w:t>
+      </w:r>
+    </w:p>
+    <w:p>
+      <w:r>
+        <w:t xml:space="preserve">        [App Treasure]</w:t>
+      </w:r>
+    </w:p>
+    <w:p>
+      <w:r>
+        <w:t xml:space="preserve">        [Financial Reports]</w:t>
+      </w:r>
+    </w:p>
+    <w:p>
+      <w:r>
+        <w:lastRenderedPageBreak/>
+        <w:t xml:space="preserve">        [Loss Tracking]</w:t>
+      </w:r>
+    </w:p>
+    <w:p>
+      <w:r>
+        <w:t xml:space="preserve">    }</w:t>
+      </w:r>
+    </w:p>
+    <w:p>
+      <w:r>
+        <w:t xml:space="preserve">    </w:t>
+      </w:r>
+    </w:p>
+    <w:p>
+      <w:r>
+        <w:t xml:space="preserve">    component "Payment Gateway Service" as PaymentSvc &lt;&lt;microservice&gt;&gt; {</w:t>
+      </w:r>
+    </w:p>
+    <w:p>
+      <w:r>
+        <w:t xml:space="preserve">        [Payment Processing]</w:t>
+      </w:r>
+    </w:p>
+    <w:p>
+      <w:r>
+        <w:t xml:space="preserve">        [Payouts]</w:t>
+      </w:r>
+    </w:p>
+    <w:p>
+      <w:r>
+        <w:t xml:space="preserve">        [Tokenization]</w:t>
+      </w:r>
+    </w:p>
+    <w:p>
+      <w:r>
+        <w:t xml:space="preserve">    }</w:t>
+      </w:r>
+    </w:p>
+    <w:p>
+      <w:r>
+        <w:t xml:space="preserve">    </w:t>
+      </w:r>
+    </w:p>
+    <w:p>
+      <w:r>
+        <w:t xml:space="preserve">    component "Discount Engine Service" as DiscountSvc &lt;&lt;microservice&gt;&gt; {</w:t>
+      </w:r>
+    </w:p>
+    <w:p>
+      <w:r>
+        <w:t xml:space="preserve">        [Discount Events]</w:t>
+      </w:r>
+    </w:p>
+    <w:p>
+      <w:r>
+        <w:t xml:space="preserve">        [Budget Allocation]</w:t>
+      </w:r>
+    </w:p>
+    <w:p>
+      <w:r>
+        <w:t xml:space="preserve">        [Customer Eligibility]</w:t>
+      </w:r>
+    </w:p>
+    <w:p>
+      <w:r>
+        <w:t xml:space="preserve">    }</w:t>
+      </w:r>
+    </w:p>
+    <w:p>
+      <w:r>
+        <w:t>}</w:t>
+      </w:r>
+    </w:p>
+    <w:p/>
+    <w:p>
+      <w:r>
+        <w:t>' ============================</w:t>
+      </w:r>
+    </w:p>
+    <w:p>
+      <w:r>
+        <w:t>' Support Services</w:t>
+      </w:r>
+    </w:p>
+    <w:p>
+      <w:r>
+        <w:t>' ============================</w:t>
+      </w:r>
+    </w:p>
+    <w:p>
+      <w:r>
+        <w:t>package "Support Services" {</w:t>
+      </w:r>
+    </w:p>
+    <w:p>
+      <w:r>
+        <w:t xml:space="preserve">    </w:t>
+      </w:r>
+    </w:p>
+    <w:p>
+      <w:r>
+        <w:t xml:space="preserve">    component "Notification Service" as NotifySvc &lt;&lt;microservice&gt;&gt; {</w:t>
+      </w:r>
+    </w:p>
+    <w:p>
+      <w:r>
+        <w:t xml:space="preserve">        [Email]</w:t>
+      </w:r>
+    </w:p>
+    <w:p>
+      <w:r>
+        <w:t xml:space="preserve">        [Push Notifications]</w:t>
+      </w:r>
+    </w:p>
+    <w:p>
+      <w:r>
+        <w:t xml:space="preserve">        [SMS OTP]</w:t>
+      </w:r>
+    </w:p>
+    <w:p>
+      <w:r>
+        <w:t xml:space="preserve">    }</w:t>
+      </w:r>
+    </w:p>
+    <w:p>
+      <w:r>
+        <w:t xml:space="preserve">    </w:t>
+      </w:r>
+    </w:p>
+    <w:p>
+      <w:r>
+        <w:t xml:space="preserve">    component "Complaint &amp; Return Service" as ComplaintSvc &lt;&lt;microservice&gt;&gt; {</w:t>
+      </w:r>
+    </w:p>
+    <w:p>
+      <w:r>
+        <w:t xml:space="preserve">        [Complaint Mgmt]</w:t>
+      </w:r>
+    </w:p>
+    <w:p>
+      <w:r>
+        <w:lastRenderedPageBreak/>
+        <w:t xml:space="preserve">        [Return Workflow]</w:t>
+      </w:r>
+    </w:p>
+    <w:p>
+      <w:r>
+        <w:t xml:space="preserve">        [Resolution]</w:t>
+      </w:r>
+    </w:p>
+    <w:p>
+      <w:r>
+        <w:t xml:space="preserve">    }</w:t>
+      </w:r>
+    </w:p>
+    <w:p>
+      <w:r>
+        <w:t xml:space="preserve">    </w:t>
+      </w:r>
+    </w:p>
+    <w:p>
+      <w:r>
+        <w:t xml:space="preserve">    component "Receipt Generator" as ReceiptGen &lt;&lt;microservice&gt;&gt; {</w:t>
+      </w:r>
+    </w:p>
+    <w:p>
+      <w:r>
+        <w:t xml:space="preserve">        [Receipt Image]</w:t>
+      </w:r>
+    </w:p>
+    <w:p>
+      <w:r>
+        <w:t xml:space="preserve">        [Barcode Signing]</w:t>
+      </w:r>
+    </w:p>
+    <w:p>
+      <w:r>
+        <w:t xml:space="preserve">    }</w:t>
+      </w:r>
+    </w:p>
+    <w:p>
+      <w:r>
+        <w:t>}</w:t>
+      </w:r>
+    </w:p>
+    <w:p/>
+    <w:p>
+      <w:r>
+        <w:t>' ============================</w:t>
+      </w:r>
+    </w:p>
+    <w:p>
+      <w:r>
+        <w:t>' Data Layer</w:t>
+      </w:r>
+    </w:p>
+    <w:p>
+      <w:r>
+        <w:t>' ============================</w:t>
+      </w:r>
+    </w:p>
+    <w:p>
+      <w:r>
+        <w:t>package "Data Layer" {</w:t>
+      </w:r>
+    </w:p>
+    <w:p>
+      <w:r>
+        <w:t xml:space="preserve">    database "Customer DB" as CustomerDB &lt;&lt;database&gt;&gt;</w:t>
+      </w:r>
+    </w:p>
+    <w:p>
+      <w:r>
+        <w:t xml:space="preserve">    database "Rider DB" as RiderDB &lt;&lt;database&gt;&gt;</w:t>
+      </w:r>
+    </w:p>
+    <w:p>
+      <w:r>
+        <w:t xml:space="preserve">    database "Order DB" as OrderDB &lt;&lt;database&gt;&gt;</w:t>
+      </w:r>
+    </w:p>
+    <w:p>
+      <w:r>
+        <w:t xml:space="preserve">    database "Trip DB" as TripDB &lt;&lt;database&gt;&gt;</w:t>
+      </w:r>
+    </w:p>
+    <w:p>
+      <w:r>
+        <w:t xml:space="preserve">    database "Dispatch DB" as DispatchDB &lt;&lt;database&gt;&gt;</w:t>
+      </w:r>
+    </w:p>
+    <w:p>
+      <w:r>
+        <w:t xml:space="preserve">    database "Product DB" as ProductDB &lt;&lt;database&gt;&gt;</w:t>
+      </w:r>
+    </w:p>
+    <w:p>
+      <w:r>
+        <w:t xml:space="preserve">    database "Config DB" as ConfigDB &lt;&lt;database&gt;&gt;</w:t>
+      </w:r>
+    </w:p>
+    <w:p>
+      <w:r>
+        <w:t xml:space="preserve">    database "Finance DB" as FinanceDB &lt;&lt;database&gt;&gt;</w:t>
+      </w:r>
+    </w:p>
+    <w:p>
+      <w:r>
+        <w:t xml:space="preserve">    database "Payment DB" as PaymentDB &lt;&lt;database&gt;&gt;</w:t>
+      </w:r>
+    </w:p>
+    <w:p>
+      <w:r>
+        <w:t xml:space="preserve">    database "Complaint DB" as ComplaintDB &lt;&lt;database&gt;&gt;</w:t>
+      </w:r>
+    </w:p>
+    <w:p>
+      <w:r>
+        <w:t xml:space="preserve">    database "Audit Log DB" as AuditLogDB &lt;&lt;database&gt;&gt;</w:t>
+      </w:r>
+    </w:p>
+    <w:p>
+      <w:r>
+        <w:t xml:space="preserve">    </w:t>
+      </w:r>
+    </w:p>
+    <w:p>
+      <w:r>
+        <w:t xml:space="preserve">    database "Redis Cache\n(Live Locations)" as Redis &lt;&lt;cache&gt;&gt;</w:t>
+      </w:r>
+    </w:p>
+    <w:p>
+      <w:r>
+        <w:t xml:space="preserve">    database "Cloud Storage\n(Images/Docs)" as CloudStorage &lt;&lt;storage&gt;&gt;</w:t>
+      </w:r>
+    </w:p>
+    <w:p>
+      <w:r>
+        <w:t>}</w:t>
+      </w:r>
+    </w:p>
+    <w:p/>
+    <w:p>
+      <w:r>
+        <w:t>' ============================</w:t>
+      </w:r>
+    </w:p>
+    <w:p>
+      <w:r>
+        <w:t>' Messaging &amp; Scheduling</w:t>
+      </w:r>
+    </w:p>
+    <w:p>
+      <w:r>
+        <w:t>' ============================</w:t>
+      </w:r>
+    </w:p>
+    <w:p>
+      <w:r>
+        <w:t>package "Async Communication" {</w:t>
+      </w:r>
+    </w:p>
+    <w:p>
+      <w:r>
+        <w:t xml:space="preserve">    queue "Message Broker\n(Kafka / RabbitMQ)" as EventBus &lt;&lt;middleware&gt;&gt;</w:t>
+      </w:r>
+    </w:p>
+    <w:p>
+      <w:r>
+        <w:t xml:space="preserve">    component "Scheduled Jobs\n(Quartz)" as Scheduler &lt;&lt;scheduler&gt;&gt;</w:t>
+      </w:r>
+    </w:p>
+    <w:p>
+      <w:r>
+        <w:t>}</w:t>
+      </w:r>
+    </w:p>
+    <w:p/>
+    <w:p>
+      <w:r>
+        <w:t>' ============================</w:t>
+      </w:r>
+    </w:p>
+    <w:p>
+      <w:r>
+        <w:t>' External Systems</w:t>
+      </w:r>
+    </w:p>
+    <w:p>
+      <w:r>
+        <w:t>' ============================</w:t>
+      </w:r>
+    </w:p>
+    <w:p>
+      <w:r>
+        <w:t>package "External Systems" {</w:t>
+      </w:r>
+    </w:p>
+    <w:p>
+      <w:r>
+        <w:t xml:space="preserve">    component "Google Maps API" as GoogleMaps &lt;&lt;external&gt;&gt;</w:t>
+      </w:r>
+    </w:p>
+    <w:p>
+      <w:r>
+        <w:t xml:space="preserve">    component "Payment Gateway\n(Stripe/Easypaisa/Jazzcash)" as ExtPayment &lt;&lt;external&gt;&gt;</w:t>
+      </w:r>
+    </w:p>
+    <w:p>
+      <w:r>
+        <w:t xml:space="preserve">    component "SMS/Email Providers\n(Twilio/SendGrid)" as ExtNotify &lt;&lt;external&gt;&gt;</w:t>
+      </w:r>
+    </w:p>
+    <w:p>
+      <w:r>
+        <w:t>}</w:t>
+      </w:r>
+    </w:p>
+    <w:p/>
+    <w:p>
+      <w:r>
+        <w:t>' ============================</w:t>
+      </w:r>
+    </w:p>
+    <w:p>
+      <w:r>
+        <w:t>' Connections: Clients to Gateway</w:t>
+      </w:r>
+    </w:p>
+    <w:p>
+      <w:r>
+        <w:t>' ============================</w:t>
+      </w:r>
+    </w:p>
+    <w:p>
+      <w:r>
+        <w:t>Cust --&gt; Gateway : HTTPS/WSS</w:t>
+      </w:r>
+    </w:p>
+    <w:p>
+      <w:r>
+        <w:t>Rider --&gt; Gateway : HTTPS/WSS</w:t>
+      </w:r>
+    </w:p>
+    <w:p>
+      <w:r>
+        <w:t>Client --&gt; Gateway : HTTPS/WSS</w:t>
+      </w:r>
+    </w:p>
+    <w:p/>
+    <w:p>
+      <w:r>
+        <w:t>' ============================</w:t>
+      </w:r>
+    </w:p>
+    <w:p>
+      <w:r>
+        <w:t>' Gateway to Services (REST / WebSocket)</w:t>
+      </w:r>
+    </w:p>
+    <w:p>
+      <w:r>
+        <w:t>' ============================</w:t>
+      </w:r>
+    </w:p>
+    <w:p>
+      <w:r>
+        <w:t>Gateway --&gt; CustomerSvc : REST</w:t>
+      </w:r>
+    </w:p>
+    <w:p>
+      <w:r>
+        <w:lastRenderedPageBreak/>
+        <w:t>Gateway --&gt; RiderSvc : REST</w:t>
+      </w:r>
+    </w:p>
+    <w:p>
+      <w:r>
+        <w:t>Gateway --&gt; OrderSvc : REST</w:t>
+      </w:r>
+    </w:p>
+    <w:p>
+      <w:r>
+        <w:t>Gateway --&gt; TripSvc : REST, WebSocket</w:t>
+      </w:r>
+    </w:p>
+    <w:p>
+      <w:r>
+        <w:t>Gateway --&gt; DispatchSvc : REST, WebSocket</w:t>
+      </w:r>
+    </w:p>
+    <w:p>
+      <w:r>
+        <w:t>Gateway --&gt; ProductSvc : REST</w:t>
+      </w:r>
+    </w:p>
+    <w:p>
+      <w:r>
+        <w:t>Gateway --&gt; ClientSvc : REST</w:t>
+      </w:r>
+    </w:p>
+    <w:p>
+      <w:r>
+        <w:t>Gateway --&gt; FinanceSvc : REST</w:t>
+      </w:r>
+    </w:p>
+    <w:p>
+      <w:r>
+        <w:t>Gateway --&gt; PaymentSvc : REST</w:t>
+      </w:r>
+    </w:p>
+    <w:p>
+      <w:r>
+        <w:t>Gateway --&gt; DiscountSvc : REST</w:t>
+      </w:r>
+    </w:p>
+    <w:p>
+      <w:r>
+        <w:t>Gateway --&gt; ComplaintSvc : REST</w:t>
+      </w:r>
+    </w:p>
+    <w:p>
+      <w:r>
+        <w:t>Gateway --&gt; NotifySvc : REST</w:t>
+      </w:r>
+    </w:p>
+    <w:p/>
+    <w:p>
+      <w:r>
+        <w:t>' ============================</w:t>
+      </w:r>
+    </w:p>
+    <w:p>
+      <w:r>
+        <w:t>' Synchronous Inter-Service Communication (REST)</w:t>
+      </w:r>
+    </w:p>
+    <w:p>
+      <w:r>
+        <w:t>' ============================</w:t>
+      </w:r>
+    </w:p>
+    <w:p>
+      <w:r>
+        <w:t>CustomerSvc --&gt; NotifySvc : REST</w:t>
+      </w:r>
+    </w:p>
+    <w:p>
+      <w:r>
+        <w:t>CustomerSvc --&gt; PaymentSvc : REST</w:t>
+      </w:r>
+    </w:p>
+    <w:p>
+      <w:r>
+        <w:t>CustomerSvc --&gt; ProductSvc : REST</w:t>
+      </w:r>
+    </w:p>
+    <w:p/>
+    <w:p>
+      <w:r>
+        <w:t>RiderSvc --&gt; NotifySvc : REST</w:t>
+      </w:r>
+    </w:p>
+    <w:p>
+      <w:r>
+        <w:t>RiderSvc --&gt; FinanceSvc : REST</w:t>
+      </w:r>
+    </w:p>
+    <w:p/>
+    <w:p>
+      <w:r>
+        <w:t>OrderSvc --&gt; ProductSvc : REST</w:t>
+      </w:r>
+    </w:p>
+    <w:p>
+      <w:r>
+        <w:t>OrderSvc --&gt; DiscountSvc : REST</w:t>
+      </w:r>
+    </w:p>
+    <w:p>
+      <w:r>
+        <w:t>OrderSvc --&gt; ReceiptGen : REST</w:t>
+      </w:r>
+    </w:p>
+    <w:p>
+      <w:r>
+        <w:t>OrderSvc --&gt; CustomerSvc : REST</w:t>
+      </w:r>
+    </w:p>
+    <w:p/>
+    <w:p>
+      <w:r>
+        <w:t>TripSvc --&gt; RiderSvc : REST</w:t>
+      </w:r>
+    </w:p>
+    <w:p>
+      <w:r>
+        <w:t>TripSvc --&gt; OrderSvc : REST</w:t>
+      </w:r>
+    </w:p>
+    <w:p>
+      <w:r>
+        <w:lastRenderedPageBreak/>
+        <w:t>TripSvc --&gt; ClientSvc : REST</w:t>
+      </w:r>
+    </w:p>
+    <w:p>
+      <w:r>
+        <w:t>TripSvc --&gt; FinanceSvc : REST</w:t>
+      </w:r>
+    </w:p>
+    <w:p>
+      <w:r>
+        <w:t>TripSvc --&gt; DispatchSvc : REST</w:t>
+      </w:r>
+    </w:p>
+    <w:p>
+      <w:r>
+        <w:t>TripSvc --&gt; ProductSvc : REST</w:t>
+      </w:r>
+    </w:p>
+    <w:p/>
+    <w:p>
+      <w:r>
+        <w:t>DispatchSvc --&gt; RiderSvc : REST</w:t>
+      </w:r>
+    </w:p>
+    <w:p>
+      <w:r>
+        <w:t>DispatchSvc --&gt; OrderSvc : REST</w:t>
+      </w:r>
+    </w:p>
+    <w:p>
+      <w:r>
+        <w:t>DispatchSvc --&gt; TripSvc : REST</w:t>
+      </w:r>
+    </w:p>
+    <w:p>
+      <w:r>
+        <w:t>DispatchSvc --&gt; ClientSvc : REST</w:t>
+      </w:r>
+    </w:p>
+    <w:p/>
+    <w:p>
+      <w:r>
+        <w:t>ProductSvc --&gt; GoogleMaps : HTTPS</w:t>
+      </w:r>
+    </w:p>
+    <w:p/>
+    <w:p>
+      <w:r>
+        <w:t>FinanceSvc --&gt; PaymentSvc : REST</w:t>
+      </w:r>
+    </w:p>
+    <w:p>
+      <w:r>
+        <w:t>FinanceSvc --&gt; OrderSvc : REST</w:t>
+      </w:r>
+    </w:p>
+    <w:p>
+      <w:r>
+        <w:t>FinanceSvc --&gt; TripSvc : REST</w:t>
+      </w:r>
+    </w:p>
+    <w:p>
+      <w:r>
+        <w:t>FinanceSvc --&gt; RiderSvc : REST</w:t>
+      </w:r>
+    </w:p>
+    <w:p>
+      <w:r>
+        <w:t>FinanceSvc --&gt; ProductSvc : REST</w:t>
+      </w:r>
+    </w:p>
+    <w:p/>
+    <w:p>
+      <w:r>
+        <w:t>ComplaintSvc --&gt; OrderSvc : REST</w:t>
+      </w:r>
+    </w:p>
+    <w:p>
+      <w:r>
+        <w:t>ComplaintSvc --&gt; CustomerSvc : REST</w:t>
+      </w:r>
+    </w:p>
+    <w:p>
+      <w:r>
+        <w:t>ComplaintSvc --&gt; TripSvc : REST</w:t>
+      </w:r>
+    </w:p>
+    <w:p>
+      <w:r>
+        <w:t>ComplaintSvc --&gt; NotifySvc : REST</w:t>
+      </w:r>
+    </w:p>
+    <w:p>
+      <w:r>
+        <w:t>ComplaintSvc --&gt; ProductSvc : REST</w:t>
+      </w:r>
+    </w:p>
+    <w:p>
+      <w:r>
+        <w:t>ComplaintSvc --&gt; RiderSvc : REST</w:t>
+      </w:r>
+    </w:p>
+    <w:p>
+      <w:r>
+        <w:t>ComplaintSvc --&gt; PaymentSvc : REST</w:t>
+      </w:r>
+    </w:p>
+    <w:p/>
+    <w:p>
+      <w:r>
+        <w:t>ClientSvc --&gt; NotifySvc : REST</w:t>
+      </w:r>
+    </w:p>
+    <w:p>
+      <w:r>
+        <w:t>ClientSvc --&gt; RiderSvc : REST</w:t>
+      </w:r>
+    </w:p>
+    <w:p>
+      <w:r>
+        <w:t>ClientSvc --&gt; FinanceSvc : REST</w:t>
+      </w:r>
+    </w:p>
+    <w:p/>
+    <w:p>
+      <w:r>
+        <w:t>DiscountSvc --&gt; FinanceSvc : REST</w:t>
+      </w:r>
+    </w:p>
+    <w:p>
+      <w:r>
+        <w:t>DiscountSvc --&gt; CustomerSvc : REST</w:t>
+      </w:r>
+    </w:p>
+    <w:p/>
+    <w:p>
+      <w:r>
+        <w:t>ReceiptGen --&gt; OrderSvc : REST</w:t>
+      </w:r>
+    </w:p>
+    <w:p/>
+    <w:p>
+      <w:r>
+        <w:t>PaymentSvc --&gt; ExtPayment : HTTPS</w:t>
+      </w:r>
+    </w:p>
+    <w:p/>
+    <w:p>
+      <w:r>
+        <w:t>NotifySvc --&gt; ExtNotify : HTTPS</w:t>
+      </w:r>
+    </w:p>
+    <w:p/>
+    <w:p>
+      <w:r>
+        <w:t>Scheduler --&gt; DiscountSvc : REST</w:t>
+      </w:r>
+    </w:p>
+    <w:p/>
+    <w:p>
+      <w:r>
+        <w:t>' ============================</w:t>
+      </w:r>
+    </w:p>
+    <w:p>
+      <w:r>
+        <w:t>' Asynchronous Communication (Event Bus)</w:t>
+      </w:r>
+    </w:p>
+    <w:p>
+      <w:r>
+        <w:t>' ============================</w:t>
+      </w:r>
+    </w:p>
+    <w:p>
+      <w:r>
+        <w:t>OrderSvc --&gt; EventBus : publish (OrderPlaced, OrderStatusChanged)</w:t>
+      </w:r>
+    </w:p>
+    <w:p>
+      <w:r>
+        <w:t>TripSvc --&gt; EventBus : publish (TripStarted, OrderProcessed, DeviationDetected)</w:t>
+      </w:r>
+    </w:p>
+    <w:p>
+      <w:r>
+        <w:t>DispatchSvc --&gt; EventBus : consume (OrderPlaced) / publish (OrderAssigned)</w:t>
+      </w:r>
+    </w:p>
+    <w:p>
+      <w:r>
+        <w:t>PaymentSvc --&gt; EventBus : publish (PaymentCompleted)</w:t>
+      </w:r>
+    </w:p>
+    <w:p>
+      <w:r>
+        <w:t>CustomerSvc --&gt; EventBus : publish (CustomerCreated)</w:t>
+      </w:r>
+    </w:p>
+    <w:p>
+      <w:r>
+        <w:t>RiderSvc --&gt; EventBus : publish (RiderApproved)</w:t>
+      </w:r>
+    </w:p>
+    <w:p>
+      <w:r>
+        <w:t>NotifySvc --&gt; EventBus : consume (multiple events)</w:t>
+      </w:r>
+    </w:p>
+    <w:p/>
+    <w:p>
+      <w:r>
+        <w:t>' ============================</w:t>
+      </w:r>
+    </w:p>
+    <w:p>
+      <w:r>
+        <w:t>' Database Connections</w:t>
+      </w:r>
+    </w:p>
+    <w:p>
+      <w:r>
+        <w:t>' ============================</w:t>
+      </w:r>
+    </w:p>
+    <w:p>
+      <w:r>
+        <w:t>CustomerSvc --&gt; CustomerDB : JDBC</w:t>
+      </w:r>
+    </w:p>
+    <w:p>
+      <w:r>
+        <w:t>RiderSvc --&gt; RiderDB : JDBC</w:t>
+      </w:r>
+    </w:p>
+    <w:p>
+      <w:r>
+        <w:t>OrderSvc --&gt; OrderDB : JDBC</w:t>
+      </w:r>
+    </w:p>
+    <w:p>
+      <w:r>
+        <w:lastRenderedPageBreak/>
+        <w:t>TripSvc --&gt; TripDB : JDBC</w:t>
+      </w:r>
+    </w:p>
+    <w:p>
+      <w:r>
+        <w:t>DispatchSvc --&gt; DispatchDB : JDBC</w:t>
+      </w:r>
+    </w:p>
+    <w:p>
+      <w:r>
+        <w:t>ProductSvc --&gt; ProductDB : JDBC</w:t>
+      </w:r>
+    </w:p>
+    <w:p>
+      <w:r>
+        <w:t>ClientSvc --&gt; ConfigDB : JDBC</w:t>
+      </w:r>
+    </w:p>
+    <w:p>
+      <w:r>
+        <w:t>FinanceSvc --&gt; FinanceDB : JDBC</w:t>
+      </w:r>
+    </w:p>
+    <w:p>
+      <w:r>
+        <w:t>PaymentSvc --&gt; PaymentDB : JDBC</w:t>
+      </w:r>
+    </w:p>
+    <w:p>
+      <w:r>
+        <w:t>ComplaintSvc --&gt; ComplaintDB : JDBC</w:t>
+      </w:r>
+    </w:p>
+    <w:p/>
+    <w:p>
+      <w:r>
+        <w:t>' Audit logging (all services call ClientSvc.logAction())</w:t>
+      </w:r>
+    </w:p>
+    <w:p>
+      <w:r>
+        <w:t>CustomerSvc --&gt; ClientSvc : REST (logAction)</w:t>
+      </w:r>
+    </w:p>
+    <w:p>
+      <w:r>
+        <w:t>RiderSvc --&gt; ClientSvc : REST (logAction)</w:t>
+      </w:r>
+    </w:p>
+    <w:p>
+      <w:r>
+        <w:t>OrderSvc --&gt; ClientSvc : REST (logAction)</w:t>
+      </w:r>
+    </w:p>
+    <w:p>
+      <w:r>
+        <w:t>TripSvc --&gt; ClientSvc : REST (logAction)</w:t>
+      </w:r>
+    </w:p>
+    <w:p>
+      <w:r>
+        <w:t>DispatchSvc --&gt; ClientSvc : REST (logAction)</w:t>
+      </w:r>
+    </w:p>
+    <w:p>
+      <w:r>
+        <w:t>ProductSvc --&gt; ClientSvc : REST (logAction)</w:t>
+      </w:r>
+    </w:p>
+    <w:p>
+      <w:r>
+        <w:t>FinanceSvc --&gt; ClientSvc : REST (logAction)</w:t>
+      </w:r>
+    </w:p>
+    <w:p>
+      <w:r>
+        <w:t>PaymentSvc --&gt; ClientSvc : REST (logAction)</w:t>
+      </w:r>
+    </w:p>
+    <w:p>
+      <w:r>
+        <w:t>DiscountSvc --&gt; ClientSvc : REST (logAction)</w:t>
+      </w:r>
+    </w:p>
+    <w:p>
+      <w:r>
+        <w:t>ComplaintSvc --&gt; ClientSvc : REST (logAction)</w:t>
+      </w:r>
+    </w:p>
+    <w:p/>
+    <w:p>
+      <w:r>
+        <w:t>ClientSvc --&gt; AuditLogDB : JDBC (immutable writes)</w:t>
+      </w:r>
+    </w:p>
+    <w:p/>
+    <w:p>
+      <w:r>
+        <w:t>' Redis connections</w:t>
+      </w:r>
+    </w:p>
+    <w:p>
+      <w:r>
+        <w:t>TripSvc --&gt; Redis : TCP (live locations)</w:t>
+      </w:r>
+    </w:p>
+    <w:p>
+      <w:r>
+        <w:t>Gateway --&gt; Redis : TCP (session store)</w:t>
+      </w:r>
+    </w:p>
+    <w:p/>
+    <w:p>
+      <w:r>
+        <w:t>' Cloud Storage connections</w:t>
+      </w:r>
+    </w:p>
+    <w:p>
+      <w:r>
+        <w:t>RiderSvc --&gt; CloudStorage : HTTPS (images/docs)</w:t>
+      </w:r>
+    </w:p>
+    <w:p>
+      <w:r>
+        <w:t>ProductSvc --&gt; CloudStorage : HTTPS (product images)</w:t>
+      </w:r>
+    </w:p>
+    <w:p>
+      <w:r>
+        <w:lastRenderedPageBreak/>
+        <w:t>ComplaintSvc --&gt; CloudStorage : HTTPS (evidence)</w:t>
+      </w:r>
+    </w:p>
+    <w:p>
+      <w:r>
+        <w:t>ClientSvc --&gt; CloudStorage : HTTPS (legal agreements)</w:t>
+      </w:r>
+    </w:p>
+    <w:p/>
+    <w:p>
+      <w:r>
+        <w:t>' ============================</w:t>
+      </w:r>
+    </w:p>
+    <w:p>
+      <w:r>
+        <w:t>' Notes</w:t>
+      </w:r>
+    </w:p>
+    <w:p>
+      <w:r>
+        <w:t>' ============================</w:t>
+      </w:r>
+    </w:p>
+    <w:p>
+      <w:r>
+        <w:t>note top of Gateway</w:t>
+      </w:r>
+    </w:p>
+    <w:p>
+      <w:r>
+        <w:t xml:space="preserve">  Single entry point for all clients.</w:t>
+      </w:r>
+    </w:p>
+    <w:p>
+      <w:r>
+        <w:t xml:space="preserve">  Routes requests to appropriate microservices.</w:t>
+      </w:r>
+    </w:p>
+    <w:p>
+      <w:r>
+        <w:t xml:space="preserve">  Handles cross-cutting concerns.</w:t>
+      </w:r>
+    </w:p>
+    <w:p>
+      <w:r>
+        <w:t>end note</w:t>
+      </w:r>
+    </w:p>
+    <w:p/>
+    <w:p>
+      <w:r>
+        <w:t>note bottom of EventBus</w:t>
+      </w:r>
+    </w:p>
+    <w:p>
+      <w:r>
+        <w:t xml:space="preserve">  Enables asynchronous, event-driven communication.</w:t>
+      </w:r>
+    </w:p>
+    <w:p>
+      <w:r>
+        <w:t xml:space="preserve">  Decouples services and ensures eventual consistency.</w:t>
+      </w:r>
+    </w:p>
+    <w:p>
+      <w:r>
+        <w:t xml:space="preserve">  Supports Saga pattern for distributed transactions.</w:t>
+      </w:r>
+    </w:p>
+    <w:p>
+      <w:r>
+        <w:t>end note</w:t>
+      </w:r>
+    </w:p>
+    <w:p/>
+    <w:p>
+      <w:r>
+        <w:t>note right of ClientSvc</w:t>
+      </w:r>
+    </w:p>
+    <w:p>
+      <w:r>
+        <w:t xml:space="preserve">  Acts as audit logging facade.</w:t>
+      </w:r>
+    </w:p>
+    <w:p>
+      <w:r>
+        <w:t xml:space="preserve">  All other services log actions via ClientSvc.logAction().</w:t>
+      </w:r>
+    </w:p>
+    <w:p>
+      <w:r>
+        <w:t xml:space="preserve">  Writes immutable records to AuditLogDB.</w:t>
       </w:r>
     </w:p>
     <w:p>

--- a/SDS Document Code.docx
+++ b/SDS Document Code.docx
@@ -38327,6 +38327,911 @@
     <w:p>
       <w:r>
         <w:t>end note</w:t>
+      </w:r>
+    </w:p>
+    <w:p/>
+    <w:p>
+      <w:r>
+        <w:t>@enduml</w:t>
+      </w:r>
+    </w:p>
+    <w:p>
+      <w:pPr>
+        <w:pStyle w:val="Heading1"/>
+      </w:pPr>
+      <w:r>
+        <w:t>Security Architecture Diagram</w:t>
+      </w:r>
+    </w:p>
+    <w:p>
+      <w:r>
+        <w:t>@startuml</w:t>
+      </w:r>
+    </w:p>
+    <w:p>
+      <w:r>
+        <w:t>!theme plain</w:t>
+      </w:r>
+    </w:p>
+    <w:p>
+      <w:r>
+        <w:t>title Security Architecture Diagram – Delivery Platform System (v4.0 – Verified)</w:t>
+      </w:r>
+    </w:p>
+    <w:p/>
+    <w:p>
+      <w:r>
+        <w:t>' ============================</w:t>
+      </w:r>
+    </w:p>
+    <w:p>
+      <w:r>
+        <w:t>' External Actors</w:t>
+      </w:r>
+    </w:p>
+    <w:p>
+      <w:r>
+        <w:t>' ============================</w:t>
+      </w:r>
+    </w:p>
+    <w:p>
+      <w:r>
+        <w:t>actor "Customer" as Cust &lt;&lt;Human&gt;&gt;</w:t>
+      </w:r>
+    </w:p>
+    <w:p>
+      <w:r>
+        <w:t>actor "Rider" as Rider &lt;&lt;Human&gt;&gt;</w:t>
+      </w:r>
+    </w:p>
+    <w:p>
+      <w:r>
+        <w:t>actor "Client" as Client &lt;&lt;Human&gt;&gt;</w:t>
+      </w:r>
+    </w:p>
+    <w:p>
+      <w:r>
+        <w:t>actor "Attacker / Malicious User" as Attacker &lt;&lt;threat&gt;&gt; #red</w:t>
+      </w:r>
+    </w:p>
+    <w:p/>
+    <w:p>
+      <w:r>
+        <w:t>' ============================</w:t>
+      </w:r>
+    </w:p>
+    <w:p>
+      <w:r>
+        <w:t>' Security Zones</w:t>
+      </w:r>
+    </w:p>
+    <w:p>
+      <w:r>
+        <w:t>' ============================</w:t>
+      </w:r>
+    </w:p>
+    <w:p>
+      <w:r>
+        <w:t>package "Public Internet (Untrusted)" &lt;&lt;zone&gt;&gt; {</w:t>
+      </w:r>
+    </w:p>
+    <w:p>
+      <w:r>
+        <w:t xml:space="preserve">    Cust --&gt; [HTTPS/WSS]</w:t>
+      </w:r>
+    </w:p>
+    <w:p>
+      <w:r>
+        <w:t xml:space="preserve">    Rider --&gt; [HTTPS/WSS]</w:t>
+      </w:r>
+    </w:p>
+    <w:p>
+      <w:r>
+        <w:t xml:space="preserve">    Client --&gt; [HTTPS/WSS]</w:t>
+      </w:r>
+    </w:p>
+    <w:p>
+      <w:r>
+        <w:t xml:space="preserve">    Attacker --&gt; [Attempts]</w:t>
+      </w:r>
+    </w:p>
+    <w:p>
+      <w:r>
+        <w:t>}</w:t>
+      </w:r>
+    </w:p>
+    <w:p/>
+    <w:p>
+      <w:r>
+        <w:t>package "DMZ / Perimeter" &lt;&lt;zone&gt;&gt; {</w:t>
+      </w:r>
+    </w:p>
+    <w:p>
+      <w:r>
+        <w:t xml:space="preserve">    component "Load Balancer\n(TLS Termination)" as LB &lt;&lt;security&gt;&gt;</w:t>
+      </w:r>
+    </w:p>
+    <w:p>
+      <w:r>
+        <w:t xml:space="preserve">    note right of LB</w:t>
+      </w:r>
+    </w:p>
+    <w:p>
+      <w:r>
+        <w:t xml:space="preserve">      - TLS 1.3 only (SEC-02)</w:t>
+      </w:r>
+    </w:p>
+    <w:p>
+      <w:r>
+        <w:t xml:space="preserve">      - DDoS Protection</w:t>
+      </w:r>
+    </w:p>
+    <w:p>
+      <w:r>
+        <w:t xml:space="preserve">      - Geo-IP Filtering (Pakistan, NFR-21)</w:t>
+      </w:r>
+    </w:p>
+    <w:p>
+      <w:r>
+        <w:t xml:space="preserve">    end note</w:t>
+      </w:r>
+    </w:p>
+    <w:p>
+      <w:r>
+        <w:t>}</w:t>
+      </w:r>
+    </w:p>
+    <w:p/>
+    <w:p>
+      <w:r>
+        <w:t>package "Kubernetes Cluster (Internal Network)" &lt;&lt;zone&gt;&gt; {</w:t>
+      </w:r>
+    </w:p>
+    <w:p>
+      <w:r>
+        <w:lastRenderedPageBreak/>
+        <w:t xml:space="preserve">    </w:t>
+      </w:r>
+    </w:p>
+    <w:p>
+      <w:r>
+        <w:t xml:space="preserve">    package "API Gateway" {</w:t>
+      </w:r>
+    </w:p>
+    <w:p>
+      <w:r>
+        <w:t xml:space="preserve">        component "Spring Cloud Gateway" as Gateway &lt;&lt;security gateway&gt;&gt;</w:t>
+      </w:r>
+    </w:p>
+    <w:p>
+      <w:r>
+        <w:t xml:space="preserve">        note bottom of Gateway</w:t>
+      </w:r>
+    </w:p>
+    <w:p>
+      <w:r>
+        <w:t xml:space="preserve">          - JWT Validation (SEC-09)</w:t>
+      </w:r>
+    </w:p>
+    <w:p>
+      <w:r>
+        <w:t xml:space="preserve">          - Rate Limiting (SEC-25): 100/min public, 10/min payment</w:t>
+      </w:r>
+    </w:p>
+    <w:p>
+      <w:r>
+        <w:t xml:space="preserve">          - API Key Validation for internal clients</w:t>
+      </w:r>
+    </w:p>
+    <w:p>
+      <w:r>
+        <w:t xml:space="preserve">          - CORS Policy</w:t>
+      </w:r>
+    </w:p>
+    <w:p>
+      <w:r>
+        <w:t xml:space="preserve">          - Request Validation / Sanitization</w:t>
+      </w:r>
+    </w:p>
+    <w:p>
+      <w:r>
+        <w:t xml:space="preserve">          - Suspicious Activity Alerts (SEC-26)</w:t>
+      </w:r>
+    </w:p>
+    <w:p>
+      <w:r>
+        <w:t xml:space="preserve">        end note</w:t>
+      </w:r>
+    </w:p>
+    <w:p>
+      <w:r>
+        <w:t xml:space="preserve">    }</w:t>
+      </w:r>
+    </w:p>
+    <w:p>
+      <w:r>
+        <w:t xml:space="preserve">    </w:t>
+      </w:r>
+    </w:p>
+    <w:p>
+      <w:r>
+        <w:t xml:space="preserve">    package "Microservices" {</w:t>
+      </w:r>
+    </w:p>
+    <w:p>
+      <w:r>
+        <w:t xml:space="preserve">        component "Customer Service" as CustSvc &lt;&lt;microservice&gt;&gt;</w:t>
+      </w:r>
+    </w:p>
+    <w:p>
+      <w:r>
+        <w:t xml:space="preserve">        component "Rider Service" as RiderSvc &lt;&lt;microservice&gt;&gt;</w:t>
+      </w:r>
+    </w:p>
+    <w:p>
+      <w:r>
+        <w:t xml:space="preserve">        component "Order Service" as OrderSvc &lt;&lt;microservice&gt;&gt;</w:t>
+      </w:r>
+    </w:p>
+    <w:p>
+      <w:r>
+        <w:t xml:space="preserve">        component "Trip Service" as TripSvc &lt;&lt;microservice&gt;&gt;</w:t>
+      </w:r>
+    </w:p>
+    <w:p>
+      <w:r>
+        <w:t xml:space="preserve">        component "Dispatch Service" as DispatchSvc &lt;&lt;microservice&gt;&gt;</w:t>
+      </w:r>
+    </w:p>
+    <w:p>
+      <w:r>
+        <w:t xml:space="preserve">        component "Product Service" as ProdSvc &lt;&lt;microservice&gt;&gt;</w:t>
+      </w:r>
+    </w:p>
+    <w:p>
+      <w:r>
+        <w:t xml:space="preserve">        component "Client Service" as ClientSvc &lt;&lt;microservice&gt;&gt;</w:t>
+      </w:r>
+    </w:p>
+    <w:p>
+      <w:r>
+        <w:t xml:space="preserve">        component "Finance Service" as FinSvc &lt;&lt;microservice&gt;&gt;</w:t>
+      </w:r>
+    </w:p>
+    <w:p>
+      <w:r>
+        <w:t xml:space="preserve">        component "Payment Service" as PaySvc &lt;&lt;microservice&gt;&gt;</w:t>
+      </w:r>
+    </w:p>
+    <w:p>
+      <w:r>
+        <w:t xml:space="preserve">        component "Discount Service" as DiscSvc &lt;&lt;microservice&gt;&gt;</w:t>
+      </w:r>
+    </w:p>
+    <w:p>
+      <w:r>
+        <w:t xml:space="preserve">        component "Notification Service" as NotifySvc &lt;&lt;microservice&gt;&gt;</w:t>
+      </w:r>
+    </w:p>
+    <w:p>
+      <w:r>
+        <w:t xml:space="preserve">        component "Complaint Service" as CompSvc &lt;&lt;microservice&gt;&gt;</w:t>
+      </w:r>
+    </w:p>
+    <w:p>
+      <w:r>
+        <w:t xml:space="preserve">        </w:t>
+      </w:r>
+    </w:p>
+    <w:p>
+      <w:r>
+        <w:t xml:space="preserve">        note top of Microservices</w:t>
+      </w:r>
+    </w:p>
+    <w:p>
+      <w:r>
+        <w:t xml:space="preserve">          - Method-level authorization (@PreAuthorize)</w:t>
+      </w:r>
+    </w:p>
+    <w:p>
+      <w:r>
+        <w:lastRenderedPageBreak/>
+        <w:t xml:space="preserve">          - Input validation &amp; output encoding</w:t>
+      </w:r>
+    </w:p>
+    <w:p>
+      <w:r>
+        <w:t xml:space="preserve">          - Circuit breakers (Resilience4j)</w:t>
+      </w:r>
+    </w:p>
+    <w:p>
+      <w:r>
+        <w:t xml:space="preserve">          - Inter-service calls secured by Kubernetes Network Policies + mTLS</w:t>
+      </w:r>
+    </w:p>
+    <w:p>
+      <w:r>
+        <w:t xml:space="preserve">          - Rider cash limit enforced server-side (SEC-20)</w:t>
+      </w:r>
+    </w:p>
+    <w:p>
+      <w:r>
+        <w:t xml:space="preserve">        end note</w:t>
+      </w:r>
+    </w:p>
+    <w:p>
+      <w:r>
+        <w:t xml:space="preserve">    }</w:t>
+      </w:r>
+    </w:p>
+    <w:p>
+      <w:r>
+        <w:t xml:space="preserve">    </w:t>
+      </w:r>
+    </w:p>
+    <w:p>
+      <w:r>
+        <w:t xml:space="preserve">    package "Data Layer" {</w:t>
+      </w:r>
+    </w:p>
+    <w:p>
+      <w:r>
+        <w:t xml:space="preserve">        database "PostgreSQL\n(Encrypted at Rest)" as Postgres &lt;&lt;database&gt;&gt;</w:t>
+      </w:r>
+    </w:p>
+    <w:p>
+      <w:r>
+        <w:t xml:space="preserve">        database "Redis\n(Session / Location)" as Redis &lt;&lt;cache&gt;&gt;</w:t>
+      </w:r>
+    </w:p>
+    <w:p>
+      <w:r>
+        <w:t xml:space="preserve">        database "Audit Log DB\n(Immutable, 1yr retention)" as AuditDB &lt;&lt;database&gt;&gt;</w:t>
+      </w:r>
+    </w:p>
+    <w:p>
+      <w:r>
+        <w:t xml:space="preserve">        database "Cloud Storage\n(S3 / Spaces)" as Storage &lt;&lt;storage&gt;&gt;</w:t>
+      </w:r>
+    </w:p>
+    <w:p>
+      <w:r>
+        <w:t xml:space="preserve">        note bottom of Storage</w:t>
+      </w:r>
+    </w:p>
+    <w:p>
+      <w:r>
+        <w:t xml:space="preserve">          - Server-side encryption (SEC-12)</w:t>
+      </w:r>
+    </w:p>
+    <w:p>
+      <w:r>
+        <w:t xml:space="preserve">          - ID images watermarked (SEC-12)</w:t>
+      </w:r>
+    </w:p>
+    <w:p>
+      <w:r>
+        <w:t xml:space="preserve">        end note</w:t>
+      </w:r>
+    </w:p>
+    <w:p>
+      <w:r>
+        <w:t xml:space="preserve">    }</w:t>
+      </w:r>
+    </w:p>
+    <w:p>
+      <w:r>
+        <w:t xml:space="preserve">    </w:t>
+      </w:r>
+    </w:p>
+    <w:p>
+      <w:r>
+        <w:t xml:space="preserve">    package "Messaging" {</w:t>
+      </w:r>
+    </w:p>
+    <w:p>
+      <w:r>
+        <w:t xml:space="preserve">        queue "Kafka / RabbitMQ\n(TLS + SASL)" as Broker &lt;&lt;middleware&gt;&gt;</w:t>
+      </w:r>
+    </w:p>
+    <w:p>
+      <w:r>
+        <w:t xml:space="preserve">        note right of Broker</w:t>
+      </w:r>
+    </w:p>
+    <w:p>
+      <w:r>
+        <w:t xml:space="preserve">          - Encrypted messages at rest</w:t>
+      </w:r>
+    </w:p>
+    <w:p>
+      <w:r>
+        <w:t xml:space="preserve">          - Authentication via SASL</w:t>
+      </w:r>
+    </w:p>
+    <w:p>
+      <w:r>
+        <w:t xml:space="preserve">        end note</w:t>
+      </w:r>
+    </w:p>
+    <w:p>
+      <w:r>
+        <w:t xml:space="preserve">    }</w:t>
+      </w:r>
+    </w:p>
+    <w:p>
+      <w:r>
+        <w:t>}</w:t>
+      </w:r>
+    </w:p>
+    <w:p/>
+    <w:p>
+      <w:r>
+        <w:t>package "External Services" &lt;&lt;external&gt;&gt; {</w:t>
+      </w:r>
+    </w:p>
+    <w:p>
+      <w:r>
+        <w:t xml:space="preserve">    component "Google Maps API" as Maps &lt;&lt;external&gt;&gt;</w:t>
+      </w:r>
+    </w:p>
+    <w:p>
+      <w:r>
+        <w:lastRenderedPageBreak/>
+        <w:t xml:space="preserve">    component "Payment Gateway\n(Stripe/Easypaisa/Jazzcash)" as PayGW &lt;&lt;external&gt;&gt;</w:t>
+      </w:r>
+    </w:p>
+    <w:p>
+      <w:r>
+        <w:t xml:space="preserve">    component "SMS / Email\n(Twilio/SendGrid)" as Notify &lt;&lt;external&gt;&gt;</w:t>
+      </w:r>
+    </w:p>
+    <w:p>
+      <w:r>
+        <w:t>}</w:t>
+      </w:r>
+    </w:p>
+    <w:p/>
+    <w:p>
+      <w:r>
+        <w:t>' ============================</w:t>
+      </w:r>
+    </w:p>
+    <w:p>
+      <w:r>
+        <w:t>' Security Flows &amp; Controls</w:t>
+      </w:r>
+    </w:p>
+    <w:p>
+      <w:r>
+        <w:t>' ============================</w:t>
+      </w:r>
+    </w:p>
+    <w:p/>
+    <w:p>
+      <w:r>
+        <w:t>' Authentication Flow (with password policy &amp; MFA)</w:t>
+      </w:r>
+    </w:p>
+    <w:p>
+      <w:r>
+        <w:t>Cust --&gt; Gateway : **1. Login (Credentials)**\nHTTPS</w:t>
+      </w:r>
+    </w:p>
+    <w:p>
+      <w:r>
+        <w:t>Rider --&gt; Gateway</w:t>
+      </w:r>
+    </w:p>
+    <w:p>
+      <w:r>
+        <w:t>Client --&gt; Gateway</w:t>
+      </w:r>
+    </w:p>
+    <w:p>
+      <w:r>
+        <w:t>note on link : Password policy: min 8 chars, complexity (SEC-07)</w:t>
+      </w:r>
+    </w:p>
+    <w:p>
+      <w:r>
+        <w:t>Gateway --&gt; CustSvc : Validate &amp; Issue JWT + Refresh Token</w:t>
+      </w:r>
+    </w:p>
+    <w:p>
+      <w:r>
+        <w:t>CustSvc --&gt; Notify : OTP for MFA (Client only, SEC-08)</w:t>
+      </w:r>
+    </w:p>
+    <w:p>
+      <w:r>
+        <w:t>note on link : Refresh token rotation on each use (SEC-10)</w:t>
+      </w:r>
+    </w:p>
+    <w:p>
+      <w:r>
+        <w:t>note on link : Account lockout after 5 failures (SEC-11)</w:t>
+      </w:r>
+    </w:p>
+    <w:p/>
+    <w:p>
+      <w:r>
+        <w:t>' Subsequent Requests (JWT Bearer)</w:t>
+      </w:r>
+    </w:p>
+    <w:p>
+      <w:r>
+        <w:t>Cust --&gt; Gateway : **2. API Request + JWT Bearer**\nHTTPS</w:t>
+      </w:r>
+    </w:p>
+    <w:p>
+      <w:r>
+        <w:t>Gateway --&gt; Gateway : Validate JWT Signature &amp; Expiry\n(7d inactivity, 30d absolute)</w:t>
+      </w:r>
+    </w:p>
+    <w:p>
+      <w:r>
+        <w:t>Gateway --&gt; CustSvc : Forward with User Context</w:t>
+      </w:r>
+    </w:p>
+    <w:p/>
+    <w:p>
+      <w:r>
+        <w:t>' Payment Security (PCI DSS)</w:t>
+      </w:r>
+    </w:p>
+    <w:p>
+      <w:r>
+        <w:t>Cust --&gt; Gateway : **3. Payment / Withdrawal Request**\nHTTPS</w:t>
+      </w:r>
+    </w:p>
+    <w:p>
+      <w:r>
+        <w:t>Gateway --&gt; PaySvc : Forward</w:t>
+      </w:r>
+    </w:p>
+    <w:p>
+      <w:r>
+        <w:t>PaySvc --&gt; PayGW : **Tokenized Card Data**\nHTTPS + API Key</w:t>
+      </w:r>
+    </w:p>
+    <w:p>
+      <w:r>
+        <w:t>note on link : No raw PAN/CVV stored (SEC-01–06)</w:t>
+      </w:r>
+    </w:p>
+    <w:p>
+      <w:r>
+        <w:t>note on link : OTP required for withdrawal (SEC-15, SEC-18)</w:t>
+      </w:r>
+    </w:p>
+    <w:p/>
+    <w:p>
+      <w:r>
+        <w:t>' Data Encryption at Rest</w:t>
+      </w:r>
+    </w:p>
+    <w:p>
+      <w:r>
+        <w:t>Postgres --&gt; Postgres : **TDE / File System Encryption**\n(SEC-12)</w:t>
+      </w:r>
+    </w:p>
+    <w:p>
+      <w:r>
+        <w:t>Storage --&gt; Storage : **Server-Side Encryption**\n(SEC-12)</w:t>
+      </w:r>
+    </w:p>
+    <w:p/>
+    <w:p>
+      <w:r>
+        <w:t>' ID Card Watermarking</w:t>
+      </w:r>
+    </w:p>
+    <w:p>
+      <w:r>
+        <w:t>RiderSvc --&gt; Storage : Store ID Card Images</w:t>
+      </w:r>
+    </w:p>
+    <w:p>
+      <w:r>
+        <w:t>note on link : Watermarked &amp; Encrypted (SEC-12)</w:t>
+      </w:r>
+    </w:p>
+    <w:p/>
+    <w:p>
+      <w:r>
+        <w:t>' Audit Logging (Immutable)</w:t>
+      </w:r>
+    </w:p>
+    <w:p>
+      <w:r>
+        <w:t>CustSvc --&gt; ClientSvc : logAction()</w:t>
+      </w:r>
+    </w:p>
+    <w:p>
+      <w:r>
+        <w:t>RiderSvc --&gt; ClientSvc</w:t>
+      </w:r>
+    </w:p>
+    <w:p>
+      <w:r>
+        <w:t>OrderSvc --&gt; ClientSvc</w:t>
+      </w:r>
+    </w:p>
+    <w:p>
+      <w:r>
+        <w:t>TripSvc --&gt; ClientSvc</w:t>
+      </w:r>
+    </w:p>
+    <w:p>
+      <w:r>
+        <w:t>DispatchSvc --&gt; ClientSvc</w:t>
+      </w:r>
+    </w:p>
+    <w:p>
+      <w:r>
+        <w:t>ProdSvc --&gt; ClientSvc</w:t>
+      </w:r>
+    </w:p>
+    <w:p>
+      <w:r>
+        <w:t>FinSvc --&gt; ClientSvc</w:t>
+      </w:r>
+    </w:p>
+    <w:p>
+      <w:r>
+        <w:t>PaySvc --&gt; ClientSvc</w:t>
+      </w:r>
+    </w:p>
+    <w:p>
+      <w:r>
+        <w:t>DiscSvc --&gt; ClientSvc</w:t>
+      </w:r>
+    </w:p>
+    <w:p>
+      <w:r>
+        <w:t>CompSvc --&gt; ClientSvc</w:t>
+      </w:r>
+    </w:p>
+    <w:p>
+      <w:r>
+        <w:t>ClientSvc --&gt; AuditDB : **Immutable Write**\n(1 year retention, SEC-17, SEC-24)</w:t>
+      </w:r>
+    </w:p>
+    <w:p/>
+    <w:p>
+      <w:r>
+        <w:t>' Receipt Security</w:t>
+      </w:r>
+    </w:p>
+    <w:p>
+      <w:r>
+        <w:t>OrderSvc --&gt; Cust : Receipt Image</w:t>
+      </w:r>
+    </w:p>
+    <w:p>
+      <w:r>
+        <w:t>note on link : Signed Barcode (JWT/HMAC, SEC-22)</w:t>
+      </w:r>
+    </w:p>
+    <w:p/>
+    <w:p>
+      <w:r>
+        <w:t>' Live Location Privacy</w:t>
+      </w:r>
+    </w:p>
+    <w:p>
+      <w:r>
+        <w:t>TripSvc --&gt; Redis : Store Location</w:t>
+      </w:r>
+    </w:p>
+    <w:p>
+      <w:r>
+        <w:t>note on link : Only during "Rider Departed" (FR-R-04)\nRetention 24h (SEC-21)</w:t>
+      </w:r>
+    </w:p>
+    <w:p>
+      <w:r>
+        <w:lastRenderedPageBreak/>
+        <w:t>note on link : Route data also retained max 24h (SEC-23)</w:t>
+      </w:r>
+    </w:p>
+    <w:p/>
+    <w:p>
+      <w:r>
+        <w:t>' Rate Limiting &amp; Lockout</w:t>
+      </w:r>
+    </w:p>
+    <w:p>
+      <w:r>
+        <w:t>Attacker --&gt; Gateway : Brute Force Attempt</w:t>
+      </w:r>
+    </w:p>
+    <w:p>
+      <w:r>
+        <w:t>Gateway --&gt; Gateway : **Rate Limit Exceeded** → 429</w:t>
+      </w:r>
+    </w:p>
+    <w:p>
+      <w:r>
+        <w:t>Gateway --&gt; CustSvc : Account Lockout after 5 failures (SEC-11)</w:t>
+      </w:r>
+    </w:p>
+    <w:p/>
+    <w:p>
+      <w:r>
+        <w:t>' Mobile Security Measures</w:t>
+      </w:r>
+    </w:p>
+    <w:p>
+      <w:r>
+        <w:t>note bottom of Cust</w:t>
+      </w:r>
+    </w:p>
+    <w:p>
+      <w:r>
+        <w:t xml:space="preserve">  Mobile App (Capacitor):</w:t>
+      </w:r>
+    </w:p>
+    <w:p>
+      <w:r>
+        <w:t xml:space="preserve">  - Certificate Pinning (SEC-27)</w:t>
+      </w:r>
+    </w:p>
+    <w:p>
+      <w:r>
+        <w:t xml:space="preserve">  - Code Obfuscation (SEC-28)</w:t>
+      </w:r>
+    </w:p>
+    <w:p>
+      <w:r>
+        <w:t xml:space="preserve">  - Root/Jailbreak Detection (SEC-29)</w:t>
+      </w:r>
+    </w:p>
+    <w:p>
+      <w:r>
+        <w:t xml:space="preserve">  - Secure Offline Storage (SEC-30)</w:t>
+      </w:r>
+    </w:p>
+    <w:p>
+      <w:r>
+        <w:t>end note</w:t>
+      </w:r>
+    </w:p>
+    <w:p/>
+    <w:p>
+      <w:r>
+        <w:t>' Consent &amp; Deletion</w:t>
+      </w:r>
+    </w:p>
+    <w:p>
+      <w:r>
+        <w:t>CustSvc --&gt; CustSvc : Record Consent (SEC-13)\nHandle Deletion Requests (SEC-14)</w:t>
+      </w:r>
+    </w:p>
+    <w:p/>
+    <w:p>
+      <w:r>
+        <w:t>' Fraud Monitoring</w:t>
+      </w:r>
+    </w:p>
+    <w:p>
+      <w:r>
+        <w:t>FinSvc --&gt; FinSvc : Fraud Detection Rules (SEC-19)</w:t>
+      </w:r>
+    </w:p>
+    <w:p/>
+    <w:p>
+      <w:r>
+        <w:t>' Breach Notification Plan</w:t>
+      </w:r>
+    </w:p>
+    <w:p>
+      <w:r>
+        <w:t>note bottom of ClientSvc</w:t>
+      </w:r>
+    </w:p>
+    <w:p>
+      <w:r>
+        <w:t xml:space="preserve">  Breach notification process defined (SEC-16)</w:t>
+      </w:r>
+    </w:p>
+    <w:p>
+      <w:r>
+        <w:t xml:space="preserve">  - Notify affected users within 72h</w:t>
+      </w:r>
+    </w:p>
+    <w:p>
+      <w:r>
+        <w:t xml:space="preserve">  - Report to relevant authorities</w:t>
+      </w:r>
+    </w:p>
+    <w:p>
+      <w:r>
+        <w:t>end note</w:t>
+      </w:r>
+    </w:p>
+    <w:p/>
+    <w:p>
+      <w:r>
+        <w:lastRenderedPageBreak/>
+        <w:t>' Operational Security Practices</w:t>
+      </w:r>
+    </w:p>
+    <w:p>
+      <w:r>
+        <w:t>note bottom of Gateway</w:t>
+      </w:r>
+    </w:p>
+    <w:p>
+      <w:r>
+        <w:t xml:space="preserve">  Regular Security Assessments:</w:t>
+      </w:r>
+    </w:p>
+    <w:p>
+      <w:r>
+        <w:t xml:space="preserve">  - Quarterly PCI scans (SEC-06)</w:t>
+      </w:r>
+    </w:p>
+    <w:p>
+      <w:r>
+        <w:t xml:space="preserve">  - Annual penetration testing (NFR-17)</w:t>
+      </w:r>
+    </w:p>
+    <w:p>
+      <w:r>
+        <w:t xml:space="preserve">  - Dependency scanning &amp; patching (NFR-18)</w:t>
+      </w:r>
+    </w:p>
+    <w:p>
+      <w:r>
+        <w:t>end note</w:t>
+      </w:r>
+    </w:p>
+    <w:p/>
+    <w:p>
+      <w:r>
+        <w:t>' ============================</w:t>
+      </w:r>
+    </w:p>
+    <w:p>
+      <w:r>
+        <w:t>' Legend</w:t>
+      </w:r>
+    </w:p>
+    <w:p>
+      <w:r>
+        <w:t>' ============================</w:t>
+      </w:r>
+    </w:p>
+    <w:p>
+      <w:r>
+        <w:t>legend right</w:t>
+      </w:r>
+    </w:p>
+    <w:p>
+      <w:r>
+        <w:t xml:space="preserve">  | Color / Symbol | Meaning |</w:t>
+      </w:r>
+    </w:p>
+    <w:p>
+      <w:r>
+        <w:t xml:space="preserve">  | &lt;#red&gt;   | Threat Actor |</w:t>
+      </w:r>
+    </w:p>
+    <w:p>
+      <w:r>
+        <w:t xml:space="preserve">  | &lt;#green&gt; | Security Control |</w:t>
+      </w:r>
+    </w:p>
+    <w:p>
+      <w:r>
+        <w:t xml:space="preserve">  | **Bold** | Critical Security Flow |</w:t>
+      </w:r>
+    </w:p>
+    <w:p>
+      <w:r>
+        <w:t>endlegend</w:t>
       </w:r>
     </w:p>
     <w:p/>

--- a/SDS Document Code.docx
+++ b/SDS Document Code.docx
@@ -39232,6 +39232,1053 @@
     <w:p>
       <w:r>
         <w:t>endlegend</w:t>
+      </w:r>
+    </w:p>
+    <w:p/>
+    <w:p>
+      <w:r>
+        <w:t>@enduml</w:t>
+      </w:r>
+    </w:p>
+    <w:p>
+      <w:pPr>
+        <w:pStyle w:val="Heading1"/>
+      </w:pPr>
+      <w:r>
+        <w:t>CI/CD pipeline diagram</w:t>
+      </w:r>
+    </w:p>
+    <w:p>
+      <w:r>
+        <w:t>@startuml</w:t>
+      </w:r>
+    </w:p>
+    <w:p>
+      <w:r>
+        <w:t>!theme plain</w:t>
+      </w:r>
+    </w:p>
+    <w:p>
+      <w:r>
+        <w:t>title CI/CD Pipeline Diagram – Delivery Platform System (v5.0 – Definitive)</w:t>
+      </w:r>
+    </w:p>
+    <w:p/>
+    <w:p>
+      <w:r>
+        <w:t>' ============================</w:t>
+      </w:r>
+    </w:p>
+    <w:p>
+      <w:r>
+        <w:t>' Source Code Repositories</w:t>
+      </w:r>
+    </w:p>
+    <w:p>
+      <w:r>
+        <w:t>' ============================</w:t>
+      </w:r>
+    </w:p>
+    <w:p>
+      <w:r>
+        <w:t>package "Source Code (Git)" {</w:t>
+      </w:r>
+    </w:p>
+    <w:p>
+      <w:r>
+        <w:t xml:space="preserve">    folder "Backend Services\n(Monorepo, Spring Boot)" as BackendRepo &lt;&lt;repository&gt;&gt; {</w:t>
+      </w:r>
+    </w:p>
+    <w:p>
+      <w:r>
+        <w:lastRenderedPageBreak/>
+        <w:t xml:space="preserve">        file "Customer Service"</w:t>
+      </w:r>
+    </w:p>
+    <w:p>
+      <w:r>
+        <w:t xml:space="preserve">        file "Rider Service"</w:t>
+      </w:r>
+    </w:p>
+    <w:p>
+      <w:r>
+        <w:t xml:space="preserve">        file "Order Service"</w:t>
+      </w:r>
+    </w:p>
+    <w:p>
+      <w:r>
+        <w:t xml:space="preserve">        file "Trip Service"</w:t>
+      </w:r>
+    </w:p>
+    <w:p>
+      <w:r>
+        <w:t xml:space="preserve">        file "... (12+ services)"</w:t>
+      </w:r>
+    </w:p>
+    <w:p>
+      <w:r>
+        <w:t xml:space="preserve">    }</w:t>
+      </w:r>
+    </w:p>
+    <w:p>
+      <w:r>
+        <w:t xml:space="preserve">    folder "Frontend Web\n(Angular)" as WebRepo &lt;&lt;repository&gt;&gt; {</w:t>
+      </w:r>
+    </w:p>
+    <w:p>
+      <w:r>
+        <w:t xml:space="preserve">        file "Customer Web App"</w:t>
+      </w:r>
+    </w:p>
+    <w:p>
+      <w:r>
+        <w:t xml:space="preserve">        file "Admin Dashboard"</w:t>
+      </w:r>
+    </w:p>
+    <w:p>
+      <w:r>
+        <w:t xml:space="preserve">    }</w:t>
+      </w:r>
+    </w:p>
+    <w:p>
+      <w:r>
+        <w:t xml:space="preserve">    folder "Mobile App\n(Angular + Capacitor)" as MobileRepo &lt;&lt;repository&gt;&gt; {</w:t>
+      </w:r>
+    </w:p>
+    <w:p>
+      <w:r>
+        <w:t xml:space="preserve">        file "Rider/Customer App"</w:t>
+      </w:r>
+    </w:p>
+    <w:p>
+      <w:r>
+        <w:t xml:space="preserve">    }</w:t>
+      </w:r>
+    </w:p>
+    <w:p>
+      <w:r>
+        <w:t xml:space="preserve">    folder "Infrastructure\n(Helm Charts, K8s Manifests)" as InfraRepo &lt;&lt;repository&gt;&gt; {</w:t>
+      </w:r>
+    </w:p>
+    <w:p>
+      <w:r>
+        <w:t xml:space="preserve">        file "Values per Environment"</w:t>
+      </w:r>
+    </w:p>
+    <w:p>
+      <w:r>
+        <w:t xml:space="preserve">        file "Terraform (optional)"</w:t>
+      </w:r>
+    </w:p>
+    <w:p>
+      <w:r>
+        <w:t xml:space="preserve">    }</w:t>
+      </w:r>
+    </w:p>
+    <w:p>
+      <w:r>
+        <w:t>}</w:t>
+      </w:r>
+    </w:p>
+    <w:p/>
+    <w:p>
+      <w:r>
+        <w:t>' ============================</w:t>
+      </w:r>
+    </w:p>
+    <w:p>
+      <w:r>
+        <w:t>' CI/CD Server (GitLab CI / GitHub Actions)</w:t>
+      </w:r>
+    </w:p>
+    <w:p>
+      <w:r>
+        <w:t>' ============================</w:t>
+      </w:r>
+    </w:p>
+    <w:p>
+      <w:r>
+        <w:t>node "CI / CD Server" as CICD &lt;&lt;execution environment&gt;&gt; {</w:t>
+      </w:r>
+    </w:p>
+    <w:p>
+      <w:r>
+        <w:t xml:space="preserve">    </w:t>
+      </w:r>
+    </w:p>
+    <w:p>
+      <w:r>
+        <w:t xml:space="preserve">    package "Continuous Integration (CI)" {</w:t>
+      </w:r>
+    </w:p>
+    <w:p>
+      <w:r>
+        <w:t xml:space="preserve">        component "Code Commit Trigger\n(Build only changed services)" as Trigger &lt;&lt;trigger&gt;&gt;</w:t>
+      </w:r>
+    </w:p>
+    <w:p>
+      <w:r>
+        <w:t xml:space="preserve">        component "Static Analysis\n(SonarQube)" as SAST &lt;&lt;security&gt;&gt;</w:t>
+      </w:r>
+    </w:p>
+    <w:p>
+      <w:r>
+        <w:t xml:space="preserve">        component "Unit &amp; Integration Tests\n(JUnit, Mockito, Testcontainers)" as UnitTests &lt;&lt;test&gt;&gt;</w:t>
+      </w:r>
+    </w:p>
+    <w:p>
+      <w:r>
+        <w:t xml:space="preserve">        component "Build &amp; Package\n(Maven / Gradle)" as Build &lt;&lt;build&gt;&gt;</w:t>
+      </w:r>
+    </w:p>
+    <w:p>
+      <w:r>
+        <w:lastRenderedPageBreak/>
+        <w:t xml:space="preserve">        component "Container Image Build\n(Docker, Tag = Git SHA)" as DockerBuild &lt;&lt;build&gt;&gt;</w:t>
+      </w:r>
+    </w:p>
+    <w:p>
+      <w:r>
+        <w:t xml:space="preserve">        component "Container Security Scan\n(Trivy / Snyk)" as ContainerScan &lt;&lt;security&gt;&gt;</w:t>
+      </w:r>
+    </w:p>
+    <w:p>
+      <w:r>
+        <w:t xml:space="preserve">        component "Push to Registry\n(Docker Hub / ECR)" as RegistryPush &lt;&lt;registry&gt;&gt;</w:t>
+      </w:r>
+    </w:p>
+    <w:p>
+      <w:r>
+        <w:t xml:space="preserve">        </w:t>
+      </w:r>
+    </w:p>
+    <w:p>
+      <w:r>
+        <w:t xml:space="preserve">        component "Generate &amp; Publish\nAPI Docs (OpenAPI)" as ApiDocs &lt;&lt;documentation&gt;&gt;</w:t>
+      </w:r>
+    </w:p>
+    <w:p>
+      <w:r>
+        <w:t xml:space="preserve">    }</w:t>
+      </w:r>
+    </w:p>
+    <w:p>
+      <w:r>
+        <w:t xml:space="preserve">    </w:t>
+      </w:r>
+    </w:p>
+    <w:p>
+      <w:r>
+        <w:t xml:space="preserve">    package "Continuous Deployment (CD)" {</w:t>
+      </w:r>
+    </w:p>
+    <w:p>
+      <w:r>
+        <w:t xml:space="preserve">        component "Deploy to Development\n(Helm Upgrade, Dev Namespace)" as DeployDev &lt;&lt;deploy&gt;&gt;</w:t>
+      </w:r>
+    </w:p>
+    <w:p>
+      <w:r>
+        <w:t xml:space="preserve">        component "Integration / E2E Tests\n(Cypress / Newman)" as E2ETests &lt;&lt;test&gt;&gt;</w:t>
+      </w:r>
+    </w:p>
+    <w:p>
+      <w:r>
+        <w:t xml:space="preserve">        component "Deploy to Staging\n(Helm Upgrade, Staging Namespace)" as DeployStaging &lt;&lt;deploy&gt;&gt;</w:t>
+      </w:r>
+    </w:p>
+    <w:p>
+      <w:r>
+        <w:t xml:space="preserve">        component "Smoke Tests" as SmokeTests &lt;&lt;test&gt;&gt;</w:t>
+      </w:r>
+    </w:p>
+    <w:p>
+      <w:r>
+        <w:t xml:space="preserve">        component "Load &amp; Performance Tests\n(k6 / JMeter)" as LoadTests &lt;&lt;test&gt;&gt;</w:t>
+      </w:r>
+    </w:p>
+    <w:p>
+      <w:r>
+        <w:t xml:space="preserve">        component "Update Feature Flags\n(per Environment)" as FeatureFlags &lt;&lt;config&gt;&gt;</w:t>
+      </w:r>
+    </w:p>
+    <w:p>
+      <w:r>
+        <w:t xml:space="preserve">        component "Manual Approval Gate\n(For Production)" as Approval &lt;&lt;gate&gt;&gt;</w:t>
+      </w:r>
+    </w:p>
+    <w:p>
+      <w:r>
+        <w:t xml:space="preserve">        component "Deploy to Production\n(Helm Upgrade, Prod Namespace)" as DeployProd &lt;&lt;deploy&gt;&gt;</w:t>
+      </w:r>
+    </w:p>
+    <w:p>
+      <w:r>
+        <w:t xml:space="preserve">        component "Database Migrations\n(Flyway / Liquibase)" as Migrations &lt;&lt;database&gt;&gt;</w:t>
+      </w:r>
+    </w:p>
+    <w:p>
+      <w:r>
+        <w:t xml:space="preserve">        component "Post</w:t>
+      </w:r>
+      <w:r>
+        <w:rPr>
+          <w:rFonts w:ascii="Cambria Math" w:hAnsi="Cambria Math" w:cs="Cambria Math"/>
+        </w:rPr>
+        <w:t>‑</w:t>
+      </w:r>
+      <w:r>
+        <w:t>Deployment Health Checks" as HealthCheck &lt;&lt;monitor&gt;&gt;</w:t>
+      </w:r>
+    </w:p>
+    <w:p>
+      <w:r>
+        <w:t xml:space="preserve">        component "Automatic Rollback\n(Helm Rollback on Failure)" as Rollback &lt;&lt;recovery&gt;&gt;</w:t>
+      </w:r>
+    </w:p>
+    <w:p>
+      <w:r>
+        <w:t xml:space="preserve">    }</w:t>
+      </w:r>
+    </w:p>
+    <w:p>
+      <w:r>
+        <w:t xml:space="preserve">    </w:t>
+      </w:r>
+    </w:p>
+    <w:p>
+      <w:r>
+        <w:t xml:space="preserve">    component "Notification Service\n(Slack / Email)" as Notify &lt;&lt;notification&gt;&gt;</w:t>
+      </w:r>
+    </w:p>
+    <w:p>
+      <w:r>
+        <w:t>}</w:t>
+      </w:r>
+    </w:p>
+    <w:p/>
+    <w:p>
+      <w:r>
+        <w:t>' ============================</w:t>
+      </w:r>
+    </w:p>
+    <w:p>
+      <w:r>
+        <w:t>' Container Registry</w:t>
+      </w:r>
+    </w:p>
+    <w:p>
+      <w:r>
+        <w:t>' ============================</w:t>
+      </w:r>
+    </w:p>
+    <w:p>
+      <w:r>
+        <w:t>cloud "Container Registry\n(Docker Hub / AWS ECR)" as ContainerRegistry &lt;&lt;registry&gt;&gt;</w:t>
+      </w:r>
+    </w:p>
+    <w:p/>
+    <w:p>
+      <w:r>
+        <w:t>' ============================</w:t>
+      </w:r>
+    </w:p>
+    <w:p>
+      <w:r>
+        <w:t>' Target Environments (Kubernetes)</w:t>
+      </w:r>
+    </w:p>
+    <w:p>
+      <w:r>
+        <w:t>' ============================</w:t>
+      </w:r>
+    </w:p>
+    <w:p>
+      <w:r>
+        <w:t>package "Kubernetes Cluster" {</w:t>
+      </w:r>
+    </w:p>
+    <w:p>
+      <w:r>
+        <w:t xml:space="preserve">    node "Development Namespace" as DevNS &lt;&lt;environment&gt;&gt; {</w:t>
+      </w:r>
+    </w:p>
+    <w:p>
+      <w:r>
+        <w:t xml:space="preserve">        component "Dev Services" as DevSvc</w:t>
+      </w:r>
+    </w:p>
+    <w:p>
+      <w:r>
+        <w:t xml:space="preserve">    }</w:t>
+      </w:r>
+    </w:p>
+    <w:p>
+      <w:r>
+        <w:t xml:space="preserve">    node "Staging Namespace" as StagingNS &lt;&lt;environment&gt;&gt; {</w:t>
+      </w:r>
+    </w:p>
+    <w:p>
+      <w:r>
+        <w:t xml:space="preserve">        component "Staging Services" as StagingSvc</w:t>
+      </w:r>
+    </w:p>
+    <w:p>
+      <w:r>
+        <w:t xml:space="preserve">    }</w:t>
+      </w:r>
+    </w:p>
+    <w:p>
+      <w:r>
+        <w:t xml:space="preserve">    node "Production Namespace" as ProdNS &lt;&lt;environment&gt;&gt; {</w:t>
+      </w:r>
+    </w:p>
+    <w:p>
+      <w:r>
+        <w:t xml:space="preserve">        component "Production Services" as ProdSvc</w:t>
+      </w:r>
+    </w:p>
+    <w:p>
+      <w:r>
+        <w:t xml:space="preserve">        database "Production Databases" as ProdDB &lt;&lt;database&gt;&gt;</w:t>
+      </w:r>
+    </w:p>
+    <w:p>
+      <w:r>
+        <w:t xml:space="preserve">    }</w:t>
+      </w:r>
+    </w:p>
+    <w:p>
+      <w:r>
+        <w:t>}</w:t>
+      </w:r>
+    </w:p>
+    <w:p/>
+    <w:p>
+      <w:r>
+        <w:t>' ============================</w:t>
+      </w:r>
+    </w:p>
+    <w:p>
+      <w:r>
+        <w:t>' Mobile App Distribution</w:t>
+      </w:r>
+    </w:p>
+    <w:p>
+      <w:r>
+        <w:t>' ============================</w:t>
+      </w:r>
+    </w:p>
+    <w:p>
+      <w:r>
+        <w:t>package "Mobile Distribution" {</w:t>
+      </w:r>
+    </w:p>
+    <w:p>
+      <w:r>
+        <w:t xml:space="preserve">    component "Firebase App Distribution\n/ TestFlight" as MobileBeta &lt;&lt;distribution&gt;&gt;</w:t>
+      </w:r>
+    </w:p>
+    <w:p>
+      <w:r>
+        <w:t xml:space="preserve">    component "Google Play Store /\nApple App Store" as AppStores &lt;&lt;distribution&gt;&gt;</w:t>
+      </w:r>
+    </w:p>
+    <w:p>
+      <w:r>
+        <w:t>}</w:t>
+      </w:r>
+    </w:p>
+    <w:p/>
+    <w:p>
+      <w:r>
+        <w:t>' ============================</w:t>
+      </w:r>
+    </w:p>
+    <w:p>
+      <w:r>
+        <w:t>' Pipeline Flow</w:t>
+      </w:r>
+    </w:p>
+    <w:p>
+      <w:r>
+        <w:t>' ============================</w:t>
+      </w:r>
+    </w:p>
+    <w:p/>
+    <w:p>
+      <w:r>
+        <w:lastRenderedPageBreak/>
+        <w:t>' Triggers</w:t>
+      </w:r>
+    </w:p>
+    <w:p>
+      <w:r>
+        <w:t>BackendRepo --&gt; Trigger : git push (service</w:t>
+      </w:r>
+      <w:r>
+        <w:rPr>
+          <w:rFonts w:ascii="Cambria Math" w:hAnsi="Cambria Math" w:cs="Cambria Math"/>
+        </w:rPr>
+        <w:t>‑</w:t>
+      </w:r>
+      <w:r>
+        <w:t>specific changes)</w:t>
+      </w:r>
+    </w:p>
+    <w:p>
+      <w:r>
+        <w:t>WebRepo --&gt; Trigger : git push</w:t>
+      </w:r>
+    </w:p>
+    <w:p>
+      <w:r>
+        <w:t>MobileRepo --&gt; Trigger : git push</w:t>
+      </w:r>
+    </w:p>
+    <w:p>
+      <w:r>
+        <w:t>InfraRepo --&gt; Trigger : git push (starts Helm</w:t>
+      </w:r>
+      <w:r>
+        <w:rPr>
+          <w:rFonts w:ascii="Cambria Math" w:hAnsi="Cambria Math" w:cs="Cambria Math"/>
+        </w:rPr>
+        <w:t>‑</w:t>
+      </w:r>
+      <w:r>
+        <w:t>only deploy)</w:t>
+      </w:r>
+    </w:p>
+    <w:p/>
+    <w:p>
+      <w:r>
+        <w:t>' CI Stage</w:t>
+      </w:r>
+    </w:p>
+    <w:p>
+      <w:r>
+        <w:t>Trigger --&gt; SAST : **1. Static Code Analysis**</w:t>
+      </w:r>
+    </w:p>
+    <w:p>
+      <w:r>
+        <w:t>SAST --&gt; UnitTests : **2. Unit &amp; Integration Tests**</w:t>
+      </w:r>
+    </w:p>
+    <w:p>
+      <w:r>
+        <w:t>UnitTests --&gt; Build : **3. Compile &amp; Package (JAR/WAR)**</w:t>
+      </w:r>
+    </w:p>
+    <w:p>
+      <w:r>
+        <w:t>Build --&gt; DockerBuild : **4. Build Docker Image (tag=Git SHA)**</w:t>
+      </w:r>
+    </w:p>
+    <w:p>
+      <w:r>
+        <w:t>DockerBuild --&gt; ContainerScan : **5. Scan Image for Vulnerabilities**</w:t>
+      </w:r>
+    </w:p>
+    <w:p>
+      <w:r>
+        <w:t>ContainerScan --&gt; RegistryPush : **6. Push Image to Registry**</w:t>
+      </w:r>
+    </w:p>
+    <w:p>
+      <w:r>
+        <w:t>RegistryPush --&gt; ApiDocs : Generate &amp; Publish API Docs</w:t>
+      </w:r>
+    </w:p>
+    <w:p/>
+    <w:p>
+      <w:r>
+        <w:t>' CD Stage – Dev</w:t>
+      </w:r>
+    </w:p>
+    <w:p>
+      <w:r>
+        <w:t>RegistryPush --&gt; DeployDev : **7. Deploy to Dev (auto)**</w:t>
+      </w:r>
+    </w:p>
+    <w:p>
+      <w:r>
+        <w:t>DeployDev --&gt; DevSvc : Helm upgrade with new image tag</w:t>
+      </w:r>
+    </w:p>
+    <w:p>
+      <w:r>
+        <w:t>DeployDev --&gt; E2ETests : **8. Run E2E Tests**</w:t>
+      </w:r>
+    </w:p>
+    <w:p>
+      <w:r>
+        <w:t>E2ETests --&gt; Notify : Test Results</w:t>
+      </w:r>
+    </w:p>
+    <w:p/>
+    <w:p>
+      <w:r>
+        <w:t>' CD Stage – Staging</w:t>
+      </w:r>
+    </w:p>
+    <w:p>
+      <w:r>
+        <w:t>E2ETests --&gt; DeployStaging : **9. Deploy to Staging (auto on success)**</w:t>
+      </w:r>
+    </w:p>
+    <w:p>
+      <w:r>
+        <w:t>DeployStaging --&gt; StagingSvc : Helm upgrade</w:t>
+      </w:r>
+    </w:p>
+    <w:p>
+      <w:r>
+        <w:t>DeployStaging --&gt; SmokeTests : **10. Smoke Tests**</w:t>
+      </w:r>
+    </w:p>
+    <w:p>
+      <w:r>
+        <w:t>SmokeTests --&gt; LoadTests : **11. Load &amp; Performance Tests**</w:t>
+      </w:r>
+    </w:p>
+    <w:p>
+      <w:r>
+        <w:t>LoadTests --&gt; FeatureFlags : **12. Update Feature Flags (if needed)**</w:t>
+      </w:r>
+    </w:p>
+    <w:p>
+      <w:r>
+        <w:t>FeatureFlags --&gt; Approval : **13. Manual Approval Required**</w:t>
+      </w:r>
+    </w:p>
+    <w:p>
+      <w:r>
+        <w:t>Approval --&gt; DeployProd : **14. Approve &amp; Deploy to Production**</w:t>
+      </w:r>
+    </w:p>
+    <w:p>
+      <w:r>
+        <w:lastRenderedPageBreak/>
+        <w:t>DeployProd --&gt; ProdSvc : Helm upgrade</w:t>
+      </w:r>
+    </w:p>
+    <w:p>
+      <w:r>
+        <w:t>DeployProd --&gt; Migrations : Run DB migrations (per service)</w:t>
+      </w:r>
+    </w:p>
+    <w:p>
+      <w:r>
+        <w:t>DeployProd --&gt; HealthCheck : **15. Post</w:t>
+      </w:r>
+      <w:r>
+        <w:rPr>
+          <w:rFonts w:ascii="Cambria Math" w:hAnsi="Cambria Math" w:cs="Cambria Math"/>
+        </w:rPr>
+        <w:t>‑</w:t>
+      </w:r>
+      <w:r>
+        <w:t>Deployment Health Checks**</w:t>
+      </w:r>
+    </w:p>
+    <w:p>
+      <w:r>
+        <w:t>HealthCheck --&gt; Rollback : On failure → auto rollback</w:t>
+      </w:r>
+    </w:p>
+    <w:p>
+      <w:r>
+        <w:t>Rollback --&gt; Notify : Rollback Alert</w:t>
+      </w:r>
+    </w:p>
+    <w:p>
+      <w:r>
+        <w:t>HealthCheck --&gt; Notify : Deployment Success</w:t>
+      </w:r>
+    </w:p>
+    <w:p/>
+    <w:p>
+      <w:r>
+        <w:t>' Mobile App CD (separate track)</w:t>
+      </w:r>
+    </w:p>
+    <w:p>
+      <w:r>
+        <w:t>MobileRepo --&gt; Build : Build Mobile App (Capacitor)</w:t>
+      </w:r>
+    </w:p>
+    <w:p>
+      <w:r>
+        <w:t>Build --&gt; MobileBeta : Deploy Beta (Firebase/TestFlight)</w:t>
+      </w:r>
+    </w:p>
+    <w:p>
+      <w:r>
+        <w:t>MobileBeta --&gt; AppStores : Promote to Production Stores</w:t>
+      </w:r>
+    </w:p>
+    <w:p/>
+    <w:p>
+      <w:r>
+        <w:t>' Infrastructure</w:t>
+      </w:r>
+      <w:r>
+        <w:rPr>
+          <w:rFonts w:ascii="Cambria Math" w:hAnsi="Cambria Math" w:cs="Cambria Math"/>
+        </w:rPr>
+        <w:t>‑</w:t>
+      </w:r>
+      <w:r>
+        <w:t>only deployment (triggered by InfraRepo changes)</w:t>
+      </w:r>
+    </w:p>
+    <w:p>
+      <w:r>
+        <w:t>InfraRepo --&gt; DeployDev : Helm</w:t>
+      </w:r>
+      <w:r>
+        <w:rPr>
+          <w:rFonts w:ascii="Cambria Math" w:hAnsi="Cambria Math" w:cs="Cambria Math"/>
+        </w:rPr>
+        <w:t>‑</w:t>
+      </w:r>
+      <w:r>
+        <w:t>only update (no image build)</w:t>
+      </w:r>
+    </w:p>
+    <w:p/>
+    <w:p>
+      <w:r>
+        <w:t>' Notifications on failures (any stage)</w:t>
+      </w:r>
+    </w:p>
+    <w:p>
+      <w:r>
+        <w:t>SAST ..&gt; Notify : Failure Alert</w:t>
+      </w:r>
+    </w:p>
+    <w:p>
+      <w:r>
+        <w:t>UnitTests ..&gt; Notify : Failure Alert</w:t>
+      </w:r>
+    </w:p>
+    <w:p>
+      <w:r>
+        <w:t>ContainerScan ..&gt; Notify : Failure Alert</w:t>
+      </w:r>
+    </w:p>
+    <w:p>
+      <w:r>
+        <w:t>E2ETests ..&gt; Notify : Failure Alert</w:t>
+      </w:r>
+    </w:p>
+    <w:p>
+      <w:r>
+        <w:t>SmokeTests ..&gt; Notify : Failure Alert</w:t>
+      </w:r>
+    </w:p>
+    <w:p>
+      <w:r>
+        <w:t>LoadTests ..&gt; Notify : Failure Alert</w:t>
+      </w:r>
+    </w:p>
+    <w:p>
+      <w:r>
+        <w:t>HealthCheck ..&gt; Notify : Failure Alert</w:t>
+      </w:r>
+    </w:p>
+    <w:p/>
+    <w:p>
+      <w:r>
+        <w:t>' ============================</w:t>
+      </w:r>
+    </w:p>
+    <w:p>
+      <w:r>
+        <w:t>' Legend &amp; Notes</w:t>
+      </w:r>
+    </w:p>
+    <w:p>
+      <w:r>
+        <w:t>' ============================</w:t>
+      </w:r>
+    </w:p>
+    <w:p>
+      <w:r>
+        <w:t>note top of Trigger</w:t>
+      </w:r>
+    </w:p>
+    <w:p>
+      <w:r>
+        <w:t xml:space="preserve">  Only builds and tests the specific services</w:t>
+      </w:r>
+    </w:p>
+    <w:p>
+      <w:r>
+        <w:lastRenderedPageBreak/>
+        <w:t xml:space="preserve">  or apps that were modified, to keep pipelines</w:t>
+      </w:r>
+    </w:p>
+    <w:p>
+      <w:r>
+        <w:t xml:space="preserve">  fast and efficient (incremental CI).</w:t>
+      </w:r>
+    </w:p>
+    <w:p>
+      <w:r>
+        <w:t>end note</w:t>
+      </w:r>
+    </w:p>
+    <w:p/>
+    <w:p>
+      <w:r>
+        <w:t>note right of ApiDocs</w:t>
+      </w:r>
+    </w:p>
+    <w:p>
+      <w:r>
+        <w:t xml:space="preserve">  Generates OpenAPI 3.0 documentation</w:t>
+      </w:r>
+    </w:p>
+    <w:p>
+      <w:r>
+        <w:t xml:space="preserve">  (SpringDoc) and publishes it to a</w:t>
+      </w:r>
+    </w:p>
+    <w:p>
+      <w:r>
+        <w:t xml:space="preserve">  developer portal or static site.</w:t>
+      </w:r>
+    </w:p>
+    <w:p>
+      <w:r>
+        <w:t xml:space="preserve">  Ensures docs stay in sync with releases (NFR-14).</w:t>
+      </w:r>
+    </w:p>
+    <w:p>
+      <w:r>
+        <w:t>end note</w:t>
+      </w:r>
+    </w:p>
+    <w:p/>
+    <w:p>
+      <w:r>
+        <w:t>note top of LoadTests</w:t>
+      </w:r>
+    </w:p>
+    <w:p>
+      <w:r>
+        <w:t xml:space="preserve">  Validates NFR-01 (&lt;500ms p95),</w:t>
+      </w:r>
+    </w:p>
+    <w:p>
+      <w:r>
+        <w:t xml:space="preserve">  NFR-02 (route calc &lt;2s), and</w:t>
+      </w:r>
+    </w:p>
+    <w:p>
+      <w:r>
+        <w:t xml:space="preserve">  NFR-04 (10k concurrent users).</w:t>
+      </w:r>
+    </w:p>
+    <w:p>
+      <w:r>
+        <w:t xml:space="preserve">  Uses k6 or JMeter scripts stored in repo.</w:t>
+      </w:r>
+    </w:p>
+    <w:p>
+      <w:r>
+        <w:t>end note</w:t>
+      </w:r>
+    </w:p>
+    <w:p/>
+    <w:p>
+      <w:r>
+        <w:t>note top of FeatureFlags</w:t>
+      </w:r>
+    </w:p>
+    <w:p>
+      <w:r>
+        <w:t xml:space="preserve">  Updates feature toggles (NFR-16) for the</w:t>
+      </w:r>
+    </w:p>
+    <w:p>
+      <w:r>
+        <w:t xml:space="preserve">  target environment. Controls discount engine,</w:t>
+      </w:r>
+    </w:p>
+    <w:p>
+      <w:r>
+        <w:t xml:space="preserve">  route algorithm, and payment methods.</w:t>
+      </w:r>
+    </w:p>
+    <w:p>
+      <w:r>
+        <w:t xml:space="preserve">  Uses a centralized feature flag service</w:t>
+      </w:r>
+    </w:p>
+    <w:p>
+      <w:r>
+        <w:t xml:space="preserve">  (e.g., LaunchDarkly or custom).</w:t>
+      </w:r>
+    </w:p>
+    <w:p>
+      <w:r>
+        <w:t>end note</w:t>
+      </w:r>
+    </w:p>
+    <w:p/>
+    <w:p>
+      <w:r>
+        <w:t>note top of Approval</w:t>
+      </w:r>
+    </w:p>
+    <w:p>
+      <w:r>
+        <w:t xml:space="preserve">  Manual approval required before</w:t>
+      </w:r>
+    </w:p>
+    <w:p>
+      <w:r>
+        <w:t xml:space="preserve">  production deployment.</w:t>
+      </w:r>
+    </w:p>
+    <w:p>
+      <w:r>
+        <w:lastRenderedPageBreak/>
+        <w:t xml:space="preserve">  Only Lead Developer / CTO can approve.</w:t>
+      </w:r>
+    </w:p>
+    <w:p>
+      <w:r>
+        <w:t>end note</w:t>
+      </w:r>
+    </w:p>
+    <w:p/>
+    <w:p>
+      <w:r>
+        <w:t>note right of ContainerScan</w:t>
+      </w:r>
+    </w:p>
+    <w:p>
+      <w:r>
+        <w:t xml:space="preserve">  Scans for known CVEs in base images</w:t>
+      </w:r>
+    </w:p>
+    <w:p>
+      <w:r>
+        <w:t xml:space="preserve">  and dependencies. Fails pipeline on</w:t>
+      </w:r>
+    </w:p>
+    <w:p>
+      <w:r>
+        <w:t xml:space="preserve">  HIGH or CRITICAL findings.</w:t>
+      </w:r>
+    </w:p>
+    <w:p>
+      <w:r>
+        <w:t>end note</w:t>
+      </w:r>
+    </w:p>
+    <w:p/>
+    <w:p>
+      <w:r>
+        <w:t>note bottom of DeployProd</w:t>
+      </w:r>
+    </w:p>
+    <w:p>
+      <w:r>
+        <w:t xml:space="preserve">  Uses Rolling Update or Blue/Green</w:t>
+      </w:r>
+    </w:p>
+    <w:p>
+      <w:r>
+        <w:t xml:space="preserve">  deployment strategy to ensure zero</w:t>
+      </w:r>
+    </w:p>
+    <w:p>
+      <w:r>
+        <w:t xml:space="preserve">  downtime (NFR-08: 99.9% uptime).</w:t>
+      </w:r>
+    </w:p>
+    <w:p>
+      <w:r>
+        <w:t xml:space="preserve">  Image tag is immutable Git commit SHA.</w:t>
+      </w:r>
+    </w:p>
+    <w:p>
+      <w:r>
+        <w:t xml:space="preserve">  Secrets are injected from a vault</w:t>
+      </w:r>
+    </w:p>
+    <w:p>
+      <w:r>
+        <w:t xml:space="preserve">  (e.g., HashiCorp Vault) or Kubernetes</w:t>
+      </w:r>
+    </w:p>
+    <w:p>
+      <w:r>
+        <w:t xml:space="preserve">  Secrets – never stored in code.</w:t>
+      </w:r>
+    </w:p>
+    <w:p>
+      <w:r>
+        <w:t>end note</w:t>
+      </w:r>
+    </w:p>
+    <w:p/>
+    <w:p>
+      <w:r>
+        <w:t>note left of MobileBeta</w:t>
+      </w:r>
+    </w:p>
+    <w:p>
+      <w:r>
+        <w:t xml:space="preserve">  Mobile apps follow separate release</w:t>
+      </w:r>
+    </w:p>
+    <w:p>
+      <w:r>
+        <w:t xml:space="preserve">  track with beta testing before store</w:t>
+      </w:r>
+    </w:p>
+    <w:p>
+      <w:r>
+        <w:t xml:space="preserve">  submission.</w:t>
+      </w:r>
+    </w:p>
+    <w:p>
+      <w:r>
+        <w:t>end note</w:t>
+      </w:r>
+    </w:p>
+    <w:p/>
+    <w:p>
+      <w:r>
+        <w:t>note bottom of Rollback</w:t>
+      </w:r>
+    </w:p>
+    <w:p>
+      <w:r>
+        <w:t xml:space="preserve">  If health checks fail, Helm automatically</w:t>
+      </w:r>
+    </w:p>
+    <w:p>
+      <w:r>
+        <w:t xml:space="preserve">  rolls back to the previous stable revision,</w:t>
+      </w:r>
+    </w:p>
+    <w:p>
+      <w:r>
+        <w:t xml:space="preserve">  minimizing impact. Operators are alerted.</w:t>
+      </w:r>
+    </w:p>
+    <w:p>
+      <w:r>
+        <w:lastRenderedPageBreak/>
+        <w:t>end note</w:t>
       </w:r>
     </w:p>
     <w:p/>

--- a/SDS Document Code.docx
+++ b/SDS Document Code.docx
@@ -40278,6 +40278,721 @@
     <w:p>
       <w:r>
         <w:lastRenderedPageBreak/>
+        <w:t>end note</w:t>
+      </w:r>
+    </w:p>
+    <w:p/>
+    <w:p>
+      <w:r>
+        <w:t>@enduml</w:t>
+      </w:r>
+    </w:p>
+    <w:p>
+      <w:pPr>
+        <w:pStyle w:val="Heading1"/>
+      </w:pPr>
+      <w:r>
+        <w:t>Data Migration / ETL Diagram</w:t>
+      </w:r>
+    </w:p>
+    <w:p>
+      <w:r>
+        <w:t>@startuml</w:t>
+      </w:r>
+    </w:p>
+    <w:p>
+      <w:r>
+        <w:t>!theme plain</w:t>
+      </w:r>
+    </w:p>
+    <w:p>
+      <w:r>
+        <w:t>title Data Pipeline / ETL for Financial Reporting – Delivery Platform System (v2 – Perfect)</w:t>
+      </w:r>
+    </w:p>
+    <w:p/>
+    <w:p>
+      <w:r>
+        <w:t>' ============================</w:t>
+      </w:r>
+    </w:p>
+    <w:p>
+      <w:r>
+        <w:t>' Source Systems (Operational Databases)</w:t>
+      </w:r>
+    </w:p>
+    <w:p>
+      <w:r>
+        <w:t>' ============================</w:t>
+      </w:r>
+    </w:p>
+    <w:p>
+      <w:r>
+        <w:t>package "Operational Databases\n(Source of Truth)" {</w:t>
+      </w:r>
+    </w:p>
+    <w:p>
+      <w:r>
+        <w:t xml:space="preserve">    database "Order DB\n(Orders, Items, Payments)" as OrderDB &lt;&lt;source&gt;&gt;</w:t>
+      </w:r>
+    </w:p>
+    <w:p>
+      <w:r>
+        <w:t xml:space="preserve">    database "Trip DB\n(Trips, Stops, Fuel Cost)" as TripDB &lt;&lt;source&gt;&gt;</w:t>
+      </w:r>
+    </w:p>
+    <w:p>
+      <w:r>
+        <w:t xml:space="preserve">    database "Rider DB\n(Riders, Wallets, Fines)" as RiderDB &lt;&lt;source&gt;&gt;</w:t>
+      </w:r>
+    </w:p>
+    <w:p>
+      <w:r>
+        <w:t xml:space="preserve">    database "Payment DB\n(Transactions, Payouts)" as PaymentDB &lt;&lt;source&gt;&gt;</w:t>
+      </w:r>
+    </w:p>
+    <w:p>
+      <w:r>
+        <w:t xml:space="preserve">    database "Complaint DB\n(Complaints, Returns)" as ComplaintDB &lt;&lt;source&gt;&gt;</w:t>
+      </w:r>
+    </w:p>
+    <w:p>
+      <w:r>
+        <w:t>}</w:t>
+      </w:r>
+    </w:p>
+    <w:p/>
+    <w:p>
+      <w:r>
+        <w:t>' ============================</w:t>
+      </w:r>
+    </w:p>
+    <w:p>
+      <w:r>
+        <w:t>' Extraction Layer</w:t>
+      </w:r>
+    </w:p>
+    <w:p>
+      <w:r>
+        <w:t>' ============================</w:t>
+      </w:r>
+    </w:p>
+    <w:p>
+      <w:r>
+        <w:t>package "Extract" {</w:t>
+      </w:r>
+    </w:p>
+    <w:p>
+      <w:r>
+        <w:t xml:space="preserve">    component "CDC Listener\n(Debezium / Kafka Connect)" as CDC &lt;&lt;streaming&gt;&gt;</w:t>
+      </w:r>
+    </w:p>
+    <w:p>
+      <w:r>
+        <w:t xml:space="preserve">    component "Scheduled Batch Jobs\n(Quartz in Finance Service)" as BatchExtract &lt;&lt;batch&gt;&gt;</w:t>
+      </w:r>
+    </w:p>
+    <w:p>
+      <w:r>
+        <w:t>}</w:t>
+      </w:r>
+    </w:p>
+    <w:p/>
+    <w:p>
+      <w:r>
+        <w:t>' ============================</w:t>
+      </w:r>
+    </w:p>
+    <w:p>
+      <w:r>
+        <w:t>' Message Broker (Streaming)</w:t>
+      </w:r>
+    </w:p>
+    <w:p>
+      <w:r>
+        <w:lastRenderedPageBreak/>
+        <w:t>' ============================</w:t>
+      </w:r>
+    </w:p>
+    <w:p>
+      <w:r>
+        <w:t>queue "Kafka\n(Topics per Event Type)" as Kafka &lt;&lt;stream&gt;&gt;</w:t>
+      </w:r>
+    </w:p>
+    <w:p/>
+    <w:p>
+      <w:r>
+        <w:t>' ============================</w:t>
+      </w:r>
+    </w:p>
+    <w:p>
+      <w:r>
+        <w:t>' Transformation &amp; Processing</w:t>
+      </w:r>
+    </w:p>
+    <w:p>
+      <w:r>
+        <w:t>' ============================</w:t>
+      </w:r>
+    </w:p>
+    <w:p>
+      <w:r>
+        <w:t>package "Transform &amp; Aggregate\n(Finance Service)" {</w:t>
+      </w:r>
+    </w:p>
+    <w:p>
+      <w:r>
+        <w:t xml:space="preserve">    component "Stream Processor\n(Kafka Streams / Spring Cloud Stream)" as StreamProc &lt;&lt;stream processor&gt;&gt;</w:t>
+      </w:r>
+    </w:p>
+    <w:p>
+      <w:r>
+        <w:t xml:space="preserve">    component "Batch Aggregator\n(Scheduled ETL Logic)" as BatchAgg &lt;&lt;batch processor&gt;&gt;</w:t>
+      </w:r>
+    </w:p>
+    <w:p>
+      <w:r>
+        <w:t xml:space="preserve">    </w:t>
+      </w:r>
+    </w:p>
+    <w:p>
+      <w:r>
+        <w:t xml:space="preserve">    note right of StreamProc</w:t>
+      </w:r>
+    </w:p>
+    <w:p>
+      <w:r>
+        <w:t xml:space="preserve">      Real</w:t>
+      </w:r>
+      <w:r>
+        <w:rPr>
+          <w:rFonts w:ascii="Cambria Math" w:hAnsi="Cambria Math" w:cs="Cambria Math"/>
+        </w:rPr>
+        <w:t>‑</w:t>
+      </w:r>
+      <w:r>
+        <w:t>time aggregation:</w:t>
+      </w:r>
+    </w:p>
+    <w:p>
+      <w:r>
+        <w:t xml:space="preserve">      - Profit per order = (standardFee + commission + hiddenFees) – fuelCost (FR</w:t>
+      </w:r>
+      <w:r>
+        <w:rPr>
+          <w:rFonts w:ascii="Cambria Math" w:hAnsi="Cambria Math" w:cs="Cambria Math"/>
+        </w:rPr>
+        <w:t>‑</w:t>
+      </w:r>
+      <w:r>
+        <w:t>CL</w:t>
+      </w:r>
+      <w:r>
+        <w:rPr>
+          <w:rFonts w:ascii="Cambria Math" w:hAnsi="Cambria Math" w:cs="Cambria Math"/>
+        </w:rPr>
+        <w:t>‑</w:t>
+      </w:r>
+      <w:r>
+        <w:t>19)</w:t>
+      </w:r>
+    </w:p>
+    <w:p>
+      <w:r>
+        <w:t xml:space="preserve">      - Update unpaid profit shares per rider</w:t>
+      </w:r>
+    </w:p>
+    <w:p>
+      <w:r>
+        <w:t xml:space="preserve">      - App treasure balance changes</w:t>
+      </w:r>
+    </w:p>
+    <w:p>
+      <w:r>
+        <w:t xml:space="preserve">    end note</w:t>
+      </w:r>
+    </w:p>
+    <w:p>
+      <w:r>
+        <w:t xml:space="preserve">    </w:t>
+      </w:r>
+    </w:p>
+    <w:p>
+      <w:r>
+        <w:t xml:space="preserve">    note right of BatchAgg</w:t>
+      </w:r>
+    </w:p>
+    <w:p>
+      <w:r>
+        <w:t xml:space="preserve">      Daily / hourly batch reconciliation:</w:t>
+      </w:r>
+    </w:p>
+    <w:p>
+      <w:r>
+        <w:t xml:space="preserve">      - Income Statement (FR</w:t>
+      </w:r>
+      <w:r>
+        <w:rPr>
+          <w:rFonts w:ascii="Cambria Math" w:hAnsi="Cambria Math" w:cs="Cambria Math"/>
+        </w:rPr>
+        <w:t>‑</w:t>
+      </w:r>
+      <w:r>
+        <w:t>CL</w:t>
+      </w:r>
+      <w:r>
+        <w:rPr>
+          <w:rFonts w:ascii="Cambria Math" w:hAnsi="Cambria Math" w:cs="Cambria Math"/>
+        </w:rPr>
+        <w:t>‑</w:t>
+      </w:r>
+      <w:r>
+        <w:t>25)</w:t>
+      </w:r>
+    </w:p>
+    <w:p>
+      <w:r>
+        <w:t xml:space="preserve">      - Balance Sheet</w:t>
+      </w:r>
+    </w:p>
+    <w:p>
+      <w:r>
+        <w:t xml:space="preserve">      - Cash Flow Statement</w:t>
+      </w:r>
+    </w:p>
+    <w:p>
+      <w:r>
+        <w:t xml:space="preserve">      - Base</w:t>
+      </w:r>
+      <w:r>
+        <w:rPr>
+          <w:rFonts w:ascii="Cambria Math" w:hAnsi="Cambria Math" w:cs="Cambria Math"/>
+        </w:rPr>
+        <w:t>‑</w:t>
+      </w:r>
+      <w:r>
+        <w:t>wise Delivery Fee vs Fuel Cost (FR</w:t>
+      </w:r>
+      <w:r>
+        <w:rPr>
+          <w:rFonts w:ascii="Cambria Math" w:hAnsi="Cambria Math" w:cs="Cambria Math"/>
+        </w:rPr>
+        <w:t>‑</w:t>
+      </w:r>
+      <w:r>
+        <w:t>CL</w:t>
+      </w:r>
+      <w:r>
+        <w:rPr>
+          <w:rFonts w:ascii="Cambria Math" w:hAnsi="Cambria Math" w:cs="Cambria Math"/>
+        </w:rPr>
+        <w:t>‑</w:t>
+      </w:r>
+      <w:r>
+        <w:t>15)</w:t>
+      </w:r>
+    </w:p>
+    <w:p>
+      <w:r>
+        <w:t xml:space="preserve">      - Unpaid Profit Shares (FR</w:t>
+      </w:r>
+      <w:r>
+        <w:rPr>
+          <w:rFonts w:ascii="Cambria Math" w:hAnsi="Cambria Math" w:cs="Cambria Math"/>
+        </w:rPr>
+        <w:t>‑</w:t>
+      </w:r>
+      <w:r>
+        <w:t>CL</w:t>
+      </w:r>
+      <w:r>
+        <w:rPr>
+          <w:rFonts w:ascii="Cambria Math" w:hAnsi="Cambria Math" w:cs="Cambria Math"/>
+        </w:rPr>
+        <w:t>‑</w:t>
+      </w:r>
+      <w:r>
+        <w:t>20, FR</w:t>
+      </w:r>
+      <w:r>
+        <w:rPr>
+          <w:rFonts w:ascii="Cambria Math" w:hAnsi="Cambria Math" w:cs="Cambria Math"/>
+        </w:rPr>
+        <w:t>‑</w:t>
+      </w:r>
+      <w:r>
+        <w:t>CL</w:t>
+      </w:r>
+      <w:r>
+        <w:rPr>
+          <w:rFonts w:ascii="Cambria Math" w:hAnsi="Cambria Math" w:cs="Cambria Math"/>
+        </w:rPr>
+        <w:t>‑</w:t>
+      </w:r>
+      <w:r>
+        <w:t>28)</w:t>
+      </w:r>
+    </w:p>
+    <w:p>
+      <w:r>
+        <w:t xml:space="preserve">    end note</w:t>
+      </w:r>
+    </w:p>
+    <w:p>
+      <w:r>
+        <w:t xml:space="preserve">    </w:t>
+      </w:r>
+    </w:p>
+    <w:p>
+      <w:r>
+        <w:t xml:space="preserve">    component "Transformation Rules\n&amp; Validation" as Rules &lt;&lt;config&gt;&gt;</w:t>
+      </w:r>
+    </w:p>
+    <w:p>
+      <w:r>
+        <w:t>}</w:t>
+      </w:r>
+    </w:p>
+    <w:p/>
+    <w:p>
+      <w:r>
+        <w:t>' ============================</w:t>
+      </w:r>
+    </w:p>
+    <w:p>
+      <w:r>
+        <w:t>' Load / Target</w:t>
+      </w:r>
+    </w:p>
+    <w:p>
+      <w:r>
+        <w:t>' ============================</w:t>
+      </w:r>
+    </w:p>
+    <w:p>
+      <w:r>
+        <w:t>package "Finance Data Warehouse\n(Finance DB)" {</w:t>
+      </w:r>
+    </w:p>
+    <w:p>
+      <w:r>
+        <w:t xml:space="preserve">    database "Finance DB\n(Profit Snapshots,\nUnpaid Shares,\nDividend Payments,\nApp Treasure)" as FinanceDB &lt;&lt;target&gt;&gt;</w:t>
+      </w:r>
+    </w:p>
+    <w:p>
+      <w:r>
+        <w:t>}</w:t>
+      </w:r>
+    </w:p>
+    <w:p/>
+    <w:p>
+      <w:r>
+        <w:t>' ============================</w:t>
+      </w:r>
+    </w:p>
+    <w:p>
+      <w:r>
+        <w:t>' Observability &amp; Alerting</w:t>
+      </w:r>
+    </w:p>
+    <w:p>
+      <w:r>
+        <w:t>' ============================</w:t>
+      </w:r>
+    </w:p>
+    <w:p>
+      <w:r>
+        <w:t>component "Notification Service\n(Slack / Email)" as Notify &lt;&lt;alert&gt;&gt;</w:t>
+      </w:r>
+    </w:p>
+    <w:p/>
+    <w:p>
+      <w:r>
+        <w:t>' ============================</w:t>
+      </w:r>
+    </w:p>
+    <w:p>
+      <w:r>
+        <w:t>' Data Flow Connections</w:t>
+      </w:r>
+    </w:p>
+    <w:p>
+      <w:r>
+        <w:t>' ============================</w:t>
+      </w:r>
+    </w:p>
+    <w:p/>
+    <w:p>
+      <w:r>
+        <w:t>' CDC / Streaming Extract</w:t>
+      </w:r>
+    </w:p>
+    <w:p>
+      <w:r>
+        <w:t>OrderDB --&gt; CDC : Change Data Capture</w:t>
+      </w:r>
+    </w:p>
+    <w:p>
+      <w:r>
+        <w:t>TripDB --&gt; CDC</w:t>
+      </w:r>
+    </w:p>
+    <w:p>
+      <w:r>
+        <w:t>RiderDB --&gt; CDC</w:t>
+      </w:r>
+    </w:p>
+    <w:p>
+      <w:r>
+        <w:t>PaymentDB --&gt; CDC</w:t>
+      </w:r>
+    </w:p>
+    <w:p>
+      <w:r>
+        <w:t>ComplaintDB --&gt; CDC</w:t>
+      </w:r>
+    </w:p>
+    <w:p/>
+    <w:p>
+      <w:r>
+        <w:t>CDC --&gt; Kafka : publish events (OrderPlaced, PaymentCompleted, TripCompleted, etc.)</w:t>
+      </w:r>
+    </w:p>
+    <w:p/>
+    <w:p>
+      <w:r>
+        <w:t>' Streaming Processing</w:t>
+      </w:r>
+    </w:p>
+    <w:p>
+      <w:r>
+        <w:t>Kafka --&gt; StreamProc : consume events</w:t>
+      </w:r>
+    </w:p>
+    <w:p>
+      <w:r>
+        <w:lastRenderedPageBreak/>
+        <w:t>StreamProc --&gt; Rules : enrich &amp; validate</w:t>
+      </w:r>
+    </w:p>
+    <w:p>
+      <w:r>
+        <w:t>StreamProc --&gt; FinanceDB : load real</w:t>
+      </w:r>
+      <w:r>
+        <w:rPr>
+          <w:rFonts w:ascii="Cambria Math" w:hAnsi="Cambria Math" w:cs="Cambria Math"/>
+        </w:rPr>
+        <w:t>‑</w:t>
+      </w:r>
+      <w:r>
+        <w:t>time aggregates\n(profit per order, unpaid shares)</w:t>
+      </w:r>
+    </w:p>
+    <w:p/>
+    <w:p>
+      <w:r>
+        <w:t>' Batch Processing</w:t>
+      </w:r>
+    </w:p>
+    <w:p>
+      <w:r>
+        <w:t>BatchExtract --&gt; OrderDB : batch queries (e.g., daily sales totals)</w:t>
+      </w:r>
+    </w:p>
+    <w:p>
+      <w:r>
+        <w:t>BatchExtract --&gt; TripDB</w:t>
+      </w:r>
+    </w:p>
+    <w:p>
+      <w:r>
+        <w:t>BatchExtract --&gt; RiderDB</w:t>
+      </w:r>
+    </w:p>
+    <w:p>
+      <w:r>
+        <w:t>BatchExtract --&gt; PaymentDB</w:t>
+      </w:r>
+    </w:p>
+    <w:p>
+      <w:r>
+        <w:t>BatchExtract --&gt; ComplaintDB</w:t>
+      </w:r>
+    </w:p>
+    <w:p/>
+    <w:p>
+      <w:r>
+        <w:t>BatchExtract --&gt; BatchAgg : raw data</w:t>
+      </w:r>
+    </w:p>
+    <w:p>
+      <w:r>
+        <w:t>BatchAgg --&gt; Rules : transform &amp; reconcile</w:t>
+      </w:r>
+    </w:p>
+    <w:p>
+      <w:r>
+        <w:t>BatchAgg --&gt; FinanceDB : load batch reports\n(invoice statements, base comparisons, etc.)</w:t>
+      </w:r>
+    </w:p>
+    <w:p/>
+    <w:p>
+      <w:r>
+        <w:t>' Alerts on discrepancies or delays</w:t>
+      </w:r>
+    </w:p>
+    <w:p>
+      <w:r>
+        <w:t>StreamProc ..&gt; Notify : alert on processing lag / errors</w:t>
+      </w:r>
+    </w:p>
+    <w:p>
+      <w:r>
+        <w:t>BatchAgg ..&gt; Notify : alert on reconciliation failures</w:t>
+      </w:r>
+    </w:p>
+    <w:p/>
+    <w:p>
+      <w:r>
+        <w:t>' ============================</w:t>
+      </w:r>
+    </w:p>
+    <w:p>
+      <w:r>
+        <w:t>' Notes</w:t>
+      </w:r>
+    </w:p>
+    <w:p>
+      <w:r>
+        <w:t>' ============================</w:t>
+      </w:r>
+    </w:p>
+    <w:p>
+      <w:r>
+        <w:t>note top of CDC</w:t>
+      </w:r>
+    </w:p>
+    <w:p>
+      <w:r>
+        <w:t xml:space="preserve">  Uses Debezium with PostgreSQL logical</w:t>
+      </w:r>
+    </w:p>
+    <w:p>
+      <w:r>
+        <w:t xml:space="preserve">  replication to capture row</w:t>
+      </w:r>
+      <w:r>
+        <w:rPr>
+          <w:rFonts w:ascii="Cambria Math" w:hAnsi="Cambria Math" w:cs="Cambria Math"/>
+        </w:rPr>
+        <w:t>‑</w:t>
+      </w:r>
+      <w:r>
+        <w:t>level changes.</w:t>
+      </w:r>
+    </w:p>
+    <w:p>
+      <w:r>
+        <w:t xml:space="preserve">  Ensures eventual consistency between</w:t>
+      </w:r>
+    </w:p>
+    <w:p>
+      <w:r>
+        <w:t xml:space="preserve">  operational and analytical data.</w:t>
+      </w:r>
+    </w:p>
+    <w:p>
+      <w:r>
+        <w:t>end note</w:t>
+      </w:r>
+    </w:p>
+    <w:p/>
+    <w:p>
+      <w:r>
+        <w:t>note top of BatchExtract</w:t>
+      </w:r>
+    </w:p>
+    <w:p>
+      <w:r>
+        <w:lastRenderedPageBreak/>
+        <w:t xml:space="preserve">  Scheduled via Quartz in the Financial</w:t>
+      </w:r>
+    </w:p>
+    <w:p>
+      <w:r>
+        <w:t xml:space="preserve">  Reporting Service. Runs daily at midnight</w:t>
+      </w:r>
+    </w:p>
+    <w:p>
+      <w:r>
+        <w:t xml:space="preserve">  for full reconciliation and daily reports.</w:t>
+      </w:r>
+    </w:p>
+    <w:p>
+      <w:r>
+        <w:t>end note</w:t>
+      </w:r>
+    </w:p>
+    <w:p/>
+    <w:p>
+      <w:r>
+        <w:t>note right of FinanceDB</w:t>
+      </w:r>
+    </w:p>
+    <w:p>
+      <w:r>
+        <w:t xml:space="preserve">  Designed for analytical queries.</w:t>
+      </w:r>
+    </w:p>
+    <w:p>
+      <w:r>
+        <w:t xml:space="preserve">  Contains aggregated profit snapshots,</w:t>
+      </w:r>
+    </w:p>
+    <w:p>
+      <w:r>
+        <w:t xml:space="preserve">  unpaid profit shares per rider,</w:t>
+      </w:r>
+    </w:p>
+    <w:p>
+      <w:r>
+        <w:t xml:space="preserve">  dividend distribution records,</w:t>
+      </w:r>
+    </w:p>
+    <w:p>
+      <w:r>
+        <w:t xml:space="preserve">  and App Treasure transaction history.</w:t>
+      </w:r>
+    </w:p>
+    <w:p>
+      <w:r>
+        <w:t>end note</w:t>
+      </w:r>
+    </w:p>
+    <w:p/>
+    <w:p>
+      <w:r>
+        <w:t>note bottom of Kafka</w:t>
+      </w:r>
+    </w:p>
+    <w:p>
+      <w:r>
+        <w:t xml:space="preserve">  Reliable, durable event log.</w:t>
+      </w:r>
+    </w:p>
+    <w:p>
+      <w:r>
+        <w:t xml:space="preserve">  Retains data for 7 days to allow</w:t>
+      </w:r>
+    </w:p>
+    <w:p>
+      <w:r>
+        <w:t xml:space="preserve">  replay in case of failures.</w:t>
+      </w:r>
+    </w:p>
+    <w:p>
+      <w:r>
         <w:t>end note</w:t>
       </w:r>
     </w:p>
